--- a/IPA Josiah Spilker Godiz.docx
+++ b/IPA Josiah Spilker Godiz.docx
@@ -196,12 +196,21 @@
           <w:szCs w:val="32"/>
         </w:rPr>
       </w:pPr>
+      <w:proofErr w:type="spellStart"/>
       <w:r>
         <w:rPr>
           <w:sz w:val="32"/>
           <w:szCs w:val="32"/>
         </w:rPr>
-        <w:t>godiz ag</w:t>
+        <w:t>godiz</w:t>
+      </w:r>
+      <w:proofErr w:type="spellEnd"/>
+      <w:r>
+        <w:rPr>
+          <w:sz w:val="32"/>
+          <w:szCs w:val="32"/>
+        </w:rPr>
+        <w:t xml:space="preserve"> ag</w:t>
       </w:r>
     </w:p>
     <w:p>
@@ -244,8 +253,17 @@
           <w:sz w:val="32"/>
           <w:szCs w:val="32"/>
         </w:rPr>
-        <w:t>8305 Dietlikon</w:t>
-      </w:r>
+        <w:t xml:space="preserve">8305 </w:t>
+      </w:r>
+      <w:proofErr w:type="spellStart"/>
+      <w:r>
+        <w:rPr>
+          <w:sz w:val="32"/>
+          <w:szCs w:val="32"/>
+        </w:rPr>
+        <w:t>Dietlikon</w:t>
+      </w:r>
+      <w:proofErr w:type="spellEnd"/>
     </w:p>
     <w:p>
       <w:pPr>
@@ -307,7 +325,7 @@
             <w:rPr>
               <w:rFonts w:eastAsiaTheme="minorEastAsia"/>
               <w:noProof/>
-              <w:lang w:eastAsia="en-CH"/>
+              <w:lang w:val="en-CH" w:eastAsia="en-CH"/>
             </w:rPr>
           </w:pPr>
           <w:r>
@@ -319,7 +337,7 @@
           <w:r>
             <w:fldChar w:fldCharType="separate"/>
           </w:r>
-          <w:hyperlink w:anchor="_Toc228283571" w:history="1">
+          <w:hyperlink w:anchor="_Toc228347189" w:history="1">
             <w:r>
               <w:rPr>
                 <w:rStyle w:val="Hyperlink"/>
@@ -346,7 +364,7 @@
                 <w:noProof/>
                 <w:webHidden/>
               </w:rPr>
-              <w:instrText xml:space="preserve"> PAGEREF _Toc228283571 \h </w:instrText>
+              <w:instrText xml:space="preserve"> PAGEREF _Toc228347189 \h </w:instrText>
             </w:r>
             <w:r>
               <w:rPr>
@@ -387,10 +405,10 @@
             <w:rPr>
               <w:rFonts w:eastAsiaTheme="minorEastAsia"/>
               <w:noProof/>
-              <w:lang w:eastAsia="en-CH"/>
+              <w:lang w:val="en-CH" w:eastAsia="en-CH"/>
             </w:rPr>
           </w:pPr>
-          <w:hyperlink w:anchor="_Toc228283572" w:history="1">
+          <w:hyperlink w:anchor="_Toc228347190" w:history="1">
             <w:r>
               <w:rPr>
                 <w:rStyle w:val="Hyperlink"/>
@@ -402,7 +420,7 @@
               <w:rPr>
                 <w:rFonts w:eastAsiaTheme="minorEastAsia"/>
                 <w:noProof/>
-                <w:lang w:eastAsia="en-CH"/>
+                <w:lang w:val="en-CH" w:eastAsia="en-CH"/>
               </w:rPr>
               <w:tab/>
             </w:r>
@@ -432,7 +450,7 @@
                 <w:noProof/>
                 <w:webHidden/>
               </w:rPr>
-              <w:instrText xml:space="preserve"> PAGEREF _Toc228283572 \h </w:instrText>
+              <w:instrText xml:space="preserve"> PAGEREF _Toc228347190 \h </w:instrText>
             </w:r>
             <w:r>
               <w:rPr>
@@ -473,10 +491,10 @@
             <w:rPr>
               <w:rFonts w:eastAsiaTheme="minorEastAsia"/>
               <w:noProof/>
-              <w:lang w:eastAsia="en-CH"/>
+              <w:lang w:val="en-CH" w:eastAsia="en-CH"/>
             </w:rPr>
           </w:pPr>
-          <w:hyperlink w:anchor="_Toc228283573" w:history="1">
+          <w:hyperlink w:anchor="_Toc228347191" w:history="1">
             <w:r>
               <w:rPr>
                 <w:rStyle w:val="Hyperlink"/>
@@ -488,7 +506,7 @@
               <w:rPr>
                 <w:rFonts w:eastAsiaTheme="minorEastAsia"/>
                 <w:noProof/>
-                <w:lang w:eastAsia="en-CH"/>
+                <w:lang w:val="en-CH" w:eastAsia="en-CH"/>
               </w:rPr>
               <w:tab/>
             </w:r>
@@ -518,7 +536,7 @@
                 <w:noProof/>
                 <w:webHidden/>
               </w:rPr>
-              <w:instrText xml:space="preserve"> PAGEREF _Toc228283573 \h </w:instrText>
+              <w:instrText xml:space="preserve"> PAGEREF _Toc228347191 \h </w:instrText>
             </w:r>
             <w:r>
               <w:rPr>
@@ -559,10 +577,10 @@
             <w:rPr>
               <w:rFonts w:eastAsiaTheme="minorEastAsia"/>
               <w:noProof/>
-              <w:lang w:eastAsia="en-CH"/>
+              <w:lang w:val="en-CH" w:eastAsia="en-CH"/>
             </w:rPr>
           </w:pPr>
-          <w:hyperlink w:anchor="_Toc228283574" w:history="1">
+          <w:hyperlink w:anchor="_Toc228347192" w:history="1">
             <w:r>
               <w:rPr>
                 <w:rStyle w:val="Hyperlink"/>
@@ -574,7 +592,7 @@
               <w:rPr>
                 <w:rFonts w:eastAsiaTheme="minorEastAsia"/>
                 <w:noProof/>
-                <w:lang w:eastAsia="en-CH"/>
+                <w:lang w:val="en-CH" w:eastAsia="en-CH"/>
               </w:rPr>
               <w:tab/>
             </w:r>
@@ -604,7 +622,7 @@
                 <w:noProof/>
                 <w:webHidden/>
               </w:rPr>
-              <w:instrText xml:space="preserve"> PAGEREF _Toc228283574 \h </w:instrText>
+              <w:instrText xml:space="preserve"> PAGEREF _Toc228347192 \h </w:instrText>
             </w:r>
             <w:r>
               <w:rPr>
@@ -645,10 +663,10 @@
             <w:rPr>
               <w:rFonts w:eastAsiaTheme="minorEastAsia"/>
               <w:noProof/>
-              <w:lang w:eastAsia="en-CH"/>
+              <w:lang w:val="en-CH" w:eastAsia="en-CH"/>
             </w:rPr>
           </w:pPr>
-          <w:hyperlink w:anchor="_Toc228283575" w:history="1">
+          <w:hyperlink w:anchor="_Toc228347193" w:history="1">
             <w:r>
               <w:rPr>
                 <w:rStyle w:val="Hyperlink"/>
@@ -660,7 +678,7 @@
               <w:rPr>
                 <w:rFonts w:eastAsiaTheme="minorEastAsia"/>
                 <w:noProof/>
-                <w:lang w:eastAsia="en-CH"/>
+                <w:lang w:val="en-CH" w:eastAsia="en-CH"/>
               </w:rPr>
               <w:tab/>
             </w:r>
@@ -690,7 +708,7 @@
                 <w:noProof/>
                 <w:webHidden/>
               </w:rPr>
-              <w:instrText xml:space="preserve"> PAGEREF _Toc228283575 \h </w:instrText>
+              <w:instrText xml:space="preserve"> PAGEREF _Toc228347193 \h </w:instrText>
             </w:r>
             <w:r>
               <w:rPr>
@@ -731,10 +749,10 @@
             <w:rPr>
               <w:rFonts w:eastAsiaTheme="minorEastAsia"/>
               <w:noProof/>
-              <w:lang w:eastAsia="en-CH"/>
+              <w:lang w:val="en-CH" w:eastAsia="en-CH"/>
             </w:rPr>
           </w:pPr>
-          <w:hyperlink w:anchor="_Toc228283576" w:history="1">
+          <w:hyperlink w:anchor="_Toc228347194" w:history="1">
             <w:r>
               <w:rPr>
                 <w:rStyle w:val="Hyperlink"/>
@@ -746,7 +764,7 @@
               <w:rPr>
                 <w:rFonts w:eastAsiaTheme="minorEastAsia"/>
                 <w:noProof/>
-                <w:lang w:eastAsia="en-CH"/>
+                <w:lang w:val="en-CH" w:eastAsia="en-CH"/>
               </w:rPr>
               <w:tab/>
             </w:r>
@@ -776,7 +794,7 @@
                 <w:noProof/>
                 <w:webHidden/>
               </w:rPr>
-              <w:instrText xml:space="preserve"> PAGEREF _Toc228283576 \h </w:instrText>
+              <w:instrText xml:space="preserve"> PAGEREF _Toc228347194 \h </w:instrText>
             </w:r>
             <w:r>
               <w:rPr>
@@ -817,10 +835,10 @@
             <w:rPr>
               <w:rFonts w:eastAsiaTheme="minorEastAsia"/>
               <w:noProof/>
-              <w:lang w:eastAsia="en-CH"/>
+              <w:lang w:val="en-CH" w:eastAsia="en-CH"/>
             </w:rPr>
           </w:pPr>
-          <w:hyperlink w:anchor="_Toc228283577" w:history="1">
+          <w:hyperlink w:anchor="_Toc228347195" w:history="1">
             <w:r>
               <w:rPr>
                 <w:rStyle w:val="Hyperlink"/>
@@ -832,7 +850,7 @@
               <w:rPr>
                 <w:rFonts w:eastAsiaTheme="minorEastAsia"/>
                 <w:noProof/>
-                <w:lang w:eastAsia="en-CH"/>
+                <w:lang w:val="en-CH" w:eastAsia="en-CH"/>
               </w:rPr>
               <w:tab/>
             </w:r>
@@ -862,7 +880,7 @@
                 <w:noProof/>
                 <w:webHidden/>
               </w:rPr>
-              <w:instrText xml:space="preserve"> PAGEREF _Toc228283577 \h </w:instrText>
+              <w:instrText xml:space="preserve"> PAGEREF _Toc228347195 \h </w:instrText>
             </w:r>
             <w:r>
               <w:rPr>
@@ -903,10 +921,10 @@
             <w:rPr>
               <w:rFonts w:eastAsiaTheme="minorEastAsia"/>
               <w:noProof/>
-              <w:lang w:eastAsia="en-CH"/>
+              <w:lang w:val="en-CH" w:eastAsia="en-CH"/>
             </w:rPr>
           </w:pPr>
-          <w:hyperlink w:anchor="_Toc228283578" w:history="1">
+          <w:hyperlink w:anchor="_Toc228347196" w:history="1">
             <w:r>
               <w:rPr>
                 <w:rStyle w:val="Hyperlink"/>
@@ -918,7 +936,7 @@
               <w:rPr>
                 <w:rFonts w:eastAsiaTheme="minorEastAsia"/>
                 <w:noProof/>
-                <w:lang w:eastAsia="en-CH"/>
+                <w:lang w:val="en-CH" w:eastAsia="en-CH"/>
               </w:rPr>
               <w:tab/>
             </w:r>
@@ -948,7 +966,7 @@
                 <w:noProof/>
                 <w:webHidden/>
               </w:rPr>
-              <w:instrText xml:space="preserve"> PAGEREF _Toc228283578 \h </w:instrText>
+              <w:instrText xml:space="preserve"> PAGEREF _Toc228347196 \h </w:instrText>
             </w:r>
             <w:r>
               <w:rPr>
@@ -989,10 +1007,10 @@
             <w:rPr>
               <w:rFonts w:eastAsiaTheme="minorEastAsia"/>
               <w:noProof/>
-              <w:lang w:eastAsia="en-CH"/>
+              <w:lang w:val="en-CH" w:eastAsia="en-CH"/>
             </w:rPr>
           </w:pPr>
-          <w:hyperlink w:anchor="_Toc228283579" w:history="1">
+          <w:hyperlink w:anchor="_Toc228347197" w:history="1">
             <w:r>
               <w:rPr>
                 <w:rStyle w:val="Hyperlink"/>
@@ -1004,7 +1022,7 @@
               <w:rPr>
                 <w:rFonts w:eastAsiaTheme="minorEastAsia"/>
                 <w:noProof/>
-                <w:lang w:eastAsia="en-CH"/>
+                <w:lang w:val="en-CH" w:eastAsia="en-CH"/>
               </w:rPr>
               <w:tab/>
             </w:r>
@@ -1034,7 +1052,7 @@
                 <w:noProof/>
                 <w:webHidden/>
               </w:rPr>
-              <w:instrText xml:space="preserve"> PAGEREF _Toc228283579 \h </w:instrText>
+              <w:instrText xml:space="preserve"> PAGEREF _Toc228347197 \h </w:instrText>
             </w:r>
             <w:r>
               <w:rPr>
@@ -1075,10 +1093,10 @@
             <w:rPr>
               <w:rFonts w:eastAsiaTheme="minorEastAsia"/>
               <w:noProof/>
-              <w:lang w:eastAsia="en-CH"/>
+              <w:lang w:val="en-CH" w:eastAsia="en-CH"/>
             </w:rPr>
           </w:pPr>
-          <w:hyperlink w:anchor="_Toc228283580" w:history="1">
+          <w:hyperlink w:anchor="_Toc228347198" w:history="1">
             <w:r>
               <w:rPr>
                 <w:rStyle w:val="Hyperlink"/>
@@ -1090,7 +1108,7 @@
               <w:rPr>
                 <w:rFonts w:eastAsiaTheme="minorEastAsia"/>
                 <w:noProof/>
-                <w:lang w:eastAsia="en-CH"/>
+                <w:lang w:val="en-CH" w:eastAsia="en-CH"/>
               </w:rPr>
               <w:tab/>
             </w:r>
@@ -1120,7 +1138,7 @@
                 <w:noProof/>
                 <w:webHidden/>
               </w:rPr>
-              <w:instrText xml:space="preserve"> PAGEREF _Toc228283580 \h </w:instrText>
+              <w:instrText xml:space="preserve"> PAGEREF _Toc228347198 \h </w:instrText>
             </w:r>
             <w:r>
               <w:rPr>
@@ -1161,10 +1179,10 @@
             <w:rPr>
               <w:rFonts w:eastAsiaTheme="minorEastAsia"/>
               <w:noProof/>
-              <w:lang w:eastAsia="en-CH"/>
+              <w:lang w:val="en-CH" w:eastAsia="en-CH"/>
             </w:rPr>
           </w:pPr>
-          <w:hyperlink w:anchor="_Toc228283581" w:history="1">
+          <w:hyperlink w:anchor="_Toc228347199" w:history="1">
             <w:r>
               <w:rPr>
                 <w:rStyle w:val="Hyperlink"/>
@@ -1176,7 +1194,7 @@
               <w:rPr>
                 <w:rFonts w:eastAsiaTheme="minorEastAsia"/>
                 <w:noProof/>
-                <w:lang w:eastAsia="en-CH"/>
+                <w:lang w:val="en-CH" w:eastAsia="en-CH"/>
               </w:rPr>
               <w:tab/>
             </w:r>
@@ -1206,7 +1224,7 @@
                 <w:noProof/>
                 <w:webHidden/>
               </w:rPr>
-              <w:instrText xml:space="preserve"> PAGEREF _Toc228283581 \h </w:instrText>
+              <w:instrText xml:space="preserve"> PAGEREF _Toc228347199 \h </w:instrText>
             </w:r>
             <w:r>
               <w:rPr>
@@ -1247,10 +1265,10 @@
             <w:rPr>
               <w:rFonts w:eastAsiaTheme="minorEastAsia"/>
               <w:noProof/>
-              <w:lang w:eastAsia="en-CH"/>
+              <w:lang w:val="en-CH" w:eastAsia="en-CH"/>
             </w:rPr>
           </w:pPr>
-          <w:hyperlink w:anchor="_Toc228283582" w:history="1">
+          <w:hyperlink w:anchor="_Toc228347200" w:history="1">
             <w:r>
               <w:rPr>
                 <w:rStyle w:val="Hyperlink"/>
@@ -1262,7 +1280,7 @@
               <w:rPr>
                 <w:rFonts w:eastAsiaTheme="minorEastAsia"/>
                 <w:noProof/>
-                <w:lang w:eastAsia="en-CH"/>
+                <w:lang w:val="en-CH" w:eastAsia="en-CH"/>
               </w:rPr>
               <w:tab/>
             </w:r>
@@ -1292,7 +1310,7 @@
                 <w:noProof/>
                 <w:webHidden/>
               </w:rPr>
-              <w:instrText xml:space="preserve"> PAGEREF _Toc228283582 \h </w:instrText>
+              <w:instrText xml:space="preserve"> PAGEREF _Toc228347200 \h </w:instrText>
             </w:r>
             <w:r>
               <w:rPr>
@@ -1333,10 +1351,10 @@
             <w:rPr>
               <w:rFonts w:eastAsiaTheme="minorEastAsia"/>
               <w:noProof/>
-              <w:lang w:eastAsia="en-CH"/>
+              <w:lang w:val="en-CH" w:eastAsia="en-CH"/>
             </w:rPr>
           </w:pPr>
-          <w:hyperlink w:anchor="_Toc228283583" w:history="1">
+          <w:hyperlink w:anchor="_Toc228347201" w:history="1">
             <w:r>
               <w:rPr>
                 <w:rStyle w:val="Hyperlink"/>
@@ -1348,7 +1366,7 @@
               <w:rPr>
                 <w:rFonts w:eastAsiaTheme="minorEastAsia"/>
                 <w:noProof/>
-                <w:lang w:eastAsia="en-CH"/>
+                <w:lang w:val="en-CH" w:eastAsia="en-CH"/>
               </w:rPr>
               <w:tab/>
             </w:r>
@@ -1378,7 +1396,7 @@
                 <w:noProof/>
                 <w:webHidden/>
               </w:rPr>
-              <w:instrText xml:space="preserve"> PAGEREF _Toc228283583 \h </w:instrText>
+              <w:instrText xml:space="preserve"> PAGEREF _Toc228347201 \h </w:instrText>
             </w:r>
             <w:r>
               <w:rPr>
@@ -1419,10 +1437,10 @@
             <w:rPr>
               <w:rFonts w:eastAsiaTheme="minorEastAsia"/>
               <w:noProof/>
-              <w:lang w:eastAsia="en-CH"/>
+              <w:lang w:val="en-CH" w:eastAsia="en-CH"/>
             </w:rPr>
           </w:pPr>
-          <w:hyperlink w:anchor="_Toc228283584" w:history="1">
+          <w:hyperlink w:anchor="_Toc228347202" w:history="1">
             <w:r>
               <w:rPr>
                 <w:rStyle w:val="Hyperlink"/>
@@ -1434,7 +1452,7 @@
               <w:rPr>
                 <w:rFonts w:eastAsiaTheme="minorEastAsia"/>
                 <w:noProof/>
-                <w:lang w:eastAsia="en-CH"/>
+                <w:lang w:val="en-CH" w:eastAsia="en-CH"/>
               </w:rPr>
               <w:tab/>
             </w:r>
@@ -1464,7 +1482,7 @@
                 <w:noProof/>
                 <w:webHidden/>
               </w:rPr>
-              <w:instrText xml:space="preserve"> PAGEREF _Toc228283584 \h </w:instrText>
+              <w:instrText xml:space="preserve"> PAGEREF _Toc228347202 \h </w:instrText>
             </w:r>
             <w:r>
               <w:rPr>
@@ -1505,10 +1523,10 @@
             <w:rPr>
               <w:rFonts w:eastAsiaTheme="minorEastAsia"/>
               <w:noProof/>
-              <w:lang w:eastAsia="en-CH"/>
+              <w:lang w:val="en-CH" w:eastAsia="en-CH"/>
             </w:rPr>
           </w:pPr>
-          <w:hyperlink w:anchor="_Toc228283585" w:history="1">
+          <w:hyperlink w:anchor="_Toc228347203" w:history="1">
             <w:r>
               <w:rPr>
                 <w:rStyle w:val="Hyperlink"/>
@@ -1520,7 +1538,7 @@
               <w:rPr>
                 <w:rFonts w:eastAsiaTheme="minorEastAsia"/>
                 <w:noProof/>
-                <w:lang w:eastAsia="en-CH"/>
+                <w:lang w:val="en-CH" w:eastAsia="en-CH"/>
               </w:rPr>
               <w:tab/>
             </w:r>
@@ -1550,7 +1568,7 @@
                 <w:noProof/>
                 <w:webHidden/>
               </w:rPr>
-              <w:instrText xml:space="preserve"> PAGEREF _Toc228283585 \h </w:instrText>
+              <w:instrText xml:space="preserve"> PAGEREF _Toc228347203 \h </w:instrText>
             </w:r>
             <w:r>
               <w:rPr>
@@ -1591,10 +1609,10 @@
             <w:rPr>
               <w:rFonts w:eastAsiaTheme="minorEastAsia"/>
               <w:noProof/>
-              <w:lang w:eastAsia="en-CH"/>
+              <w:lang w:val="en-CH" w:eastAsia="en-CH"/>
             </w:rPr>
           </w:pPr>
-          <w:hyperlink w:anchor="_Toc228283586" w:history="1">
+          <w:hyperlink w:anchor="_Toc228347204" w:history="1">
             <w:r>
               <w:rPr>
                 <w:rStyle w:val="Hyperlink"/>
@@ -1606,7 +1624,7 @@
               <w:rPr>
                 <w:rFonts w:eastAsiaTheme="minorEastAsia"/>
                 <w:noProof/>
-                <w:lang w:eastAsia="en-CH"/>
+                <w:lang w:val="en-CH" w:eastAsia="en-CH"/>
               </w:rPr>
               <w:tab/>
             </w:r>
@@ -1636,7 +1654,7 @@
                 <w:noProof/>
                 <w:webHidden/>
               </w:rPr>
-              <w:instrText xml:space="preserve"> PAGEREF _Toc228283586 \h </w:instrText>
+              <w:instrText xml:space="preserve"> PAGEREF _Toc228347204 \h </w:instrText>
             </w:r>
             <w:r>
               <w:rPr>
@@ -1677,10 +1695,10 @@
             <w:rPr>
               <w:rFonts w:eastAsiaTheme="minorEastAsia"/>
               <w:noProof/>
-              <w:lang w:eastAsia="en-CH"/>
+              <w:lang w:val="en-CH" w:eastAsia="en-CH"/>
             </w:rPr>
           </w:pPr>
-          <w:hyperlink w:anchor="_Toc228283587" w:history="1">
+          <w:hyperlink w:anchor="_Toc228347205" w:history="1">
             <w:r>
               <w:rPr>
                 <w:rStyle w:val="Hyperlink"/>
@@ -1692,7 +1710,7 @@
               <w:rPr>
                 <w:rFonts w:eastAsiaTheme="minorEastAsia"/>
                 <w:noProof/>
-                <w:lang w:eastAsia="en-CH"/>
+                <w:lang w:val="en-CH" w:eastAsia="en-CH"/>
               </w:rPr>
               <w:tab/>
             </w:r>
@@ -1722,7 +1740,7 @@
                 <w:noProof/>
                 <w:webHidden/>
               </w:rPr>
-              <w:instrText xml:space="preserve"> PAGEREF _Toc228283587 \h </w:instrText>
+              <w:instrText xml:space="preserve"> PAGEREF _Toc228347205 \h </w:instrText>
             </w:r>
             <w:r>
               <w:rPr>
@@ -1762,10 +1780,10 @@
             <w:rPr>
               <w:rFonts w:eastAsiaTheme="minorEastAsia"/>
               <w:noProof/>
-              <w:lang w:eastAsia="en-CH"/>
+              <w:lang w:val="en-CH" w:eastAsia="en-CH"/>
             </w:rPr>
           </w:pPr>
-          <w:hyperlink w:anchor="_Toc228283588" w:history="1">
+          <w:hyperlink w:anchor="_Toc228347206" w:history="1">
             <w:r>
               <w:rPr>
                 <w:rStyle w:val="Hyperlink"/>
@@ -1792,7 +1810,7 @@
                 <w:noProof/>
                 <w:webHidden/>
               </w:rPr>
-              <w:instrText xml:space="preserve"> PAGEREF _Toc228283588 \h </w:instrText>
+              <w:instrText xml:space="preserve"> PAGEREF _Toc228347206 \h </w:instrText>
             </w:r>
             <w:r>
               <w:rPr>
@@ -1832,10 +1850,10 @@
             <w:rPr>
               <w:rFonts w:eastAsiaTheme="minorEastAsia"/>
               <w:noProof/>
-              <w:lang w:eastAsia="en-CH"/>
+              <w:lang w:val="en-CH" w:eastAsia="en-CH"/>
             </w:rPr>
           </w:pPr>
-          <w:hyperlink w:anchor="_Toc228283589" w:history="1">
+          <w:hyperlink w:anchor="_Toc228347207" w:history="1">
             <w:r>
               <w:rPr>
                 <w:rStyle w:val="Hyperlink"/>
@@ -1862,7 +1880,7 @@
                 <w:noProof/>
                 <w:webHidden/>
               </w:rPr>
-              <w:instrText xml:space="preserve"> PAGEREF _Toc228283589 \h </w:instrText>
+              <w:instrText xml:space="preserve"> PAGEREF _Toc228347207 \h </w:instrText>
             </w:r>
             <w:r>
               <w:rPr>
@@ -1903,10 +1921,10 @@
             <w:rPr>
               <w:rFonts w:eastAsiaTheme="minorEastAsia"/>
               <w:noProof/>
-              <w:lang w:eastAsia="en-CH"/>
+              <w:lang w:val="en-CH" w:eastAsia="en-CH"/>
             </w:rPr>
           </w:pPr>
-          <w:hyperlink w:anchor="_Toc228283590" w:history="1">
+          <w:hyperlink w:anchor="_Toc228347208" w:history="1">
             <w:r>
               <w:rPr>
                 <w:rStyle w:val="Hyperlink"/>
@@ -1918,7 +1936,7 @@
               <w:rPr>
                 <w:rFonts w:eastAsiaTheme="minorEastAsia"/>
                 <w:noProof/>
-                <w:lang w:eastAsia="en-CH"/>
+                <w:lang w:val="en-CH" w:eastAsia="en-CH"/>
               </w:rPr>
               <w:tab/>
             </w:r>
@@ -1948,7 +1966,7 @@
                 <w:noProof/>
                 <w:webHidden/>
               </w:rPr>
-              <w:instrText xml:space="preserve"> PAGEREF _Toc228283590 \h </w:instrText>
+              <w:instrText xml:space="preserve"> PAGEREF _Toc228347208 \h </w:instrText>
             </w:r>
             <w:r>
               <w:rPr>
@@ -1968,7 +1986,7 @@
                 <w:noProof/>
                 <w:webHidden/>
               </w:rPr>
-              <w:t>26</w:t>
+              <w:t>25</w:t>
             </w:r>
             <w:r>
               <w:rPr>
@@ -1989,10 +2007,10 @@
             <w:rPr>
               <w:rFonts w:eastAsiaTheme="minorEastAsia"/>
               <w:noProof/>
-              <w:lang w:eastAsia="en-CH"/>
+              <w:lang w:val="en-CH" w:eastAsia="en-CH"/>
             </w:rPr>
           </w:pPr>
-          <w:hyperlink w:anchor="_Toc228283591" w:history="1">
+          <w:hyperlink w:anchor="_Toc228347209" w:history="1">
             <w:r>
               <w:rPr>
                 <w:rStyle w:val="Hyperlink"/>
@@ -2004,7 +2022,7 @@
               <w:rPr>
                 <w:rFonts w:eastAsiaTheme="minorEastAsia"/>
                 <w:noProof/>
-                <w:lang w:eastAsia="en-CH"/>
+                <w:lang w:val="en-CH" w:eastAsia="en-CH"/>
               </w:rPr>
               <w:tab/>
             </w:r>
@@ -2034,7 +2052,7 @@
                 <w:noProof/>
                 <w:webHidden/>
               </w:rPr>
-              <w:instrText xml:space="preserve"> PAGEREF _Toc228283591 \h </w:instrText>
+              <w:instrText xml:space="preserve"> PAGEREF _Toc228347209 \h </w:instrText>
             </w:r>
             <w:r>
               <w:rPr>
@@ -2054,7 +2072,7 @@
                 <w:noProof/>
                 <w:webHidden/>
               </w:rPr>
-              <w:t>27</w:t>
+              <w:t>26</w:t>
             </w:r>
             <w:r>
               <w:rPr>
@@ -2074,10 +2092,10 @@
             <w:rPr>
               <w:rFonts w:eastAsiaTheme="minorEastAsia"/>
               <w:noProof/>
-              <w:lang w:eastAsia="en-CH"/>
+              <w:lang w:val="en-CH" w:eastAsia="en-CH"/>
             </w:rPr>
           </w:pPr>
-          <w:hyperlink w:anchor="_Toc228283592" w:history="1">
+          <w:hyperlink w:anchor="_Toc228347210" w:history="1">
             <w:r>
               <w:rPr>
                 <w:rStyle w:val="Hyperlink"/>
@@ -2104,7 +2122,7 @@
                 <w:noProof/>
                 <w:webHidden/>
               </w:rPr>
-              <w:instrText xml:space="preserve"> PAGEREF _Toc228283592 \h </w:instrText>
+              <w:instrText xml:space="preserve"> PAGEREF _Toc228347210 \h </w:instrText>
             </w:r>
             <w:r>
               <w:rPr>
@@ -2124,7 +2142,7 @@
                 <w:noProof/>
                 <w:webHidden/>
               </w:rPr>
-              <w:t>27</w:t>
+              <w:t>26</w:t>
             </w:r>
             <w:r>
               <w:rPr>
@@ -2144,10 +2162,10 @@
             <w:rPr>
               <w:rFonts w:eastAsiaTheme="minorEastAsia"/>
               <w:noProof/>
-              <w:lang w:eastAsia="en-CH"/>
+              <w:lang w:val="en-CH" w:eastAsia="en-CH"/>
             </w:rPr>
           </w:pPr>
-          <w:hyperlink w:anchor="_Toc228283593" w:history="1">
+          <w:hyperlink w:anchor="_Toc228347211" w:history="1">
             <w:r>
               <w:rPr>
                 <w:rStyle w:val="Hyperlink"/>
@@ -2174,7 +2192,7 @@
                 <w:noProof/>
                 <w:webHidden/>
               </w:rPr>
-              <w:instrText xml:space="preserve"> PAGEREF _Toc228283593 \h </w:instrText>
+              <w:instrText xml:space="preserve"> PAGEREF _Toc228347211 \h </w:instrText>
             </w:r>
             <w:r>
               <w:rPr>
@@ -2194,7 +2212,7 @@
                 <w:noProof/>
                 <w:webHidden/>
               </w:rPr>
-              <w:t>27</w:t>
+              <w:t>26</w:t>
             </w:r>
             <w:r>
               <w:rPr>
@@ -2214,10 +2232,10 @@
             <w:rPr>
               <w:rFonts w:eastAsiaTheme="minorEastAsia"/>
               <w:noProof/>
-              <w:lang w:eastAsia="en-CH"/>
+              <w:lang w:val="en-CH" w:eastAsia="en-CH"/>
             </w:rPr>
           </w:pPr>
-          <w:hyperlink w:anchor="_Toc228283594" w:history="1">
+          <w:hyperlink w:anchor="_Toc228347212" w:history="1">
             <w:r>
               <w:rPr>
                 <w:rStyle w:val="Hyperlink"/>
@@ -2244,7 +2262,7 @@
                 <w:noProof/>
                 <w:webHidden/>
               </w:rPr>
-              <w:instrText xml:space="preserve"> PAGEREF _Toc228283594 \h </w:instrText>
+              <w:instrText xml:space="preserve"> PAGEREF _Toc228347212 \h </w:instrText>
             </w:r>
             <w:r>
               <w:rPr>
@@ -2264,7 +2282,7 @@
                 <w:noProof/>
                 <w:webHidden/>
               </w:rPr>
-              <w:t>27</w:t>
+              <w:t>26</w:t>
             </w:r>
             <w:r>
               <w:rPr>
@@ -2284,10 +2302,10 @@
             <w:rPr>
               <w:rFonts w:eastAsiaTheme="minorEastAsia"/>
               <w:noProof/>
-              <w:lang w:eastAsia="en-CH"/>
+              <w:lang w:val="en-CH" w:eastAsia="en-CH"/>
             </w:rPr>
           </w:pPr>
-          <w:hyperlink w:anchor="_Toc228283595" w:history="1">
+          <w:hyperlink w:anchor="_Toc228347213" w:history="1">
             <w:r>
               <w:rPr>
                 <w:rStyle w:val="Hyperlink"/>
@@ -2314,7 +2332,7 @@
                 <w:noProof/>
                 <w:webHidden/>
               </w:rPr>
-              <w:instrText xml:space="preserve"> PAGEREF _Toc228283595 \h </w:instrText>
+              <w:instrText xml:space="preserve"> PAGEREF _Toc228347213 \h </w:instrText>
             </w:r>
             <w:r>
               <w:rPr>
@@ -2334,7 +2352,7 @@
                 <w:noProof/>
                 <w:webHidden/>
               </w:rPr>
-              <w:t>28</w:t>
+              <w:t>27</w:t>
             </w:r>
             <w:r>
               <w:rPr>
@@ -2354,10 +2372,10 @@
             <w:rPr>
               <w:rFonts w:eastAsiaTheme="minorEastAsia"/>
               <w:noProof/>
-              <w:lang w:eastAsia="en-CH"/>
+              <w:lang w:val="en-CH" w:eastAsia="en-CH"/>
             </w:rPr>
           </w:pPr>
-          <w:hyperlink w:anchor="_Toc228283596" w:history="1">
+          <w:hyperlink w:anchor="_Toc228347214" w:history="1">
             <w:r>
               <w:rPr>
                 <w:rStyle w:val="Hyperlink"/>
@@ -2384,7 +2402,7 @@
                 <w:noProof/>
                 <w:webHidden/>
               </w:rPr>
-              <w:instrText xml:space="preserve"> PAGEREF _Toc228283596 \h </w:instrText>
+              <w:instrText xml:space="preserve"> PAGEREF _Toc228347214 \h </w:instrText>
             </w:r>
             <w:r>
               <w:rPr>
@@ -2404,7 +2422,7 @@
                 <w:noProof/>
                 <w:webHidden/>
               </w:rPr>
-              <w:t>28</w:t>
+              <w:t>27</w:t>
             </w:r>
             <w:r>
               <w:rPr>
@@ -2417,23 +2435,23 @@
         </w:p>
         <w:p>
           <w:pPr>
-            <w:pStyle w:val="TOC1"/>
+            <w:pStyle w:val="TOC2"/>
             <w:tabs>
               <w:tab w:val="right" w:leader="dot" w:pos="9016"/>
             </w:tabs>
             <w:rPr>
               <w:rFonts w:eastAsiaTheme="minorEastAsia"/>
               <w:noProof/>
-              <w:lang w:eastAsia="en-CH"/>
+              <w:lang w:val="en-CH" w:eastAsia="en-CH"/>
             </w:rPr>
           </w:pPr>
-          <w:hyperlink w:anchor="_Toc228283597" w:history="1">
+          <w:hyperlink w:anchor="_Toc228347215" w:history="1">
             <w:r>
               <w:rPr>
                 <w:rStyle w:val="Hyperlink"/>
                 <w:noProof/>
               </w:rPr>
-              <w:t>2.6 New Technology</w:t>
+              <w:t>2.6 Technology Research</w:t>
             </w:r>
             <w:r>
               <w:rPr>
@@ -2454,7 +2472,265 @@
                 <w:noProof/>
                 <w:webHidden/>
               </w:rPr>
-              <w:instrText xml:space="preserve"> PAGEREF _Toc228283597 \h </w:instrText>
+              <w:instrText xml:space="preserve"> PAGEREF _Toc228347215 \h </w:instrText>
+            </w:r>
+            <w:r>
+              <w:rPr>
+                <w:noProof/>
+                <w:webHidden/>
+              </w:rPr>
+            </w:r>
+            <w:r>
+              <w:rPr>
+                <w:noProof/>
+                <w:webHidden/>
+              </w:rPr>
+              <w:fldChar w:fldCharType="separate"/>
+            </w:r>
+            <w:r>
+              <w:rPr>
+                <w:noProof/>
+                <w:webHidden/>
+              </w:rPr>
+              <w:t>28</w:t>
+            </w:r>
+            <w:r>
+              <w:rPr>
+                <w:noProof/>
+                <w:webHidden/>
+              </w:rPr>
+              <w:fldChar w:fldCharType="end"/>
+            </w:r>
+          </w:hyperlink>
+        </w:p>
+        <w:p>
+          <w:pPr>
+            <w:pStyle w:val="TOC3"/>
+            <w:tabs>
+              <w:tab w:val="left" w:pos="1440"/>
+              <w:tab w:val="right" w:leader="dot" w:pos="9016"/>
+            </w:tabs>
+            <w:rPr>
+              <w:rFonts w:eastAsiaTheme="minorEastAsia"/>
+              <w:noProof/>
+              <w:lang w:val="en-CH" w:eastAsia="en-CH"/>
+            </w:rPr>
+          </w:pPr>
+          <w:hyperlink w:anchor="_Toc228347216" w:history="1">
+            <w:r>
+              <w:rPr>
+                <w:rStyle w:val="Hyperlink"/>
+                <w:noProof/>
+              </w:rPr>
+              <w:t>2.6.1</w:t>
+            </w:r>
+            <w:r>
+              <w:rPr>
+                <w:rFonts w:eastAsiaTheme="minorEastAsia"/>
+                <w:noProof/>
+                <w:lang w:val="en-CH" w:eastAsia="en-CH"/>
+              </w:rPr>
+              <w:tab/>
+            </w:r>
+            <w:r>
+              <w:rPr>
+                <w:rStyle w:val="Hyperlink"/>
+                <w:noProof/>
+              </w:rPr>
+              <w:t>Standard duplicate detection / why a custom solution is needed</w:t>
+            </w:r>
+            <w:r>
+              <w:rPr>
+                <w:noProof/>
+                <w:webHidden/>
+              </w:rPr>
+              <w:tab/>
+            </w:r>
+            <w:r>
+              <w:rPr>
+                <w:noProof/>
+                <w:webHidden/>
+              </w:rPr>
+              <w:fldChar w:fldCharType="begin"/>
+            </w:r>
+            <w:r>
+              <w:rPr>
+                <w:noProof/>
+                <w:webHidden/>
+              </w:rPr>
+              <w:instrText xml:space="preserve"> PAGEREF _Toc228347216 \h </w:instrText>
+            </w:r>
+            <w:r>
+              <w:rPr>
+                <w:noProof/>
+                <w:webHidden/>
+              </w:rPr>
+            </w:r>
+            <w:r>
+              <w:rPr>
+                <w:noProof/>
+                <w:webHidden/>
+              </w:rPr>
+              <w:fldChar w:fldCharType="separate"/>
+            </w:r>
+            <w:r>
+              <w:rPr>
+                <w:noProof/>
+                <w:webHidden/>
+              </w:rPr>
+              <w:t>28</w:t>
+            </w:r>
+            <w:r>
+              <w:rPr>
+                <w:noProof/>
+                <w:webHidden/>
+              </w:rPr>
+              <w:fldChar w:fldCharType="end"/>
+            </w:r>
+          </w:hyperlink>
+        </w:p>
+        <w:p>
+          <w:pPr>
+            <w:pStyle w:val="TOC3"/>
+            <w:tabs>
+              <w:tab w:val="left" w:pos="1440"/>
+              <w:tab w:val="right" w:leader="dot" w:pos="9016"/>
+            </w:tabs>
+            <w:rPr>
+              <w:rFonts w:eastAsiaTheme="minorEastAsia"/>
+              <w:noProof/>
+              <w:lang w:val="en-CH" w:eastAsia="en-CH"/>
+            </w:rPr>
+          </w:pPr>
+          <w:hyperlink w:anchor="_Toc228347217" w:history="1">
+            <w:r>
+              <w:rPr>
+                <w:rStyle w:val="Hyperlink"/>
+                <w:noProof/>
+              </w:rPr>
+              <w:t>2.6.2</w:t>
+            </w:r>
+            <w:r>
+              <w:rPr>
+                <w:rFonts w:eastAsiaTheme="minorEastAsia"/>
+                <w:noProof/>
+                <w:lang w:val="en-CH" w:eastAsia="en-CH"/>
+              </w:rPr>
+              <w:tab/>
+            </w:r>
+            <w:r>
+              <w:rPr>
+                <w:rStyle w:val="Hyperlink"/>
+                <w:noProof/>
+              </w:rPr>
+              <w:t>The PCF Lifecycle &amp; Structure: init, updateView, getOutputs, destroy</w:t>
+            </w:r>
+            <w:r>
+              <w:rPr>
+                <w:noProof/>
+                <w:webHidden/>
+              </w:rPr>
+              <w:tab/>
+            </w:r>
+            <w:r>
+              <w:rPr>
+                <w:noProof/>
+                <w:webHidden/>
+              </w:rPr>
+              <w:fldChar w:fldCharType="begin"/>
+            </w:r>
+            <w:r>
+              <w:rPr>
+                <w:noProof/>
+                <w:webHidden/>
+              </w:rPr>
+              <w:instrText xml:space="preserve"> PAGEREF _Toc228347217 \h </w:instrText>
+            </w:r>
+            <w:r>
+              <w:rPr>
+                <w:noProof/>
+                <w:webHidden/>
+              </w:rPr>
+            </w:r>
+            <w:r>
+              <w:rPr>
+                <w:noProof/>
+                <w:webHidden/>
+              </w:rPr>
+              <w:fldChar w:fldCharType="separate"/>
+            </w:r>
+            <w:r>
+              <w:rPr>
+                <w:noProof/>
+                <w:webHidden/>
+              </w:rPr>
+              <w:t>29</w:t>
+            </w:r>
+            <w:r>
+              <w:rPr>
+                <w:noProof/>
+                <w:webHidden/>
+              </w:rPr>
+              <w:fldChar w:fldCharType="end"/>
+            </w:r>
+          </w:hyperlink>
+        </w:p>
+        <w:p>
+          <w:pPr>
+            <w:pStyle w:val="TOC3"/>
+            <w:tabs>
+              <w:tab w:val="left" w:pos="1440"/>
+              <w:tab w:val="right" w:leader="dot" w:pos="9016"/>
+            </w:tabs>
+            <w:rPr>
+              <w:rFonts w:eastAsiaTheme="minorEastAsia"/>
+              <w:noProof/>
+              <w:lang w:val="en-CH" w:eastAsia="en-CH"/>
+            </w:rPr>
+          </w:pPr>
+          <w:hyperlink w:anchor="_Toc228347218" w:history="1">
+            <w:r>
+              <w:rPr>
+                <w:rStyle w:val="Hyperlink"/>
+                <w:noProof/>
+              </w:rPr>
+              <w:t>2.6.3</w:t>
+            </w:r>
+            <w:r>
+              <w:rPr>
+                <w:rFonts w:eastAsiaTheme="minorEastAsia"/>
+                <w:noProof/>
+                <w:lang w:val="en-CH" w:eastAsia="en-CH"/>
+              </w:rPr>
+              <w:tab/>
+            </w:r>
+            <w:r>
+              <w:rPr>
+                <w:rStyle w:val="Hyperlink"/>
+                <w:noProof/>
+              </w:rPr>
+              <w:t>Expanding related records: single request vs multiple calls</w:t>
+            </w:r>
+            <w:r>
+              <w:rPr>
+                <w:noProof/>
+                <w:webHidden/>
+              </w:rPr>
+              <w:tab/>
+            </w:r>
+            <w:r>
+              <w:rPr>
+                <w:noProof/>
+                <w:webHidden/>
+              </w:rPr>
+              <w:fldChar w:fldCharType="begin"/>
+            </w:r>
+            <w:r>
+              <w:rPr>
+                <w:noProof/>
+                <w:webHidden/>
+              </w:rPr>
+              <w:instrText xml:space="preserve"> PAGEREF _Toc228347218 \h </w:instrText>
             </w:r>
             <w:r>
               <w:rPr>
@@ -2495,10 +2771,10 @@
             <w:rPr>
               <w:rFonts w:eastAsiaTheme="minorEastAsia"/>
               <w:noProof/>
-              <w:lang w:eastAsia="en-CH"/>
+              <w:lang w:val="en-CH" w:eastAsia="en-CH"/>
             </w:rPr>
           </w:pPr>
-          <w:hyperlink w:anchor="_Toc228283598" w:history="1">
+          <w:hyperlink w:anchor="_Toc228347219" w:history="1">
             <w:r>
               <w:rPr>
                 <w:rStyle w:val="Hyperlink"/>
@@ -2510,7 +2786,7 @@
               <w:rPr>
                 <w:rFonts w:eastAsiaTheme="minorEastAsia"/>
                 <w:noProof/>
-                <w:lang w:eastAsia="en-CH"/>
+                <w:lang w:val="en-CH" w:eastAsia="en-CH"/>
               </w:rPr>
               <w:tab/>
             </w:r>
@@ -2519,7 +2795,21 @@
                 <w:rStyle w:val="Hyperlink"/>
                 <w:noProof/>
               </w:rPr>
-              <w:t>Questions</w:t>
+              <w:t>Feedback/Ques</w:t>
+            </w:r>
+            <w:r>
+              <w:rPr>
+                <w:rStyle w:val="Hyperlink"/>
+                <w:noProof/>
+              </w:rPr>
+              <w:t>t</w:t>
+            </w:r>
+            <w:r>
+              <w:rPr>
+                <w:rStyle w:val="Hyperlink"/>
+                <w:noProof/>
+              </w:rPr>
+              <w:t>ion</w:t>
             </w:r>
             <w:r>
               <w:rPr>
@@ -2540,7 +2830,7 @@
                 <w:noProof/>
                 <w:webHidden/>
               </w:rPr>
-              <w:instrText xml:space="preserve"> PAGEREF _Toc228283598 \h </w:instrText>
+              <w:instrText xml:space="preserve"> PAGEREF _Toc228347219 \h </w:instrText>
             </w:r>
             <w:r>
               <w:rPr>
@@ -2581,10 +2871,10 @@
             <w:rPr>
               <w:rFonts w:eastAsiaTheme="minorEastAsia"/>
               <w:noProof/>
-              <w:lang w:eastAsia="en-CH"/>
+              <w:lang w:val="en-CH" w:eastAsia="en-CH"/>
             </w:rPr>
           </w:pPr>
-          <w:hyperlink w:anchor="_Toc228283599" w:history="1">
+          <w:hyperlink w:anchor="_Toc228347220" w:history="1">
             <w:r>
               <w:rPr>
                 <w:rStyle w:val="Hyperlink"/>
@@ -2596,7 +2886,7 @@
               <w:rPr>
                 <w:rFonts w:eastAsiaTheme="minorEastAsia"/>
                 <w:noProof/>
-                <w:lang w:eastAsia="en-CH"/>
+                <w:lang w:val="en-CH" w:eastAsia="en-CH"/>
               </w:rPr>
               <w:tab/>
             </w:r>
@@ -2626,7 +2916,7 @@
                 <w:noProof/>
                 <w:webHidden/>
               </w:rPr>
-              <w:instrText xml:space="preserve"> PAGEREF _Toc228283599 \h </w:instrText>
+              <w:instrText xml:space="preserve"> PAGEREF _Toc228347220 \h </w:instrText>
             </w:r>
             <w:r>
               <w:rPr>
@@ -2667,10 +2957,10 @@
             <w:rPr>
               <w:rFonts w:eastAsiaTheme="minorEastAsia"/>
               <w:noProof/>
-              <w:lang w:eastAsia="en-CH"/>
+              <w:lang w:val="en-CH" w:eastAsia="en-CH"/>
             </w:rPr>
           </w:pPr>
-          <w:hyperlink w:anchor="_Toc228283600" w:history="1">
+          <w:hyperlink w:anchor="_Toc228347221" w:history="1">
             <w:r>
               <w:rPr>
                 <w:rStyle w:val="Hyperlink"/>
@@ -2682,7 +2972,7 @@
               <w:rPr>
                 <w:rFonts w:eastAsiaTheme="minorEastAsia"/>
                 <w:noProof/>
-                <w:lang w:eastAsia="en-CH"/>
+                <w:lang w:val="en-CH" w:eastAsia="en-CH"/>
               </w:rPr>
               <w:tab/>
             </w:r>
@@ -2712,7 +3002,7 @@
                 <w:noProof/>
                 <w:webHidden/>
               </w:rPr>
-              <w:instrText xml:space="preserve"> PAGEREF _Toc228283600 \h </w:instrText>
+              <w:instrText xml:space="preserve"> PAGEREF _Toc228347221 \h </w:instrText>
             </w:r>
             <w:r>
               <w:rPr>
@@ -2753,10 +3043,10 @@
             <w:rPr>
               <w:rFonts w:eastAsiaTheme="minorEastAsia"/>
               <w:noProof/>
-              <w:lang w:eastAsia="en-CH"/>
+              <w:lang w:val="en-CH" w:eastAsia="en-CH"/>
             </w:rPr>
           </w:pPr>
-          <w:hyperlink w:anchor="_Toc228283601" w:history="1">
+          <w:hyperlink w:anchor="_Toc228347222" w:history="1">
             <w:r>
               <w:rPr>
                 <w:rStyle w:val="Hyperlink"/>
@@ -2768,7 +3058,7 @@
               <w:rPr>
                 <w:rFonts w:eastAsiaTheme="minorEastAsia"/>
                 <w:noProof/>
-                <w:lang w:eastAsia="en-CH"/>
+                <w:lang w:val="en-CH" w:eastAsia="en-CH"/>
               </w:rPr>
               <w:tab/>
             </w:r>
@@ -2798,7 +3088,7 @@
                 <w:noProof/>
                 <w:webHidden/>
               </w:rPr>
-              <w:instrText xml:space="preserve"> PAGEREF _Toc228283601 \h </w:instrText>
+              <w:instrText xml:space="preserve"> PAGEREF _Toc228347222 \h </w:instrText>
             </w:r>
             <w:r>
               <w:rPr>
@@ -2839,10 +3129,10 @@
             <w:rPr>
               <w:rFonts w:eastAsiaTheme="minorEastAsia"/>
               <w:noProof/>
-              <w:lang w:eastAsia="en-CH"/>
+              <w:lang w:val="en-CH" w:eastAsia="en-CH"/>
             </w:rPr>
           </w:pPr>
-          <w:hyperlink w:anchor="_Toc228283602" w:history="1">
+          <w:hyperlink w:anchor="_Toc228347223" w:history="1">
             <w:r>
               <w:rPr>
                 <w:rStyle w:val="Hyperlink"/>
@@ -2854,7 +3144,7 @@
               <w:rPr>
                 <w:rFonts w:eastAsiaTheme="minorEastAsia"/>
                 <w:noProof/>
-                <w:lang w:eastAsia="en-CH"/>
+                <w:lang w:val="en-CH" w:eastAsia="en-CH"/>
               </w:rPr>
               <w:tab/>
             </w:r>
@@ -2884,7 +3174,7 @@
                 <w:noProof/>
                 <w:webHidden/>
               </w:rPr>
-              <w:instrText xml:space="preserve"> PAGEREF _Toc228283602 \h </w:instrText>
+              <w:instrText xml:space="preserve"> PAGEREF _Toc228347223 \h </w:instrText>
             </w:r>
             <w:r>
               <w:rPr>
@@ -2925,10 +3215,10 @@
             <w:rPr>
               <w:rFonts w:eastAsiaTheme="minorEastAsia"/>
               <w:noProof/>
-              <w:lang w:eastAsia="en-CH"/>
+              <w:lang w:val="en-CH" w:eastAsia="en-CH"/>
             </w:rPr>
           </w:pPr>
-          <w:hyperlink w:anchor="_Toc228283603" w:history="1">
+          <w:hyperlink w:anchor="_Toc228347224" w:history="1">
             <w:r>
               <w:rPr>
                 <w:rStyle w:val="Hyperlink"/>
@@ -2940,7 +3230,7 @@
               <w:rPr>
                 <w:rFonts w:eastAsiaTheme="minorEastAsia"/>
                 <w:noProof/>
-                <w:lang w:eastAsia="en-CH"/>
+                <w:lang w:val="en-CH" w:eastAsia="en-CH"/>
               </w:rPr>
               <w:tab/>
             </w:r>
@@ -2970,7 +3260,7 @@
                 <w:noProof/>
                 <w:webHidden/>
               </w:rPr>
-              <w:instrText xml:space="preserve"> PAGEREF _Toc228283603 \h </w:instrText>
+              <w:instrText xml:space="preserve"> PAGEREF _Toc228347224 \h </w:instrText>
             </w:r>
             <w:r>
               <w:rPr>
@@ -3010,10 +3300,10 @@
             <w:rPr>
               <w:rFonts w:eastAsiaTheme="minorEastAsia"/>
               <w:noProof/>
-              <w:lang w:eastAsia="en-CH"/>
+              <w:lang w:val="en-CH" w:eastAsia="en-CH"/>
             </w:rPr>
           </w:pPr>
-          <w:hyperlink w:anchor="_Toc228283604" w:history="1">
+          <w:hyperlink w:anchor="_Toc228347225" w:history="1">
             <w:r>
               <w:rPr>
                 <w:rStyle w:val="Hyperlink"/>
@@ -3040,7 +3330,7 @@
                 <w:noProof/>
                 <w:webHidden/>
               </w:rPr>
-              <w:instrText xml:space="preserve"> PAGEREF _Toc228283604 \h </w:instrText>
+              <w:instrText xml:space="preserve"> PAGEREF _Toc228347225 \h </w:instrText>
             </w:r>
             <w:r>
               <w:rPr>
@@ -3080,10 +3370,10 @@
             <w:rPr>
               <w:rFonts w:eastAsiaTheme="minorEastAsia"/>
               <w:noProof/>
-              <w:lang w:eastAsia="en-CH"/>
+              <w:lang w:val="en-CH" w:eastAsia="en-CH"/>
             </w:rPr>
           </w:pPr>
-          <w:hyperlink w:anchor="_Toc228283605" w:history="1">
+          <w:hyperlink w:anchor="_Toc228347226" w:history="1">
             <w:r>
               <w:rPr>
                 <w:rStyle w:val="Hyperlink"/>
@@ -3110,7 +3400,7 @@
                 <w:noProof/>
                 <w:webHidden/>
               </w:rPr>
-              <w:instrText xml:space="preserve"> PAGEREF _Toc228283605 \h </w:instrText>
+              <w:instrText xml:space="preserve"> PAGEREF _Toc228347226 \h </w:instrText>
             </w:r>
             <w:r>
               <w:rPr>
@@ -3151,10 +3441,10 @@
             <w:rPr>
               <w:rFonts w:eastAsiaTheme="minorEastAsia"/>
               <w:noProof/>
-              <w:lang w:eastAsia="en-CH"/>
+              <w:lang w:val="en-CH" w:eastAsia="en-CH"/>
             </w:rPr>
           </w:pPr>
-          <w:hyperlink w:anchor="_Toc228283606" w:history="1">
+          <w:hyperlink w:anchor="_Toc228347227" w:history="1">
             <w:r>
               <w:rPr>
                 <w:rStyle w:val="Hyperlink"/>
@@ -3166,7 +3456,7 @@
               <w:rPr>
                 <w:rFonts w:eastAsiaTheme="minorEastAsia"/>
                 <w:noProof/>
-                <w:lang w:eastAsia="en-CH"/>
+                <w:lang w:val="en-CH" w:eastAsia="en-CH"/>
               </w:rPr>
               <w:tab/>
             </w:r>
@@ -3196,7 +3486,7 @@
                 <w:noProof/>
                 <w:webHidden/>
               </w:rPr>
-              <w:instrText xml:space="preserve"> PAGEREF _Toc228283606 \h </w:instrText>
+              <w:instrText xml:space="preserve"> PAGEREF _Toc228347227 \h </w:instrText>
             </w:r>
             <w:r>
               <w:rPr>
@@ -3237,10 +3527,10 @@
             <w:rPr>
               <w:rFonts w:eastAsiaTheme="minorEastAsia"/>
               <w:noProof/>
-              <w:lang w:eastAsia="en-CH"/>
+              <w:lang w:val="en-CH" w:eastAsia="en-CH"/>
             </w:rPr>
           </w:pPr>
-          <w:hyperlink w:anchor="_Toc228283607" w:history="1">
+          <w:hyperlink w:anchor="_Toc228347228" w:history="1">
             <w:r>
               <w:rPr>
                 <w:rStyle w:val="Hyperlink"/>
@@ -3253,7 +3543,7 @@
               <w:rPr>
                 <w:rFonts w:eastAsiaTheme="minorEastAsia"/>
                 <w:noProof/>
-                <w:lang w:eastAsia="en-CH"/>
+                <w:lang w:val="en-CH" w:eastAsia="en-CH"/>
               </w:rPr>
               <w:tab/>
             </w:r>
@@ -3284,7 +3574,7 @@
                 <w:noProof/>
                 <w:webHidden/>
               </w:rPr>
-              <w:instrText xml:space="preserve"> PAGEREF _Toc228283607 \h </w:instrText>
+              <w:instrText xml:space="preserve"> PAGEREF _Toc228347228 \h </w:instrText>
             </w:r>
             <w:r>
               <w:rPr>
@@ -3325,10 +3615,10 @@
             <w:rPr>
               <w:rFonts w:eastAsiaTheme="minorEastAsia"/>
               <w:noProof/>
-              <w:lang w:eastAsia="en-CH"/>
+              <w:lang w:val="en-CH" w:eastAsia="en-CH"/>
             </w:rPr>
           </w:pPr>
-          <w:hyperlink w:anchor="_Toc228283608" w:history="1">
+          <w:hyperlink w:anchor="_Toc228347229" w:history="1">
             <w:r>
               <w:rPr>
                 <w:rStyle w:val="Hyperlink"/>
@@ -3341,7 +3631,7 @@
               <w:rPr>
                 <w:rFonts w:eastAsiaTheme="minorEastAsia"/>
                 <w:noProof/>
-                <w:lang w:eastAsia="en-CH"/>
+                <w:lang w:val="en-CH" w:eastAsia="en-CH"/>
               </w:rPr>
               <w:tab/>
             </w:r>
@@ -3372,7 +3662,7 @@
                 <w:noProof/>
                 <w:webHidden/>
               </w:rPr>
-              <w:instrText xml:space="preserve"> PAGEREF _Toc228283608 \h </w:instrText>
+              <w:instrText xml:space="preserve"> PAGEREF _Toc228347229 \h </w:instrText>
             </w:r>
             <w:r>
               <w:rPr>
@@ -3413,10 +3703,10 @@
             <w:rPr>
               <w:rFonts w:eastAsiaTheme="minorEastAsia"/>
               <w:noProof/>
-              <w:lang w:eastAsia="en-CH"/>
+              <w:lang w:val="en-CH" w:eastAsia="en-CH"/>
             </w:rPr>
           </w:pPr>
-          <w:hyperlink w:anchor="_Toc228283609" w:history="1">
+          <w:hyperlink w:anchor="_Toc228347230" w:history="1">
             <w:r>
               <w:rPr>
                 <w:rStyle w:val="Hyperlink"/>
@@ -3428,7 +3718,7 @@
               <w:rPr>
                 <w:rFonts w:eastAsiaTheme="minorEastAsia"/>
                 <w:noProof/>
-                <w:lang w:eastAsia="en-CH"/>
+                <w:lang w:val="en-CH" w:eastAsia="en-CH"/>
               </w:rPr>
               <w:tab/>
             </w:r>
@@ -3458,7 +3748,7 @@
                 <w:noProof/>
                 <w:webHidden/>
               </w:rPr>
-              <w:instrText xml:space="preserve"> PAGEREF _Toc228283609 \h </w:instrText>
+              <w:instrText xml:space="preserve"> PAGEREF _Toc228347230 \h </w:instrText>
             </w:r>
             <w:r>
               <w:rPr>
@@ -3499,10 +3789,10 @@
             <w:rPr>
               <w:rFonts w:eastAsiaTheme="minorEastAsia"/>
               <w:noProof/>
-              <w:lang w:eastAsia="en-CH"/>
+              <w:lang w:val="en-CH" w:eastAsia="en-CH"/>
             </w:rPr>
           </w:pPr>
-          <w:hyperlink w:anchor="_Toc228283610" w:history="1">
+          <w:hyperlink w:anchor="_Toc228347231" w:history="1">
             <w:r>
               <w:rPr>
                 <w:rStyle w:val="Hyperlink"/>
@@ -3514,7 +3804,7 @@
               <w:rPr>
                 <w:rFonts w:eastAsiaTheme="minorEastAsia"/>
                 <w:noProof/>
-                <w:lang w:eastAsia="en-CH"/>
+                <w:lang w:val="en-CH" w:eastAsia="en-CH"/>
               </w:rPr>
               <w:tab/>
             </w:r>
@@ -3544,7 +3834,7 @@
                 <w:noProof/>
                 <w:webHidden/>
               </w:rPr>
-              <w:instrText xml:space="preserve"> PAGEREF _Toc228283610 \h </w:instrText>
+              <w:instrText xml:space="preserve"> PAGEREF _Toc228347231 \h </w:instrText>
             </w:r>
             <w:r>
               <w:rPr>
@@ -3585,10 +3875,10 @@
             <w:rPr>
               <w:rFonts w:eastAsiaTheme="minorEastAsia"/>
               <w:noProof/>
-              <w:lang w:eastAsia="en-CH"/>
+              <w:lang w:val="en-CH" w:eastAsia="en-CH"/>
             </w:rPr>
           </w:pPr>
-          <w:hyperlink w:anchor="_Toc228283611" w:history="1">
+          <w:hyperlink w:anchor="_Toc228347232" w:history="1">
             <w:r>
               <w:rPr>
                 <w:rStyle w:val="Hyperlink"/>
@@ -3601,7 +3891,7 @@
               <w:rPr>
                 <w:rFonts w:eastAsiaTheme="minorEastAsia"/>
                 <w:noProof/>
-                <w:lang w:eastAsia="en-CH"/>
+                <w:lang w:val="en-CH" w:eastAsia="en-CH"/>
               </w:rPr>
               <w:tab/>
             </w:r>
@@ -3632,7 +3922,7 @@
                 <w:noProof/>
                 <w:webHidden/>
               </w:rPr>
-              <w:instrText xml:space="preserve"> PAGEREF _Toc228283611 \h </w:instrText>
+              <w:instrText xml:space="preserve"> PAGEREF _Toc228347232 \h </w:instrText>
             </w:r>
             <w:r>
               <w:rPr>
@@ -3673,10 +3963,10 @@
             <w:rPr>
               <w:rFonts w:eastAsiaTheme="minorEastAsia"/>
               <w:noProof/>
-              <w:lang w:eastAsia="en-CH"/>
+              <w:lang w:val="en-CH" w:eastAsia="en-CH"/>
             </w:rPr>
           </w:pPr>
-          <w:hyperlink w:anchor="_Toc228283612" w:history="1">
+          <w:hyperlink w:anchor="_Toc228347233" w:history="1">
             <w:r>
               <w:rPr>
                 <w:rStyle w:val="Hyperlink"/>
@@ -3688,7 +3978,7 @@
               <w:rPr>
                 <w:rFonts w:eastAsiaTheme="minorEastAsia"/>
                 <w:noProof/>
-                <w:lang w:eastAsia="en-CH"/>
+                <w:lang w:val="en-CH" w:eastAsia="en-CH"/>
               </w:rPr>
               <w:tab/>
             </w:r>
@@ -3718,7 +4008,7 @@
                 <w:noProof/>
                 <w:webHidden/>
               </w:rPr>
-              <w:instrText xml:space="preserve"> PAGEREF _Toc228283612 \h </w:instrText>
+              <w:instrText xml:space="preserve"> PAGEREF _Toc228347233 \h </w:instrText>
             </w:r>
             <w:r>
               <w:rPr>
@@ -3759,10 +4049,10 @@
             <w:rPr>
               <w:rFonts w:eastAsiaTheme="minorEastAsia"/>
               <w:noProof/>
-              <w:lang w:eastAsia="en-CH"/>
+              <w:lang w:val="en-CH" w:eastAsia="en-CH"/>
             </w:rPr>
           </w:pPr>
-          <w:hyperlink w:anchor="_Toc228283613" w:history="1">
+          <w:hyperlink w:anchor="_Toc228347234" w:history="1">
             <w:r>
               <w:rPr>
                 <w:rStyle w:val="Hyperlink"/>
@@ -3774,7 +4064,7 @@
               <w:rPr>
                 <w:rFonts w:eastAsiaTheme="minorEastAsia"/>
                 <w:noProof/>
-                <w:lang w:eastAsia="en-CH"/>
+                <w:lang w:val="en-CH" w:eastAsia="en-CH"/>
               </w:rPr>
               <w:tab/>
             </w:r>
@@ -3804,7 +4094,7 @@
                 <w:noProof/>
                 <w:webHidden/>
               </w:rPr>
-              <w:instrText xml:space="preserve"> PAGEREF _Toc228283613 \h </w:instrText>
+              <w:instrText xml:space="preserve"> PAGEREF _Toc228347234 \h </w:instrText>
             </w:r>
             <w:r>
               <w:rPr>
@@ -3845,10 +4135,10 @@
             <w:rPr>
               <w:rFonts w:eastAsiaTheme="minorEastAsia"/>
               <w:noProof/>
-              <w:lang w:eastAsia="en-CH"/>
+              <w:lang w:val="en-CH" w:eastAsia="en-CH"/>
             </w:rPr>
           </w:pPr>
-          <w:hyperlink w:anchor="_Toc228283614" w:history="1">
+          <w:hyperlink w:anchor="_Toc228347235" w:history="1">
             <w:r>
               <w:rPr>
                 <w:rStyle w:val="Hyperlink"/>
@@ -3860,7 +4150,7 @@
               <w:rPr>
                 <w:rFonts w:eastAsiaTheme="minorEastAsia"/>
                 <w:noProof/>
-                <w:lang w:eastAsia="en-CH"/>
+                <w:lang w:val="en-CH" w:eastAsia="en-CH"/>
               </w:rPr>
               <w:tab/>
             </w:r>
@@ -3890,7 +4180,7 @@
                 <w:noProof/>
                 <w:webHidden/>
               </w:rPr>
-              <w:instrText xml:space="preserve"> PAGEREF _Toc228283614 \h </w:instrText>
+              <w:instrText xml:space="preserve"> PAGEREF _Toc228347235 \h </w:instrText>
             </w:r>
             <w:r>
               <w:rPr>
@@ -3931,10 +4221,10 @@
             <w:rPr>
               <w:rFonts w:eastAsiaTheme="minorEastAsia"/>
               <w:noProof/>
-              <w:lang w:eastAsia="en-CH"/>
+              <w:lang w:val="en-CH" w:eastAsia="en-CH"/>
             </w:rPr>
           </w:pPr>
-          <w:hyperlink w:anchor="_Toc228283615" w:history="1">
+          <w:hyperlink w:anchor="_Toc228347236" w:history="1">
             <w:r>
               <w:rPr>
                 <w:rStyle w:val="Hyperlink"/>
@@ -3946,7 +4236,7 @@
               <w:rPr>
                 <w:rFonts w:eastAsiaTheme="minorEastAsia"/>
                 <w:noProof/>
-                <w:lang w:eastAsia="en-CH"/>
+                <w:lang w:val="en-CH" w:eastAsia="en-CH"/>
               </w:rPr>
               <w:tab/>
             </w:r>
@@ -3976,7 +4266,7 @@
                 <w:noProof/>
                 <w:webHidden/>
               </w:rPr>
-              <w:instrText xml:space="preserve"> PAGEREF _Toc228283615 \h </w:instrText>
+              <w:instrText xml:space="preserve"> PAGEREF _Toc228347236 \h </w:instrText>
             </w:r>
             <w:r>
               <w:rPr>
@@ -4017,10 +4307,10 @@
             <w:rPr>
               <w:rFonts w:eastAsiaTheme="minorEastAsia"/>
               <w:noProof/>
-              <w:lang w:eastAsia="en-CH"/>
+              <w:lang w:val="en-CH" w:eastAsia="en-CH"/>
             </w:rPr>
           </w:pPr>
-          <w:hyperlink w:anchor="_Toc228283616" w:history="1">
+          <w:hyperlink w:anchor="_Toc228347237" w:history="1">
             <w:r>
               <w:rPr>
                 <w:rStyle w:val="Hyperlink"/>
@@ -4032,7 +4322,7 @@
               <w:rPr>
                 <w:rFonts w:eastAsiaTheme="minorEastAsia"/>
                 <w:noProof/>
-                <w:lang w:eastAsia="en-CH"/>
+                <w:lang w:val="en-CH" w:eastAsia="en-CH"/>
               </w:rPr>
               <w:tab/>
             </w:r>
@@ -4062,7 +4352,7 @@
                 <w:noProof/>
                 <w:webHidden/>
               </w:rPr>
-              <w:instrText xml:space="preserve"> PAGEREF _Toc228283616 \h </w:instrText>
+              <w:instrText xml:space="preserve"> PAGEREF _Toc228347237 \h </w:instrText>
             </w:r>
             <w:r>
               <w:rPr>
@@ -4103,10 +4393,10 @@
             <w:rPr>
               <w:rFonts w:eastAsiaTheme="minorEastAsia"/>
               <w:noProof/>
-              <w:lang w:eastAsia="en-CH"/>
+              <w:lang w:val="en-CH" w:eastAsia="en-CH"/>
             </w:rPr>
           </w:pPr>
-          <w:hyperlink w:anchor="_Toc228283617" w:history="1">
+          <w:hyperlink w:anchor="_Toc228347238" w:history="1">
             <w:r>
               <w:rPr>
                 <w:rStyle w:val="Hyperlink"/>
@@ -4118,7 +4408,7 @@
               <w:rPr>
                 <w:rFonts w:eastAsiaTheme="minorEastAsia"/>
                 <w:noProof/>
-                <w:lang w:eastAsia="en-CH"/>
+                <w:lang w:val="en-CH" w:eastAsia="en-CH"/>
               </w:rPr>
               <w:tab/>
             </w:r>
@@ -4148,7 +4438,7 @@
                 <w:noProof/>
                 <w:webHidden/>
               </w:rPr>
-              <w:instrText xml:space="preserve"> PAGEREF _Toc228283617 \h </w:instrText>
+              <w:instrText xml:space="preserve"> PAGEREF _Toc228347238 \h </w:instrText>
             </w:r>
             <w:r>
               <w:rPr>
@@ -4189,10 +4479,10 @@
             <w:rPr>
               <w:rFonts w:eastAsiaTheme="minorEastAsia"/>
               <w:noProof/>
-              <w:lang w:eastAsia="en-CH"/>
+              <w:lang w:val="en-CH" w:eastAsia="en-CH"/>
             </w:rPr>
           </w:pPr>
-          <w:hyperlink w:anchor="_Toc228283618" w:history="1">
+          <w:hyperlink w:anchor="_Toc228347239" w:history="1">
             <w:r>
               <w:rPr>
                 <w:rStyle w:val="Hyperlink"/>
@@ -4204,7 +4494,7 @@
               <w:rPr>
                 <w:rFonts w:eastAsiaTheme="minorEastAsia"/>
                 <w:noProof/>
-                <w:lang w:eastAsia="en-CH"/>
+                <w:lang w:val="en-CH" w:eastAsia="en-CH"/>
               </w:rPr>
               <w:tab/>
             </w:r>
@@ -4234,7 +4524,7 @@
                 <w:noProof/>
                 <w:webHidden/>
               </w:rPr>
-              <w:instrText xml:space="preserve"> PAGEREF _Toc228283618 \h </w:instrText>
+              <w:instrText xml:space="preserve"> PAGEREF _Toc228347239 \h </w:instrText>
             </w:r>
             <w:r>
               <w:rPr>
@@ -4275,10 +4565,10 @@
             <w:rPr>
               <w:rFonts w:eastAsiaTheme="minorEastAsia"/>
               <w:noProof/>
-              <w:lang w:eastAsia="en-CH"/>
+              <w:lang w:val="en-CH" w:eastAsia="en-CH"/>
             </w:rPr>
           </w:pPr>
-          <w:hyperlink w:anchor="_Toc228283619" w:history="1">
+          <w:hyperlink w:anchor="_Toc228347240" w:history="1">
             <w:r>
               <w:rPr>
                 <w:rStyle w:val="Hyperlink"/>
@@ -4290,7 +4580,7 @@
               <w:rPr>
                 <w:rFonts w:eastAsiaTheme="minorEastAsia"/>
                 <w:noProof/>
-                <w:lang w:eastAsia="en-CH"/>
+                <w:lang w:val="en-CH" w:eastAsia="en-CH"/>
               </w:rPr>
               <w:tab/>
             </w:r>
@@ -4320,7 +4610,7 @@
                 <w:noProof/>
                 <w:webHidden/>
               </w:rPr>
-              <w:instrText xml:space="preserve"> PAGEREF _Toc228283619 \h </w:instrText>
+              <w:instrText xml:space="preserve"> PAGEREF _Toc228347240 \h </w:instrText>
             </w:r>
             <w:r>
               <w:rPr>
@@ -4360,10 +4650,10 @@
             <w:rPr>
               <w:rFonts w:eastAsiaTheme="minorEastAsia"/>
               <w:noProof/>
-              <w:lang w:eastAsia="en-CH"/>
+              <w:lang w:val="en-CH" w:eastAsia="en-CH"/>
             </w:rPr>
           </w:pPr>
-          <w:hyperlink w:anchor="_Toc228283620" w:history="1">
+          <w:hyperlink w:anchor="_Toc228347241" w:history="1">
             <w:r>
               <w:rPr>
                 <w:rStyle w:val="Hyperlink"/>
@@ -4390,7 +4680,7 @@
                 <w:noProof/>
                 <w:webHidden/>
               </w:rPr>
-              <w:instrText xml:space="preserve"> PAGEREF _Toc228283620 \h </w:instrText>
+              <w:instrText xml:space="preserve"> PAGEREF _Toc228347241 \h </w:instrText>
             </w:r>
             <w:r>
               <w:rPr>
@@ -4431,10 +4721,10 @@
             <w:rPr>
               <w:rFonts w:eastAsiaTheme="minorEastAsia"/>
               <w:noProof/>
-              <w:lang w:eastAsia="en-CH"/>
+              <w:lang w:val="en-CH" w:eastAsia="en-CH"/>
             </w:rPr>
           </w:pPr>
-          <w:hyperlink w:anchor="_Toc228283621" w:history="1">
+          <w:hyperlink w:anchor="_Toc228347242" w:history="1">
             <w:r>
               <w:rPr>
                 <w:rStyle w:val="Hyperlink"/>
@@ -4446,7 +4736,7 @@
               <w:rPr>
                 <w:rFonts w:eastAsiaTheme="minorEastAsia"/>
                 <w:noProof/>
-                <w:lang w:eastAsia="en-CH"/>
+                <w:lang w:val="en-CH" w:eastAsia="en-CH"/>
               </w:rPr>
               <w:tab/>
             </w:r>
@@ -4476,7 +4766,7 @@
                 <w:noProof/>
                 <w:webHidden/>
               </w:rPr>
-              <w:instrText xml:space="preserve"> PAGEREF _Toc228283621 \h </w:instrText>
+              <w:instrText xml:space="preserve"> PAGEREF _Toc228347242 \h </w:instrText>
             </w:r>
             <w:r>
               <w:rPr>
@@ -4517,10 +4807,10 @@
             <w:rPr>
               <w:rFonts w:eastAsiaTheme="minorEastAsia"/>
               <w:noProof/>
-              <w:lang w:eastAsia="en-CH"/>
+              <w:lang w:val="en-CH" w:eastAsia="en-CH"/>
             </w:rPr>
           </w:pPr>
-          <w:hyperlink w:anchor="_Toc228283622" w:history="1">
+          <w:hyperlink w:anchor="_Toc228347243" w:history="1">
             <w:r>
               <w:rPr>
                 <w:rStyle w:val="Hyperlink"/>
@@ -4532,7 +4822,7 @@
               <w:rPr>
                 <w:rFonts w:eastAsiaTheme="minorEastAsia"/>
                 <w:noProof/>
-                <w:lang w:eastAsia="en-CH"/>
+                <w:lang w:val="en-CH" w:eastAsia="en-CH"/>
               </w:rPr>
               <w:tab/>
             </w:r>
@@ -4562,7 +4852,7 @@
                 <w:noProof/>
                 <w:webHidden/>
               </w:rPr>
-              <w:instrText xml:space="preserve"> PAGEREF _Toc228283622 \h </w:instrText>
+              <w:instrText xml:space="preserve"> PAGEREF _Toc228347243 \h </w:instrText>
             </w:r>
             <w:r>
               <w:rPr>
@@ -4603,10 +4893,10 @@
             <w:rPr>
               <w:rFonts w:eastAsiaTheme="minorEastAsia"/>
               <w:noProof/>
-              <w:lang w:eastAsia="en-CH"/>
+              <w:lang w:val="en-CH" w:eastAsia="en-CH"/>
             </w:rPr>
           </w:pPr>
-          <w:hyperlink w:anchor="_Toc228283623" w:history="1">
+          <w:hyperlink w:anchor="_Toc228347244" w:history="1">
             <w:r>
               <w:rPr>
                 <w:rStyle w:val="Hyperlink"/>
@@ -4618,7 +4908,7 @@
               <w:rPr>
                 <w:rFonts w:eastAsiaTheme="minorEastAsia"/>
                 <w:noProof/>
-                <w:lang w:eastAsia="en-CH"/>
+                <w:lang w:val="en-CH" w:eastAsia="en-CH"/>
               </w:rPr>
               <w:tab/>
             </w:r>
@@ -4648,7 +4938,7 @@
                 <w:noProof/>
                 <w:webHidden/>
               </w:rPr>
-              <w:instrText xml:space="preserve"> PAGEREF _Toc228283623 \h </w:instrText>
+              <w:instrText xml:space="preserve"> PAGEREF _Toc228347244 \h </w:instrText>
             </w:r>
             <w:r>
               <w:rPr>
@@ -4689,10 +4979,10 @@
             <w:rPr>
               <w:rFonts w:eastAsiaTheme="minorEastAsia"/>
               <w:noProof/>
-              <w:lang w:eastAsia="en-CH"/>
+              <w:lang w:val="en-CH" w:eastAsia="en-CH"/>
             </w:rPr>
           </w:pPr>
-          <w:hyperlink w:anchor="_Toc228283624" w:history="1">
+          <w:hyperlink w:anchor="_Toc228347245" w:history="1">
             <w:r>
               <w:rPr>
                 <w:rStyle w:val="Hyperlink"/>
@@ -4704,7 +4994,7 @@
               <w:rPr>
                 <w:rFonts w:eastAsiaTheme="minorEastAsia"/>
                 <w:noProof/>
-                <w:lang w:eastAsia="en-CH"/>
+                <w:lang w:val="en-CH" w:eastAsia="en-CH"/>
               </w:rPr>
               <w:tab/>
             </w:r>
@@ -4734,7 +5024,7 @@
                 <w:noProof/>
                 <w:webHidden/>
               </w:rPr>
-              <w:instrText xml:space="preserve"> PAGEREF _Toc228283624 \h </w:instrText>
+              <w:instrText xml:space="preserve"> PAGEREF _Toc228347245 \h </w:instrText>
             </w:r>
             <w:r>
               <w:rPr>
@@ -4805,7 +5095,7 @@
           <w:szCs w:val="144"/>
         </w:rPr>
       </w:pPr>
-      <w:bookmarkStart w:id="0" w:name="_Toc228283571"/>
+      <w:bookmarkStart w:id="0" w:name="_Toc228347189"/>
       <w:r>
         <w:rPr>
           <w:sz w:val="144"/>
@@ -4834,7 +5124,7 @@
         <w:pStyle w:val="Heading1"/>
         <w:jc w:val="both"/>
       </w:pPr>
-      <w:bookmarkStart w:id="1" w:name="_Toc228283572"/>
+      <w:bookmarkStart w:id="1" w:name="_Toc228347190"/>
       <w:r>
         <w:lastRenderedPageBreak/>
         <w:t>1.1</w:t>
@@ -4859,7 +5149,23 @@
         <w:jc w:val="both"/>
       </w:pPr>
       <w:r>
-        <w:t xml:space="preserve">This documentation is part of the IPA of Josiah Spilker, conducted at godiz ag in Dietlikon. It describes the workflow and methodology behind the development of a </w:t>
+        <w:t xml:space="preserve">This documentation is part of the IPA of Josiah Spilker, conducted at </w:t>
+      </w:r>
+      <w:proofErr w:type="spellStart"/>
+      <w:r>
+        <w:t>godiz</w:t>
+      </w:r>
+      <w:proofErr w:type="spellEnd"/>
+      <w:r>
+        <w:t xml:space="preserve"> ag in </w:t>
+      </w:r>
+      <w:proofErr w:type="spellStart"/>
+      <w:r>
+        <w:t>Dietlikon</w:t>
+      </w:r>
+      <w:proofErr w:type="spellEnd"/>
+      <w:r>
+        <w:t xml:space="preserve">. It describes the workflow and methodology behind the development of a </w:t>
       </w:r>
       <w:r>
         <w:t xml:space="preserve">PCF </w:t>
@@ -4961,7 +5267,7 @@
         <w:pStyle w:val="Heading2"/>
         <w:jc w:val="both"/>
       </w:pPr>
-      <w:bookmarkStart w:id="2" w:name="_Toc228283573"/>
+      <w:bookmarkStart w:id="2" w:name="_Toc228347191"/>
       <w:r>
         <w:lastRenderedPageBreak/>
         <w:t>1.2</w:t>
@@ -5078,12 +5384,21 @@
           <w:szCs w:val="20"/>
         </w:rPr>
       </w:pPr>
+      <w:proofErr w:type="spellStart"/>
       <w:r>
         <w:rPr>
           <w:sz w:val="20"/>
           <w:szCs w:val="20"/>
         </w:rPr>
-        <w:t xml:space="preserve">godiz ag </w:t>
+        <w:t>godiz</w:t>
+      </w:r>
+      <w:proofErr w:type="spellEnd"/>
+      <w:r>
+        <w:rPr>
+          <w:sz w:val="20"/>
+          <w:szCs w:val="20"/>
+        </w:rPr>
+        <w:t xml:space="preserve"> ag </w:t>
       </w:r>
     </w:p>
     <w:p>
@@ -5126,7 +5441,23 @@
           <w:sz w:val="20"/>
           <w:szCs w:val="20"/>
         </w:rPr>
-        <w:t xml:space="preserve">8305 Dietlikon </w:t>
+        <w:t xml:space="preserve">8305 </w:t>
+      </w:r>
+      <w:proofErr w:type="spellStart"/>
+      <w:r>
+        <w:rPr>
+          <w:sz w:val="20"/>
+          <w:szCs w:val="20"/>
+        </w:rPr>
+        <w:t>Dietlikon</w:t>
+      </w:r>
+      <w:proofErr w:type="spellEnd"/>
+      <w:r>
+        <w:rPr>
+          <w:sz w:val="20"/>
+          <w:szCs w:val="20"/>
+        </w:rPr>
+        <w:t xml:space="preserve"> </w:t>
       </w:r>
     </w:p>
     <w:p>
@@ -5420,12 +5751,21 @@
           <w:szCs w:val="20"/>
         </w:rPr>
       </w:pPr>
+      <w:proofErr w:type="spellStart"/>
       <w:r>
         <w:rPr>
           <w:sz w:val="20"/>
           <w:szCs w:val="20"/>
         </w:rPr>
-        <w:t xml:space="preserve">godiz ag </w:t>
+        <w:t>godiz</w:t>
+      </w:r>
+      <w:proofErr w:type="spellEnd"/>
+      <w:r>
+        <w:rPr>
+          <w:sz w:val="20"/>
+          <w:szCs w:val="20"/>
+        </w:rPr>
+        <w:t xml:space="preserve"> ag </w:t>
       </w:r>
     </w:p>
     <w:p>
@@ -5631,7 +5971,7 @@
         <w:pStyle w:val="Heading2"/>
         <w:jc w:val="both"/>
       </w:pPr>
-      <w:bookmarkStart w:id="3" w:name="_Toc228283574"/>
+      <w:bookmarkStart w:id="3" w:name="_Toc228347192"/>
       <w:r>
         <w:lastRenderedPageBreak/>
         <w:t>1.3</w:t>
@@ -5900,7 +6240,7 @@
         <w:pStyle w:val="Heading2"/>
         <w:jc w:val="both"/>
       </w:pPr>
-      <w:bookmarkStart w:id="4" w:name="_Toc228283575"/>
+      <w:bookmarkStart w:id="4" w:name="_Toc228347193"/>
       <w:r>
         <w:lastRenderedPageBreak/>
         <w:t>1.4</w:t>
@@ -5996,25 +6336,37 @@
         <w:jc w:val="both"/>
       </w:pPr>
       <w:r>
-        <w:t>I chose to give myself half an hour or more of leeway on most days throughout this</w:t>
-      </w:r>
-      <w:r>
-        <w:t xml:space="preserve"> project</w:t>
-      </w:r>
-      <w:r>
-        <w:t xml:space="preserve"> to </w:t>
-      </w:r>
-      <w:r>
-        <w:t xml:space="preserve">give myself a </w:t>
-      </w:r>
-      <w:r>
-        <w:t xml:space="preserve">daily buffer. This helps keep me on track without </w:t>
-      </w:r>
-      <w:r>
-        <w:t xml:space="preserve">creating unnecessary stress regarding </w:t>
-      </w:r>
-      <w:r>
-        <w:t>deadlines.</w:t>
+        <w:t xml:space="preserve">To </w:t>
+      </w:r>
+      <w:r>
+        <w:t>have</w:t>
+      </w:r>
+      <w:r>
+        <w:t xml:space="preserve"> precise tracking and </w:t>
+      </w:r>
+      <w:r>
+        <w:t xml:space="preserve">to </w:t>
+      </w:r>
+      <w:r>
+        <w:t xml:space="preserve">fulfill requirements, </w:t>
+      </w:r>
+      <w:r>
+        <w:t>I broke the project</w:t>
+      </w:r>
+      <w:r>
+        <w:t xml:space="preserve"> down into work packages of </w:t>
+      </w:r>
+      <w:r>
+        <w:t>two</w:t>
+      </w:r>
+      <w:r>
+        <w:t xml:space="preserve"> hours. I decided to plan and log my time in the same document</w:t>
+      </w:r>
+      <w:r>
+        <w:t>,</w:t>
+      </w:r>
+      <w:r>
+        <w:t xml:space="preserve"> the Gantt chart, which I heavily modified from a template. My idea was that I would be able to easily see the difference between my current state and where I would need to be to stay on track.</w:t>
       </w:r>
     </w:p>
     <w:p>
@@ -6022,37 +6374,13 @@
         <w:jc w:val="both"/>
       </w:pPr>
       <w:r>
-        <w:t xml:space="preserve">To </w:t>
-      </w:r>
-      <w:r>
-        <w:t>have</w:t>
-      </w:r>
-      <w:r>
-        <w:t xml:space="preserve"> precise tracking and </w:t>
-      </w:r>
-      <w:r>
-        <w:t xml:space="preserve">to </w:t>
-      </w:r>
-      <w:r>
-        <w:t xml:space="preserve">fulfill requirements, </w:t>
-      </w:r>
-      <w:r>
-        <w:t>I broke the project</w:t>
-      </w:r>
-      <w:r>
-        <w:t xml:space="preserve"> down into work packages of </w:t>
-      </w:r>
-      <w:r>
-        <w:t>two</w:t>
-      </w:r>
-      <w:r>
-        <w:t xml:space="preserve"> hours. I decided to plan and log my time in the same document</w:t>
-      </w:r>
-      <w:r>
-        <w:t>,</w:t>
-      </w:r>
-      <w:r>
-        <w:t xml:space="preserve"> the Gantt chart, which I heavily modified from a template. My idea was that I would be able to easily see the difference between my current state and where I would need to be to stay on track.</w:t>
+        <w:t xml:space="preserve">I </w:t>
+      </w:r>
+      <w:r>
+        <w:t>logged</w:t>
+      </w:r>
+      <w:r>
+        <w:t xml:space="preserve"> my efforts throughout the day in the Gantt chart as well as in Harvest, comparing them at the end of the day and correcting where necessary.</w:t>
       </w:r>
     </w:p>
     <w:p>
@@ -6060,24 +6388,15 @@
         <w:jc w:val="both"/>
       </w:pPr>
       <w:r>
-        <w:t>This worked quite well for the most part</w:t>
-      </w:r>
-      <w:r>
-        <w:t xml:space="preserve">. I </w:t>
-      </w:r>
-      <w:r>
-        <w:t>logged</w:t>
-      </w:r>
-      <w:r>
-        <w:t xml:space="preserve"> my efforts throughout the day in the Gantt chart as well as in Harvest, comparing them at the end of the day and correcting where necessary.</w:t>
-      </w:r>
-    </w:p>
-    <w:p>
-      <w:pPr>
-        <w:jc w:val="both"/>
-      </w:pPr>
-      <w:r>
-        <w:t>The time schedules both planned and actual contain imprecise and precise time planning in their respective documents. These are denoted by the colored rows found throughout the table at the same position as their corresponding task.</w:t>
+        <w:t xml:space="preserve">The time schedules both planned and actual contain imprecise and precise time planning in their respective documents. These are denoted by the </w:t>
+      </w:r>
+      <w:proofErr w:type="spellStart"/>
+      <w:r>
+        <w:t>colored</w:t>
+      </w:r>
+      <w:proofErr w:type="spellEnd"/>
+      <w:r>
+        <w:t xml:space="preserve"> rows found throughout the table at the same position as their corresponding task.</w:t>
       </w:r>
     </w:p>
     <w:p>
@@ -6089,7 +6408,7 @@
       <w:pPr>
         <w:pStyle w:val="Heading3"/>
       </w:pPr>
-      <w:bookmarkStart w:id="5" w:name="_Toc228283576"/>
+      <w:bookmarkStart w:id="5" w:name="_Toc228347194"/>
       <w:r>
         <w:lastRenderedPageBreak/>
         <w:t>1.3.1</w:t>
@@ -6109,12 +6428,13 @@
           <w:noProof/>
         </w:rPr>
       </w:pPr>
-      <w:r>
+    </w:p>
+    <w:p>
+      <w:pPr>
         <w:rPr>
           <w:noProof/>
         </w:rPr>
-        <w:t>§</w:t>
-      </w:r>
+      </w:pPr>
       <w:r>
         <w:rPr>
           <w:noProof/>
@@ -7215,7 +7535,7 @@
         <w:pStyle w:val="Heading2"/>
         <w:jc w:val="both"/>
       </w:pPr>
-      <w:bookmarkStart w:id="6" w:name="_Toc228283577"/>
+      <w:bookmarkStart w:id="6" w:name="_Toc228347195"/>
       <w:r>
         <w:t>1.5</w:t>
       </w:r>
@@ -7234,7 +7554,7 @@
         <w:jc w:val="both"/>
       </w:pPr>
       <w:bookmarkStart w:id="7" w:name="_Toc222128634"/>
-      <w:bookmarkStart w:id="8" w:name="_Toc228283578"/>
+      <w:bookmarkStart w:id="8" w:name="_Toc228347196"/>
       <w:r>
         <w:t>1.5.1</w:t>
       </w:r>
@@ -7696,7 +8016,7 @@
         <w:pStyle w:val="Heading3"/>
         <w:jc w:val="both"/>
       </w:pPr>
-      <w:bookmarkStart w:id="9" w:name="_Toc228283579"/>
+      <w:bookmarkStart w:id="9" w:name="_Toc228347197"/>
       <w:r>
         <w:lastRenderedPageBreak/>
         <w:t>1.5.2</w:t>
@@ -8098,7 +8418,7 @@
         <w:pStyle w:val="Heading3"/>
         <w:jc w:val="both"/>
       </w:pPr>
-      <w:bookmarkStart w:id="10" w:name="_Toc228283580"/>
+      <w:bookmarkStart w:id="10" w:name="_Toc228347198"/>
       <w:r>
         <w:lastRenderedPageBreak/>
         <w:t>1.5.3</w:t>
@@ -8407,7 +8727,7 @@
         <w:pStyle w:val="Heading3"/>
         <w:jc w:val="both"/>
       </w:pPr>
-      <w:bookmarkStart w:id="11" w:name="_Toc228283581"/>
+      <w:bookmarkStart w:id="11" w:name="_Toc228347199"/>
       <w:r>
         <w:lastRenderedPageBreak/>
         <w:t>1.5.4</w:t>
@@ -8719,7 +9039,7 @@
         <w:pStyle w:val="Heading3"/>
         <w:jc w:val="both"/>
       </w:pPr>
-      <w:bookmarkStart w:id="12" w:name="_Toc228283582"/>
+      <w:bookmarkStart w:id="12" w:name="_Toc228347200"/>
       <w:r>
         <w:lastRenderedPageBreak/>
         <w:t>1.5.5</w:t>
@@ -9040,7 +9360,7 @@
         <w:pStyle w:val="Heading3"/>
         <w:jc w:val="both"/>
       </w:pPr>
-      <w:bookmarkStart w:id="13" w:name="_Toc228283583"/>
+      <w:bookmarkStart w:id="13" w:name="_Toc228347201"/>
       <w:r>
         <w:lastRenderedPageBreak/>
         <w:t>1.5.6</w:t>
@@ -9341,7 +9661,7 @@
         </w:rPr>
         <w:br w:type="page"/>
       </w:r>
-      <w:bookmarkStart w:id="14" w:name="_Toc228283584"/>
+      <w:bookmarkStart w:id="14" w:name="_Toc228347202"/>
       <w:r>
         <w:lastRenderedPageBreak/>
         <w:t>1.5.7</w:t>
@@ -9657,7 +9977,7 @@
         </w:rPr>
         <w:br w:type="page"/>
       </w:r>
-      <w:bookmarkStart w:id="15" w:name="_Toc228283585"/>
+      <w:bookmarkStart w:id="15" w:name="_Toc228347203"/>
       <w:r>
         <w:lastRenderedPageBreak/>
         <w:t>1.5.8</w:t>
@@ -9980,7 +10300,7 @@
         <w:pStyle w:val="Heading3"/>
         <w:jc w:val="both"/>
       </w:pPr>
-      <w:bookmarkStart w:id="16" w:name="_Toc228283586"/>
+      <w:bookmarkStart w:id="16" w:name="_Toc228347204"/>
       <w:r>
         <w:lastRenderedPageBreak/>
         <w:t>1.5.</w:t>
@@ -10309,7 +10629,7 @@
         <w:pStyle w:val="Heading3"/>
         <w:jc w:val="both"/>
       </w:pPr>
-      <w:bookmarkStart w:id="17" w:name="_Toc228283587"/>
+      <w:bookmarkStart w:id="17" w:name="_Toc228347205"/>
       <w:r>
         <w:lastRenderedPageBreak/>
         <w:t>1.5.</w:t>
@@ -10634,7 +10954,7 @@
       <w:pPr>
         <w:pStyle w:val="Heading2"/>
       </w:pPr>
-      <w:bookmarkStart w:id="18" w:name="_Toc228283588"/>
+      <w:bookmarkStart w:id="18" w:name="_Toc228347206"/>
       <w:r>
         <w:lastRenderedPageBreak/>
         <w:t>1.6 Personal Conclusion</w:t>
@@ -10687,12 +11007,26 @@
         <w:rPr>
           <w:rFonts w:asciiTheme="majorHAnsi" w:eastAsiaTheme="majorEastAsia" w:hAnsiTheme="majorHAnsi" w:cstheme="majorBidi"/>
         </w:rPr>
-        <w:t xml:space="preserve"> the functional requirements into a working solution, effectively applying the skills I have acquired since joining godiz ag. The realization phase was particularly </w:t>
-      </w:r>
+        <w:t xml:space="preserve"> the functional requirements into a working solution, effectively applying the skills I have acquired since joining </w:t>
+      </w:r>
+      <w:proofErr w:type="spellStart"/>
       <w:r>
         <w:rPr>
           <w:rFonts w:asciiTheme="majorHAnsi" w:eastAsiaTheme="majorEastAsia" w:hAnsiTheme="majorHAnsi" w:cstheme="majorBidi"/>
         </w:rPr>
+        <w:t>godiz</w:t>
+      </w:r>
+      <w:proofErr w:type="spellEnd"/>
+      <w:r>
+        <w:rPr>
+          <w:rFonts w:asciiTheme="majorHAnsi" w:eastAsiaTheme="majorEastAsia" w:hAnsiTheme="majorHAnsi" w:cstheme="majorBidi"/>
+        </w:rPr>
+        <w:t xml:space="preserve"> ag. The realization phase was particularly </w:t>
+      </w:r>
+      <w:r>
+        <w:rPr>
+          <w:rFonts w:asciiTheme="majorHAnsi" w:eastAsiaTheme="majorEastAsia" w:hAnsiTheme="majorHAnsi" w:cstheme="majorBidi"/>
+        </w:rPr>
         <w:t>engaging.</w:t>
       </w:r>
       <w:r>
@@ -10729,7 +11063,21 @@
         <w:rPr>
           <w:rFonts w:asciiTheme="majorHAnsi" w:eastAsiaTheme="majorEastAsia" w:hAnsiTheme="majorHAnsi" w:cstheme="majorBidi"/>
         </w:rPr>
-        <w:t xml:space="preserve"> My favorite part of the IPA however was the creation of my Gantt chart which I take great pride in.</w:t>
+        <w:t xml:space="preserve"> My </w:t>
+      </w:r>
+      <w:proofErr w:type="spellStart"/>
+      <w:r>
+        <w:rPr>
+          <w:rFonts w:asciiTheme="majorHAnsi" w:eastAsiaTheme="majorEastAsia" w:hAnsiTheme="majorHAnsi" w:cstheme="majorBidi"/>
+        </w:rPr>
+        <w:t>favorite</w:t>
+      </w:r>
+      <w:proofErr w:type="spellEnd"/>
+      <w:r>
+        <w:rPr>
+          <w:rFonts w:asciiTheme="majorHAnsi" w:eastAsiaTheme="majorEastAsia" w:hAnsiTheme="majorHAnsi" w:cstheme="majorBidi"/>
+        </w:rPr>
+        <w:t xml:space="preserve"> part of the IPA however was the creation of my Gantt chart which I take great pride in.</w:t>
       </w:r>
     </w:p>
     <w:p>
@@ -10925,7 +11273,7 @@
           <w:szCs w:val="144"/>
         </w:rPr>
       </w:pPr>
-      <w:bookmarkStart w:id="19" w:name="_Toc228283589"/>
+      <w:bookmarkStart w:id="19" w:name="_Toc228347207"/>
       <w:r>
         <w:rPr>
           <w:sz w:val="144"/>
@@ -10937,7 +11285,273 @@
     </w:p>
     <w:p>
       <w:pPr>
+        <w:pStyle w:val="Heading2"/>
+      </w:pPr>
+      <w:bookmarkStart w:id="20" w:name="_Toc228347208"/>
+      <w:r>
+        <w:t>2.0</w:t>
+      </w:r>
+      <w:r>
+        <w:tab/>
+        <w:t>Introduction</w:t>
+      </w:r>
+      <w:bookmarkEnd w:id="20"/>
+    </w:p>
+    <w:p>
+      <w:pPr>
         <w:jc w:val="both"/>
+        <w:rPr>
+          <w:sz w:val="28"/>
+          <w:szCs w:val="28"/>
+        </w:rPr>
+      </w:pPr>
+    </w:p>
+    <w:p>
+      <w:pPr>
+        <w:jc w:val="both"/>
+      </w:pPr>
+      <w:r>
+        <w:t xml:space="preserve">For the duration of this project, I used the IPERKA methodology which translates from German to (Inform, Plan, Decide, </w:t>
+      </w:r>
+      <w:r>
+        <w:t>Implement</w:t>
+      </w:r>
+      <w:r>
+        <w:t>, Control, Evaluate). This model served as both the structure of this documentation and ensured clear progression from the first phase of informing to the final product and evaluation.</w:t>
+      </w:r>
+    </w:p>
+    <w:p>
+      <w:pPr>
+        <w:jc w:val="both"/>
+      </w:pPr>
+      <w:r>
+        <w:t xml:space="preserve">However, the practical application and use of this methodology revealed certain limitations regarding flexibility. </w:t>
+      </w:r>
+      <w:r>
+        <w:t>This model</w:t>
+      </w:r>
+      <w:r>
+        <w:t xml:space="preserve"> follows a strict Waterfall approach, assuming that one phase is entirely completed before the next begins. In </w:t>
+      </w:r>
+      <w:r>
+        <w:t>my experience</w:t>
+      </w:r>
+      <w:r>
+        <w:t xml:space="preserve">, the development process was more fluid and iterative. For instance, the Inform and Plan phases overlapped, at least at the start. The Gantt chart / time planner while part of the planning phase was worked on while I was still analysing the task requirements, because to know how long one needs to inform oneself, you must first plan for the informing. Unforeseen technical constraints found during the </w:t>
+      </w:r>
+      <w:r>
+        <w:t>Implement</w:t>
+      </w:r>
+      <w:r>
+        <w:t xml:space="preserve"> phase occasionally also required revisiting findings made in the Plan phase. Especially during the creation of the Dataverse entities which would be changed on multiple occasions to better suite the tasks at hand.</w:t>
+      </w:r>
+    </w:p>
+    <w:p>
+      <w:pPr>
+        <w:jc w:val="both"/>
+      </w:pPr>
+      <w:r>
+        <w:t>Despite these rigidities, the methodology provided a necessary framework for maintaining a clear overview of the project. The following chapters document the project execution according to this structure, while acknowledging that the actual workflow deviated from it on multiple occasions.</w:t>
+      </w:r>
+    </w:p>
+    <w:p>
+      <w:pPr>
+        <w:jc w:val="both"/>
+        <w:rPr>
+          <w:rFonts w:asciiTheme="majorHAnsi" w:eastAsiaTheme="majorEastAsia" w:hAnsiTheme="majorHAnsi" w:cstheme="majorBidi"/>
+          <w:color w:val="0F4761" w:themeColor="accent1" w:themeShade="BF"/>
+          <w:sz w:val="28"/>
+          <w:szCs w:val="28"/>
+        </w:rPr>
+      </w:pPr>
+      <w:r>
+        <w:rPr>
+          <w:sz w:val="28"/>
+          <w:szCs w:val="28"/>
+          <w:highlight w:val="red"/>
+        </w:rPr>
+        <w:t>Maybe UPDATE</w:t>
+      </w:r>
+      <w:r>
+        <w:rPr>
+          <w:sz w:val="28"/>
+          <w:szCs w:val="28"/>
+        </w:rPr>
+        <w:br w:type="page"/>
+      </w:r>
+    </w:p>
+    <w:p>
+      <w:pPr>
+        <w:pStyle w:val="Heading1"/>
+        <w:jc w:val="both"/>
+      </w:pPr>
+      <w:bookmarkStart w:id="21" w:name="_Toc228347209"/>
+      <w:r>
+        <w:lastRenderedPageBreak/>
+        <w:t>2</w:t>
+      </w:r>
+      <w:r>
+        <w:tab/>
+        <w:t>Inform</w:t>
+      </w:r>
+      <w:bookmarkEnd w:id="21"/>
+    </w:p>
+    <w:p>
+      <w:pPr>
+        <w:pStyle w:val="Heading2"/>
+      </w:pPr>
+      <w:bookmarkStart w:id="22" w:name="_Toc228347210"/>
+      <w:r>
+        <w:t>2.1 Initial situation</w:t>
+      </w:r>
+      <w:bookmarkEnd w:id="22"/>
+      <w:r>
+        <w:t xml:space="preserve"> </w:t>
+      </w:r>
+    </w:p>
+    <w:p>
+      <w:pPr>
+        <w:jc w:val="both"/>
+      </w:pPr>
+      <w:proofErr w:type="spellStart"/>
+      <w:r>
+        <w:t>godiz</w:t>
+      </w:r>
+      <w:proofErr w:type="spellEnd"/>
+      <w:r>
+        <w:t xml:space="preserve"> ag uses Microsoft Dynamics 365 CRM as its primary customer relationship management platform. A </w:t>
+      </w:r>
+      <w:r>
+        <w:t>current problem in the system</w:t>
+      </w:r>
+      <w:r>
+        <w:t xml:space="preserve"> is duplicate records, which leads to data inconsistencies and redundancies. While Dynamics provides some duplicate detection functionality, it offers no easy way to review and merge multiple duplicate records. This project provides the data structure foundation and a user facing </w:t>
+      </w:r>
+      <w:r>
+        <w:t xml:space="preserve">PCF </w:t>
+      </w:r>
+      <w:r>
+        <w:t>control</w:t>
+      </w:r>
+      <w:r>
+        <w:t xml:space="preserve"> to facilitate the easy merging and deactivation of duplicates.</w:t>
+      </w:r>
+    </w:p>
+    <w:p>
+      <w:pPr>
+        <w:pStyle w:val="Heading2"/>
+      </w:pPr>
+      <w:bookmarkStart w:id="23" w:name="_Toc228347211"/>
+      <w:r>
+        <w:t>2.2 Objective</w:t>
+      </w:r>
+      <w:bookmarkEnd w:id="23"/>
+      <w:r>
+        <w:t xml:space="preserve"> </w:t>
+      </w:r>
+    </w:p>
+    <w:p>
+      <w:pPr>
+        <w:spacing w:line="240" w:lineRule="auto"/>
+        <w:jc w:val="both"/>
+      </w:pPr>
+      <w:r>
+        <w:t xml:space="preserve">The </w:t>
+      </w:r>
+      <w:r>
+        <w:t xml:space="preserve">primary objective of this project is to develop a custom </w:t>
+      </w:r>
+      <w:r>
+        <w:t xml:space="preserve">PCF </w:t>
+      </w:r>
+      <w:r>
+        <w:t xml:space="preserve">integrated into the existing Dynamics 365 environment that enables users to compare, select, and merge duplicate records within the platform through a model driven app. Additionally, two new Dataverse entities, </w:t>
+      </w:r>
+      <w:proofErr w:type="spellStart"/>
+      <w:r>
+        <w:t>jsp_duplicate_group</w:t>
+      </w:r>
+      <w:proofErr w:type="spellEnd"/>
+      <w:r>
+        <w:t xml:space="preserve"> and </w:t>
+      </w:r>
+      <w:proofErr w:type="spellStart"/>
+      <w:r>
+        <w:t>jsp_duplicate_record_reference</w:t>
+      </w:r>
+      <w:proofErr w:type="spellEnd"/>
+      <w:r>
+        <w:t>, must be designed and implemented to assist the duplicate detection plugin. The solution must be functional across both contact and account tables and must be capable of being imported into other solutions without issue</w:t>
+      </w:r>
+      <w:r>
+        <w:t>.</w:t>
+      </w:r>
+    </w:p>
+    <w:p>
+      <w:pPr>
+        <w:pStyle w:val="Heading2"/>
+      </w:pPr>
+      <w:bookmarkStart w:id="24" w:name="_Toc228347212"/>
+      <w:r>
+        <w:t>2.3 Non-Functional Requirements</w:t>
+      </w:r>
+      <w:bookmarkEnd w:id="24"/>
+    </w:p>
+    <w:p>
+      <w:pPr>
+        <w:spacing w:line="240" w:lineRule="auto"/>
+        <w:jc w:val="both"/>
+      </w:pPr>
+      <w:r>
+        <w:t xml:space="preserve">Usability: The user interface needs to be intuitive and follow guidelines set by </w:t>
+      </w:r>
+      <w:proofErr w:type="spellStart"/>
+      <w:r>
+        <w:t>godiz</w:t>
+      </w:r>
+      <w:proofErr w:type="spellEnd"/>
+      <w:r>
+        <w:t xml:space="preserve"> ag and Microsoft. </w:t>
+      </w:r>
+    </w:p>
+    <w:p>
+      <w:pPr>
+        <w:spacing w:line="240" w:lineRule="auto"/>
+        <w:jc w:val="both"/>
+      </w:pPr>
+      <w:r>
+        <w:t xml:space="preserve">Reliability: The merge operation must be able to be executed consistently without errors and handle said errors gracefully. The user must be informed of the status of operations, failures, and successes through feedback messages. </w:t>
+      </w:r>
+    </w:p>
+    <w:p>
+      <w:pPr>
+        <w:spacing w:line="240" w:lineRule="auto"/>
+        <w:jc w:val="both"/>
+      </w:pPr>
+      <w:r>
+        <w:t xml:space="preserve">Performance: The UI must remain responsive while data loading and merge operations are underway. While operations are running, a clear loading screen must be shown. </w:t>
+      </w:r>
+    </w:p>
+    <w:p>
+      <w:pPr>
+        <w:spacing w:line="240" w:lineRule="auto"/>
+        <w:jc w:val="both"/>
+      </w:pPr>
+      <w:r>
+        <w:t xml:space="preserve">Deployment: The final product must be importable as a Managed Solution into any Dynamics 365 / Dataverse environment without errors and with full functionality. </w:t>
+      </w:r>
+    </w:p>
+    <w:p>
+      <w:pPr>
+        <w:spacing w:line="240" w:lineRule="auto"/>
+        <w:jc w:val="both"/>
+      </w:pPr>
+      <w:r>
+        <w:t>Extensibility: The project must be able to be extended to more tables without great changes to its core logic.</w:t>
+      </w:r>
+    </w:p>
+    <w:p>
+      <w:pPr>
         <w:rPr>
           <w:rFonts w:asciiTheme="majorHAnsi" w:eastAsiaTheme="majorEastAsia" w:hAnsiTheme="majorHAnsi" w:cstheme="majorBidi"/>
           <w:color w:val="0F4761" w:themeColor="accent1" w:themeShade="BF"/>
@@ -10948,270 +11562,12 @@
       <w:r>
         <w:br w:type="page"/>
       </w:r>
-      <w:r>
-        <w:rPr>
-          <w:highlight w:val="red"/>
-        </w:rPr>
-        <w:lastRenderedPageBreak/>
-        <w:t>(EVERYTHING SHOULD BE IN PASSIVE NO I, ME)</w:t>
-      </w:r>
     </w:p>
     <w:p>
       <w:pPr>
         <w:pStyle w:val="Heading2"/>
       </w:pPr>
-      <w:bookmarkStart w:id="20" w:name="_Toc228283590"/>
-      <w:r>
-        <w:t>2.0</w:t>
-      </w:r>
-      <w:r>
-        <w:tab/>
-        <w:t>Introduction</w:t>
-      </w:r>
-      <w:bookmarkEnd w:id="20"/>
-    </w:p>
-    <w:p>
-      <w:pPr>
-        <w:jc w:val="both"/>
-        <w:rPr>
-          <w:sz w:val="28"/>
-          <w:szCs w:val="28"/>
-        </w:rPr>
-      </w:pPr>
-    </w:p>
-    <w:p>
-      <w:pPr>
-        <w:jc w:val="both"/>
-      </w:pPr>
-      <w:r>
-        <w:t xml:space="preserve">For the duration of this project, I used the IPERKA methodology which translates from German to (Inform, Plan, Decide, </w:t>
-      </w:r>
-      <w:r>
-        <w:t>Implement</w:t>
-      </w:r>
-      <w:r>
-        <w:t>, Control, Evaluate). This model served as both the structure of this documentation and ensured clear progression from the first phase of informing to the final product and evaluation.</w:t>
-      </w:r>
-    </w:p>
-    <w:p>
-      <w:pPr>
-        <w:jc w:val="both"/>
-      </w:pPr>
-      <w:r>
-        <w:t xml:space="preserve">However, the practical application and use of this methodology revealed certain limitations regarding flexibility. </w:t>
-      </w:r>
-      <w:r>
-        <w:t>This model</w:t>
-      </w:r>
-      <w:r>
-        <w:t xml:space="preserve"> follows a strict Waterfall approach, assuming that one phase is entirely completed before the next begins. In </w:t>
-      </w:r>
-      <w:r>
-        <w:t>my experience</w:t>
-      </w:r>
-      <w:r>
-        <w:t xml:space="preserve">, the development process was more fluid and iterative. For instance, the Inform and Plan phases overlapped, at least at the start. The Gantt chart / time planner while part of the planning phase was worked on while I was still analysing the task requirements, because to know how long one needs to inform oneself, you must first plan for the informing. Unforeseen technical constraints found during the </w:t>
-      </w:r>
-      <w:r>
-        <w:t>Implement</w:t>
-      </w:r>
-      <w:r>
-        <w:t xml:space="preserve"> phase occasionally also required revisiting findings made in the Plan phase. Especially during the creation of the Dataverse entities which would be changed on multiple occasions to better suite the tasks at hand.</w:t>
-      </w:r>
-    </w:p>
-    <w:p>
-      <w:pPr>
-        <w:jc w:val="both"/>
-      </w:pPr>
-      <w:r>
-        <w:t>Despite these rigidities, the methodology provided a necessary framework for maintaining a clear overview of the project. The following chapters document the project execution according to this structure, while acknowledging that the actual workflow deviated from it on multiple occasions.</w:t>
-      </w:r>
-    </w:p>
-    <w:p>
-      <w:pPr>
-        <w:jc w:val="both"/>
-        <w:rPr>
-          <w:rFonts w:asciiTheme="majorHAnsi" w:eastAsiaTheme="majorEastAsia" w:hAnsiTheme="majorHAnsi" w:cstheme="majorBidi"/>
-          <w:color w:val="0F4761" w:themeColor="accent1" w:themeShade="BF"/>
-          <w:sz w:val="28"/>
-          <w:szCs w:val="28"/>
-        </w:rPr>
-      </w:pPr>
-      <w:r>
-        <w:rPr>
-          <w:sz w:val="28"/>
-          <w:szCs w:val="28"/>
-          <w:highlight w:val="red"/>
-        </w:rPr>
-        <w:t>Maybe UPDATE</w:t>
-      </w:r>
-      <w:r>
-        <w:rPr>
-          <w:sz w:val="28"/>
-          <w:szCs w:val="28"/>
-        </w:rPr>
-        <w:br w:type="page"/>
-      </w:r>
-    </w:p>
-    <w:p>
-      <w:pPr>
-        <w:pStyle w:val="Heading1"/>
-        <w:jc w:val="both"/>
-      </w:pPr>
-      <w:bookmarkStart w:id="21" w:name="_Toc228283591"/>
-      <w:r>
-        <w:lastRenderedPageBreak/>
-        <w:t>2</w:t>
-      </w:r>
-      <w:r>
-        <w:tab/>
-        <w:t>Inform</w:t>
-      </w:r>
-      <w:bookmarkEnd w:id="21"/>
-    </w:p>
-    <w:p>
-      <w:pPr>
-        <w:pStyle w:val="Heading2"/>
-      </w:pPr>
-      <w:bookmarkStart w:id="22" w:name="_Toc228283592"/>
-      <w:r>
-        <w:t>2.1 Initial situation</w:t>
-      </w:r>
-      <w:bookmarkEnd w:id="22"/>
-      <w:r>
-        <w:t xml:space="preserve"> </w:t>
-      </w:r>
-    </w:p>
-    <w:p>
-      <w:pPr>
-        <w:jc w:val="both"/>
-      </w:pPr>
-      <w:r>
-        <w:t xml:space="preserve">godiz ag uses Microsoft Dynamics 365 CRM as its primary customer relationship management platform. A </w:t>
-      </w:r>
-      <w:r>
-        <w:t>current problem in the system</w:t>
-      </w:r>
-      <w:r>
-        <w:t xml:space="preserve"> is duplicate records, which leads to data inconsistencies and redundancies. While Dynamics provides some duplicate detection functionality, it offers no easy way to review and merge multiple duplicate records. This project provides the data structure foundation and a user facing </w:t>
-      </w:r>
-      <w:r>
-        <w:t xml:space="preserve">PCF </w:t>
-      </w:r>
-      <w:r>
-        <w:t>control</w:t>
-      </w:r>
-      <w:r>
-        <w:t xml:space="preserve"> to facilitate the easy merging and deactivation of duplicates.</w:t>
-      </w:r>
-    </w:p>
-    <w:p>
-      <w:pPr>
-        <w:pStyle w:val="Heading2"/>
-      </w:pPr>
-      <w:bookmarkStart w:id="23" w:name="_Toc228283593"/>
-      <w:r>
-        <w:t>2.2 Objective</w:t>
-      </w:r>
-      <w:bookmarkEnd w:id="23"/>
-      <w:r>
-        <w:t xml:space="preserve"> </w:t>
-      </w:r>
-    </w:p>
-    <w:p>
-      <w:pPr>
-        <w:spacing w:line="240" w:lineRule="auto"/>
-        <w:jc w:val="both"/>
-      </w:pPr>
-      <w:r>
-        <w:t xml:space="preserve">The </w:t>
-      </w:r>
-      <w:r>
-        <w:t xml:space="preserve">primary objective of this project is to develop a custom </w:t>
-      </w:r>
-      <w:r>
-        <w:t xml:space="preserve">PCF </w:t>
-      </w:r>
-      <w:r>
-        <w:t>integrated into the existing Dynamics 365 environment that enables users to compare, select, and merge duplicate records within the platform through a model driven app. Additionally, two new Dataverse entities, jsp_duplicate_group and jsp_duplicate_record_reference, must be designed and implemented to assist the duplicate detection plugin. The solution must be functional across both contact and account tables and must be capable of being imported into other solutions without issue</w:t>
-      </w:r>
-      <w:r>
-        <w:t>.</w:t>
-      </w:r>
-    </w:p>
-    <w:p>
-      <w:pPr>
-        <w:pStyle w:val="Heading2"/>
-      </w:pPr>
-      <w:bookmarkStart w:id="24" w:name="_Toc228283594"/>
-      <w:r>
-        <w:t>2.3 Non-Functional Requirements</w:t>
-      </w:r>
-      <w:bookmarkEnd w:id="24"/>
-    </w:p>
-    <w:p>
-      <w:pPr>
-        <w:spacing w:line="240" w:lineRule="auto"/>
-        <w:jc w:val="both"/>
-      </w:pPr>
-      <w:r>
-        <w:t xml:space="preserve">Usability: The user interface needs to be intuitive and follow guidelines set by godiz ag and Microsoft. </w:t>
-      </w:r>
-    </w:p>
-    <w:p>
-      <w:pPr>
-        <w:spacing w:line="240" w:lineRule="auto"/>
-        <w:jc w:val="both"/>
-      </w:pPr>
-      <w:r>
-        <w:t xml:space="preserve">Reliability: The merge operation must be able to be executed consistently without errors and handle said errors gracefully. The user must be informed of the status of operations, failures, and successes through feedback messages. </w:t>
-      </w:r>
-    </w:p>
-    <w:p>
-      <w:pPr>
-        <w:spacing w:line="240" w:lineRule="auto"/>
-        <w:jc w:val="both"/>
-      </w:pPr>
-      <w:r>
-        <w:t xml:space="preserve">Performance: The UI must remain responsive while data loading and merge operations are underway. While operations are running, a clear loading screen must be shown. </w:t>
-      </w:r>
-    </w:p>
-    <w:p>
-      <w:pPr>
-        <w:spacing w:line="240" w:lineRule="auto"/>
-        <w:jc w:val="both"/>
-      </w:pPr>
-      <w:r>
-        <w:t xml:space="preserve">Deployment: The final product must be importable as a Managed Solution into any Dynamics 365 / Dataverse environment without errors and with full functionality. </w:t>
-      </w:r>
-    </w:p>
-    <w:p>
-      <w:pPr>
-        <w:spacing w:line="240" w:lineRule="auto"/>
-        <w:jc w:val="both"/>
-      </w:pPr>
-      <w:r>
-        <w:t>Extensibility: The project must be able to be extended to more tables without great changes to its core logic.</w:t>
-      </w:r>
-    </w:p>
-    <w:p>
-      <w:pPr>
-        <w:rPr>
-          <w:rFonts w:asciiTheme="majorHAnsi" w:eastAsiaTheme="majorEastAsia" w:hAnsiTheme="majorHAnsi" w:cstheme="majorBidi"/>
-          <w:color w:val="0F4761" w:themeColor="accent1" w:themeShade="BF"/>
-          <w:sz w:val="32"/>
-          <w:szCs w:val="32"/>
-        </w:rPr>
-      </w:pPr>
-      <w:r>
-        <w:br w:type="page"/>
-      </w:r>
-    </w:p>
-    <w:p>
-      <w:pPr>
-        <w:pStyle w:val="Heading2"/>
-      </w:pPr>
-      <w:bookmarkStart w:id="25" w:name="_Toc228283595"/>
+      <w:bookmarkStart w:id="25" w:name="_Toc228347213"/>
       <w:r>
         <w:lastRenderedPageBreak/>
         <w:t>2.4 Functional Requirements</w:t>
@@ -11247,11 +11603,16 @@
         <w:t xml:space="preserve">needs to </w:t>
       </w:r>
       <w:r>
-        <w:t>retrieve and display all duplicate records linked to a jsp_duplicate_grou</w:t>
+        <w:t xml:space="preserve">retrieve and display all duplicate records linked to a </w:t>
+      </w:r>
+      <w:proofErr w:type="spellStart"/>
+      <w:r>
+        <w:t>jsp_duplicate_grou</w:t>
       </w:r>
       <w:r>
         <w:t>p</w:t>
       </w:r>
+      <w:proofErr w:type="spellEnd"/>
       <w:r>
         <w:t>.</w:t>
       </w:r>
@@ -11358,7 +11719,15 @@
         <w:t xml:space="preserve">All non-primary duplicate records must be deactivated </w:t>
       </w:r>
       <w:r>
-        <w:t>(their statecode set to 1)</w:t>
+        <w:t xml:space="preserve">(their </w:t>
+      </w:r>
+      <w:proofErr w:type="spellStart"/>
+      <w:r>
+        <w:t>statecode</w:t>
+      </w:r>
+      <w:proofErr w:type="spellEnd"/>
+      <w:r>
+        <w:t xml:space="preserve"> set to 1)</w:t>
       </w:r>
       <w:r>
         <w:t xml:space="preserve"> after a merge</w:t>
@@ -11442,7 +11811,7 @@
       <w:pPr>
         <w:pStyle w:val="Heading2"/>
       </w:pPr>
-      <w:bookmarkStart w:id="26" w:name="_Toc228283596"/>
+      <w:bookmarkStart w:id="26" w:name="_Toc228347214"/>
       <w:r>
         <w:t>2.5 Technical Specifications</w:t>
       </w:r>
@@ -11471,7 +11840,23 @@
         <w:t>with</w:t>
       </w:r>
       <w:r>
-        <w:t xml:space="preserve"> two custom entities jsp_duplicate_group and jsp_duplicate_record_reference alongside the account and contact tables.</w:t>
+        <w:t xml:space="preserve"> two custom entities </w:t>
+      </w:r>
+      <w:proofErr w:type="spellStart"/>
+      <w:r>
+        <w:t>jsp_duplicate_group</w:t>
+      </w:r>
+      <w:proofErr w:type="spellEnd"/>
+      <w:r>
+        <w:t xml:space="preserve"> and </w:t>
+      </w:r>
+      <w:proofErr w:type="spellStart"/>
+      <w:r>
+        <w:t>jsp_duplicate_record_reference</w:t>
+      </w:r>
+      <w:proofErr w:type="spellEnd"/>
+      <w:r>
+        <w:t xml:space="preserve"> alongside the account and contact tables.</w:t>
       </w:r>
     </w:p>
     <w:p>
@@ -11537,7 +11922,15 @@
         <w:t>PCF control</w:t>
       </w:r>
       <w:r>
-        <w:t xml:space="preserve"> on the jsp_duplicate_group form.</w:t>
+        <w:t xml:space="preserve"> on the </w:t>
+      </w:r>
+      <w:proofErr w:type="spellStart"/>
+      <w:r>
+        <w:t>jsp_duplicate_group</w:t>
+      </w:r>
+      <w:proofErr w:type="spellEnd"/>
+      <w:r>
+        <w:t xml:space="preserve"> form.</w:t>
       </w:r>
     </w:p>
     <w:p>
@@ -11584,15 +11977,15 @@
       <w:pPr>
         <w:pStyle w:val="Heading2"/>
       </w:pPr>
-      <w:bookmarkStart w:id="27" w:name="_Toc228283597"/>
+      <w:bookmarkStart w:id="27" w:name="_Toc228347215"/>
       <w:r>
         <w:lastRenderedPageBreak/>
         <w:t xml:space="preserve">2.6 </w:t>
       </w:r>
+      <w:r>
+        <w:t>Technology Research</w:t>
+      </w:r>
       <w:bookmarkEnd w:id="27"/>
-      <w:r>
-        <w:t>Technology Research</w:t>
-      </w:r>
     </w:p>
     <w:p>
       <w:r>
@@ -11678,6 +12071,7 @@
       <w:pPr>
         <w:pStyle w:val="Heading3"/>
       </w:pPr>
+      <w:bookmarkStart w:id="28" w:name="_Toc228347216"/>
       <w:r>
         <w:t>2.6.1</w:t>
       </w:r>
@@ -11692,7 +12086,11 @@
         <w:t xml:space="preserve">/ </w:t>
       </w:r>
       <w:r>
-        <w:t xml:space="preserve">why a custom solution is needed </w:t>
+        <w:t>why a custom solution is needed</w:t>
+      </w:r>
+      <w:bookmarkEnd w:id="28"/>
+      <w:r>
+        <w:t xml:space="preserve"> </w:t>
       </w:r>
     </w:p>
     <w:p>
@@ -11775,6 +12173,9 @@
     </w:p>
     <w:p>
       <w:r>
+        <w:rPr>
+          <w:noProof/>
+        </w:rPr>
         <w:drawing>
           <wp:inline distT="0" distB="0" distL="0" distR="0" wp14:anchorId="3E9F1461" wp14:editId="0C11E370">
             <wp:extent cx="5731510" cy="2647950"/>
@@ -11834,6 +12235,7 @@
       <w:r>
         <w:br w:type="page"/>
       </w:r>
+      <w:bookmarkStart w:id="29" w:name="_Toc228347217"/>
       <w:r>
         <w:lastRenderedPageBreak/>
         <w:t>2.6.2</w:t>
@@ -11874,6 +12276,7 @@
       <w:r>
         <w:t>, destroy</w:t>
       </w:r>
+      <w:bookmarkEnd w:id="29"/>
     </w:p>
     <w:p>
       <w:proofErr w:type="spellStart"/>
@@ -11983,13 +12386,13 @@
       <w:pPr>
         <w:pStyle w:val="Heading3"/>
       </w:pPr>
+      <w:bookmarkStart w:id="30" w:name="_Toc228347218"/>
       <w:r>
         <w:t>2.6.3</w:t>
       </w:r>
       <w:r>
         <w:tab/>
       </w:r>
-      <w:bookmarkStart w:id="28" w:name="_Toc228283598"/>
       <w:r>
         <w:t>Expanding related records</w:t>
       </w:r>
@@ -11997,206 +12400,107 @@
         <w:t xml:space="preserve">: </w:t>
       </w:r>
       <w:r>
-        <w:t xml:space="preserve">single request vs multiple calls </w:t>
-      </w:r>
-    </w:p>
-    <w:p>
-      <w:pPr>
-        <w:rPr>
-          <w:lang w:val="en-CH"/>
-        </w:rPr>
-      </w:pPr>
-      <w:r>
-        <w:rPr>
-          <w:lang w:val="en-CH"/>
-        </w:rPr>
+        <w:t>single request vs multiple calls</w:t>
+      </w:r>
+      <w:bookmarkEnd w:id="30"/>
+      <w:r>
+        <w:t xml:space="preserve"> </w:t>
+      </w:r>
+    </w:p>
+    <w:p>
+      <w:r>
         <w:t xml:space="preserve">The multiple calls approach involves querying the primary table first, then making </w:t>
       </w:r>
       <w:r>
-        <w:rPr>
-          <w:lang w:val="en-CH"/>
-        </w:rPr>
         <w:t>more</w:t>
       </w:r>
       <w:r>
-        <w:rPr>
-          <w:lang w:val="en-CH"/>
-        </w:rPr>
         <w:t xml:space="preserve"> API calls for each related record based on the group ID. This </w:t>
       </w:r>
       <w:r>
-        <w:rPr>
-          <w:lang w:val="en-CH"/>
-        </w:rPr>
         <w:t>c</w:t>
       </w:r>
       <w:r>
-        <w:rPr>
-          <w:lang w:val="en-CH"/>
-        </w:rPr>
         <w:t xml:space="preserve">an create an </w:t>
       </w:r>
       <w:r>
-        <w:rPr>
-          <w:lang w:val="en-CH"/>
-        </w:rPr>
         <w:t>N plus 1 query problem</w:t>
       </w:r>
       <w:r>
-        <w:rPr>
-          <w:lang w:val="en-CH"/>
-        </w:rPr>
         <w:t xml:space="preserve"> if the record count is large enough</w:t>
       </w:r>
       <w:r>
-        <w:rPr>
-          <w:lang w:val="en-CH"/>
-        </w:rPr>
         <w:t xml:space="preserve">, </w:t>
       </w:r>
       <w:r>
-        <w:rPr>
-          <w:lang w:val="en-CH"/>
-        </w:rPr>
         <w:t xml:space="preserve">which can cause </w:t>
       </w:r>
       <w:r>
-        <w:rPr>
-          <w:lang w:val="en-CH"/>
-        </w:rPr>
         <w:t>network latency and consum</w:t>
       </w:r>
       <w:r>
-        <w:rPr>
-          <w:lang w:val="en-CH"/>
-        </w:rPr>
         <w:t>e</w:t>
       </w:r>
       <w:r>
-        <w:rPr>
-          <w:lang w:val="en-CH"/>
-        </w:rPr>
         <w:t xml:space="preserve"> API limits faster.</w:t>
       </w:r>
     </w:p>
     <w:p>
-      <w:pPr>
-        <w:rPr>
-          <w:lang w:val="en-CH"/>
-        </w:rPr>
-      </w:pPr>
-      <w:r>
-        <w:rPr>
-          <w:lang w:val="en-CH"/>
-        </w:rPr>
+      <w:r>
         <w:t xml:space="preserve">Alternatively, expanding related records in a single request uses the OData $expand option. By </w:t>
       </w:r>
       <w:r>
-        <w:rPr>
-          <w:lang w:val="en-CH"/>
-        </w:rPr>
         <w:t>adding</w:t>
       </w:r>
       <w:r>
-        <w:rPr>
-          <w:lang w:val="en-CH"/>
-        </w:rPr>
         <w:t xml:space="preserve"> the </w:t>
       </w:r>
       <w:r>
-        <w:rPr>
-          <w:lang w:val="en-CH"/>
-        </w:rPr>
         <w:t xml:space="preserve">new </w:t>
       </w:r>
       <w:r>
-        <w:rPr>
-          <w:lang w:val="en-CH"/>
-        </w:rPr>
         <w:t xml:space="preserve">parameter to the Web API URL, Dataverse processes the </w:t>
       </w:r>
       <w:r>
-        <w:rPr>
-          <w:lang w:val="en-CH"/>
-        </w:rPr>
         <w:t xml:space="preserve">entire </w:t>
       </w:r>
       <w:r>
-        <w:rPr>
-          <w:lang w:val="en-CH"/>
-        </w:rPr>
         <w:t xml:space="preserve">relationship </w:t>
       </w:r>
       <w:r>
-        <w:rPr>
-          <w:lang w:val="en-CH"/>
-        </w:rPr>
         <w:t xml:space="preserve">at once </w:t>
       </w:r>
       <w:r>
-        <w:rPr>
-          <w:lang w:val="en-CH"/>
-        </w:rPr>
         <w:t xml:space="preserve">and returns </w:t>
       </w:r>
       <w:r>
-        <w:rPr>
-          <w:lang w:val="en-CH"/>
-        </w:rPr>
         <w:t xml:space="preserve">one </w:t>
       </w:r>
       <w:r>
-        <w:rPr>
-          <w:lang w:val="en-CH"/>
-        </w:rPr>
         <w:t xml:space="preserve">JSON object containing both the primary record </w:t>
       </w:r>
       <w:r>
-        <w:rPr>
-          <w:lang w:val="en-CH"/>
-        </w:rPr>
         <w:t xml:space="preserve">and any </w:t>
       </w:r>
       <w:r>
-        <w:rPr>
-          <w:lang w:val="en-CH"/>
-        </w:rPr>
         <w:t xml:space="preserve">related records. This requires only one network request, </w:t>
       </w:r>
       <w:r>
-        <w:rPr>
-          <w:lang w:val="en-CH"/>
-        </w:rPr>
         <w:t>which can</w:t>
       </w:r>
       <w:r>
-        <w:rPr>
-          <w:lang w:val="en-CH"/>
-        </w:rPr>
         <w:t xml:space="preserve"> improv</w:t>
       </w:r>
       <w:r>
-        <w:rPr>
-          <w:lang w:val="en-CH"/>
-        </w:rPr>
         <w:t>e</w:t>
       </w:r>
       <w:r>
-        <w:rPr>
-          <w:lang w:val="en-CH"/>
-        </w:rPr>
         <w:t xml:space="preserve"> performanc</w:t>
       </w:r>
       <w:r>
-        <w:rPr>
-          <w:lang w:val="en-CH"/>
-        </w:rPr>
         <w:t>e</w:t>
       </w:r>
       <w:r>
-        <w:rPr>
-          <w:lang w:val="en-CH"/>
-        </w:rPr>
         <w:t>.</w:t>
       </w:r>
     </w:p>
@@ -12210,6 +12514,7 @@
         <w:pStyle w:val="Heading2"/>
         <w:jc w:val="both"/>
       </w:pPr>
+      <w:bookmarkStart w:id="31" w:name="_Toc228347219"/>
       <w:r>
         <w:lastRenderedPageBreak/>
         <w:t>2.</w:t>
@@ -12220,10 +12525,10 @@
       <w:r>
         <w:tab/>
       </w:r>
-      <w:bookmarkEnd w:id="28"/>
       <w:r>
         <w:t>Feedback/Question</w:t>
       </w:r>
+      <w:bookmarkEnd w:id="31"/>
       <w:r>
         <w:tab/>
       </w:r>
@@ -12231,201 +12536,117 @@
     <w:p>
       <w:pPr>
         <w:jc w:val="both"/>
-        <w:rPr>
-          <w:lang w:val="en-CH"/>
-        </w:rPr>
-      </w:pPr>
-      <w:r>
-        <w:rPr>
-          <w:lang w:val="en-CH"/>
-        </w:rPr>
+      </w:pPr>
+      <w:r>
         <w:t>Date: 2</w:t>
       </w:r>
       <w:r>
-        <w:rPr>
-          <w:lang w:val="en-CH"/>
-        </w:rPr>
         <w:t>8</w:t>
       </w:r>
       <w:r>
-        <w:rPr>
-          <w:lang w:val="en-CH"/>
-        </w:rPr>
         <w:t>.04.2026</w:t>
       </w:r>
     </w:p>
     <w:p>
       <w:pPr>
         <w:jc w:val="both"/>
-        <w:rPr>
-          <w:lang w:val="en-CH"/>
-        </w:rPr>
-      </w:pPr>
-      <w:r>
-        <w:rPr>
-          <w:lang w:val="en-CH"/>
-        </w:rPr>
+      </w:pPr>
+      <w:r>
         <w:t>Expert: Loris</w:t>
       </w:r>
       <w:r>
-        <w:rPr>
-          <w:lang w:val="en-CH"/>
-        </w:rPr>
         <w:t xml:space="preserve">, </w:t>
       </w:r>
       <w:r>
-        <w:rPr>
-          <w:lang w:val="en-CH"/>
-        </w:rPr>
         <w:t>Gajanthan</w:t>
       </w:r>
     </w:p>
     <w:p>
       <w:pPr>
         <w:jc w:val="both"/>
-        <w:rPr>
-          <w:lang w:val="en-CH"/>
-        </w:rPr>
-      </w:pPr>
-      <w:r>
-        <w:rPr>
-          <w:lang w:val="en-CH"/>
-        </w:rPr>
+      </w:pPr>
+      <w:r>
         <w:t xml:space="preserve">Topic: </w:t>
       </w:r>
       <w:r>
-        <w:rPr>
-          <w:lang w:val="en-CH"/>
-        </w:rPr>
         <w:t>Expert visit 1</w:t>
       </w:r>
     </w:p>
     <w:p>
       <w:pPr>
         <w:jc w:val="both"/>
-        <w:rPr>
-          <w:lang w:val="en-CH"/>
-        </w:rPr>
-      </w:pPr>
-      <w:r>
-        <w:rPr>
-          <w:lang w:val="en-CH"/>
-        </w:rPr>
+      </w:pPr>
+      <w:r>
         <w:t xml:space="preserve">Input Received: </w:t>
       </w:r>
       <w:r>
-        <w:rPr>
-          <w:lang w:val="en-CH"/>
-        </w:rPr>
         <w:t xml:space="preserve">Improvement recommendation for Gantt diagram such as </w:t>
       </w:r>
       <w:r>
-        <w:rPr>
-          <w:lang w:val="en-CH"/>
-        </w:rPr>
         <w:t>sections for individual realisation steps in planning</w:t>
       </w:r>
       <w:r>
-        <w:rPr>
-          <w:lang w:val="en-CH"/>
-        </w:rPr>
         <w:t xml:space="preserve">. Company standards and source code belong in one zip file which is handed in towards the end of the IPA. </w:t>
       </w:r>
       <w:r>
-        <w:rPr>
-          <w:lang w:val="en-CH"/>
-        </w:rPr>
         <w:t xml:space="preserve">Risk analysis should be held daily and in the planning chapter. The </w:t>
       </w:r>
       <w:r>
-        <w:rPr>
-          <w:lang w:val="en-CH"/>
-        </w:rPr>
         <w:t>list of sources</w:t>
       </w:r>
       <w:r>
-        <w:rPr>
-          <w:lang w:val="en-CH"/>
-        </w:rPr>
         <w:t xml:space="preserve"> does not need to be </w:t>
       </w:r>
       <w:r>
-        <w:rPr>
-          <w:lang w:val="en-CH"/>
-        </w:rPr>
         <w:t>academic, listed, numbered</w:t>
       </w:r>
       <w:r>
-        <w:rPr>
-          <w:lang w:val="en-CH"/>
-        </w:rPr>
         <w:t xml:space="preserve"> but numbers must be used in documentation, not valid otherwise. The glossary must be alphabetically sorted and contain only terms which are foreign to the experts</w:t>
       </w:r>
       <w:r>
-        <w:rPr>
-          <w:lang w:val="en-CH"/>
-        </w:rPr>
         <w:t xml:space="preserve">. </w:t>
       </w:r>
       <w:proofErr w:type="spellStart"/>
       <w:r>
-        <w:rPr>
-          <w:lang w:val="en-CH"/>
-        </w:rPr>
         <w:t>Descision</w:t>
       </w:r>
       <w:proofErr w:type="spellEnd"/>
       <w:r>
-        <w:rPr>
-          <w:lang w:val="en-CH"/>
-        </w:rPr>
         <w:t xml:space="preserve"> or risk matrix recommended for decisions. First or third person views should be kept consistent </w:t>
       </w:r>
       <w:proofErr w:type="spellStart"/>
       <w:r>
-        <w:rPr>
-          <w:lang w:val="en-CH"/>
-        </w:rPr>
         <w:t>throught</w:t>
       </w:r>
       <w:proofErr w:type="spellEnd"/>
       <w:r>
-        <w:rPr>
-          <w:lang w:val="en-CH"/>
-        </w:rPr>
         <w:t xml:space="preserve"> the documentation.</w:t>
       </w:r>
     </w:p>
     <w:p>
       <w:pPr>
         <w:jc w:val="both"/>
-        <w:rPr>
-          <w:lang w:val="en-CH"/>
-        </w:rPr>
-      </w:pPr>
-      <w:r>
-        <w:rPr>
-          <w:lang w:val="en-CH"/>
-        </w:rPr>
+      </w:pPr>
+      <w:r>
         <w:t xml:space="preserve">Project Impact: I adjusted my </w:t>
       </w:r>
       <w:r>
-        <w:rPr>
-          <w:lang w:val="en-CH"/>
-        </w:rPr>
         <w:t xml:space="preserve">Gantt diagram and </w:t>
       </w:r>
       <w:r>
-        <w:rPr>
-          <w:lang w:val="en-CH"/>
-        </w:rPr>
         <w:t>wrote this entry keeping everything in mind as I go through the documentation.</w:t>
       </w:r>
     </w:p>
     <w:p>
       <w:pPr>
-        <w:jc w:val="both"/>
-      </w:pPr>
+        <w:rPr>
+          <w:rFonts w:asciiTheme="majorHAnsi" w:eastAsiaTheme="majorEastAsia" w:hAnsiTheme="majorHAnsi" w:cstheme="majorBidi"/>
+          <w:color w:val="0F4761" w:themeColor="accent1" w:themeShade="BF"/>
+          <w:sz w:val="40"/>
+          <w:szCs w:val="40"/>
+        </w:rPr>
+      </w:pPr>
+      <w:bookmarkStart w:id="32" w:name="_Toc228347220"/>
       <w:r>
         <w:br w:type="page"/>
       </w:r>
@@ -12435,7 +12656,6 @@
         <w:pStyle w:val="Heading1"/>
         <w:jc w:val="both"/>
       </w:pPr>
-      <w:bookmarkStart w:id="29" w:name="_Toc228283599"/>
       <w:r>
         <w:lastRenderedPageBreak/>
         <w:t>3</w:t>
@@ -12444,14 +12664,14 @@
         <w:tab/>
         <w:t>Plan</w:t>
       </w:r>
-      <w:bookmarkEnd w:id="29"/>
+      <w:bookmarkEnd w:id="32"/>
     </w:p>
     <w:p>
       <w:pPr>
         <w:pStyle w:val="Heading2"/>
         <w:jc w:val="both"/>
       </w:pPr>
-      <w:bookmarkStart w:id="30" w:name="_Toc228283600"/>
+      <w:bookmarkStart w:id="33" w:name="_Toc228347221"/>
       <w:r>
         <w:t>3.1</w:t>
       </w:r>
@@ -12459,7 +12679,7 @@
         <w:tab/>
         <w:t>Gantt Chart</w:t>
       </w:r>
-      <w:bookmarkEnd w:id="30"/>
+      <w:bookmarkEnd w:id="33"/>
     </w:p>
     <w:p>
       <w:pPr>
@@ -12544,7 +12764,7 @@
         <w:pStyle w:val="Heading2"/>
         <w:jc w:val="both"/>
       </w:pPr>
-      <w:bookmarkStart w:id="31" w:name="_Toc228283601"/>
+      <w:bookmarkStart w:id="34" w:name="_Toc228347222"/>
       <w:r>
         <w:lastRenderedPageBreak/>
         <w:t>3.2</w:t>
@@ -12553,7 +12773,7 @@
         <w:tab/>
         <w:t>ERM Model</w:t>
       </w:r>
-      <w:bookmarkEnd w:id="31"/>
+      <w:bookmarkEnd w:id="34"/>
     </w:p>
     <w:p>
       <w:pPr>
@@ -12564,7 +12784,7 @@
           <w:noProof/>
         </w:rPr>
         <w:drawing>
-          <wp:anchor distT="0" distB="0" distL="114300" distR="114300" simplePos="0" relativeHeight="251658240" behindDoc="1" locked="0" layoutInCell="1" allowOverlap="1" wp14:anchorId="423E0A10" wp14:editId="032DC86D">
+          <wp:anchor distT="0" distB="0" distL="114300" distR="114300" simplePos="0" relativeHeight="251657216" behindDoc="1" locked="0" layoutInCell="1" allowOverlap="1" wp14:anchorId="423E0A10" wp14:editId="032DC86D">
             <wp:simplePos x="0" y="0"/>
             <wp:positionH relativeFrom="column">
               <wp:posOffset>2966085</wp:posOffset>
@@ -12647,7 +12867,23 @@
         <w:t xml:space="preserve">here </w:t>
       </w:r>
       <w:r>
-        <w:t xml:space="preserve">allowed me to define the two core entities, jsp_duplicate_group and jsp_duplicate_record_reference, without the </w:t>
+        <w:t xml:space="preserve">allowed me to define the two core entities, </w:t>
+      </w:r>
+      <w:proofErr w:type="spellStart"/>
+      <w:r>
+        <w:t>jsp_duplicate_group</w:t>
+      </w:r>
+      <w:proofErr w:type="spellEnd"/>
+      <w:r>
+        <w:t xml:space="preserve"> and </w:t>
+      </w:r>
+      <w:proofErr w:type="spellStart"/>
+      <w:r>
+        <w:t>jsp_duplicate_record_reference</w:t>
+      </w:r>
+      <w:proofErr w:type="spellEnd"/>
+      <w:r>
+        <w:t xml:space="preserve">, without the </w:t>
       </w:r>
       <w:r>
         <w:t xml:space="preserve">issues </w:t>
@@ -12673,7 +12909,23 @@
         <w:jc w:val="both"/>
       </w:pPr>
       <w:r>
-        <w:t>Something to note regarding the creation of new tables is the prefix jsp_, which is automatically prepended to custom tables and their custom columns. statecode remains free of this prefix as it is a default column included with every table by the platform.</w:t>
+        <w:t xml:space="preserve">Something to note regarding the creation of new tables is the prefix </w:t>
+      </w:r>
+      <w:proofErr w:type="spellStart"/>
+      <w:r>
+        <w:t>jsp</w:t>
+      </w:r>
+      <w:proofErr w:type="spellEnd"/>
+      <w:r>
+        <w:t xml:space="preserve">_, which is automatically prepended to custom tables and their custom columns. </w:t>
+      </w:r>
+      <w:proofErr w:type="spellStart"/>
+      <w:r>
+        <w:t>statecode</w:t>
+      </w:r>
+      <w:proofErr w:type="spellEnd"/>
+      <w:r>
+        <w:t xml:space="preserve"> remains free of this prefix as it is a default column included with every table by the platform.</w:t>
       </w:r>
     </w:p>
     <w:p>
@@ -12692,7 +12944,15 @@
         <w:t xml:space="preserve">As </w:t>
       </w:r>
       <w:r>
-        <w:t xml:space="preserve">For duplicate_record_reference and the </w:t>
+        <w:t xml:space="preserve">For </w:t>
+      </w:r>
+      <w:proofErr w:type="spellStart"/>
+      <w:r>
+        <w:t>duplicate_record_reference</w:t>
+      </w:r>
+      <w:proofErr w:type="spellEnd"/>
+      <w:r>
+        <w:t xml:space="preserve"> and the </w:t>
       </w:r>
       <w:r>
         <w:t xml:space="preserve">relationship between </w:t>
@@ -12718,7 +12978,6 @@
     </w:p>
     <w:p>
       <w:pPr>
-        <w:jc w:val="both"/>
         <w:rPr>
           <w:rFonts w:asciiTheme="majorHAnsi" w:eastAsiaTheme="majorEastAsia" w:hAnsiTheme="majorHAnsi" w:cstheme="majorBidi"/>
           <w:color w:val="0F4761" w:themeColor="accent1" w:themeShade="BF"/>
@@ -12726,16 +12985,6 @@
           <w:szCs w:val="32"/>
         </w:rPr>
       </w:pPr>
-    </w:p>
-    <w:p>
-      <w:pPr>
-        <w:rPr>
-          <w:rFonts w:asciiTheme="majorHAnsi" w:eastAsiaTheme="majorEastAsia" w:hAnsiTheme="majorHAnsi" w:cstheme="majorBidi"/>
-          <w:color w:val="0F4761" w:themeColor="accent1" w:themeShade="BF"/>
-          <w:sz w:val="32"/>
-          <w:szCs w:val="32"/>
-        </w:rPr>
-      </w:pPr>
       <w:r>
         <w:br w:type="page"/>
       </w:r>
@@ -12744,75 +12993,11 @@
       <w:pPr>
         <w:pStyle w:val="Heading2"/>
         <w:jc w:val="both"/>
-      </w:pPr>
-      <w:bookmarkStart w:id="32" w:name="_Toc228283602"/>
-      <w:r>
-        <w:lastRenderedPageBreak/>
-        <w:t>3.3</w:t>
-      </w:r>
-      <w:r>
-        <w:tab/>
-        <w:t>Test Plan/Cases</w:t>
-      </w:r>
-      <w:bookmarkEnd w:id="32"/>
-    </w:p>
-    <w:p>
-      <w:pPr>
-        <w:jc w:val="both"/>
-      </w:pPr>
-      <w:r>
-        <w:t xml:space="preserve">To minimize iterations during the </w:t>
-      </w:r>
-      <w:r>
-        <w:t>Implement</w:t>
-      </w:r>
-      <w:r>
-        <w:t xml:space="preserve"> phase attempting to adhering to the structured and strict nature of the IPERKA methodology, I define</w:t>
-      </w:r>
-      <w:r>
-        <w:t>d</w:t>
-      </w:r>
-      <w:r>
-        <w:t xml:space="preserve"> the test cases before starting with development. This allowed me to focus on test/result driven development to give me clear goals to strive for in my functions. This ensured that development was focused solely on passing these pre-defined checks, reducing the risk of scope creep or missing logic.</w:t>
-      </w:r>
-    </w:p>
-    <w:p>
-      <w:pPr>
-        <w:jc w:val="both"/>
-      </w:pPr>
-      <w:r>
-        <w:t>The testing strategy relies on a manual execution of end-to-end scenarios. These tests were designed to easily be performed one after another, starting from budget creation to expense recording and final reporting.</w:t>
-      </w:r>
-    </w:p>
-    <w:p>
-      <w:pPr>
-        <w:jc w:val="both"/>
-      </w:pPr>
-    </w:p>
-    <w:p>
-      <w:pPr>
-        <w:jc w:val="both"/>
-      </w:pPr>
-      <w:r>
-        <w:rPr>
-          <w:noProof/>
-          <w:highlight w:val="red"/>
-        </w:rPr>
-        <w:t>IMAGE OF TESTS</w:t>
-      </w:r>
-      <w:r>
-        <w:br w:type="page"/>
-      </w:r>
-    </w:p>
-    <w:p>
-      <w:pPr>
-        <w:pStyle w:val="Heading2"/>
-        <w:jc w:val="both"/>
         <w:rPr>
           <w:rFonts w:eastAsiaTheme="minorHAnsi"/>
         </w:rPr>
       </w:pPr>
-      <w:bookmarkStart w:id="33" w:name="_Toc228283603"/>
+      <w:bookmarkStart w:id="35" w:name="_Toc228347224"/>
       <w:r>
         <w:lastRenderedPageBreak/>
         <w:t>3.4</w:t>
@@ -12821,7 +13006,7 @@
         <w:tab/>
         <w:t>UML Diagrams</w:t>
       </w:r>
-      <w:bookmarkEnd w:id="33"/>
+      <w:bookmarkEnd w:id="35"/>
     </w:p>
     <w:p>
       <w:pPr>
@@ -12930,12 +13115,12 @@
       <w:pPr>
         <w:pStyle w:val="Heading2"/>
       </w:pPr>
-      <w:bookmarkStart w:id="34" w:name="_Toc228283604"/>
+      <w:bookmarkStart w:id="36" w:name="_Toc228347225"/>
       <w:r>
         <w:lastRenderedPageBreak/>
         <w:t>3.5 Context Diagram</w:t>
       </w:r>
-      <w:bookmarkEnd w:id="34"/>
+      <w:bookmarkEnd w:id="36"/>
     </w:p>
     <w:p>
       <w:r>
@@ -12954,7 +13139,7 @@
           <w:noProof/>
         </w:rPr>
         <w:drawing>
-          <wp:anchor distT="0" distB="0" distL="114300" distR="114300" simplePos="0" relativeHeight="251659264" behindDoc="1" locked="0" layoutInCell="1" allowOverlap="1" wp14:anchorId="3585841C" wp14:editId="36A06109">
+          <wp:anchor distT="0" distB="0" distL="114300" distR="114300" simplePos="0" relativeHeight="251658240" behindDoc="1" locked="0" layoutInCell="1" allowOverlap="1" wp14:anchorId="3585841C" wp14:editId="36A06109">
             <wp:simplePos x="0" y="0"/>
             <wp:positionH relativeFrom="margin">
               <wp:align>right</wp:align>
@@ -13127,7 +13312,23 @@
         <w:t>operations fetching</w:t>
       </w:r>
       <w:r>
-        <w:t xml:space="preserve"> the jsp_duplicate_group record, jsp_duplicate_record_reference rows, and the linked account or contact </w:t>
+        <w:t xml:space="preserve"> the </w:t>
+      </w:r>
+      <w:proofErr w:type="spellStart"/>
+      <w:r>
+        <w:t>jsp_duplicate_group</w:t>
+      </w:r>
+      <w:proofErr w:type="spellEnd"/>
+      <w:r>
+        <w:t xml:space="preserve"> record, </w:t>
+      </w:r>
+      <w:proofErr w:type="spellStart"/>
+      <w:r>
+        <w:t>jsp_duplicate_record_reference</w:t>
+      </w:r>
+      <w:proofErr w:type="spellEnd"/>
+      <w:r>
+        <w:t xml:space="preserve"> rows, and the linked account or contact </w:t>
       </w:r>
       <w:r>
         <w:t xml:space="preserve">records </w:t>
@@ -13198,7 +13399,15 @@
         <w:t xml:space="preserve">is hosted here </w:t>
       </w:r>
       <w:r>
-        <w:t xml:space="preserve">and provides the record context. The control reads the ID of the current jsp_duplicate_group record from </w:t>
+        <w:t xml:space="preserve">and provides the record context. The control reads the ID of the current </w:t>
+      </w:r>
+      <w:proofErr w:type="spellStart"/>
+      <w:r>
+        <w:t>jsp_duplicate_group</w:t>
+      </w:r>
+      <w:proofErr w:type="spellEnd"/>
+      <w:r>
+        <w:t xml:space="preserve"> record from </w:t>
       </w:r>
       <w:r>
         <w:t xml:space="preserve">its </w:t>
@@ -13244,7 +13453,23 @@
         <w:t>:</w:t>
       </w:r>
       <w:r>
-        <w:t xml:space="preserve"> a planned future component currently under development. It is responsible for identifying duplicate records and creating the corresponding jsp_duplicate_group and jsp_duplicate_record_reference records in Dataverse. Since the plugin does not yet exist, test data was </w:t>
+        <w:t xml:space="preserve"> a planned future component currently under development. It is responsible for identifying duplicate records and creating the corresponding </w:t>
+      </w:r>
+      <w:proofErr w:type="spellStart"/>
+      <w:r>
+        <w:t>jsp_duplicate_group</w:t>
+      </w:r>
+      <w:proofErr w:type="spellEnd"/>
+      <w:r>
+        <w:t xml:space="preserve"> and </w:t>
+      </w:r>
+      <w:proofErr w:type="spellStart"/>
+      <w:r>
+        <w:t>jsp_duplicate_record_reference</w:t>
+      </w:r>
+      <w:proofErr w:type="spellEnd"/>
+      <w:r>
+        <w:t xml:space="preserve"> records in Dataverse. Since the plugin does not yet exist, test data was </w:t>
       </w:r>
       <w:r>
         <w:t xml:space="preserve">created </w:t>
@@ -13262,7 +13487,7 @@
       <w:pPr>
         <w:pStyle w:val="Heading2"/>
       </w:pPr>
-      <w:bookmarkStart w:id="35" w:name="_Toc228283605"/>
+      <w:bookmarkStart w:id="37" w:name="_Toc228347226"/>
       <w:r>
         <w:lastRenderedPageBreak/>
         <w:t xml:space="preserve">3.6 </w:t>
@@ -13270,7 +13495,7 @@
       <w:r>
         <w:t>Realisation Concept</w:t>
       </w:r>
-      <w:bookmarkEnd w:id="35"/>
+      <w:bookmarkEnd w:id="37"/>
     </w:p>
     <w:p>
       <w:r>
@@ -13278,8 +13503,21 @@
       </w:r>
     </w:p>
     <w:p>
-      <w:r>
-        <w:t>jsp_duplicate_group and jsp_duplicate_record_reference tables deployed in Dataverse In accordance with the related ERM model</w:t>
+      <w:proofErr w:type="spellStart"/>
+      <w:r>
+        <w:t>jsp_duplicate_group</w:t>
+      </w:r>
+      <w:proofErr w:type="spellEnd"/>
+      <w:r>
+        <w:t xml:space="preserve"> and </w:t>
+      </w:r>
+      <w:proofErr w:type="spellStart"/>
+      <w:r>
+        <w:t>jsp_duplicate_record_reference</w:t>
+      </w:r>
+      <w:proofErr w:type="spellEnd"/>
+      <w:r>
+        <w:t xml:space="preserve"> tables deployed in Dataverse In accordance with the related ERM model</w:t>
       </w:r>
     </w:p>
     <w:p>
@@ -13289,7 +13527,15 @@
     </w:p>
     <w:p>
       <w:r>
-        <w:t xml:space="preserve">A model driven app containing a form for the table jsp_duplicate_group  </w:t>
+        <w:t xml:space="preserve">A model driven app containing a form for the table </w:t>
+      </w:r>
+      <w:proofErr w:type="spellStart"/>
+      <w:r>
+        <w:t>jsp_duplicate_group</w:t>
+      </w:r>
+      <w:proofErr w:type="spellEnd"/>
+      <w:r>
+        <w:t xml:space="preserve">  </w:t>
       </w:r>
     </w:p>
     <w:p>
@@ -13351,7 +13597,15 @@
     </w:p>
     <w:p>
       <w:r>
-        <w:t>Primary record updated using a patch request, all non-primary records deactivated. jsp_duplicate_group entry marked as inactive when successful</w:t>
+        <w:t xml:space="preserve">Primary record updated using a patch request, all non-primary records deactivated. </w:t>
+      </w:r>
+      <w:proofErr w:type="spellStart"/>
+      <w:r>
+        <w:t>jsp_duplicate_group</w:t>
+      </w:r>
+      <w:proofErr w:type="spellEnd"/>
+      <w:r>
+        <w:t xml:space="preserve"> entry marked as inactive when successful</w:t>
       </w:r>
     </w:p>
     <w:p>
@@ -13361,7 +13615,23 @@
     </w:p>
     <w:p>
       <w:r>
-        <w:t>Manually created jsp_duplicate_group and jsp_duplicate_record_reference records referencing existing account and contact records</w:t>
+        <w:t xml:space="preserve">Manually created </w:t>
+      </w:r>
+      <w:proofErr w:type="spellStart"/>
+      <w:r>
+        <w:t>jsp_duplicate_group</w:t>
+      </w:r>
+      <w:proofErr w:type="spellEnd"/>
+      <w:r>
+        <w:t xml:space="preserve"> and </w:t>
+      </w:r>
+      <w:proofErr w:type="spellStart"/>
+      <w:r>
+        <w:t>jsp_duplicate_record_reference</w:t>
+      </w:r>
+      <w:proofErr w:type="spellEnd"/>
+      <w:r>
+        <w:t xml:space="preserve"> records referencing existing account and contact records</w:t>
       </w:r>
     </w:p>
     <w:p>
@@ -13379,6 +13649,3012 @@
         <w:t>T4.10: Export Managed Solution</w:t>
       </w:r>
     </w:p>
+    <w:p>
+      <w:r>
+        <w:t xml:space="preserve">.zip managed solution file can be successfully imported into a target environment without issue containing all </w:t>
+      </w:r>
+      <w:proofErr w:type="spellStart"/>
+      <w:r>
+        <w:t>neccessary</w:t>
+      </w:r>
+      <w:proofErr w:type="spellEnd"/>
+      <w:r>
+        <w:t xml:space="preserve"> components and tables </w:t>
+      </w:r>
+    </w:p>
+    <w:p>
+      <w:r>
+        <w:br w:type="page"/>
+      </w:r>
+    </w:p>
+    <w:p>
+      <w:pPr>
+        <w:pStyle w:val="Heading2"/>
+      </w:pPr>
+      <w:r>
+        <w:lastRenderedPageBreak/>
+        <w:t>3.7 Test Plan/Cases</w:t>
+      </w:r>
+    </w:p>
+    <w:p>
+      <w:pPr>
+        <w:rPr>
+          <w:lang w:val="en-CH"/>
+        </w:rPr>
+      </w:pPr>
+      <w:bookmarkStart w:id="38" w:name="_Toc228347227"/>
+      <w:r>
+        <w:rPr>
+          <w:lang w:val="en-CH"/>
+        </w:rPr>
+        <w:t xml:space="preserve">To minimize iterations during the Realise phase attempting to adhere to the structured and strict nature of the IPERKA methodology, I defined the test cases before starting with development. This allowed me to focus on test driven development to give me clear goals to strive for in my functions. This ensured that development was focused solely on passing these </w:t>
+      </w:r>
+      <w:r>
+        <w:rPr>
+          <w:lang w:val="en-CH"/>
+        </w:rPr>
+        <w:t>predefined</w:t>
+      </w:r>
+      <w:r>
+        <w:rPr>
+          <w:lang w:val="en-CH"/>
+        </w:rPr>
+        <w:t xml:space="preserve"> checks, reducing the risk of scope creep or missing logic. </w:t>
+      </w:r>
+    </w:p>
+    <w:p>
+      <w:pPr>
+        <w:rPr>
+          <w:lang w:val="en-CH"/>
+        </w:rPr>
+      </w:pPr>
+      <w:r>
+        <w:rPr>
+          <w:lang w:val="en-CH"/>
+        </w:rPr>
+        <w:t xml:space="preserve">The testing strategy relies on a manual execution of end to end scenarios. These tests were designed to easily be performed one after another, starting from loading a duplicate group record to visually comparing </w:t>
+      </w:r>
+      <w:r>
+        <w:rPr>
+          <w:lang w:val="en-CH"/>
+        </w:rPr>
+        <w:t>fields,</w:t>
+      </w:r>
+      <w:r>
+        <w:rPr>
+          <w:lang w:val="en-CH"/>
+        </w:rPr>
+        <w:t xml:space="preserve"> selecting specific field </w:t>
+      </w:r>
+      <w:r>
+        <w:rPr>
+          <w:lang w:val="en-CH"/>
+        </w:rPr>
+        <w:t>values,</w:t>
+      </w:r>
+      <w:r>
+        <w:rPr>
+          <w:lang w:val="en-CH"/>
+        </w:rPr>
+        <w:t xml:space="preserve"> executing the merge into a designated primary </w:t>
+      </w:r>
+      <w:r>
+        <w:rPr>
+          <w:lang w:val="en-CH"/>
+        </w:rPr>
+        <w:t>record,</w:t>
+      </w:r>
+      <w:r>
+        <w:rPr>
+          <w:lang w:val="en-CH"/>
+        </w:rPr>
+        <w:t xml:space="preserve"> and verifying the deactivation of all remaining duplicate records.</w:t>
+      </w:r>
+    </w:p>
+    <w:p>
+      <w:pPr>
+        <w:rPr>
+          <w:lang w:val="en-CH"/>
+        </w:rPr>
+      </w:pPr>
+    </w:p>
+    <w:tbl>
+      <w:tblPr>
+        <w:tblStyle w:val="TableGrid0"/>
+        <w:tblW w:w="9209" w:type="dxa"/>
+        <w:tblLook w:val="04A0" w:firstRow="1" w:lastRow="0" w:firstColumn="1" w:lastColumn="0" w:noHBand="0" w:noVBand="1"/>
+      </w:tblPr>
+      <w:tblGrid>
+        <w:gridCol w:w="3946"/>
+        <w:gridCol w:w="685"/>
+        <w:gridCol w:w="3429"/>
+        <w:gridCol w:w="1149"/>
+      </w:tblGrid>
+      <w:tr>
+        <w:trPr>
+          <w:trHeight w:val="420"/>
+        </w:trPr>
+        <w:tc>
+          <w:tcPr>
+            <w:tcW w:w="3946" w:type="dxa"/>
+            <w:noWrap/>
+            <w:hideMark/>
+          </w:tcPr>
+          <w:p>
+            <w:pPr>
+              <w:rPr>
+                <w:b/>
+                <w:bCs/>
+                <w:sz w:val="22"/>
+                <w:szCs w:val="22"/>
+              </w:rPr>
+            </w:pPr>
+            <w:r>
+              <w:rPr>
+                <w:b/>
+                <w:bCs/>
+                <w:sz w:val="22"/>
+                <w:szCs w:val="22"/>
+              </w:rPr>
+              <w:t>Test Scenario</w:t>
+            </w:r>
+          </w:p>
+        </w:tc>
+        <w:tc>
+          <w:tcPr>
+            <w:tcW w:w="685" w:type="dxa"/>
+            <w:hideMark/>
+          </w:tcPr>
+          <w:p>
+            <w:pPr>
+              <w:rPr>
+                <w:b/>
+                <w:bCs/>
+                <w:sz w:val="22"/>
+                <w:szCs w:val="22"/>
+              </w:rPr>
+            </w:pPr>
+            <w:r>
+              <w:rPr>
+                <w:b/>
+                <w:bCs/>
+                <w:sz w:val="22"/>
+                <w:szCs w:val="22"/>
+              </w:rPr>
+              <w:t>ID</w:t>
+            </w:r>
+          </w:p>
+        </w:tc>
+        <w:tc>
+          <w:tcPr>
+            <w:tcW w:w="3429" w:type="dxa"/>
+            <w:hideMark/>
+          </w:tcPr>
+          <w:p>
+            <w:pPr>
+              <w:rPr>
+                <w:b/>
+                <w:bCs/>
+                <w:sz w:val="22"/>
+                <w:szCs w:val="22"/>
+              </w:rPr>
+            </w:pPr>
+            <w:r>
+              <w:rPr>
+                <w:b/>
+                <w:bCs/>
+                <w:sz w:val="22"/>
+                <w:szCs w:val="22"/>
+              </w:rPr>
+              <w:t>Expected Result</w:t>
+            </w:r>
+          </w:p>
+        </w:tc>
+        <w:tc>
+          <w:tcPr>
+            <w:tcW w:w="1149" w:type="dxa"/>
+            <w:hideMark/>
+          </w:tcPr>
+          <w:p>
+            <w:pPr>
+              <w:rPr>
+                <w:b/>
+                <w:bCs/>
+                <w:sz w:val="22"/>
+                <w:szCs w:val="22"/>
+              </w:rPr>
+            </w:pPr>
+            <w:r>
+              <w:rPr>
+                <w:b/>
+                <w:bCs/>
+                <w:sz w:val="22"/>
+                <w:szCs w:val="22"/>
+              </w:rPr>
+              <w:t>Status</w:t>
+            </w:r>
+          </w:p>
+        </w:tc>
+      </w:tr>
+      <w:tr>
+        <w:trPr>
+          <w:trHeight w:val="799"/>
+        </w:trPr>
+        <w:tc>
+          <w:tcPr>
+            <w:tcW w:w="9209" w:type="dxa"/>
+            <w:gridSpan w:val="4"/>
+            <w:hideMark/>
+          </w:tcPr>
+          <w:p>
+            <w:pPr>
+              <w:jc w:val="center"/>
+              <w:rPr>
+                <w:sz w:val="28"/>
+                <w:szCs w:val="28"/>
+              </w:rPr>
+            </w:pPr>
+            <w:r>
+              <w:rPr>
+                <w:sz w:val="28"/>
+                <w:szCs w:val="28"/>
+              </w:rPr>
+              <w:t>Data Loading and Display</w:t>
+            </w:r>
+          </w:p>
+        </w:tc>
+      </w:tr>
+      <w:tr>
+        <w:trPr>
+          <w:trHeight w:val="799"/>
+        </w:trPr>
+        <w:tc>
+          <w:tcPr>
+            <w:tcW w:w="3946" w:type="dxa"/>
+            <w:hideMark/>
+          </w:tcPr>
+          <w:p>
+            <w:pPr>
+              <w:rPr>
+                <w:sz w:val="22"/>
+                <w:szCs w:val="22"/>
+              </w:rPr>
+            </w:pPr>
+            <w:r>
+              <w:rPr>
+                <w:sz w:val="22"/>
+                <w:szCs w:val="22"/>
+              </w:rPr>
+              <w:t>Open a duplicate group containing exactly two linked records</w:t>
+            </w:r>
+          </w:p>
+        </w:tc>
+        <w:tc>
+          <w:tcPr>
+            <w:tcW w:w="685" w:type="dxa"/>
+            <w:hideMark/>
+          </w:tcPr>
+          <w:p>
+            <w:pPr>
+              <w:rPr>
+                <w:sz w:val="22"/>
+                <w:szCs w:val="22"/>
+              </w:rPr>
+            </w:pPr>
+            <w:r>
+              <w:rPr>
+                <w:sz w:val="22"/>
+                <w:szCs w:val="22"/>
+              </w:rPr>
+              <w:t>T 01</w:t>
+            </w:r>
+          </w:p>
+        </w:tc>
+        <w:tc>
+          <w:tcPr>
+            <w:tcW w:w="3429" w:type="dxa"/>
+            <w:hideMark/>
+          </w:tcPr>
+          <w:p>
+            <w:pPr>
+              <w:rPr>
+                <w:sz w:val="22"/>
+                <w:szCs w:val="22"/>
+              </w:rPr>
+            </w:pPr>
+            <w:r>
+              <w:rPr>
+                <w:sz w:val="22"/>
+                <w:szCs w:val="22"/>
+              </w:rPr>
+              <w:t>The interface successfully loads and displays both records side by side</w:t>
+            </w:r>
+          </w:p>
+        </w:tc>
+        <w:tc>
+          <w:tcPr>
+            <w:tcW w:w="1149" w:type="dxa"/>
+            <w:noWrap/>
+            <w:hideMark/>
+          </w:tcPr>
+          <w:p>
+            <w:pPr>
+              <w:rPr>
+                <w:sz w:val="22"/>
+                <w:szCs w:val="22"/>
+              </w:rPr>
+            </w:pPr>
+            <w:r>
+              <w:rPr>
+                <w:sz w:val="22"/>
+                <w:szCs w:val="22"/>
+              </w:rPr>
+              <w:t>Pending</w:t>
+            </w:r>
+          </w:p>
+        </w:tc>
+      </w:tr>
+      <w:tr>
+        <w:trPr>
+          <w:trHeight w:val="799"/>
+        </w:trPr>
+        <w:tc>
+          <w:tcPr>
+            <w:tcW w:w="3946" w:type="dxa"/>
+            <w:hideMark/>
+          </w:tcPr>
+          <w:p>
+            <w:pPr>
+              <w:rPr>
+                <w:sz w:val="22"/>
+                <w:szCs w:val="22"/>
+              </w:rPr>
+            </w:pPr>
+            <w:r>
+              <w:rPr>
+                <w:sz w:val="22"/>
+                <w:szCs w:val="22"/>
+              </w:rPr>
+              <w:t>Open a duplicate group containing exactly five linked records</w:t>
+            </w:r>
+          </w:p>
+        </w:tc>
+        <w:tc>
+          <w:tcPr>
+            <w:tcW w:w="685" w:type="dxa"/>
+            <w:hideMark/>
+          </w:tcPr>
+          <w:p>
+            <w:pPr>
+              <w:rPr>
+                <w:sz w:val="22"/>
+                <w:szCs w:val="22"/>
+              </w:rPr>
+            </w:pPr>
+            <w:r>
+              <w:rPr>
+                <w:sz w:val="22"/>
+                <w:szCs w:val="22"/>
+              </w:rPr>
+              <w:t>T 02</w:t>
+            </w:r>
+          </w:p>
+        </w:tc>
+        <w:tc>
+          <w:tcPr>
+            <w:tcW w:w="3429" w:type="dxa"/>
+            <w:hideMark/>
+          </w:tcPr>
+          <w:p>
+            <w:pPr>
+              <w:rPr>
+                <w:sz w:val="22"/>
+                <w:szCs w:val="22"/>
+              </w:rPr>
+            </w:pPr>
+            <w:r>
+              <w:rPr>
+                <w:sz w:val="22"/>
+                <w:szCs w:val="22"/>
+              </w:rPr>
+              <w:t>The interface successfully loads and displays all five records side by side</w:t>
+            </w:r>
+          </w:p>
+        </w:tc>
+        <w:tc>
+          <w:tcPr>
+            <w:tcW w:w="1149" w:type="dxa"/>
+            <w:noWrap/>
+            <w:hideMark/>
+          </w:tcPr>
+          <w:p>
+            <w:pPr>
+              <w:rPr>
+                <w:sz w:val="22"/>
+                <w:szCs w:val="22"/>
+              </w:rPr>
+            </w:pPr>
+            <w:r>
+              <w:rPr>
+                <w:sz w:val="22"/>
+                <w:szCs w:val="22"/>
+              </w:rPr>
+              <w:t>Pending</w:t>
+            </w:r>
+          </w:p>
+        </w:tc>
+      </w:tr>
+      <w:tr>
+        <w:trPr>
+          <w:trHeight w:val="799"/>
+        </w:trPr>
+        <w:tc>
+          <w:tcPr>
+            <w:tcW w:w="3946" w:type="dxa"/>
+            <w:hideMark/>
+          </w:tcPr>
+          <w:p>
+            <w:pPr>
+              <w:rPr>
+                <w:sz w:val="22"/>
+                <w:szCs w:val="22"/>
+              </w:rPr>
+            </w:pPr>
+            <w:r>
+              <w:rPr>
+                <w:sz w:val="22"/>
+                <w:szCs w:val="22"/>
+              </w:rPr>
+              <w:t>Open a duplicate group containing six or more linked records</w:t>
+            </w:r>
+          </w:p>
+        </w:tc>
+        <w:tc>
+          <w:tcPr>
+            <w:tcW w:w="685" w:type="dxa"/>
+            <w:hideMark/>
+          </w:tcPr>
+          <w:p>
+            <w:pPr>
+              <w:rPr>
+                <w:sz w:val="22"/>
+                <w:szCs w:val="22"/>
+              </w:rPr>
+            </w:pPr>
+            <w:r>
+              <w:rPr>
+                <w:sz w:val="22"/>
+                <w:szCs w:val="22"/>
+              </w:rPr>
+              <w:t>T 03</w:t>
+            </w:r>
+          </w:p>
+        </w:tc>
+        <w:tc>
+          <w:tcPr>
+            <w:tcW w:w="3429" w:type="dxa"/>
+            <w:hideMark/>
+          </w:tcPr>
+          <w:p>
+            <w:pPr>
+              <w:rPr>
+                <w:sz w:val="22"/>
+                <w:szCs w:val="22"/>
+              </w:rPr>
+            </w:pPr>
+            <w:r>
+              <w:rPr>
+                <w:sz w:val="22"/>
+                <w:szCs w:val="22"/>
+              </w:rPr>
+              <w:t>The interface displays a warning message and cancels the operation</w:t>
+            </w:r>
+          </w:p>
+        </w:tc>
+        <w:tc>
+          <w:tcPr>
+            <w:tcW w:w="1149" w:type="dxa"/>
+            <w:noWrap/>
+            <w:hideMark/>
+          </w:tcPr>
+          <w:p>
+            <w:pPr>
+              <w:rPr>
+                <w:sz w:val="22"/>
+                <w:szCs w:val="22"/>
+              </w:rPr>
+            </w:pPr>
+            <w:r>
+              <w:rPr>
+                <w:sz w:val="22"/>
+                <w:szCs w:val="22"/>
+              </w:rPr>
+              <w:t>Pending</w:t>
+            </w:r>
+          </w:p>
+        </w:tc>
+      </w:tr>
+      <w:tr>
+        <w:trPr>
+          <w:trHeight w:val="799"/>
+        </w:trPr>
+        <w:tc>
+          <w:tcPr>
+            <w:tcW w:w="3946" w:type="dxa"/>
+            <w:hideMark/>
+          </w:tcPr>
+          <w:p>
+            <w:pPr>
+              <w:rPr>
+                <w:sz w:val="22"/>
+                <w:szCs w:val="22"/>
+              </w:rPr>
+            </w:pPr>
+            <w:r>
+              <w:rPr>
+                <w:sz w:val="22"/>
+                <w:szCs w:val="22"/>
+              </w:rPr>
+              <w:t>Open a duplicate group containing zero linked records</w:t>
+            </w:r>
+          </w:p>
+        </w:tc>
+        <w:tc>
+          <w:tcPr>
+            <w:tcW w:w="685" w:type="dxa"/>
+            <w:hideMark/>
+          </w:tcPr>
+          <w:p>
+            <w:pPr>
+              <w:rPr>
+                <w:sz w:val="22"/>
+                <w:szCs w:val="22"/>
+              </w:rPr>
+            </w:pPr>
+            <w:r>
+              <w:rPr>
+                <w:sz w:val="22"/>
+                <w:szCs w:val="22"/>
+              </w:rPr>
+              <w:t>T 04</w:t>
+            </w:r>
+          </w:p>
+        </w:tc>
+        <w:tc>
+          <w:tcPr>
+            <w:tcW w:w="3429" w:type="dxa"/>
+            <w:hideMark/>
+          </w:tcPr>
+          <w:p>
+            <w:pPr>
+              <w:rPr>
+                <w:sz w:val="22"/>
+                <w:szCs w:val="22"/>
+              </w:rPr>
+            </w:pPr>
+            <w:r>
+              <w:rPr>
+                <w:sz w:val="22"/>
+                <w:szCs w:val="22"/>
+              </w:rPr>
+              <w:t>The interface displays a message indicating no duplicates to compare</w:t>
+            </w:r>
+          </w:p>
+        </w:tc>
+        <w:tc>
+          <w:tcPr>
+            <w:tcW w:w="1149" w:type="dxa"/>
+            <w:noWrap/>
+            <w:hideMark/>
+          </w:tcPr>
+          <w:p>
+            <w:pPr>
+              <w:rPr>
+                <w:sz w:val="22"/>
+                <w:szCs w:val="22"/>
+              </w:rPr>
+            </w:pPr>
+            <w:r>
+              <w:rPr>
+                <w:sz w:val="22"/>
+                <w:szCs w:val="22"/>
+              </w:rPr>
+              <w:t>Pending</w:t>
+            </w:r>
+          </w:p>
+        </w:tc>
+      </w:tr>
+      <w:tr>
+        <w:trPr>
+          <w:trHeight w:val="799"/>
+        </w:trPr>
+        <w:tc>
+          <w:tcPr>
+            <w:tcW w:w="3946" w:type="dxa"/>
+            <w:hideMark/>
+          </w:tcPr>
+          <w:p>
+            <w:pPr>
+              <w:rPr>
+                <w:sz w:val="22"/>
+                <w:szCs w:val="22"/>
+              </w:rPr>
+            </w:pPr>
+            <w:r>
+              <w:rPr>
+                <w:sz w:val="22"/>
+                <w:szCs w:val="22"/>
+              </w:rPr>
+              <w:t>Load a comparison view containing Text Choice and Lookup fields</w:t>
+            </w:r>
+          </w:p>
+        </w:tc>
+        <w:tc>
+          <w:tcPr>
+            <w:tcW w:w="685" w:type="dxa"/>
+            <w:hideMark/>
+          </w:tcPr>
+          <w:p>
+            <w:pPr>
+              <w:rPr>
+                <w:sz w:val="22"/>
+                <w:szCs w:val="22"/>
+              </w:rPr>
+            </w:pPr>
+            <w:r>
+              <w:rPr>
+                <w:sz w:val="22"/>
+                <w:szCs w:val="22"/>
+              </w:rPr>
+              <w:t>T 05</w:t>
+            </w:r>
+          </w:p>
+        </w:tc>
+        <w:tc>
+          <w:tcPr>
+            <w:tcW w:w="3429" w:type="dxa"/>
+            <w:hideMark/>
+          </w:tcPr>
+          <w:p>
+            <w:pPr>
+              <w:rPr>
+                <w:sz w:val="22"/>
+                <w:szCs w:val="22"/>
+              </w:rPr>
+            </w:pPr>
+            <w:r>
+              <w:rPr>
+                <w:sz w:val="22"/>
+                <w:szCs w:val="22"/>
+              </w:rPr>
+              <w:t>All field types render correctly showing their corresponding data values</w:t>
+            </w:r>
+          </w:p>
+        </w:tc>
+        <w:tc>
+          <w:tcPr>
+            <w:tcW w:w="1149" w:type="dxa"/>
+            <w:noWrap/>
+            <w:hideMark/>
+          </w:tcPr>
+          <w:p>
+            <w:pPr>
+              <w:rPr>
+                <w:sz w:val="22"/>
+                <w:szCs w:val="22"/>
+              </w:rPr>
+            </w:pPr>
+            <w:r>
+              <w:rPr>
+                <w:sz w:val="22"/>
+                <w:szCs w:val="22"/>
+              </w:rPr>
+              <w:t>Pending</w:t>
+            </w:r>
+          </w:p>
+        </w:tc>
+      </w:tr>
+    </w:tbl>
+    <w:p>
+      <w:r>
+        <w:br w:type="page"/>
+      </w:r>
+    </w:p>
+    <w:tbl>
+      <w:tblPr>
+        <w:tblStyle w:val="TableGrid0"/>
+        <w:tblW w:w="9209" w:type="dxa"/>
+        <w:tblLook w:val="04A0" w:firstRow="1" w:lastRow="0" w:firstColumn="1" w:lastColumn="0" w:noHBand="0" w:noVBand="1"/>
+      </w:tblPr>
+      <w:tblGrid>
+        <w:gridCol w:w="3946"/>
+        <w:gridCol w:w="685"/>
+        <w:gridCol w:w="3429"/>
+        <w:gridCol w:w="1149"/>
+      </w:tblGrid>
+      <w:tr>
+        <w:trPr>
+          <w:trHeight w:val="799"/>
+        </w:trPr>
+        <w:tc>
+          <w:tcPr>
+            <w:tcW w:w="9209" w:type="dxa"/>
+            <w:gridSpan w:val="4"/>
+            <w:hideMark/>
+          </w:tcPr>
+          <w:p>
+            <w:pPr>
+              <w:jc w:val="center"/>
+              <w:rPr>
+                <w:sz w:val="28"/>
+                <w:szCs w:val="28"/>
+              </w:rPr>
+            </w:pPr>
+            <w:r>
+              <w:rPr>
+                <w:sz w:val="28"/>
+                <w:szCs w:val="28"/>
+              </w:rPr>
+              <w:lastRenderedPageBreak/>
+              <w:t>User Interaction</w:t>
+            </w:r>
+          </w:p>
+        </w:tc>
+      </w:tr>
+      <w:tr>
+        <w:trPr>
+          <w:trHeight w:val="799"/>
+        </w:trPr>
+        <w:tc>
+          <w:tcPr>
+            <w:tcW w:w="3946" w:type="dxa"/>
+            <w:hideMark/>
+          </w:tcPr>
+          <w:p>
+            <w:pPr>
+              <w:rPr>
+                <w:sz w:val="22"/>
+                <w:szCs w:val="22"/>
+              </w:rPr>
+            </w:pPr>
+            <w:r>
+              <w:rPr>
+                <w:sz w:val="22"/>
+                <w:szCs w:val="22"/>
+              </w:rPr>
+              <w:t>The user clicks a Text field value belonging to a non primary duplicate record.</w:t>
+            </w:r>
+          </w:p>
+        </w:tc>
+        <w:tc>
+          <w:tcPr>
+            <w:tcW w:w="685" w:type="dxa"/>
+            <w:hideMark/>
+          </w:tcPr>
+          <w:p>
+            <w:pPr>
+              <w:rPr>
+                <w:sz w:val="22"/>
+                <w:szCs w:val="22"/>
+              </w:rPr>
+            </w:pPr>
+            <w:r>
+              <w:rPr>
+                <w:sz w:val="22"/>
+                <w:szCs w:val="22"/>
+              </w:rPr>
+              <w:t>T 06</w:t>
+            </w:r>
+          </w:p>
+        </w:tc>
+        <w:tc>
+          <w:tcPr>
+            <w:tcW w:w="3429" w:type="dxa"/>
+            <w:hideMark/>
+          </w:tcPr>
+          <w:p>
+            <w:pPr>
+              <w:rPr>
+                <w:sz w:val="22"/>
+                <w:szCs w:val="22"/>
+              </w:rPr>
+            </w:pPr>
+            <w:r>
+              <w:rPr>
+                <w:sz w:val="22"/>
+                <w:szCs w:val="22"/>
+              </w:rPr>
+              <w:t xml:space="preserve">The selected value is visually highlighted </w:t>
+            </w:r>
+          </w:p>
+        </w:tc>
+        <w:tc>
+          <w:tcPr>
+            <w:tcW w:w="1149" w:type="dxa"/>
+            <w:noWrap/>
+            <w:hideMark/>
+          </w:tcPr>
+          <w:p>
+            <w:pPr>
+              <w:rPr>
+                <w:sz w:val="22"/>
+                <w:szCs w:val="22"/>
+              </w:rPr>
+            </w:pPr>
+            <w:r>
+              <w:rPr>
+                <w:sz w:val="22"/>
+                <w:szCs w:val="22"/>
+              </w:rPr>
+              <w:t>Pending</w:t>
+            </w:r>
+          </w:p>
+        </w:tc>
+      </w:tr>
+      <w:tr>
+        <w:trPr>
+          <w:trHeight w:val="799"/>
+        </w:trPr>
+        <w:tc>
+          <w:tcPr>
+            <w:tcW w:w="3946" w:type="dxa"/>
+            <w:hideMark/>
+          </w:tcPr>
+          <w:p>
+            <w:pPr>
+              <w:rPr>
+                <w:sz w:val="22"/>
+                <w:szCs w:val="22"/>
+              </w:rPr>
+            </w:pPr>
+            <w:r>
+              <w:rPr>
+                <w:sz w:val="22"/>
+                <w:szCs w:val="22"/>
+              </w:rPr>
+              <w:t>The user clicks a Choice field value belonging to a non primary duplicate record</w:t>
+            </w:r>
+          </w:p>
+        </w:tc>
+        <w:tc>
+          <w:tcPr>
+            <w:tcW w:w="685" w:type="dxa"/>
+            <w:hideMark/>
+          </w:tcPr>
+          <w:p>
+            <w:pPr>
+              <w:rPr>
+                <w:sz w:val="22"/>
+                <w:szCs w:val="22"/>
+              </w:rPr>
+            </w:pPr>
+            <w:r>
+              <w:rPr>
+                <w:sz w:val="22"/>
+                <w:szCs w:val="22"/>
+              </w:rPr>
+              <w:t>T 07</w:t>
+            </w:r>
+          </w:p>
+        </w:tc>
+        <w:tc>
+          <w:tcPr>
+            <w:tcW w:w="3429" w:type="dxa"/>
+            <w:hideMark/>
+          </w:tcPr>
+          <w:p>
+            <w:pPr>
+              <w:rPr>
+                <w:sz w:val="22"/>
+                <w:szCs w:val="22"/>
+              </w:rPr>
+            </w:pPr>
+            <w:r>
+              <w:rPr>
+                <w:sz w:val="22"/>
+                <w:szCs w:val="22"/>
+              </w:rPr>
+              <w:t xml:space="preserve">The selected option label is visually highlighted </w:t>
+            </w:r>
+          </w:p>
+        </w:tc>
+        <w:tc>
+          <w:tcPr>
+            <w:tcW w:w="1149" w:type="dxa"/>
+            <w:noWrap/>
+            <w:hideMark/>
+          </w:tcPr>
+          <w:p>
+            <w:pPr>
+              <w:rPr>
+                <w:sz w:val="22"/>
+                <w:szCs w:val="22"/>
+              </w:rPr>
+            </w:pPr>
+            <w:r>
+              <w:rPr>
+                <w:sz w:val="22"/>
+                <w:szCs w:val="22"/>
+              </w:rPr>
+              <w:t>Pending</w:t>
+            </w:r>
+          </w:p>
+        </w:tc>
+      </w:tr>
+      <w:tr>
+        <w:trPr>
+          <w:trHeight w:val="799"/>
+        </w:trPr>
+        <w:tc>
+          <w:tcPr>
+            <w:tcW w:w="3946" w:type="dxa"/>
+            <w:hideMark/>
+          </w:tcPr>
+          <w:p>
+            <w:pPr>
+              <w:rPr>
+                <w:sz w:val="22"/>
+                <w:szCs w:val="22"/>
+              </w:rPr>
+            </w:pPr>
+            <w:r>
+              <w:rPr>
+                <w:sz w:val="22"/>
+                <w:szCs w:val="22"/>
+              </w:rPr>
+              <w:t>The user clicks a Lookup field value belonging to a non primary duplicate record</w:t>
+            </w:r>
+          </w:p>
+        </w:tc>
+        <w:tc>
+          <w:tcPr>
+            <w:tcW w:w="685" w:type="dxa"/>
+            <w:hideMark/>
+          </w:tcPr>
+          <w:p>
+            <w:pPr>
+              <w:rPr>
+                <w:sz w:val="22"/>
+                <w:szCs w:val="22"/>
+              </w:rPr>
+            </w:pPr>
+            <w:r>
+              <w:rPr>
+                <w:sz w:val="22"/>
+                <w:szCs w:val="22"/>
+              </w:rPr>
+              <w:t>T 08</w:t>
+            </w:r>
+          </w:p>
+        </w:tc>
+        <w:tc>
+          <w:tcPr>
+            <w:tcW w:w="3429" w:type="dxa"/>
+            <w:hideMark/>
+          </w:tcPr>
+          <w:p>
+            <w:pPr>
+              <w:rPr>
+                <w:sz w:val="22"/>
+                <w:szCs w:val="22"/>
+              </w:rPr>
+            </w:pPr>
+            <w:r>
+              <w:rPr>
+                <w:sz w:val="22"/>
+                <w:szCs w:val="22"/>
+              </w:rPr>
+              <w:t xml:space="preserve">The selected lookup reference is visually highlighted </w:t>
+            </w:r>
+          </w:p>
+        </w:tc>
+        <w:tc>
+          <w:tcPr>
+            <w:tcW w:w="1149" w:type="dxa"/>
+            <w:noWrap/>
+            <w:hideMark/>
+          </w:tcPr>
+          <w:p>
+            <w:pPr>
+              <w:rPr>
+                <w:sz w:val="22"/>
+                <w:szCs w:val="22"/>
+              </w:rPr>
+            </w:pPr>
+            <w:r>
+              <w:rPr>
+                <w:sz w:val="22"/>
+                <w:szCs w:val="22"/>
+              </w:rPr>
+              <w:t>Pending</w:t>
+            </w:r>
+          </w:p>
+        </w:tc>
+      </w:tr>
+      <w:tr>
+        <w:trPr>
+          <w:trHeight w:val="799"/>
+        </w:trPr>
+        <w:tc>
+          <w:tcPr>
+            <w:tcW w:w="3946" w:type="dxa"/>
+            <w:hideMark/>
+          </w:tcPr>
+          <w:p>
+            <w:pPr>
+              <w:rPr>
+                <w:sz w:val="22"/>
+                <w:szCs w:val="22"/>
+              </w:rPr>
+            </w:pPr>
+            <w:r>
+              <w:rPr>
+                <w:sz w:val="22"/>
+                <w:szCs w:val="22"/>
+              </w:rPr>
+              <w:t>The user selects a value from a non primary record and then clicks the primary record value for the same field</w:t>
+            </w:r>
+          </w:p>
+        </w:tc>
+        <w:tc>
+          <w:tcPr>
+            <w:tcW w:w="685" w:type="dxa"/>
+            <w:hideMark/>
+          </w:tcPr>
+          <w:p>
+            <w:pPr>
+              <w:rPr>
+                <w:sz w:val="22"/>
+                <w:szCs w:val="22"/>
+              </w:rPr>
+            </w:pPr>
+            <w:r>
+              <w:rPr>
+                <w:sz w:val="22"/>
+                <w:szCs w:val="22"/>
+              </w:rPr>
+              <w:t>T 09</w:t>
+            </w:r>
+          </w:p>
+        </w:tc>
+        <w:tc>
+          <w:tcPr>
+            <w:tcW w:w="3429" w:type="dxa"/>
+            <w:hideMark/>
+          </w:tcPr>
+          <w:p>
+            <w:pPr>
+              <w:rPr>
+                <w:sz w:val="22"/>
+                <w:szCs w:val="22"/>
+              </w:rPr>
+            </w:pPr>
+            <w:r>
+              <w:rPr>
+                <w:sz w:val="22"/>
+                <w:szCs w:val="22"/>
+              </w:rPr>
+              <w:t>The highlight moves back to the primary record value and prior selection is cleared</w:t>
+            </w:r>
+          </w:p>
+        </w:tc>
+        <w:tc>
+          <w:tcPr>
+            <w:tcW w:w="1149" w:type="dxa"/>
+            <w:noWrap/>
+            <w:hideMark/>
+          </w:tcPr>
+          <w:p>
+            <w:pPr>
+              <w:rPr>
+                <w:sz w:val="22"/>
+                <w:szCs w:val="22"/>
+              </w:rPr>
+            </w:pPr>
+            <w:r>
+              <w:rPr>
+                <w:sz w:val="22"/>
+                <w:szCs w:val="22"/>
+              </w:rPr>
+              <w:t>Pending</w:t>
+            </w:r>
+          </w:p>
+        </w:tc>
+      </w:tr>
+      <w:tr>
+        <w:trPr>
+          <w:trHeight w:val="799"/>
+        </w:trPr>
+        <w:tc>
+          <w:tcPr>
+            <w:tcW w:w="3946" w:type="dxa"/>
+            <w:hideMark/>
+          </w:tcPr>
+          <w:p>
+            <w:pPr>
+              <w:rPr>
+                <w:sz w:val="22"/>
+                <w:szCs w:val="22"/>
+              </w:rPr>
+            </w:pPr>
+            <w:r>
+              <w:rPr>
+                <w:sz w:val="22"/>
+                <w:szCs w:val="22"/>
+              </w:rPr>
+              <w:t xml:space="preserve">The user clicks the merge button without having </w:t>
+            </w:r>
+            <w:proofErr w:type="gramStart"/>
+            <w:r>
+              <w:rPr>
+                <w:sz w:val="22"/>
+                <w:szCs w:val="22"/>
+              </w:rPr>
+              <w:t>made a selection</w:t>
+            </w:r>
+            <w:proofErr w:type="gramEnd"/>
+            <w:r>
+              <w:rPr>
+                <w:sz w:val="22"/>
+                <w:szCs w:val="22"/>
+              </w:rPr>
+              <w:t xml:space="preserve"> for every displayed field</w:t>
+            </w:r>
+          </w:p>
+        </w:tc>
+        <w:tc>
+          <w:tcPr>
+            <w:tcW w:w="685" w:type="dxa"/>
+            <w:hideMark/>
+          </w:tcPr>
+          <w:p>
+            <w:pPr>
+              <w:rPr>
+                <w:sz w:val="22"/>
+                <w:szCs w:val="22"/>
+              </w:rPr>
+            </w:pPr>
+            <w:r>
+              <w:rPr>
+                <w:sz w:val="22"/>
+                <w:szCs w:val="22"/>
+              </w:rPr>
+              <w:t>T 10</w:t>
+            </w:r>
+          </w:p>
+        </w:tc>
+        <w:tc>
+          <w:tcPr>
+            <w:tcW w:w="3429" w:type="dxa"/>
+            <w:hideMark/>
+          </w:tcPr>
+          <w:p>
+            <w:pPr>
+              <w:rPr>
+                <w:sz w:val="22"/>
+                <w:szCs w:val="22"/>
+              </w:rPr>
+            </w:pPr>
+            <w:r>
+              <w:rPr>
+                <w:sz w:val="22"/>
+                <w:szCs w:val="22"/>
+              </w:rPr>
+              <w:t>The interface prevents the merge from proceeding with a message</w:t>
+            </w:r>
+          </w:p>
+        </w:tc>
+        <w:tc>
+          <w:tcPr>
+            <w:tcW w:w="1149" w:type="dxa"/>
+            <w:noWrap/>
+            <w:hideMark/>
+          </w:tcPr>
+          <w:p>
+            <w:pPr>
+              <w:rPr>
+                <w:sz w:val="22"/>
+                <w:szCs w:val="22"/>
+              </w:rPr>
+            </w:pPr>
+            <w:r>
+              <w:rPr>
+                <w:sz w:val="22"/>
+                <w:szCs w:val="22"/>
+              </w:rPr>
+              <w:t>Pending</w:t>
+            </w:r>
+          </w:p>
+        </w:tc>
+      </w:tr>
+      <w:tr>
+        <w:trPr>
+          <w:trHeight w:val="799"/>
+        </w:trPr>
+        <w:tc>
+          <w:tcPr>
+            <w:tcW w:w="3946" w:type="dxa"/>
+            <w:hideMark/>
+          </w:tcPr>
+          <w:p>
+            <w:pPr>
+              <w:rPr>
+                <w:sz w:val="22"/>
+                <w:szCs w:val="22"/>
+              </w:rPr>
+            </w:pPr>
+            <w:r>
+              <w:rPr>
+                <w:sz w:val="22"/>
+                <w:szCs w:val="22"/>
+              </w:rPr>
+              <w:t>The user selects values across multiple fields from different duplicate records independently</w:t>
+            </w:r>
+          </w:p>
+        </w:tc>
+        <w:tc>
+          <w:tcPr>
+            <w:tcW w:w="685" w:type="dxa"/>
+            <w:hideMark/>
+          </w:tcPr>
+          <w:p>
+            <w:pPr>
+              <w:rPr>
+                <w:sz w:val="22"/>
+                <w:szCs w:val="22"/>
+              </w:rPr>
+            </w:pPr>
+            <w:r>
+              <w:rPr>
+                <w:sz w:val="22"/>
+                <w:szCs w:val="22"/>
+              </w:rPr>
+              <w:t>T 11</w:t>
+            </w:r>
+          </w:p>
+        </w:tc>
+        <w:tc>
+          <w:tcPr>
+            <w:tcW w:w="3429" w:type="dxa"/>
+            <w:hideMark/>
+          </w:tcPr>
+          <w:p>
+            <w:pPr>
+              <w:rPr>
+                <w:sz w:val="22"/>
+                <w:szCs w:val="22"/>
+              </w:rPr>
+            </w:pPr>
+            <w:r>
+              <w:rPr>
+                <w:sz w:val="22"/>
+                <w:szCs w:val="22"/>
+              </w:rPr>
+              <w:t xml:space="preserve">Each field retains its own independent selection </w:t>
+            </w:r>
+          </w:p>
+        </w:tc>
+        <w:tc>
+          <w:tcPr>
+            <w:tcW w:w="1149" w:type="dxa"/>
+            <w:noWrap/>
+            <w:hideMark/>
+          </w:tcPr>
+          <w:p>
+            <w:pPr>
+              <w:rPr>
+                <w:sz w:val="22"/>
+                <w:szCs w:val="22"/>
+              </w:rPr>
+            </w:pPr>
+            <w:r>
+              <w:rPr>
+                <w:sz w:val="22"/>
+                <w:szCs w:val="22"/>
+              </w:rPr>
+              <w:t>Pending</w:t>
+            </w:r>
+          </w:p>
+        </w:tc>
+      </w:tr>
+      <w:tr>
+        <w:trPr>
+          <w:trHeight w:val="799"/>
+        </w:trPr>
+        <w:tc>
+          <w:tcPr>
+            <w:tcW w:w="3946" w:type="dxa"/>
+            <w:hideMark/>
+          </w:tcPr>
+          <w:p>
+            <w:pPr>
+              <w:rPr>
+                <w:sz w:val="22"/>
+                <w:szCs w:val="22"/>
+              </w:rPr>
+            </w:pPr>
+            <w:r>
+              <w:rPr>
+                <w:sz w:val="22"/>
+                <w:szCs w:val="22"/>
+              </w:rPr>
+              <w:t xml:space="preserve">The merge button is </w:t>
+            </w:r>
+            <w:proofErr w:type="gramStart"/>
+            <w:r>
+              <w:rPr>
+                <w:sz w:val="22"/>
+                <w:szCs w:val="22"/>
+              </w:rPr>
+              <w:t>clicked</w:t>
+            </w:r>
+            <w:proofErr w:type="gramEnd"/>
+            <w:r>
+              <w:rPr>
+                <w:sz w:val="22"/>
+                <w:szCs w:val="22"/>
+              </w:rPr>
+              <w:t xml:space="preserve"> and the user immediately attempts to interact with field values</w:t>
+            </w:r>
+          </w:p>
+        </w:tc>
+        <w:tc>
+          <w:tcPr>
+            <w:tcW w:w="685" w:type="dxa"/>
+            <w:hideMark/>
+          </w:tcPr>
+          <w:p>
+            <w:pPr>
+              <w:rPr>
+                <w:sz w:val="22"/>
+                <w:szCs w:val="22"/>
+              </w:rPr>
+            </w:pPr>
+            <w:r>
+              <w:rPr>
+                <w:sz w:val="22"/>
+                <w:szCs w:val="22"/>
+              </w:rPr>
+              <w:t>T 12</w:t>
+            </w:r>
+          </w:p>
+        </w:tc>
+        <w:tc>
+          <w:tcPr>
+            <w:tcW w:w="3429" w:type="dxa"/>
+            <w:hideMark/>
+          </w:tcPr>
+          <w:p>
+            <w:pPr>
+              <w:rPr>
+                <w:sz w:val="22"/>
+                <w:szCs w:val="22"/>
+              </w:rPr>
+            </w:pPr>
+            <w:r>
+              <w:rPr>
+                <w:sz w:val="22"/>
+                <w:szCs w:val="22"/>
+              </w:rPr>
+              <w:t>A loading overlay is displayed blocking user input until merge operation completes.</w:t>
+            </w:r>
+          </w:p>
+        </w:tc>
+        <w:tc>
+          <w:tcPr>
+            <w:tcW w:w="1149" w:type="dxa"/>
+            <w:noWrap/>
+            <w:hideMark/>
+          </w:tcPr>
+          <w:p>
+            <w:pPr>
+              <w:rPr>
+                <w:sz w:val="22"/>
+                <w:szCs w:val="22"/>
+              </w:rPr>
+            </w:pPr>
+            <w:r>
+              <w:rPr>
+                <w:sz w:val="22"/>
+                <w:szCs w:val="22"/>
+              </w:rPr>
+              <w:t>Pending</w:t>
+            </w:r>
+          </w:p>
+        </w:tc>
+      </w:tr>
+      <w:tr>
+        <w:trPr>
+          <w:trHeight w:val="799"/>
+        </w:trPr>
+        <w:tc>
+          <w:tcPr>
+            <w:tcW w:w="3946" w:type="dxa"/>
+            <w:hideMark/>
+          </w:tcPr>
+          <w:p>
+            <w:pPr>
+              <w:rPr>
+                <w:sz w:val="22"/>
+                <w:szCs w:val="22"/>
+              </w:rPr>
+            </w:pPr>
+            <w:r>
+              <w:rPr>
+                <w:sz w:val="22"/>
+                <w:szCs w:val="22"/>
+              </w:rPr>
+              <w:t>The confirmation dialog is reviewed after clicking the merge button</w:t>
+            </w:r>
+          </w:p>
+        </w:tc>
+        <w:tc>
+          <w:tcPr>
+            <w:tcW w:w="685" w:type="dxa"/>
+            <w:hideMark/>
+          </w:tcPr>
+          <w:p>
+            <w:pPr>
+              <w:rPr>
+                <w:sz w:val="22"/>
+                <w:szCs w:val="22"/>
+              </w:rPr>
+            </w:pPr>
+            <w:r>
+              <w:rPr>
+                <w:sz w:val="22"/>
+                <w:szCs w:val="22"/>
+              </w:rPr>
+              <w:t>T 13</w:t>
+            </w:r>
+          </w:p>
+        </w:tc>
+        <w:tc>
+          <w:tcPr>
+            <w:tcW w:w="3429" w:type="dxa"/>
+            <w:hideMark/>
+          </w:tcPr>
+          <w:p>
+            <w:pPr>
+              <w:rPr>
+                <w:sz w:val="22"/>
+                <w:szCs w:val="22"/>
+              </w:rPr>
+            </w:pPr>
+            <w:r>
+              <w:rPr>
+                <w:sz w:val="22"/>
+                <w:szCs w:val="22"/>
+              </w:rPr>
+              <w:t>The dialog lists affected records and does not execute the merge until user confirms</w:t>
+            </w:r>
+          </w:p>
+        </w:tc>
+        <w:tc>
+          <w:tcPr>
+            <w:tcW w:w="1149" w:type="dxa"/>
+            <w:noWrap/>
+            <w:hideMark/>
+          </w:tcPr>
+          <w:p>
+            <w:pPr>
+              <w:rPr>
+                <w:sz w:val="22"/>
+                <w:szCs w:val="22"/>
+              </w:rPr>
+            </w:pPr>
+            <w:r>
+              <w:rPr>
+                <w:sz w:val="22"/>
+                <w:szCs w:val="22"/>
+              </w:rPr>
+              <w:t>Pending</w:t>
+            </w:r>
+          </w:p>
+        </w:tc>
+      </w:tr>
+      <w:tr>
+        <w:trPr>
+          <w:trHeight w:val="799"/>
+        </w:trPr>
+        <w:tc>
+          <w:tcPr>
+            <w:tcW w:w="3946" w:type="dxa"/>
+            <w:hideMark/>
+          </w:tcPr>
+          <w:p>
+            <w:pPr>
+              <w:rPr>
+                <w:sz w:val="22"/>
+                <w:szCs w:val="22"/>
+              </w:rPr>
+            </w:pPr>
+            <w:r>
+              <w:rPr>
+                <w:sz w:val="22"/>
+                <w:szCs w:val="22"/>
+              </w:rPr>
+              <w:t xml:space="preserve">The confirmation dialog is </w:t>
+            </w:r>
+            <w:proofErr w:type="gramStart"/>
+            <w:r>
+              <w:rPr>
+                <w:sz w:val="22"/>
+                <w:szCs w:val="22"/>
+              </w:rPr>
+              <w:t>reviewed</w:t>
+            </w:r>
+            <w:proofErr w:type="gramEnd"/>
+            <w:r>
+              <w:rPr>
+                <w:sz w:val="22"/>
+                <w:szCs w:val="22"/>
+              </w:rPr>
+              <w:t xml:space="preserve"> and the cancel option is selected</w:t>
+            </w:r>
+          </w:p>
+        </w:tc>
+        <w:tc>
+          <w:tcPr>
+            <w:tcW w:w="685" w:type="dxa"/>
+            <w:hideMark/>
+          </w:tcPr>
+          <w:p>
+            <w:pPr>
+              <w:rPr>
+                <w:sz w:val="22"/>
+                <w:szCs w:val="22"/>
+              </w:rPr>
+            </w:pPr>
+            <w:r>
+              <w:rPr>
+                <w:sz w:val="22"/>
+                <w:szCs w:val="22"/>
+              </w:rPr>
+              <w:t>T 14</w:t>
+            </w:r>
+          </w:p>
+        </w:tc>
+        <w:tc>
+          <w:tcPr>
+            <w:tcW w:w="3429" w:type="dxa"/>
+            <w:hideMark/>
+          </w:tcPr>
+          <w:p>
+            <w:pPr>
+              <w:rPr>
+                <w:sz w:val="22"/>
+                <w:szCs w:val="22"/>
+              </w:rPr>
+            </w:pPr>
+            <w:r>
+              <w:rPr>
+                <w:sz w:val="22"/>
+                <w:szCs w:val="22"/>
+              </w:rPr>
+              <w:t>The dialog closes and the merge operation is not executed</w:t>
+            </w:r>
+          </w:p>
+        </w:tc>
+        <w:tc>
+          <w:tcPr>
+            <w:tcW w:w="1149" w:type="dxa"/>
+            <w:noWrap/>
+            <w:hideMark/>
+          </w:tcPr>
+          <w:p>
+            <w:pPr>
+              <w:rPr>
+                <w:sz w:val="22"/>
+                <w:szCs w:val="22"/>
+              </w:rPr>
+            </w:pPr>
+            <w:r>
+              <w:rPr>
+                <w:sz w:val="22"/>
+                <w:szCs w:val="22"/>
+              </w:rPr>
+              <w:t>Pending</w:t>
+            </w:r>
+          </w:p>
+        </w:tc>
+      </w:tr>
+      <w:tr>
+        <w:trPr>
+          <w:trHeight w:val="799"/>
+        </w:trPr>
+        <w:tc>
+          <w:tcPr>
+            <w:tcW w:w="9209" w:type="dxa"/>
+            <w:gridSpan w:val="4"/>
+            <w:hideMark/>
+          </w:tcPr>
+          <w:p>
+            <w:pPr>
+              <w:jc w:val="center"/>
+              <w:rPr>
+                <w:sz w:val="28"/>
+                <w:szCs w:val="28"/>
+              </w:rPr>
+            </w:pPr>
+            <w:r>
+              <w:rPr>
+                <w:sz w:val="28"/>
+                <w:szCs w:val="28"/>
+              </w:rPr>
+              <w:t>Merge Result</w:t>
+            </w:r>
+          </w:p>
+        </w:tc>
+      </w:tr>
+      <w:tr>
+        <w:trPr>
+          <w:trHeight w:val="71"/>
+        </w:trPr>
+        <w:tc>
+          <w:tcPr>
+            <w:tcW w:w="3946" w:type="dxa"/>
+            <w:hideMark/>
+          </w:tcPr>
+          <w:p>
+            <w:pPr>
+              <w:rPr>
+                <w:sz w:val="22"/>
+                <w:szCs w:val="22"/>
+              </w:rPr>
+            </w:pPr>
+            <w:r>
+              <w:rPr>
+                <w:sz w:val="22"/>
+                <w:szCs w:val="22"/>
+              </w:rPr>
+              <w:t>A merge operation is completed with values selected from both primary and non primary records</w:t>
+            </w:r>
+          </w:p>
+        </w:tc>
+        <w:tc>
+          <w:tcPr>
+            <w:tcW w:w="685" w:type="dxa"/>
+            <w:hideMark/>
+          </w:tcPr>
+          <w:p>
+            <w:pPr>
+              <w:rPr>
+                <w:sz w:val="22"/>
+                <w:szCs w:val="22"/>
+              </w:rPr>
+            </w:pPr>
+            <w:r>
+              <w:rPr>
+                <w:sz w:val="22"/>
+                <w:szCs w:val="22"/>
+              </w:rPr>
+              <w:t>T 15</w:t>
+            </w:r>
+          </w:p>
+        </w:tc>
+        <w:tc>
+          <w:tcPr>
+            <w:tcW w:w="3429" w:type="dxa"/>
+            <w:hideMark/>
+          </w:tcPr>
+          <w:p>
+            <w:pPr>
+              <w:rPr>
+                <w:sz w:val="22"/>
+                <w:szCs w:val="22"/>
+              </w:rPr>
+            </w:pPr>
+            <w:r>
+              <w:rPr>
+                <w:sz w:val="22"/>
+                <w:szCs w:val="22"/>
+              </w:rPr>
+              <w:t xml:space="preserve">The primary record in Dataverse contains selected field values </w:t>
+            </w:r>
+          </w:p>
+        </w:tc>
+        <w:tc>
+          <w:tcPr>
+            <w:tcW w:w="1149" w:type="dxa"/>
+            <w:noWrap/>
+            <w:hideMark/>
+          </w:tcPr>
+          <w:p>
+            <w:pPr>
+              <w:rPr>
+                <w:sz w:val="22"/>
+                <w:szCs w:val="22"/>
+              </w:rPr>
+            </w:pPr>
+            <w:r>
+              <w:rPr>
+                <w:sz w:val="22"/>
+                <w:szCs w:val="22"/>
+              </w:rPr>
+              <w:t>Pending</w:t>
+            </w:r>
+          </w:p>
+        </w:tc>
+      </w:tr>
+      <w:tr>
+        <w:trPr>
+          <w:trHeight w:val="71"/>
+        </w:trPr>
+        <w:tc>
+          <w:tcPr>
+            <w:tcW w:w="3946" w:type="dxa"/>
+            <w:hideMark/>
+          </w:tcPr>
+          <w:p>
+            <w:pPr>
+              <w:rPr>
+                <w:sz w:val="22"/>
+                <w:szCs w:val="22"/>
+              </w:rPr>
+            </w:pPr>
+            <w:r>
+              <w:rPr>
+                <w:sz w:val="22"/>
+                <w:szCs w:val="22"/>
+              </w:rPr>
+              <w:t>A merge operation is completed successfully</w:t>
+            </w:r>
+          </w:p>
+        </w:tc>
+        <w:tc>
+          <w:tcPr>
+            <w:tcW w:w="685" w:type="dxa"/>
+            <w:hideMark/>
+          </w:tcPr>
+          <w:p>
+            <w:pPr>
+              <w:rPr>
+                <w:sz w:val="22"/>
+                <w:szCs w:val="22"/>
+              </w:rPr>
+            </w:pPr>
+            <w:r>
+              <w:rPr>
+                <w:sz w:val="22"/>
+                <w:szCs w:val="22"/>
+              </w:rPr>
+              <w:t>T 16</w:t>
+            </w:r>
+          </w:p>
+        </w:tc>
+        <w:tc>
+          <w:tcPr>
+            <w:tcW w:w="3429" w:type="dxa"/>
+            <w:hideMark/>
+          </w:tcPr>
+          <w:p>
+            <w:pPr>
+              <w:rPr>
+                <w:sz w:val="22"/>
+                <w:szCs w:val="22"/>
+              </w:rPr>
+            </w:pPr>
+            <w:r>
+              <w:rPr>
+                <w:sz w:val="22"/>
+                <w:szCs w:val="22"/>
+              </w:rPr>
+              <w:t xml:space="preserve">All non primary duplicate records have their </w:t>
+            </w:r>
+            <w:proofErr w:type="spellStart"/>
+            <w:r>
+              <w:rPr>
+                <w:sz w:val="22"/>
+                <w:szCs w:val="22"/>
+              </w:rPr>
+              <w:t>statecode</w:t>
+            </w:r>
+            <w:proofErr w:type="spellEnd"/>
+            <w:r>
+              <w:rPr>
+                <w:sz w:val="22"/>
+                <w:szCs w:val="22"/>
+              </w:rPr>
+              <w:t xml:space="preserve"> set to 1</w:t>
+            </w:r>
+          </w:p>
+        </w:tc>
+        <w:tc>
+          <w:tcPr>
+            <w:tcW w:w="1149" w:type="dxa"/>
+            <w:noWrap/>
+            <w:hideMark/>
+          </w:tcPr>
+          <w:p>
+            <w:pPr>
+              <w:rPr>
+                <w:sz w:val="22"/>
+                <w:szCs w:val="22"/>
+              </w:rPr>
+            </w:pPr>
+            <w:r>
+              <w:rPr>
+                <w:sz w:val="22"/>
+                <w:szCs w:val="22"/>
+              </w:rPr>
+              <w:t>Pending</w:t>
+            </w:r>
+          </w:p>
+        </w:tc>
+      </w:tr>
+      <w:tr>
+        <w:trPr>
+          <w:trHeight w:val="71"/>
+        </w:trPr>
+        <w:tc>
+          <w:tcPr>
+            <w:tcW w:w="3946" w:type="dxa"/>
+            <w:hideMark/>
+          </w:tcPr>
+          <w:p>
+            <w:pPr>
+              <w:rPr>
+                <w:sz w:val="22"/>
+                <w:szCs w:val="22"/>
+              </w:rPr>
+            </w:pPr>
+            <w:r>
+              <w:rPr>
+                <w:sz w:val="22"/>
+                <w:szCs w:val="22"/>
+              </w:rPr>
+              <w:t>A merge operation is completed successfully</w:t>
+            </w:r>
+          </w:p>
+        </w:tc>
+        <w:tc>
+          <w:tcPr>
+            <w:tcW w:w="685" w:type="dxa"/>
+            <w:hideMark/>
+          </w:tcPr>
+          <w:p>
+            <w:pPr>
+              <w:rPr>
+                <w:sz w:val="22"/>
+                <w:szCs w:val="22"/>
+              </w:rPr>
+            </w:pPr>
+            <w:r>
+              <w:rPr>
+                <w:sz w:val="22"/>
+                <w:szCs w:val="22"/>
+              </w:rPr>
+              <w:t>T 17</w:t>
+            </w:r>
+          </w:p>
+        </w:tc>
+        <w:tc>
+          <w:tcPr>
+            <w:tcW w:w="3429" w:type="dxa"/>
+            <w:hideMark/>
+          </w:tcPr>
+          <w:p>
+            <w:pPr>
+              <w:rPr>
+                <w:sz w:val="22"/>
+                <w:szCs w:val="22"/>
+              </w:rPr>
+            </w:pPr>
+            <w:r>
+              <w:rPr>
+                <w:sz w:val="22"/>
+                <w:szCs w:val="22"/>
+              </w:rPr>
+              <w:t xml:space="preserve">The primary record remains active with </w:t>
+            </w:r>
+            <w:proofErr w:type="spellStart"/>
+            <w:r>
+              <w:rPr>
+                <w:sz w:val="22"/>
+                <w:szCs w:val="22"/>
+              </w:rPr>
+              <w:t>statecode</w:t>
+            </w:r>
+            <w:proofErr w:type="spellEnd"/>
+            <w:r>
+              <w:rPr>
+                <w:sz w:val="22"/>
+                <w:szCs w:val="22"/>
+              </w:rPr>
+              <w:t xml:space="preserve"> 0 and is not deactivated</w:t>
+            </w:r>
+          </w:p>
+        </w:tc>
+        <w:tc>
+          <w:tcPr>
+            <w:tcW w:w="1149" w:type="dxa"/>
+            <w:noWrap/>
+            <w:hideMark/>
+          </w:tcPr>
+          <w:p>
+            <w:pPr>
+              <w:rPr>
+                <w:sz w:val="22"/>
+                <w:szCs w:val="22"/>
+              </w:rPr>
+            </w:pPr>
+            <w:r>
+              <w:rPr>
+                <w:sz w:val="22"/>
+                <w:szCs w:val="22"/>
+              </w:rPr>
+              <w:t>Pending</w:t>
+            </w:r>
+          </w:p>
+        </w:tc>
+      </w:tr>
+      <w:tr>
+        <w:trPr>
+          <w:trHeight w:val="361"/>
+        </w:trPr>
+        <w:tc>
+          <w:tcPr>
+            <w:tcW w:w="3946" w:type="dxa"/>
+            <w:hideMark/>
+          </w:tcPr>
+          <w:p>
+            <w:pPr>
+              <w:rPr>
+                <w:sz w:val="22"/>
+                <w:szCs w:val="22"/>
+              </w:rPr>
+            </w:pPr>
+            <w:r>
+              <w:rPr>
+                <w:sz w:val="22"/>
+                <w:szCs w:val="22"/>
+              </w:rPr>
+              <w:t>A merge operation is completed successfully</w:t>
+            </w:r>
+          </w:p>
+        </w:tc>
+        <w:tc>
+          <w:tcPr>
+            <w:tcW w:w="685" w:type="dxa"/>
+            <w:hideMark/>
+          </w:tcPr>
+          <w:p>
+            <w:pPr>
+              <w:rPr>
+                <w:sz w:val="22"/>
+                <w:szCs w:val="22"/>
+              </w:rPr>
+            </w:pPr>
+            <w:r>
+              <w:rPr>
+                <w:sz w:val="22"/>
+                <w:szCs w:val="22"/>
+              </w:rPr>
+              <w:t>T 18</w:t>
+            </w:r>
+          </w:p>
+        </w:tc>
+        <w:tc>
+          <w:tcPr>
+            <w:tcW w:w="3429" w:type="dxa"/>
+            <w:hideMark/>
+          </w:tcPr>
+          <w:p>
+            <w:pPr>
+              <w:rPr>
+                <w:sz w:val="22"/>
+                <w:szCs w:val="22"/>
+              </w:rPr>
+            </w:pPr>
+            <w:r>
+              <w:rPr>
+                <w:sz w:val="22"/>
+                <w:szCs w:val="22"/>
+              </w:rPr>
+              <w:t xml:space="preserve">The </w:t>
+            </w:r>
+            <w:proofErr w:type="spellStart"/>
+            <w:r>
+              <w:rPr>
+                <w:sz w:val="22"/>
+                <w:szCs w:val="22"/>
+              </w:rPr>
+              <w:t>jsp_duplicate_group</w:t>
+            </w:r>
+            <w:proofErr w:type="spellEnd"/>
+            <w:r>
+              <w:rPr>
+                <w:sz w:val="22"/>
+                <w:szCs w:val="22"/>
+              </w:rPr>
+              <w:t xml:space="preserve"> record is marked inactive</w:t>
+            </w:r>
+          </w:p>
+        </w:tc>
+        <w:tc>
+          <w:tcPr>
+            <w:tcW w:w="1149" w:type="dxa"/>
+            <w:noWrap/>
+            <w:hideMark/>
+          </w:tcPr>
+          <w:p>
+            <w:pPr>
+              <w:rPr>
+                <w:sz w:val="22"/>
+                <w:szCs w:val="22"/>
+              </w:rPr>
+            </w:pPr>
+            <w:r>
+              <w:rPr>
+                <w:sz w:val="22"/>
+                <w:szCs w:val="22"/>
+              </w:rPr>
+              <w:t>Pending</w:t>
+            </w:r>
+          </w:p>
+        </w:tc>
+      </w:tr>
+      <w:tr>
+        <w:trPr>
+          <w:trHeight w:val="71"/>
+        </w:trPr>
+        <w:tc>
+          <w:tcPr>
+            <w:tcW w:w="3946" w:type="dxa"/>
+            <w:hideMark/>
+          </w:tcPr>
+          <w:p>
+            <w:pPr>
+              <w:rPr>
+                <w:sz w:val="22"/>
+                <w:szCs w:val="22"/>
+              </w:rPr>
+            </w:pPr>
+            <w:r>
+              <w:rPr>
+                <w:sz w:val="22"/>
+                <w:szCs w:val="22"/>
+              </w:rPr>
+              <w:t>A merge is initiated with all field selections kept from the primary record</w:t>
+            </w:r>
+          </w:p>
+        </w:tc>
+        <w:tc>
+          <w:tcPr>
+            <w:tcW w:w="685" w:type="dxa"/>
+            <w:hideMark/>
+          </w:tcPr>
+          <w:p>
+            <w:pPr>
+              <w:rPr>
+                <w:sz w:val="22"/>
+                <w:szCs w:val="22"/>
+              </w:rPr>
+            </w:pPr>
+            <w:r>
+              <w:rPr>
+                <w:sz w:val="22"/>
+                <w:szCs w:val="22"/>
+              </w:rPr>
+              <w:t>T 19</w:t>
+            </w:r>
+          </w:p>
+        </w:tc>
+        <w:tc>
+          <w:tcPr>
+            <w:tcW w:w="3429" w:type="dxa"/>
+            <w:hideMark/>
+          </w:tcPr>
+          <w:p>
+            <w:pPr>
+              <w:rPr>
+                <w:sz w:val="22"/>
+                <w:szCs w:val="22"/>
+              </w:rPr>
+            </w:pPr>
+            <w:r>
+              <w:rPr>
+                <w:sz w:val="22"/>
+                <w:szCs w:val="22"/>
+              </w:rPr>
+              <w:t>The merge completes successfully and the primary record values remain unchanged</w:t>
+            </w:r>
+          </w:p>
+        </w:tc>
+        <w:tc>
+          <w:tcPr>
+            <w:tcW w:w="1149" w:type="dxa"/>
+            <w:noWrap/>
+            <w:hideMark/>
+          </w:tcPr>
+          <w:p>
+            <w:pPr>
+              <w:rPr>
+                <w:sz w:val="22"/>
+                <w:szCs w:val="22"/>
+              </w:rPr>
+            </w:pPr>
+            <w:r>
+              <w:rPr>
+                <w:sz w:val="22"/>
+                <w:szCs w:val="22"/>
+              </w:rPr>
+              <w:t>Pending</w:t>
+            </w:r>
+          </w:p>
+        </w:tc>
+      </w:tr>
+    </w:tbl>
+    <w:p>
+      <w:r>
+        <w:br w:type="page"/>
+      </w:r>
+    </w:p>
+    <w:tbl>
+      <w:tblPr>
+        <w:tblStyle w:val="TableGrid0"/>
+        <w:tblW w:w="9209" w:type="dxa"/>
+        <w:tblLook w:val="04A0" w:firstRow="1" w:lastRow="0" w:firstColumn="1" w:lastColumn="0" w:noHBand="0" w:noVBand="1"/>
+      </w:tblPr>
+      <w:tblGrid>
+        <w:gridCol w:w="3946"/>
+        <w:gridCol w:w="685"/>
+        <w:gridCol w:w="3429"/>
+        <w:gridCol w:w="1149"/>
+      </w:tblGrid>
+      <w:tr>
+        <w:trPr>
+          <w:trHeight w:val="799"/>
+        </w:trPr>
+        <w:tc>
+          <w:tcPr>
+            <w:tcW w:w="9209" w:type="dxa"/>
+            <w:gridSpan w:val="4"/>
+            <w:hideMark/>
+          </w:tcPr>
+          <w:p>
+            <w:pPr>
+              <w:jc w:val="center"/>
+              <w:rPr>
+                <w:sz w:val="28"/>
+                <w:szCs w:val="28"/>
+              </w:rPr>
+            </w:pPr>
+            <w:r>
+              <w:rPr>
+                <w:sz w:val="28"/>
+                <w:szCs w:val="28"/>
+              </w:rPr>
+              <w:lastRenderedPageBreak/>
+              <w:t xml:space="preserve">Account &amp; </w:t>
+            </w:r>
+            <w:r>
+              <w:rPr>
+                <w:sz w:val="28"/>
+                <w:szCs w:val="28"/>
+              </w:rPr>
+              <w:t>contact</w:t>
+            </w:r>
+            <w:r>
+              <w:rPr>
+                <w:sz w:val="28"/>
+                <w:szCs w:val="28"/>
+              </w:rPr>
+              <w:t xml:space="preserve"> specific</w:t>
+            </w:r>
+          </w:p>
+        </w:tc>
+      </w:tr>
+      <w:tr>
+        <w:trPr>
+          <w:trHeight w:val="799"/>
+        </w:trPr>
+        <w:tc>
+          <w:tcPr>
+            <w:tcW w:w="3946" w:type="dxa"/>
+            <w:hideMark/>
+          </w:tcPr>
+          <w:p>
+            <w:pPr>
+              <w:rPr>
+                <w:sz w:val="22"/>
+                <w:szCs w:val="22"/>
+              </w:rPr>
+            </w:pPr>
+            <w:r>
+              <w:rPr>
+                <w:sz w:val="22"/>
+                <w:szCs w:val="22"/>
+              </w:rPr>
+              <w:t>A merge is performed on an Account group with fields name, address1_line1, and address1_postalcode</w:t>
+            </w:r>
+          </w:p>
+        </w:tc>
+        <w:tc>
+          <w:tcPr>
+            <w:tcW w:w="685" w:type="dxa"/>
+            <w:hideMark/>
+          </w:tcPr>
+          <w:p>
+            <w:pPr>
+              <w:rPr>
+                <w:sz w:val="22"/>
+                <w:szCs w:val="22"/>
+              </w:rPr>
+            </w:pPr>
+            <w:r>
+              <w:rPr>
+                <w:sz w:val="22"/>
+                <w:szCs w:val="22"/>
+              </w:rPr>
+              <w:t>T 20</w:t>
+            </w:r>
+          </w:p>
+        </w:tc>
+        <w:tc>
+          <w:tcPr>
+            <w:tcW w:w="3429" w:type="dxa"/>
+            <w:hideMark/>
+          </w:tcPr>
+          <w:p>
+            <w:pPr>
+              <w:rPr>
+                <w:sz w:val="22"/>
+                <w:szCs w:val="22"/>
+              </w:rPr>
+            </w:pPr>
+            <w:r>
+              <w:rPr>
+                <w:sz w:val="22"/>
+                <w:szCs w:val="22"/>
+              </w:rPr>
+              <w:t>All three selected Account fields are correctly written to the primary record</w:t>
+            </w:r>
+          </w:p>
+        </w:tc>
+        <w:tc>
+          <w:tcPr>
+            <w:tcW w:w="1149" w:type="dxa"/>
+            <w:noWrap/>
+            <w:hideMark/>
+          </w:tcPr>
+          <w:p>
+            <w:pPr>
+              <w:rPr>
+                <w:sz w:val="22"/>
+                <w:szCs w:val="22"/>
+              </w:rPr>
+            </w:pPr>
+            <w:r>
+              <w:rPr>
+                <w:sz w:val="22"/>
+                <w:szCs w:val="22"/>
+              </w:rPr>
+              <w:t>Pending</w:t>
+            </w:r>
+          </w:p>
+        </w:tc>
+      </w:tr>
+      <w:tr>
+        <w:trPr>
+          <w:trHeight w:val="975"/>
+        </w:trPr>
+        <w:tc>
+          <w:tcPr>
+            <w:tcW w:w="3946" w:type="dxa"/>
+            <w:hideMark/>
+          </w:tcPr>
+          <w:p>
+            <w:pPr>
+              <w:rPr>
+                <w:sz w:val="22"/>
+                <w:szCs w:val="22"/>
+              </w:rPr>
+            </w:pPr>
+            <w:r>
+              <w:rPr>
+                <w:sz w:val="22"/>
+                <w:szCs w:val="22"/>
+              </w:rPr>
+              <w:t xml:space="preserve">A merge is performed on a Contact group with fields emailaddress1, </w:t>
+            </w:r>
+            <w:proofErr w:type="spellStart"/>
+            <w:r>
+              <w:rPr>
+                <w:sz w:val="22"/>
+                <w:szCs w:val="22"/>
+              </w:rPr>
+              <w:t>parentcustomerid</w:t>
+            </w:r>
+            <w:proofErr w:type="spellEnd"/>
+            <w:r>
+              <w:rPr>
+                <w:sz w:val="22"/>
+                <w:szCs w:val="22"/>
+              </w:rPr>
+              <w:t xml:space="preserve">, and </w:t>
+            </w:r>
+            <w:proofErr w:type="spellStart"/>
+            <w:r>
+              <w:rPr>
+                <w:sz w:val="22"/>
+                <w:szCs w:val="22"/>
+              </w:rPr>
+              <w:t>preferredcontactmethodcode</w:t>
+            </w:r>
+            <w:proofErr w:type="spellEnd"/>
+            <w:r>
+              <w:rPr>
+                <w:sz w:val="22"/>
+                <w:szCs w:val="22"/>
+              </w:rPr>
+              <w:t xml:space="preserve"> configured</w:t>
+            </w:r>
+          </w:p>
+        </w:tc>
+        <w:tc>
+          <w:tcPr>
+            <w:tcW w:w="685" w:type="dxa"/>
+            <w:hideMark/>
+          </w:tcPr>
+          <w:p>
+            <w:pPr>
+              <w:rPr>
+                <w:sz w:val="22"/>
+                <w:szCs w:val="22"/>
+              </w:rPr>
+            </w:pPr>
+            <w:r>
+              <w:rPr>
+                <w:sz w:val="22"/>
+                <w:szCs w:val="22"/>
+              </w:rPr>
+              <w:t>T 21</w:t>
+            </w:r>
+          </w:p>
+        </w:tc>
+        <w:tc>
+          <w:tcPr>
+            <w:tcW w:w="3429" w:type="dxa"/>
+            <w:hideMark/>
+          </w:tcPr>
+          <w:p>
+            <w:pPr>
+              <w:rPr>
+                <w:sz w:val="22"/>
+                <w:szCs w:val="22"/>
+              </w:rPr>
+            </w:pPr>
+            <w:r>
+              <w:rPr>
+                <w:sz w:val="22"/>
+                <w:szCs w:val="22"/>
+              </w:rPr>
+              <w:t>All three selected Contact fields are correctly written to the primary record</w:t>
+            </w:r>
+          </w:p>
+        </w:tc>
+        <w:tc>
+          <w:tcPr>
+            <w:tcW w:w="1149" w:type="dxa"/>
+            <w:noWrap/>
+            <w:hideMark/>
+          </w:tcPr>
+          <w:p>
+            <w:pPr>
+              <w:rPr>
+                <w:sz w:val="22"/>
+                <w:szCs w:val="22"/>
+              </w:rPr>
+            </w:pPr>
+            <w:r>
+              <w:rPr>
+                <w:sz w:val="22"/>
+                <w:szCs w:val="22"/>
+              </w:rPr>
+              <w:t>Pending</w:t>
+            </w:r>
+          </w:p>
+        </w:tc>
+      </w:tr>
+      <w:tr>
+        <w:trPr>
+          <w:trHeight w:val="975"/>
+        </w:trPr>
+        <w:tc>
+          <w:tcPr>
+            <w:tcW w:w="9209" w:type="dxa"/>
+            <w:gridSpan w:val="4"/>
+            <w:hideMark/>
+          </w:tcPr>
+          <w:p>
+            <w:pPr>
+              <w:jc w:val="center"/>
+              <w:rPr>
+                <w:sz w:val="28"/>
+                <w:szCs w:val="28"/>
+              </w:rPr>
+            </w:pPr>
+            <w:r>
+              <w:rPr>
+                <w:sz w:val="28"/>
+                <w:szCs w:val="28"/>
+              </w:rPr>
+              <w:t>Error handling</w:t>
+            </w:r>
+          </w:p>
+        </w:tc>
+      </w:tr>
+      <w:tr>
+        <w:trPr>
+          <w:trHeight w:val="799"/>
+        </w:trPr>
+        <w:tc>
+          <w:tcPr>
+            <w:tcW w:w="3946" w:type="dxa"/>
+            <w:hideMark/>
+          </w:tcPr>
+          <w:p>
+            <w:pPr>
+              <w:rPr>
+                <w:sz w:val="22"/>
+                <w:szCs w:val="22"/>
+              </w:rPr>
+            </w:pPr>
+            <w:r>
+              <w:rPr>
+                <w:sz w:val="22"/>
+                <w:szCs w:val="22"/>
+              </w:rPr>
+              <w:t>A merge operation is initiated while the network connection is disabled</w:t>
+            </w:r>
+          </w:p>
+        </w:tc>
+        <w:tc>
+          <w:tcPr>
+            <w:tcW w:w="685" w:type="dxa"/>
+            <w:hideMark/>
+          </w:tcPr>
+          <w:p>
+            <w:pPr>
+              <w:rPr>
+                <w:sz w:val="22"/>
+                <w:szCs w:val="22"/>
+              </w:rPr>
+            </w:pPr>
+            <w:r>
+              <w:rPr>
+                <w:sz w:val="22"/>
+                <w:szCs w:val="22"/>
+              </w:rPr>
+              <w:t>T 22</w:t>
+            </w:r>
+          </w:p>
+        </w:tc>
+        <w:tc>
+          <w:tcPr>
+            <w:tcW w:w="3429" w:type="dxa"/>
+            <w:hideMark/>
+          </w:tcPr>
+          <w:p>
+            <w:pPr>
+              <w:rPr>
+                <w:sz w:val="22"/>
+                <w:szCs w:val="22"/>
+              </w:rPr>
+            </w:pPr>
+            <w:r>
+              <w:rPr>
+                <w:sz w:val="22"/>
+                <w:szCs w:val="22"/>
+              </w:rPr>
+              <w:t>The interface catches the API failure and displays a clear error message</w:t>
+            </w:r>
+          </w:p>
+        </w:tc>
+        <w:tc>
+          <w:tcPr>
+            <w:tcW w:w="1149" w:type="dxa"/>
+            <w:noWrap/>
+            <w:hideMark/>
+          </w:tcPr>
+          <w:p>
+            <w:pPr>
+              <w:rPr>
+                <w:sz w:val="22"/>
+                <w:szCs w:val="22"/>
+              </w:rPr>
+            </w:pPr>
+            <w:r>
+              <w:rPr>
+                <w:sz w:val="22"/>
+                <w:szCs w:val="22"/>
+              </w:rPr>
+              <w:t>Pending</w:t>
+            </w:r>
+          </w:p>
+        </w:tc>
+      </w:tr>
+      <w:tr>
+        <w:trPr>
+          <w:trHeight w:val="1080"/>
+        </w:trPr>
+        <w:tc>
+          <w:tcPr>
+            <w:tcW w:w="3946" w:type="dxa"/>
+            <w:hideMark/>
+          </w:tcPr>
+          <w:p>
+            <w:pPr>
+              <w:rPr>
+                <w:sz w:val="22"/>
+                <w:szCs w:val="22"/>
+              </w:rPr>
+            </w:pPr>
+            <w:r>
+              <w:rPr>
+                <w:sz w:val="22"/>
+                <w:szCs w:val="22"/>
+              </w:rPr>
+              <w:t>A merge PATCH request succeeds but the subsequent deactivation PATCH request fails</w:t>
+            </w:r>
+          </w:p>
+        </w:tc>
+        <w:tc>
+          <w:tcPr>
+            <w:tcW w:w="685" w:type="dxa"/>
+            <w:hideMark/>
+          </w:tcPr>
+          <w:p>
+            <w:pPr>
+              <w:rPr>
+                <w:sz w:val="22"/>
+                <w:szCs w:val="22"/>
+              </w:rPr>
+            </w:pPr>
+            <w:r>
+              <w:rPr>
+                <w:sz w:val="22"/>
+                <w:szCs w:val="22"/>
+              </w:rPr>
+              <w:t>T 23</w:t>
+            </w:r>
+          </w:p>
+        </w:tc>
+        <w:tc>
+          <w:tcPr>
+            <w:tcW w:w="3429" w:type="dxa"/>
+            <w:hideMark/>
+          </w:tcPr>
+          <w:p>
+            <w:pPr>
+              <w:rPr>
+                <w:sz w:val="22"/>
+                <w:szCs w:val="22"/>
+              </w:rPr>
+            </w:pPr>
+            <w:r>
+              <w:rPr>
+                <w:sz w:val="22"/>
+                <w:szCs w:val="22"/>
+              </w:rPr>
+              <w:t>The interface catches the partial failure, displays an error message to the user informing the user to contact a system administrator</w:t>
+            </w:r>
+          </w:p>
+        </w:tc>
+        <w:tc>
+          <w:tcPr>
+            <w:tcW w:w="1149" w:type="dxa"/>
+            <w:noWrap/>
+            <w:hideMark/>
+          </w:tcPr>
+          <w:p>
+            <w:pPr>
+              <w:rPr>
+                <w:sz w:val="22"/>
+                <w:szCs w:val="22"/>
+              </w:rPr>
+            </w:pPr>
+            <w:r>
+              <w:rPr>
+                <w:sz w:val="22"/>
+                <w:szCs w:val="22"/>
+              </w:rPr>
+              <w:t>Pending</w:t>
+            </w:r>
+          </w:p>
+        </w:tc>
+      </w:tr>
+      <w:tr>
+        <w:trPr>
+          <w:trHeight w:val="799"/>
+        </w:trPr>
+        <w:tc>
+          <w:tcPr>
+            <w:tcW w:w="3946" w:type="dxa"/>
+            <w:hideMark/>
+          </w:tcPr>
+          <w:p>
+            <w:pPr>
+              <w:rPr>
+                <w:sz w:val="22"/>
+                <w:szCs w:val="22"/>
+              </w:rPr>
+            </w:pPr>
+            <w:r>
+              <w:rPr>
+                <w:sz w:val="22"/>
+                <w:szCs w:val="22"/>
+              </w:rPr>
+              <w:t>A group is opened where one of the referenced records values points to a record that no longer exists</w:t>
+            </w:r>
+          </w:p>
+        </w:tc>
+        <w:tc>
+          <w:tcPr>
+            <w:tcW w:w="685" w:type="dxa"/>
+            <w:hideMark/>
+          </w:tcPr>
+          <w:p>
+            <w:pPr>
+              <w:rPr>
+                <w:sz w:val="22"/>
+                <w:szCs w:val="22"/>
+              </w:rPr>
+            </w:pPr>
+            <w:r>
+              <w:rPr>
+                <w:sz w:val="22"/>
+                <w:szCs w:val="22"/>
+              </w:rPr>
+              <w:t>T 24</w:t>
+            </w:r>
+          </w:p>
+        </w:tc>
+        <w:tc>
+          <w:tcPr>
+            <w:tcW w:w="3429" w:type="dxa"/>
+            <w:hideMark/>
+          </w:tcPr>
+          <w:p>
+            <w:pPr>
+              <w:rPr>
+                <w:sz w:val="22"/>
+                <w:szCs w:val="22"/>
+              </w:rPr>
+            </w:pPr>
+            <w:r>
+              <w:rPr>
+                <w:sz w:val="22"/>
+                <w:szCs w:val="22"/>
+              </w:rPr>
+              <w:t>The interface catches the failed record retrieval and displays an error message</w:t>
+            </w:r>
+          </w:p>
+        </w:tc>
+        <w:tc>
+          <w:tcPr>
+            <w:tcW w:w="1149" w:type="dxa"/>
+            <w:noWrap/>
+            <w:hideMark/>
+          </w:tcPr>
+          <w:p>
+            <w:pPr>
+              <w:rPr>
+                <w:sz w:val="22"/>
+                <w:szCs w:val="22"/>
+              </w:rPr>
+            </w:pPr>
+            <w:r>
+              <w:rPr>
+                <w:sz w:val="22"/>
+                <w:szCs w:val="22"/>
+              </w:rPr>
+              <w:t>Pending</w:t>
+            </w:r>
+          </w:p>
+        </w:tc>
+      </w:tr>
+      <w:tr>
+        <w:trPr>
+          <w:trHeight w:val="799"/>
+        </w:trPr>
+        <w:tc>
+          <w:tcPr>
+            <w:tcW w:w="3946" w:type="dxa"/>
+            <w:hideMark/>
+          </w:tcPr>
+          <w:p>
+            <w:pPr>
+              <w:rPr>
+                <w:sz w:val="22"/>
+                <w:szCs w:val="22"/>
+              </w:rPr>
+            </w:pPr>
+            <w:r>
+              <w:rPr>
+                <w:sz w:val="22"/>
+                <w:szCs w:val="22"/>
+              </w:rPr>
+              <w:t>A duplicate group record that has already been merged is reopened</w:t>
+            </w:r>
+          </w:p>
+        </w:tc>
+        <w:tc>
+          <w:tcPr>
+            <w:tcW w:w="685" w:type="dxa"/>
+            <w:hideMark/>
+          </w:tcPr>
+          <w:p>
+            <w:pPr>
+              <w:rPr>
+                <w:sz w:val="22"/>
+                <w:szCs w:val="22"/>
+              </w:rPr>
+            </w:pPr>
+            <w:r>
+              <w:rPr>
+                <w:sz w:val="22"/>
+                <w:szCs w:val="22"/>
+              </w:rPr>
+              <w:t>T 25</w:t>
+            </w:r>
+          </w:p>
+        </w:tc>
+        <w:tc>
+          <w:tcPr>
+            <w:tcW w:w="3429" w:type="dxa"/>
+            <w:hideMark/>
+          </w:tcPr>
+          <w:p>
+            <w:pPr>
+              <w:rPr>
+                <w:sz w:val="22"/>
+                <w:szCs w:val="22"/>
+              </w:rPr>
+            </w:pPr>
+            <w:r>
+              <w:rPr>
+                <w:sz w:val="22"/>
+                <w:szCs w:val="22"/>
+              </w:rPr>
+              <w:t>The interface detects that the group is inactive and displays a message</w:t>
+            </w:r>
+          </w:p>
+        </w:tc>
+        <w:tc>
+          <w:tcPr>
+            <w:tcW w:w="1149" w:type="dxa"/>
+            <w:noWrap/>
+            <w:hideMark/>
+          </w:tcPr>
+          <w:p>
+            <w:pPr>
+              <w:rPr>
+                <w:sz w:val="22"/>
+                <w:szCs w:val="22"/>
+              </w:rPr>
+            </w:pPr>
+            <w:r>
+              <w:rPr>
+                <w:sz w:val="22"/>
+                <w:szCs w:val="22"/>
+              </w:rPr>
+              <w:t>Pending</w:t>
+            </w:r>
+          </w:p>
+        </w:tc>
+      </w:tr>
+      <w:tr>
+        <w:trPr>
+          <w:trHeight w:val="799"/>
+        </w:trPr>
+        <w:tc>
+          <w:tcPr>
+            <w:tcW w:w="9209" w:type="dxa"/>
+            <w:gridSpan w:val="4"/>
+            <w:hideMark/>
+          </w:tcPr>
+          <w:p>
+            <w:pPr>
+              <w:jc w:val="center"/>
+              <w:rPr>
+                <w:sz w:val="28"/>
+                <w:szCs w:val="28"/>
+              </w:rPr>
+            </w:pPr>
+            <w:r>
+              <w:rPr>
+                <w:sz w:val="28"/>
+                <w:szCs w:val="28"/>
+              </w:rPr>
+              <w:t>Deployment</w:t>
+            </w:r>
+          </w:p>
+        </w:tc>
+      </w:tr>
+      <w:tr>
+        <w:trPr>
+          <w:trHeight w:val="975"/>
+        </w:trPr>
+        <w:tc>
+          <w:tcPr>
+            <w:tcW w:w="3946" w:type="dxa"/>
+            <w:hideMark/>
+          </w:tcPr>
+          <w:p>
+            <w:pPr>
+              <w:rPr>
+                <w:sz w:val="22"/>
+                <w:szCs w:val="22"/>
+              </w:rPr>
+            </w:pPr>
+            <w:r>
+              <w:rPr>
+                <w:sz w:val="22"/>
+                <w:szCs w:val="22"/>
+              </w:rPr>
+              <w:t>The managed solution file is imported into a clean Dataverse environment</w:t>
+            </w:r>
+          </w:p>
+        </w:tc>
+        <w:tc>
+          <w:tcPr>
+            <w:tcW w:w="685" w:type="dxa"/>
+            <w:hideMark/>
+          </w:tcPr>
+          <w:p>
+            <w:pPr>
+              <w:rPr>
+                <w:sz w:val="22"/>
+                <w:szCs w:val="22"/>
+              </w:rPr>
+            </w:pPr>
+            <w:r>
+              <w:rPr>
+                <w:sz w:val="22"/>
+                <w:szCs w:val="22"/>
+              </w:rPr>
+              <w:t>T 26</w:t>
+            </w:r>
+          </w:p>
+        </w:tc>
+        <w:tc>
+          <w:tcPr>
+            <w:tcW w:w="3429" w:type="dxa"/>
+            <w:hideMark/>
+          </w:tcPr>
+          <w:p>
+            <w:pPr>
+              <w:rPr>
+                <w:sz w:val="22"/>
+                <w:szCs w:val="22"/>
+              </w:rPr>
+            </w:pPr>
+            <w:r>
+              <w:rPr>
+                <w:sz w:val="22"/>
+                <w:szCs w:val="22"/>
+              </w:rPr>
+              <w:t>The solution imports without errors and all components including entities, forms, and the PCF control are present</w:t>
+            </w:r>
+          </w:p>
+        </w:tc>
+        <w:tc>
+          <w:tcPr>
+            <w:tcW w:w="1149" w:type="dxa"/>
+            <w:noWrap/>
+            <w:hideMark/>
+          </w:tcPr>
+          <w:p>
+            <w:pPr>
+              <w:rPr>
+                <w:sz w:val="22"/>
+                <w:szCs w:val="22"/>
+              </w:rPr>
+            </w:pPr>
+            <w:r>
+              <w:rPr>
+                <w:sz w:val="22"/>
+                <w:szCs w:val="22"/>
+              </w:rPr>
+              <w:t>Pending</w:t>
+            </w:r>
+          </w:p>
+        </w:tc>
+      </w:tr>
+      <w:tr>
+        <w:trPr>
+          <w:trHeight w:val="960"/>
+        </w:trPr>
+        <w:tc>
+          <w:tcPr>
+            <w:tcW w:w="3946" w:type="dxa"/>
+            <w:hideMark/>
+          </w:tcPr>
+          <w:p>
+            <w:pPr>
+              <w:rPr>
+                <w:sz w:val="22"/>
+                <w:szCs w:val="22"/>
+              </w:rPr>
+            </w:pPr>
+            <w:r>
+              <w:rPr>
+                <w:sz w:val="22"/>
+                <w:szCs w:val="22"/>
+              </w:rPr>
+              <w:t>The PCF control is opened in a model driven app in the target environment after solution import</w:t>
+            </w:r>
+          </w:p>
+        </w:tc>
+        <w:tc>
+          <w:tcPr>
+            <w:tcW w:w="685" w:type="dxa"/>
+            <w:hideMark/>
+          </w:tcPr>
+          <w:p>
+            <w:pPr>
+              <w:rPr>
+                <w:sz w:val="22"/>
+                <w:szCs w:val="22"/>
+              </w:rPr>
+            </w:pPr>
+            <w:r>
+              <w:rPr>
+                <w:sz w:val="22"/>
+                <w:szCs w:val="22"/>
+              </w:rPr>
+              <w:t>T 27</w:t>
+            </w:r>
+          </w:p>
+        </w:tc>
+        <w:tc>
+          <w:tcPr>
+            <w:tcW w:w="3429" w:type="dxa"/>
+            <w:hideMark/>
+          </w:tcPr>
+          <w:p>
+            <w:pPr>
+              <w:rPr>
+                <w:sz w:val="22"/>
+                <w:szCs w:val="22"/>
+              </w:rPr>
+            </w:pPr>
+            <w:r>
+              <w:rPr>
+                <w:sz w:val="22"/>
+                <w:szCs w:val="22"/>
+              </w:rPr>
+              <w:t>The control renders correctly and is fully functional without requiring additional configuration steps</w:t>
+            </w:r>
+          </w:p>
+        </w:tc>
+        <w:tc>
+          <w:tcPr>
+            <w:tcW w:w="1149" w:type="dxa"/>
+            <w:noWrap/>
+            <w:hideMark/>
+          </w:tcPr>
+          <w:p>
+            <w:pPr>
+              <w:rPr>
+                <w:sz w:val="22"/>
+                <w:szCs w:val="22"/>
+              </w:rPr>
+            </w:pPr>
+            <w:r>
+              <w:rPr>
+                <w:sz w:val="22"/>
+                <w:szCs w:val="22"/>
+              </w:rPr>
+              <w:t>Pending</w:t>
+            </w:r>
+          </w:p>
+        </w:tc>
+      </w:tr>
+    </w:tbl>
     <w:p>
       <w:pPr>
         <w:rPr>
@@ -13389,17 +16665,6 @@
         </w:rPr>
       </w:pPr>
       <w:r>
-        <w:t xml:space="preserve">.zip managed solution file can be successfully imported into a target environment without issue containing all </w:t>
-      </w:r>
-      <w:proofErr w:type="spellStart"/>
-      <w:r>
-        <w:t>neccessary</w:t>
-      </w:r>
-      <w:proofErr w:type="spellEnd"/>
-      <w:r>
-        <w:t xml:space="preserve"> components and tables </w:t>
-      </w:r>
-      <w:r>
         <w:br w:type="page"/>
       </w:r>
     </w:p>
@@ -13407,7 +16672,6 @@
       <w:pPr>
         <w:pStyle w:val="Heading1"/>
       </w:pPr>
-      <w:bookmarkStart w:id="36" w:name="_Toc228283606"/>
       <w:r>
         <w:lastRenderedPageBreak/>
         <w:t>4</w:t>
@@ -13416,7 +16680,7 @@
         <w:tab/>
         <w:t>Decide</w:t>
       </w:r>
-      <w:bookmarkEnd w:id="36"/>
+      <w:bookmarkEnd w:id="38"/>
       <w:r>
         <w:t xml:space="preserve"> </w:t>
       </w:r>
@@ -13457,7 +16721,7 @@
       <w:pPr>
         <w:pStyle w:val="Heading2"/>
       </w:pPr>
-      <w:bookmarkStart w:id="37" w:name="_Toc228283607"/>
+      <w:bookmarkStart w:id="39" w:name="_Toc228347228"/>
       <w:r>
         <w:rPr>
           <w:highlight w:val="red"/>
@@ -13471,7 +16735,7 @@
         <w:tab/>
         <w:t>Architecture &amp; Design Decisions</w:t>
       </w:r>
-      <w:bookmarkEnd w:id="37"/>
+      <w:bookmarkEnd w:id="39"/>
       <w:r>
         <w:rPr>
           <w:highlight w:val="red"/>
@@ -13499,7 +16763,7 @@
       <w:pPr>
         <w:pStyle w:val="Heading2"/>
       </w:pPr>
-      <w:bookmarkStart w:id="38" w:name="_Toc228283608"/>
+      <w:bookmarkStart w:id="40" w:name="_Toc228347229"/>
       <w:r>
         <w:rPr>
           <w:highlight w:val="red"/>
@@ -13513,7 +16777,7 @@
         <w:tab/>
         <w:t>Column Strategy</w:t>
       </w:r>
-      <w:bookmarkEnd w:id="38"/>
+      <w:bookmarkEnd w:id="40"/>
       <w:r>
         <w:rPr>
           <w:highlight w:val="red"/>
@@ -13553,7 +16817,7 @@
         <w:pStyle w:val="Heading1"/>
         <w:jc w:val="both"/>
       </w:pPr>
-      <w:bookmarkStart w:id="39" w:name="_Toc228283609"/>
+      <w:bookmarkStart w:id="41" w:name="_Toc228347230"/>
       <w:r>
         <w:lastRenderedPageBreak/>
         <w:t>5</w:t>
@@ -13564,7 +16828,7 @@
       <w:r>
         <w:t>Implement</w:t>
       </w:r>
-      <w:bookmarkEnd w:id="39"/>
+      <w:bookmarkEnd w:id="41"/>
     </w:p>
     <w:p>
       <w:r>
@@ -13586,7 +16850,7 @@
       <w:pPr>
         <w:pStyle w:val="Heading2"/>
       </w:pPr>
-      <w:bookmarkStart w:id="40" w:name="_Toc228283610"/>
+      <w:bookmarkStart w:id="42" w:name="_Toc228347231"/>
       <w:r>
         <w:t>5.1</w:t>
       </w:r>
@@ -13594,7 +16858,7 @@
         <w:tab/>
         <w:t>Creation of Dataverse entities</w:t>
       </w:r>
-      <w:bookmarkEnd w:id="40"/>
+      <w:bookmarkEnd w:id="42"/>
     </w:p>
     <w:p>
       <w:pPr>
@@ -13639,7 +16903,7 @@
         <w:pStyle w:val="Heading3"/>
         <w:jc w:val="both"/>
       </w:pPr>
-      <w:bookmarkStart w:id="41" w:name="_Toc228283611"/>
+      <w:bookmarkStart w:id="43" w:name="_Toc228347232"/>
       <w:r>
         <w:rPr>
           <w:highlight w:val="red"/>
@@ -13665,7 +16929,7 @@
         </w:rPr>
         <w:t>Weekly Cost Overview flow</w:t>
       </w:r>
-      <w:bookmarkEnd w:id="41"/>
+      <w:bookmarkEnd w:id="43"/>
       <w:r>
         <w:t xml:space="preserve"> </w:t>
       </w:r>
@@ -13756,7 +17020,7 @@
         <w:pStyle w:val="Heading2"/>
         <w:jc w:val="both"/>
       </w:pPr>
-      <w:bookmarkStart w:id="42" w:name="_Toc228283612"/>
+      <w:bookmarkStart w:id="44" w:name="_Toc228347233"/>
       <w:r>
         <w:lastRenderedPageBreak/>
         <w:t>5.</w:t>
@@ -13768,7 +17032,7 @@
         <w:tab/>
         <w:t>Questions</w:t>
       </w:r>
-      <w:bookmarkEnd w:id="42"/>
+      <w:bookmarkEnd w:id="44"/>
     </w:p>
     <w:p>
       <w:pPr>
@@ -13799,7 +17063,7 @@
         <w:pStyle w:val="Heading1"/>
         <w:jc w:val="both"/>
       </w:pPr>
-      <w:bookmarkStart w:id="43" w:name="_Toc228283613"/>
+      <w:bookmarkStart w:id="45" w:name="_Toc228347234"/>
       <w:r>
         <w:lastRenderedPageBreak/>
         <w:t>6</w:t>
@@ -13808,14 +17072,14 @@
         <w:tab/>
         <w:t>Control</w:t>
       </w:r>
-      <w:bookmarkEnd w:id="43"/>
+      <w:bookmarkEnd w:id="45"/>
     </w:p>
     <w:p/>
     <w:p>
       <w:pPr>
         <w:pStyle w:val="Heading2"/>
       </w:pPr>
-      <w:bookmarkStart w:id="44" w:name="_Toc228283614"/>
+      <w:bookmarkStart w:id="46" w:name="_Toc228347235"/>
       <w:r>
         <w:t>6.1</w:t>
       </w:r>
@@ -13823,7 +17087,7 @@
         <w:tab/>
         <w:t>Test Protocol</w:t>
       </w:r>
-      <w:bookmarkEnd w:id="44"/>
+      <w:bookmarkEnd w:id="46"/>
     </w:p>
     <w:p>
       <w:pPr>
@@ -14003,7 +17267,7 @@
         <w:pStyle w:val="Heading2"/>
         <w:jc w:val="both"/>
       </w:pPr>
-      <w:bookmarkStart w:id="45" w:name="_Toc228283615"/>
+      <w:bookmarkStart w:id="47" w:name="_Toc228347236"/>
       <w:r>
         <w:lastRenderedPageBreak/>
         <w:t>6.3</w:t>
@@ -14012,7 +17276,7 @@
         <w:tab/>
         <w:t>Boundary Testing</w:t>
       </w:r>
-      <w:bookmarkEnd w:id="45"/>
+      <w:bookmarkEnd w:id="47"/>
     </w:p>
     <w:p>
       <w:pPr>
@@ -14126,7 +17390,7 @@
       <w:pPr>
         <w:pStyle w:val="Heading1"/>
       </w:pPr>
-      <w:bookmarkStart w:id="46" w:name="_Toc228283616"/>
+      <w:bookmarkStart w:id="48" w:name="_Toc228347237"/>
       <w:r>
         <w:lastRenderedPageBreak/>
         <w:t>7</w:t>
@@ -14135,7 +17399,7 @@
         <w:tab/>
         <w:t>Evaluate</w:t>
       </w:r>
-      <w:bookmarkEnd w:id="46"/>
+      <w:bookmarkEnd w:id="48"/>
     </w:p>
     <w:p>
       <w:pPr>
@@ -14183,7 +17447,7 @@
       <w:pPr>
         <w:pStyle w:val="Heading2"/>
       </w:pPr>
-      <w:bookmarkStart w:id="47" w:name="_Toc228283617"/>
+      <w:bookmarkStart w:id="49" w:name="_Toc228347238"/>
       <w:r>
         <w:lastRenderedPageBreak/>
         <w:t>7.1</w:t>
@@ -14194,7 +17458,7 @@
       <w:r>
         <w:t>Reflection</w:t>
       </w:r>
-      <w:bookmarkEnd w:id="47"/>
+      <w:bookmarkEnd w:id="49"/>
     </w:p>
     <w:p>
       <w:r>
@@ -14224,7 +17488,15 @@
         <w:t xml:space="preserve">I </w:t>
       </w:r>
       <w:r>
-        <w:t>developed since joining Godiz could be applied effectively within a single, coherent project. The implementation phase was productive, as was the creation, modification, and continuous updating of the Gantt chart.</w:t>
+        <w:t xml:space="preserve">developed since joining </w:t>
+      </w:r>
+      <w:proofErr w:type="spellStart"/>
+      <w:r>
+        <w:t>Godiz</w:t>
+      </w:r>
+      <w:proofErr w:type="spellEnd"/>
+      <w:r>
+        <w:t xml:space="preserve"> could be applied effectively within a single, coherent project. The implementation phase was productive, as was the creation, modification, and continuous updating of the Gantt chart.</w:t>
       </w:r>
     </w:p>
     <w:p>
@@ -14296,7 +17568,7 @@
           <w:szCs w:val="24"/>
         </w:rPr>
       </w:pPr>
-      <w:bookmarkStart w:id="48" w:name="_Toc228283618"/>
+      <w:bookmarkStart w:id="50" w:name="_Toc228347239"/>
       <w:r>
         <w:lastRenderedPageBreak/>
         <w:t>7.</w:t>
@@ -14308,7 +17580,7 @@
         <w:tab/>
         <w:t>IPERKA concerns</w:t>
       </w:r>
-      <w:bookmarkEnd w:id="48"/>
+      <w:bookmarkEnd w:id="50"/>
     </w:p>
     <w:p>
       <w:pPr>
@@ -14336,7 +17608,7 @@
       <w:pPr>
         <w:pStyle w:val="Heading2"/>
       </w:pPr>
-      <w:bookmarkStart w:id="49" w:name="_Toc228283619"/>
+      <w:bookmarkStart w:id="51" w:name="_Toc228347240"/>
       <w:r>
         <w:lastRenderedPageBreak/>
         <w:t>7.3</w:t>
@@ -14345,7 +17617,7 @@
         <w:tab/>
         <w:t>Possible Future Improvement</w:t>
       </w:r>
-      <w:bookmarkEnd w:id="49"/>
+      <w:bookmarkEnd w:id="51"/>
     </w:p>
     <w:p>
       <w:pPr>
@@ -14379,17 +17651,22 @@
       <w:pPr>
         <w:pStyle w:val="Heading2"/>
       </w:pPr>
-      <w:bookmarkStart w:id="50" w:name="_Toc228283620"/>
+      <w:bookmarkStart w:id="52" w:name="_Toc228347241"/>
       <w:r>
         <w:lastRenderedPageBreak/>
         <w:t>7.4 Summary</w:t>
       </w:r>
-      <w:bookmarkEnd w:id="50"/>
+      <w:bookmarkEnd w:id="52"/>
     </w:p>
     <w:p/>
     <w:p>
-      <w:r>
-        <w:t xml:space="preserve">godiz ag </w:t>
+      <w:proofErr w:type="spellStart"/>
+      <w:r>
+        <w:t>godiz</w:t>
+      </w:r>
+      <w:proofErr w:type="spellEnd"/>
+      <w:r>
+        <w:t xml:space="preserve"> ag </w:t>
       </w:r>
       <w:r>
         <w:t>uses</w:t>
@@ -14465,7 +17742,7 @@
       <w:pPr>
         <w:pStyle w:val="Heading1"/>
       </w:pPr>
-      <w:bookmarkStart w:id="51" w:name="_Toc228283621"/>
+      <w:bookmarkStart w:id="53" w:name="_Toc228347242"/>
       <w:r>
         <w:lastRenderedPageBreak/>
         <w:t>8</w:t>
@@ -14476,7 +17753,7 @@
       <w:r>
         <w:t>Appendix</w:t>
       </w:r>
-      <w:bookmarkEnd w:id="51"/>
+      <w:bookmarkEnd w:id="53"/>
     </w:p>
     <w:p>
       <w:pPr>
@@ -14488,7 +17765,7 @@
           <w:szCs w:val="28"/>
         </w:rPr>
       </w:pPr>
-      <w:bookmarkStart w:id="52" w:name="_Toc228283622"/>
+      <w:bookmarkStart w:id="54" w:name="_Toc228347243"/>
       <w:r>
         <w:t>8.1</w:t>
       </w:r>
@@ -14498,7 +17775,7 @@
       <w:r>
         <w:t>Glossary</w:t>
       </w:r>
-      <w:bookmarkEnd w:id="52"/>
+      <w:bookmarkEnd w:id="54"/>
     </w:p>
     <w:p>
       <w:pPr>
@@ -14771,7 +18048,7 @@
       <w:pPr>
         <w:pStyle w:val="Heading2"/>
       </w:pPr>
-      <w:bookmarkStart w:id="53" w:name="_Toc228283623"/>
+      <w:bookmarkStart w:id="55" w:name="_Toc228347244"/>
       <w:r>
         <w:lastRenderedPageBreak/>
         <w:t>8.2</w:t>
@@ -14782,7 +18059,7 @@
       <w:r>
         <w:t>Bibliography</w:t>
       </w:r>
-      <w:bookmarkEnd w:id="53"/>
+      <w:bookmarkEnd w:id="55"/>
     </w:p>
     <w:p/>
     <w:p>
@@ -14917,7 +18194,7 @@
       <w:pPr>
         <w:pStyle w:val="Heading2"/>
       </w:pPr>
-      <w:bookmarkStart w:id="54" w:name="_Toc228283624"/>
+      <w:bookmarkStart w:id="56" w:name="_Toc228347245"/>
       <w:r>
         <w:t>8.3</w:t>
       </w:r>
@@ -14927,7 +18204,7 @@
       <w:r>
         <w:t>Declaration of Independent Work</w:t>
       </w:r>
-      <w:bookmarkEnd w:id="54"/>
+      <w:bookmarkEnd w:id="56"/>
     </w:p>
     <w:p>
       <w:pPr>
@@ -20343,6 +23620,15 @@
       </w:tblBorders>
     </w:tblPr>
   </w:style>
+  <w:style w:type="paragraph" w:styleId="NoSpacing">
+    <w:name w:val="No Spacing"/>
+    <w:uiPriority w:val="1"/>
+    <w:qFormat/>
+    <w:rsid w:val="00332A58"/>
+    <w:pPr>
+      <w:spacing w:after="0" w:line="240" w:lineRule="auto"/>
+    </w:pPr>
+  </w:style>
 </w:styles>
 </file>
 
@@ -20642,6 +23928,10 @@
 </file>
 
 <file path=customXml/item1.xml><?xml version="1.0" encoding="utf-8"?>
+<b:Sources xmlns:b="http://schemas.openxmlformats.org/officeDocument/2006/bibliography" xmlns="http://schemas.openxmlformats.org/officeDocument/2006/bibliography" SelectedStyle="\APASixthEditionOfficeOnline.xsl" StyleName="APA" Version="6"/>
+</file>
+
+<file path=customXml/item2.xml><?xml version="1.0" encoding="utf-8"?>
 <p:properties xmlns:p="http://schemas.microsoft.com/office/2006/metadata/properties" xmlns:xsi="http://www.w3.org/2001/XMLSchema-instance" xmlns:pc="http://schemas.microsoft.com/office/infopath/2007/PartnerControls">
   <documentManagement>
     <_activity xmlns="f2eb0f37-67bc-488d-b44f-98043f40ab47" xsi:nil="true"/>
@@ -20649,11 +23939,16 @@
 </p:properties>
 </file>
 
-<file path=customXml/item2.xml><?xml version="1.0" encoding="utf-8"?>
-<b:Sources xmlns:b="http://schemas.openxmlformats.org/officeDocument/2006/bibliography" xmlns="http://schemas.openxmlformats.org/officeDocument/2006/bibliography" SelectedStyle="\APASixthEditionOfficeOnline.xsl" StyleName="APA" Version="6"/>
+<file path=customXml/item3.xml><?xml version="1.0" encoding="utf-8"?>
+<?mso-contentType ?>
+<FormTemplates xmlns="http://schemas.microsoft.com/sharepoint/v3/contenttype/forms">
+  <Display>DocumentLibraryForm</Display>
+  <Edit>DocumentLibraryForm</Edit>
+  <New>DocumentLibraryForm</New>
+</FormTemplates>
 </file>
 
-<file path=customXml/item3.xml><?xml version="1.0" encoding="utf-8"?>
+<file path=customXml/item4.xml><?xml version="1.0" encoding="utf-8"?>
 <ct:contentTypeSchema xmlns:ct="http://schemas.microsoft.com/office/2006/metadata/contentType" xmlns:ma="http://schemas.microsoft.com/office/2006/metadata/properties/metaAttributes" ct:_="" ma:_="" ma:contentTypeName="Dokument" ma:contentTypeID="0x010100FF99B823B845814E86A3CE4E917BDBFA" ma:contentTypeVersion="10" ma:contentTypeDescription="Ein neues Dokument erstellen." ma:contentTypeScope="" ma:versionID="bf0c259fc4f8a2f8053bd2e5ac0de340">
   <xsd:schema xmlns:xsd="http://www.w3.org/2001/XMLSchema" xmlns:xs="http://www.w3.org/2001/XMLSchema" xmlns:p="http://schemas.microsoft.com/office/2006/metadata/properties" xmlns:ns3="f2eb0f37-67bc-488d-b44f-98043f40ab47" targetNamespace="http://schemas.microsoft.com/office/2006/metadata/properties" ma:root="true" ma:fieldsID="8f986b4a9409392985dcd8dd90b9f32e" ns3:_="">
     <xsd:import namespace="f2eb0f37-67bc-488d-b44f-98043f40ab47"/>
@@ -20835,16 +24130,15 @@
 </ct:contentTypeSchema>
 </file>
 
-<file path=customXml/item4.xml><?xml version="1.0" encoding="utf-8"?>
-<?mso-contentType ?>
-<FormTemplates xmlns="http://schemas.microsoft.com/sharepoint/v3/contenttype/forms">
-  <Display>DocumentLibraryForm</Display>
-  <Edit>DocumentLibraryForm</Edit>
-  <New>DocumentLibraryForm</New>
-</FormTemplates>
+<file path=customXml/itemProps1.xml><?xml version="1.0" encoding="utf-8"?>
+<ds:datastoreItem xmlns:ds="http://schemas.openxmlformats.org/officeDocument/2006/customXml" ds:itemID="{3419BCA0-A4BE-467F-AFCB-A7C70215119D}">
+  <ds:schemaRefs>
+    <ds:schemaRef ds:uri="http://schemas.openxmlformats.org/officeDocument/2006/bibliography"/>
+  </ds:schemaRefs>
+</ds:datastoreItem>
 </file>
 
-<file path=customXml/itemProps1.xml><?xml version="1.0" encoding="utf-8"?>
+<file path=customXml/itemProps2.xml><?xml version="1.0" encoding="utf-8"?>
 <ds:datastoreItem xmlns:ds="http://schemas.openxmlformats.org/officeDocument/2006/customXml" ds:itemID="{96B4FFFD-F9E1-489F-A17B-2767F1021ADE}">
   <ds:schemaRefs>
     <ds:schemaRef ds:uri="http://schemas.microsoft.com/office/2006/metadata/properties"/>
@@ -20854,15 +24148,15 @@
 </ds:datastoreItem>
 </file>
 
-<file path=customXml/itemProps2.xml><?xml version="1.0" encoding="utf-8"?>
-<ds:datastoreItem xmlns:ds="http://schemas.openxmlformats.org/officeDocument/2006/customXml" ds:itemID="{3419BCA0-A4BE-467F-AFCB-A7C70215119D}">
+<file path=customXml/itemProps3.xml><?xml version="1.0" encoding="utf-8"?>
+<ds:datastoreItem xmlns:ds="http://schemas.openxmlformats.org/officeDocument/2006/customXml" ds:itemID="{596716F3-C71C-493F-ABA9-79B324AAA9D3}">
   <ds:schemaRefs>
-    <ds:schemaRef ds:uri="http://schemas.openxmlformats.org/officeDocument/2006/bibliography"/>
+    <ds:schemaRef ds:uri="http://schemas.microsoft.com/sharepoint/v3/contenttype/forms"/>
   </ds:schemaRefs>
 </ds:datastoreItem>
 </file>
 
-<file path=customXml/itemProps3.xml><?xml version="1.0" encoding="utf-8"?>
+<file path=customXml/itemProps4.xml><?xml version="1.0" encoding="utf-8"?>
 <ds:datastoreItem xmlns:ds="http://schemas.openxmlformats.org/officeDocument/2006/customXml" ds:itemID="{80B08C09-5EB8-4608-8EE5-9EC48F3FB6C2}">
   <ds:schemaRefs>
     <ds:schemaRef ds:uri="http://schemas.microsoft.com/office/2006/metadata/contentType"/>
@@ -20880,14 +24174,6 @@
 </ds:datastoreItem>
 </file>
 
-<file path=customXml/itemProps4.xml><?xml version="1.0" encoding="utf-8"?>
-<ds:datastoreItem xmlns:ds="http://schemas.openxmlformats.org/officeDocument/2006/customXml" ds:itemID="{596716F3-C71C-493F-ABA9-79B324AAA9D3}">
-  <ds:schemaRefs>
-    <ds:schemaRef ds:uri="http://schemas.microsoft.com/sharepoint/v3/contenttype/forms"/>
-  </ds:schemaRefs>
-</ds:datastoreItem>
-</file>
-
 <file path=docMetadata/LabelInfo.xml><?xml version="1.0" encoding="utf-8"?>
 <clbl:labelList xmlns:clbl="http://schemas.microsoft.com/office/2020/mipLabelMetadata">
   <clbl:label id="{7b4c4ed3-e3fa-42f6-b1f6-2820b014570a}" enabled="1" method="Standard" siteId="{9e3cc295-461f-41c6-9bf4-f0d2c086e9a1}" contentBits="0" removed="0"/>

--- a/IPA Josiah Spilker Godiz.docx
+++ b/IPA Josiah Spilker Godiz.docx
@@ -328,7 +328,7 @@
           <w:r>
             <w:fldChar w:fldCharType="separate"/>
           </w:r>
-          <w:hyperlink w:anchor="_Toc228438082" w:history="1">
+          <w:hyperlink w:anchor="_Toc228774630" w:history="1">
             <w:r>
               <w:rPr>
                 <w:rStyle w:val="Hyperlink"/>
@@ -355,7 +355,7 @@
                 <w:noProof/>
                 <w:webHidden/>
               </w:rPr>
-              <w:instrText xml:space="preserve"> PAGEREF _Toc228438082 \h </w:instrText>
+              <w:instrText xml:space="preserve"> PAGEREF _Toc228774630 \h </w:instrText>
             </w:r>
             <w:r>
               <w:rPr>
@@ -399,7 +399,7 @@
               <w:lang w:eastAsia="en-CH"/>
             </w:rPr>
           </w:pPr>
-          <w:hyperlink w:anchor="_Toc228438083" w:history="1">
+          <w:hyperlink w:anchor="_Toc228774631" w:history="1">
             <w:r>
               <w:rPr>
                 <w:rStyle w:val="Hyperlink"/>
@@ -441,7 +441,7 @@
                 <w:noProof/>
                 <w:webHidden/>
               </w:rPr>
-              <w:instrText xml:space="preserve"> PAGEREF _Toc228438083 \h </w:instrText>
+              <w:instrText xml:space="preserve"> PAGEREF _Toc228774631 \h </w:instrText>
             </w:r>
             <w:r>
               <w:rPr>
@@ -485,7 +485,7 @@
               <w:lang w:eastAsia="en-CH"/>
             </w:rPr>
           </w:pPr>
-          <w:hyperlink w:anchor="_Toc228438084" w:history="1">
+          <w:hyperlink w:anchor="_Toc228774632" w:history="1">
             <w:r>
               <w:rPr>
                 <w:rStyle w:val="Hyperlink"/>
@@ -527,7 +527,7 @@
                 <w:noProof/>
                 <w:webHidden/>
               </w:rPr>
-              <w:instrText xml:space="preserve"> PAGEREF _Toc228438084 \h </w:instrText>
+              <w:instrText xml:space="preserve"> PAGEREF _Toc228774632 \h </w:instrText>
             </w:r>
             <w:r>
               <w:rPr>
@@ -571,7 +571,7 @@
               <w:lang w:eastAsia="en-CH"/>
             </w:rPr>
           </w:pPr>
-          <w:hyperlink w:anchor="_Toc228438085" w:history="1">
+          <w:hyperlink w:anchor="_Toc228774633" w:history="1">
             <w:r>
               <w:rPr>
                 <w:rStyle w:val="Hyperlink"/>
@@ -613,7 +613,7 @@
                 <w:noProof/>
                 <w:webHidden/>
               </w:rPr>
-              <w:instrText xml:space="preserve"> PAGEREF _Toc228438085 \h </w:instrText>
+              <w:instrText xml:space="preserve"> PAGEREF _Toc228774633 \h </w:instrText>
             </w:r>
             <w:r>
               <w:rPr>
@@ -657,7 +657,7 @@
               <w:lang w:eastAsia="en-CH"/>
             </w:rPr>
           </w:pPr>
-          <w:hyperlink w:anchor="_Toc228438086" w:history="1">
+          <w:hyperlink w:anchor="_Toc228774634" w:history="1">
             <w:r>
               <w:rPr>
                 <w:rStyle w:val="Hyperlink"/>
@@ -699,7 +699,7 @@
                 <w:noProof/>
                 <w:webHidden/>
               </w:rPr>
-              <w:instrText xml:space="preserve"> PAGEREF _Toc228438086 \h </w:instrText>
+              <w:instrText xml:space="preserve"> PAGEREF _Toc228774634 \h </w:instrText>
             </w:r>
             <w:r>
               <w:rPr>
@@ -743,7 +743,7 @@
               <w:lang w:eastAsia="en-CH"/>
             </w:rPr>
           </w:pPr>
-          <w:hyperlink w:anchor="_Toc228438087" w:history="1">
+          <w:hyperlink w:anchor="_Toc228774635" w:history="1">
             <w:r>
               <w:rPr>
                 <w:rStyle w:val="Hyperlink"/>
@@ -785,7 +785,7 @@
                 <w:noProof/>
                 <w:webHidden/>
               </w:rPr>
-              <w:instrText xml:space="preserve"> PAGEREF _Toc228438087 \h </w:instrText>
+              <w:instrText xml:space="preserve"> PAGEREF _Toc228774635 \h </w:instrText>
             </w:r>
             <w:r>
               <w:rPr>
@@ -829,7 +829,7 @@
               <w:lang w:eastAsia="en-CH"/>
             </w:rPr>
           </w:pPr>
-          <w:hyperlink w:anchor="_Toc228438088" w:history="1">
+          <w:hyperlink w:anchor="_Toc228774636" w:history="1">
             <w:r>
               <w:rPr>
                 <w:rStyle w:val="Hyperlink"/>
@@ -871,7 +871,7 @@
                 <w:noProof/>
                 <w:webHidden/>
               </w:rPr>
-              <w:instrText xml:space="preserve"> PAGEREF _Toc228438088 \h </w:instrText>
+              <w:instrText xml:space="preserve"> PAGEREF _Toc228774636 \h </w:instrText>
             </w:r>
             <w:r>
               <w:rPr>
@@ -915,7 +915,7 @@
               <w:lang w:eastAsia="en-CH"/>
             </w:rPr>
           </w:pPr>
-          <w:hyperlink w:anchor="_Toc228438089" w:history="1">
+          <w:hyperlink w:anchor="_Toc228774637" w:history="1">
             <w:r>
               <w:rPr>
                 <w:rStyle w:val="Hyperlink"/>
@@ -957,7 +957,7 @@
                 <w:noProof/>
                 <w:webHidden/>
               </w:rPr>
-              <w:instrText xml:space="preserve"> PAGEREF _Toc228438089 \h </w:instrText>
+              <w:instrText xml:space="preserve"> PAGEREF _Toc228774637 \h </w:instrText>
             </w:r>
             <w:r>
               <w:rPr>
@@ -1001,7 +1001,7 @@
               <w:lang w:eastAsia="en-CH"/>
             </w:rPr>
           </w:pPr>
-          <w:hyperlink w:anchor="_Toc228438090" w:history="1">
+          <w:hyperlink w:anchor="_Toc228774638" w:history="1">
             <w:r>
               <w:rPr>
                 <w:rStyle w:val="Hyperlink"/>
@@ -1043,7 +1043,7 @@
                 <w:noProof/>
                 <w:webHidden/>
               </w:rPr>
-              <w:instrText xml:space="preserve"> PAGEREF _Toc228438090 \h </w:instrText>
+              <w:instrText xml:space="preserve"> PAGEREF _Toc228774638 \h </w:instrText>
             </w:r>
             <w:r>
               <w:rPr>
@@ -1087,7 +1087,7 @@
               <w:lang w:eastAsia="en-CH"/>
             </w:rPr>
           </w:pPr>
-          <w:hyperlink w:anchor="_Toc228438091" w:history="1">
+          <w:hyperlink w:anchor="_Toc228774639" w:history="1">
             <w:r>
               <w:rPr>
                 <w:rStyle w:val="Hyperlink"/>
@@ -1129,7 +1129,7 @@
                 <w:noProof/>
                 <w:webHidden/>
               </w:rPr>
-              <w:instrText xml:space="preserve"> PAGEREF _Toc228438091 \h </w:instrText>
+              <w:instrText xml:space="preserve"> PAGEREF _Toc228774639 \h </w:instrText>
             </w:r>
             <w:r>
               <w:rPr>
@@ -1173,7 +1173,7 @@
               <w:lang w:eastAsia="en-CH"/>
             </w:rPr>
           </w:pPr>
-          <w:hyperlink w:anchor="_Toc228438092" w:history="1">
+          <w:hyperlink w:anchor="_Toc228774640" w:history="1">
             <w:r>
               <w:rPr>
                 <w:rStyle w:val="Hyperlink"/>
@@ -1215,7 +1215,7 @@
                 <w:noProof/>
                 <w:webHidden/>
               </w:rPr>
-              <w:instrText xml:space="preserve"> PAGEREF _Toc228438092 \h </w:instrText>
+              <w:instrText xml:space="preserve"> PAGEREF _Toc228774640 \h </w:instrText>
             </w:r>
             <w:r>
               <w:rPr>
@@ -1259,7 +1259,7 @@
               <w:lang w:eastAsia="en-CH"/>
             </w:rPr>
           </w:pPr>
-          <w:hyperlink w:anchor="_Toc228438093" w:history="1">
+          <w:hyperlink w:anchor="_Toc228774641" w:history="1">
             <w:r>
               <w:rPr>
                 <w:rStyle w:val="Hyperlink"/>
@@ -1301,7 +1301,7 @@
                 <w:noProof/>
                 <w:webHidden/>
               </w:rPr>
-              <w:instrText xml:space="preserve"> PAGEREF _Toc228438093 \h </w:instrText>
+              <w:instrText xml:space="preserve"> PAGEREF _Toc228774641 \h </w:instrText>
             </w:r>
             <w:r>
               <w:rPr>
@@ -1345,7 +1345,7 @@
               <w:lang w:eastAsia="en-CH"/>
             </w:rPr>
           </w:pPr>
-          <w:hyperlink w:anchor="_Toc228438094" w:history="1">
+          <w:hyperlink w:anchor="_Toc228774642" w:history="1">
             <w:r>
               <w:rPr>
                 <w:rStyle w:val="Hyperlink"/>
@@ -1387,7 +1387,7 @@
                 <w:noProof/>
                 <w:webHidden/>
               </w:rPr>
-              <w:instrText xml:space="preserve"> PAGEREF _Toc228438094 \h </w:instrText>
+              <w:instrText xml:space="preserve"> PAGEREF _Toc228774642 \h </w:instrText>
             </w:r>
             <w:r>
               <w:rPr>
@@ -1431,7 +1431,7 @@
               <w:lang w:eastAsia="en-CH"/>
             </w:rPr>
           </w:pPr>
-          <w:hyperlink w:anchor="_Toc228438095" w:history="1">
+          <w:hyperlink w:anchor="_Toc228774643" w:history="1">
             <w:r>
               <w:rPr>
                 <w:rStyle w:val="Hyperlink"/>
@@ -1473,7 +1473,7 @@
                 <w:noProof/>
                 <w:webHidden/>
               </w:rPr>
-              <w:instrText xml:space="preserve"> PAGEREF _Toc228438095 \h </w:instrText>
+              <w:instrText xml:space="preserve"> PAGEREF _Toc228774643 \h </w:instrText>
             </w:r>
             <w:r>
               <w:rPr>
@@ -1517,7 +1517,7 @@
               <w:lang w:eastAsia="en-CH"/>
             </w:rPr>
           </w:pPr>
-          <w:hyperlink w:anchor="_Toc228438096" w:history="1">
+          <w:hyperlink w:anchor="_Toc228774644" w:history="1">
             <w:r>
               <w:rPr>
                 <w:rStyle w:val="Hyperlink"/>
@@ -1559,7 +1559,7 @@
                 <w:noProof/>
                 <w:webHidden/>
               </w:rPr>
-              <w:instrText xml:space="preserve"> PAGEREF _Toc228438096 \h </w:instrText>
+              <w:instrText xml:space="preserve"> PAGEREF _Toc228774644 \h </w:instrText>
             </w:r>
             <w:r>
               <w:rPr>
@@ -1603,7 +1603,7 @@
               <w:lang w:eastAsia="en-CH"/>
             </w:rPr>
           </w:pPr>
-          <w:hyperlink w:anchor="_Toc228438097" w:history="1">
+          <w:hyperlink w:anchor="_Toc228774645" w:history="1">
             <w:r>
               <w:rPr>
                 <w:rStyle w:val="Hyperlink"/>
@@ -1645,7 +1645,7 @@
                 <w:noProof/>
                 <w:webHidden/>
               </w:rPr>
-              <w:instrText xml:space="preserve"> PAGEREF _Toc228438097 \h </w:instrText>
+              <w:instrText xml:space="preserve"> PAGEREF _Toc228774645 \h </w:instrText>
             </w:r>
             <w:r>
               <w:rPr>
@@ -1689,7 +1689,7 @@
               <w:lang w:eastAsia="en-CH"/>
             </w:rPr>
           </w:pPr>
-          <w:hyperlink w:anchor="_Toc228438098" w:history="1">
+          <w:hyperlink w:anchor="_Toc228774646" w:history="1">
             <w:r>
               <w:rPr>
                 <w:rStyle w:val="Hyperlink"/>
@@ -1731,7 +1731,7 @@
                 <w:noProof/>
                 <w:webHidden/>
               </w:rPr>
-              <w:instrText xml:space="preserve"> PAGEREF _Toc228438098 \h </w:instrText>
+              <w:instrText xml:space="preserve"> PAGEREF _Toc228774646 \h </w:instrText>
             </w:r>
             <w:r>
               <w:rPr>
@@ -1774,7 +1774,7 @@
               <w:lang w:eastAsia="en-CH"/>
             </w:rPr>
           </w:pPr>
-          <w:hyperlink w:anchor="_Toc228438099" w:history="1">
+          <w:hyperlink w:anchor="_Toc228774647" w:history="1">
             <w:r>
               <w:rPr>
                 <w:rStyle w:val="Hyperlink"/>
@@ -1801,7 +1801,7 @@
                 <w:noProof/>
                 <w:webHidden/>
               </w:rPr>
-              <w:instrText xml:space="preserve"> PAGEREF _Toc228438099 \h </w:instrText>
+              <w:instrText xml:space="preserve"> PAGEREF _Toc228774647 \h </w:instrText>
             </w:r>
             <w:r>
               <w:rPr>
@@ -1844,7 +1844,7 @@
               <w:lang w:eastAsia="en-CH"/>
             </w:rPr>
           </w:pPr>
-          <w:hyperlink w:anchor="_Toc228438100" w:history="1">
+          <w:hyperlink w:anchor="_Toc228774648" w:history="1">
             <w:r>
               <w:rPr>
                 <w:rStyle w:val="Hyperlink"/>
@@ -1871,7 +1871,7 @@
                 <w:noProof/>
                 <w:webHidden/>
               </w:rPr>
-              <w:instrText xml:space="preserve"> PAGEREF _Toc228438100 \h </w:instrText>
+              <w:instrText xml:space="preserve"> PAGEREF _Toc228774648 \h </w:instrText>
             </w:r>
             <w:r>
               <w:rPr>
@@ -1915,7 +1915,7 @@
               <w:lang w:eastAsia="en-CH"/>
             </w:rPr>
           </w:pPr>
-          <w:hyperlink w:anchor="_Toc228438101" w:history="1">
+          <w:hyperlink w:anchor="_Toc228774649" w:history="1">
             <w:r>
               <w:rPr>
                 <w:rStyle w:val="Hyperlink"/>
@@ -1957,7 +1957,7 @@
                 <w:noProof/>
                 <w:webHidden/>
               </w:rPr>
-              <w:instrText xml:space="preserve"> PAGEREF _Toc228438101 \h </w:instrText>
+              <w:instrText xml:space="preserve"> PAGEREF _Toc228774649 \h </w:instrText>
             </w:r>
             <w:r>
               <w:rPr>
@@ -2001,7 +2001,7 @@
               <w:lang w:eastAsia="en-CH"/>
             </w:rPr>
           </w:pPr>
-          <w:hyperlink w:anchor="_Toc228438102" w:history="1">
+          <w:hyperlink w:anchor="_Toc228774650" w:history="1">
             <w:r>
               <w:rPr>
                 <w:rStyle w:val="Hyperlink"/>
@@ -2043,7 +2043,7 @@
                 <w:noProof/>
                 <w:webHidden/>
               </w:rPr>
-              <w:instrText xml:space="preserve"> PAGEREF _Toc228438102 \h </w:instrText>
+              <w:instrText xml:space="preserve"> PAGEREF _Toc228774650 \h </w:instrText>
             </w:r>
             <w:r>
               <w:rPr>
@@ -2086,7 +2086,7 @@
               <w:lang w:eastAsia="en-CH"/>
             </w:rPr>
           </w:pPr>
-          <w:hyperlink w:anchor="_Toc228438103" w:history="1">
+          <w:hyperlink w:anchor="_Toc228774651" w:history="1">
             <w:r>
               <w:rPr>
                 <w:rStyle w:val="Hyperlink"/>
@@ -2113,7 +2113,7 @@
                 <w:noProof/>
                 <w:webHidden/>
               </w:rPr>
-              <w:instrText xml:space="preserve"> PAGEREF _Toc228438103 \h </w:instrText>
+              <w:instrText xml:space="preserve"> PAGEREF _Toc228774651 \h </w:instrText>
             </w:r>
             <w:r>
               <w:rPr>
@@ -2156,7 +2156,7 @@
               <w:lang w:eastAsia="en-CH"/>
             </w:rPr>
           </w:pPr>
-          <w:hyperlink w:anchor="_Toc228438104" w:history="1">
+          <w:hyperlink w:anchor="_Toc228774652" w:history="1">
             <w:r>
               <w:rPr>
                 <w:rStyle w:val="Hyperlink"/>
@@ -2183,7 +2183,7 @@
                 <w:noProof/>
                 <w:webHidden/>
               </w:rPr>
-              <w:instrText xml:space="preserve"> PAGEREF _Toc228438104 \h </w:instrText>
+              <w:instrText xml:space="preserve"> PAGEREF _Toc228774652 \h </w:instrText>
             </w:r>
             <w:r>
               <w:rPr>
@@ -2226,7 +2226,7 @@
               <w:lang w:eastAsia="en-CH"/>
             </w:rPr>
           </w:pPr>
-          <w:hyperlink w:anchor="_Toc228438105" w:history="1">
+          <w:hyperlink w:anchor="_Toc228774653" w:history="1">
             <w:r>
               <w:rPr>
                 <w:rStyle w:val="Hyperlink"/>
@@ -2253,7 +2253,7 @@
                 <w:noProof/>
                 <w:webHidden/>
               </w:rPr>
-              <w:instrText xml:space="preserve"> PAGEREF _Toc228438105 \h </w:instrText>
+              <w:instrText xml:space="preserve"> PAGEREF _Toc228774653 \h </w:instrText>
             </w:r>
             <w:r>
               <w:rPr>
@@ -2296,7 +2296,7 @@
               <w:lang w:eastAsia="en-CH"/>
             </w:rPr>
           </w:pPr>
-          <w:hyperlink w:anchor="_Toc228438106" w:history="1">
+          <w:hyperlink w:anchor="_Toc228774654" w:history="1">
             <w:r>
               <w:rPr>
                 <w:rStyle w:val="Hyperlink"/>
@@ -2323,7 +2323,7 @@
                 <w:noProof/>
                 <w:webHidden/>
               </w:rPr>
-              <w:instrText xml:space="preserve"> PAGEREF _Toc228438106 \h </w:instrText>
+              <w:instrText xml:space="preserve"> PAGEREF _Toc228774654 \h </w:instrText>
             </w:r>
             <w:r>
               <w:rPr>
@@ -2366,7 +2366,7 @@
               <w:lang w:eastAsia="en-CH"/>
             </w:rPr>
           </w:pPr>
-          <w:hyperlink w:anchor="_Toc228438107" w:history="1">
+          <w:hyperlink w:anchor="_Toc228774655" w:history="1">
             <w:r>
               <w:rPr>
                 <w:rStyle w:val="Hyperlink"/>
@@ -2393,7 +2393,7 @@
                 <w:noProof/>
                 <w:webHidden/>
               </w:rPr>
-              <w:instrText xml:space="preserve"> PAGEREF _Toc228438107 \h </w:instrText>
+              <w:instrText xml:space="preserve"> PAGEREF _Toc228774655 \h </w:instrText>
             </w:r>
             <w:r>
               <w:rPr>
@@ -2436,7 +2436,7 @@
               <w:lang w:eastAsia="en-CH"/>
             </w:rPr>
           </w:pPr>
-          <w:hyperlink w:anchor="_Toc228438108" w:history="1">
+          <w:hyperlink w:anchor="_Toc228774656" w:history="1">
             <w:r>
               <w:rPr>
                 <w:rStyle w:val="Hyperlink"/>
@@ -2463,7 +2463,7 @@
                 <w:noProof/>
                 <w:webHidden/>
               </w:rPr>
-              <w:instrText xml:space="preserve"> PAGEREF _Toc228438108 \h </w:instrText>
+              <w:instrText xml:space="preserve"> PAGEREF _Toc228774656 \h </w:instrText>
             </w:r>
             <w:r>
               <w:rPr>
@@ -2507,7 +2507,7 @@
               <w:lang w:eastAsia="en-CH"/>
             </w:rPr>
           </w:pPr>
-          <w:hyperlink w:anchor="_Toc228438109" w:history="1">
+          <w:hyperlink w:anchor="_Toc228774657" w:history="1">
             <w:r>
               <w:rPr>
                 <w:rStyle w:val="Hyperlink"/>
@@ -2549,7 +2549,7 @@
                 <w:noProof/>
                 <w:webHidden/>
               </w:rPr>
-              <w:instrText xml:space="preserve"> PAGEREF _Toc228438109 \h </w:instrText>
+              <w:instrText xml:space="preserve"> PAGEREF _Toc228774657 \h </w:instrText>
             </w:r>
             <w:r>
               <w:rPr>
@@ -2593,7 +2593,7 @@
               <w:lang w:eastAsia="en-CH"/>
             </w:rPr>
           </w:pPr>
-          <w:hyperlink w:anchor="_Toc228438110" w:history="1">
+          <w:hyperlink w:anchor="_Toc228774658" w:history="1">
             <w:r>
               <w:rPr>
                 <w:rStyle w:val="Hyperlink"/>
@@ -2635,7 +2635,7 @@
                 <w:noProof/>
                 <w:webHidden/>
               </w:rPr>
-              <w:instrText xml:space="preserve"> PAGEREF _Toc228438110 \h </w:instrText>
+              <w:instrText xml:space="preserve"> PAGEREF _Toc228774658 \h </w:instrText>
             </w:r>
             <w:r>
               <w:rPr>
@@ -2679,7 +2679,7 @@
               <w:lang w:eastAsia="en-CH"/>
             </w:rPr>
           </w:pPr>
-          <w:hyperlink w:anchor="_Toc228438111" w:history="1">
+          <w:hyperlink w:anchor="_Toc228774659" w:history="1">
             <w:r>
               <w:rPr>
                 <w:rStyle w:val="Hyperlink"/>
@@ -2721,7 +2721,7 @@
                 <w:noProof/>
                 <w:webHidden/>
               </w:rPr>
-              <w:instrText xml:space="preserve"> PAGEREF _Toc228438111 \h </w:instrText>
+              <w:instrText xml:space="preserve"> PAGEREF _Toc228774659 \h </w:instrText>
             </w:r>
             <w:r>
               <w:rPr>
@@ -2764,13 +2764,13 @@
               <w:lang w:eastAsia="en-CH"/>
             </w:rPr>
           </w:pPr>
-          <w:hyperlink w:anchor="_Toc228438112" w:history="1">
+          <w:hyperlink w:anchor="_Toc228774660" w:history="1">
             <w:r>
               <w:rPr>
                 <w:rStyle w:val="Hyperlink"/>
                 <w:noProof/>
               </w:rPr>
-              <w:t>2.6.4 Fetchxml and Polymorphic lookups</w:t>
+              <w:t>2.6.4 FetchXML and Polymorphic lookups</w:t>
             </w:r>
             <w:r>
               <w:rPr>
@@ -2791,7 +2791,7 @@
                 <w:noProof/>
                 <w:webHidden/>
               </w:rPr>
-              <w:instrText xml:space="preserve"> PAGEREF _Toc228438112 \h </w:instrText>
+              <w:instrText xml:space="preserve"> PAGEREF _Toc228774660 \h </w:instrText>
             </w:r>
             <w:r>
               <w:rPr>
@@ -2835,7 +2835,7 @@
               <w:lang w:eastAsia="en-CH"/>
             </w:rPr>
           </w:pPr>
-          <w:hyperlink w:anchor="_Toc228438113" w:history="1">
+          <w:hyperlink w:anchor="_Toc228774661" w:history="1">
             <w:r>
               <w:rPr>
                 <w:rStyle w:val="Hyperlink"/>
@@ -2877,7 +2877,7 @@
                 <w:noProof/>
                 <w:webHidden/>
               </w:rPr>
-              <w:instrText xml:space="preserve"> PAGEREF _Toc228438113 \h </w:instrText>
+              <w:instrText xml:space="preserve"> PAGEREF _Toc228774661 \h </w:instrText>
             </w:r>
             <w:r>
               <w:rPr>
@@ -2921,7 +2921,7 @@
               <w:lang w:eastAsia="en-CH"/>
             </w:rPr>
           </w:pPr>
-          <w:hyperlink w:anchor="_Toc228438114" w:history="1">
+          <w:hyperlink w:anchor="_Toc228774662" w:history="1">
             <w:r>
               <w:rPr>
                 <w:rStyle w:val="Hyperlink"/>
@@ -2963,7 +2963,7 @@
                 <w:noProof/>
                 <w:webHidden/>
               </w:rPr>
-              <w:instrText xml:space="preserve"> PAGEREF _Toc228438114 \h </w:instrText>
+              <w:instrText xml:space="preserve"> PAGEREF _Toc228774662 \h </w:instrText>
             </w:r>
             <w:r>
               <w:rPr>
@@ -3007,7 +3007,7 @@
               <w:lang w:eastAsia="en-CH"/>
             </w:rPr>
           </w:pPr>
-          <w:hyperlink w:anchor="_Toc228438115" w:history="1">
+          <w:hyperlink w:anchor="_Toc228774663" w:history="1">
             <w:r>
               <w:rPr>
                 <w:rStyle w:val="Hyperlink"/>
@@ -3049,7 +3049,7 @@
                 <w:noProof/>
                 <w:webHidden/>
               </w:rPr>
-              <w:instrText xml:space="preserve"> PAGEREF _Toc228438115 \h </w:instrText>
+              <w:instrText xml:space="preserve"> PAGEREF _Toc228774663 \h </w:instrText>
             </w:r>
             <w:r>
               <w:rPr>
@@ -3093,7 +3093,7 @@
               <w:lang w:eastAsia="en-CH"/>
             </w:rPr>
           </w:pPr>
-          <w:hyperlink w:anchor="_Toc228438116" w:history="1">
+          <w:hyperlink w:anchor="_Toc228774664" w:history="1">
             <w:r>
               <w:rPr>
                 <w:rStyle w:val="Hyperlink"/>
@@ -3135,7 +3135,7 @@
                 <w:noProof/>
                 <w:webHidden/>
               </w:rPr>
-              <w:instrText xml:space="preserve"> PAGEREF _Toc228438116 \h </w:instrText>
+              <w:instrText xml:space="preserve"> PAGEREF _Toc228774664 \h </w:instrText>
             </w:r>
             <w:r>
               <w:rPr>
@@ -3179,7 +3179,7 @@
               <w:lang w:eastAsia="en-CH"/>
             </w:rPr>
           </w:pPr>
-          <w:hyperlink w:anchor="_Toc228438117" w:history="1">
+          <w:hyperlink w:anchor="_Toc228774665" w:history="1">
             <w:r>
               <w:rPr>
                 <w:rStyle w:val="Hyperlink"/>
@@ -3221,7 +3221,7 @@
                 <w:noProof/>
                 <w:webHidden/>
               </w:rPr>
-              <w:instrText xml:space="preserve"> PAGEREF _Toc228438117 \h </w:instrText>
+              <w:instrText xml:space="preserve"> PAGEREF _Toc228774665 \h </w:instrText>
             </w:r>
             <w:r>
               <w:rPr>
@@ -3264,7 +3264,7 @@
               <w:lang w:eastAsia="en-CH"/>
             </w:rPr>
           </w:pPr>
-          <w:hyperlink w:anchor="_Toc228438118" w:history="1">
+          <w:hyperlink w:anchor="_Toc228774666" w:history="1">
             <w:r>
               <w:rPr>
                 <w:rStyle w:val="Hyperlink"/>
@@ -3291,7 +3291,7 @@
                 <w:noProof/>
                 <w:webHidden/>
               </w:rPr>
-              <w:instrText xml:space="preserve"> PAGEREF _Toc228438118 \h </w:instrText>
+              <w:instrText xml:space="preserve"> PAGEREF _Toc228774666 \h </w:instrText>
             </w:r>
             <w:r>
               <w:rPr>
@@ -3334,7 +3334,7 @@
               <w:lang w:eastAsia="en-CH"/>
             </w:rPr>
           </w:pPr>
-          <w:hyperlink w:anchor="_Toc228438119" w:history="1">
+          <w:hyperlink w:anchor="_Toc228774667" w:history="1">
             <w:r>
               <w:rPr>
                 <w:rStyle w:val="Hyperlink"/>
@@ -3361,7 +3361,7 @@
                 <w:noProof/>
                 <w:webHidden/>
               </w:rPr>
-              <w:instrText xml:space="preserve"> PAGEREF _Toc228438119 \h </w:instrText>
+              <w:instrText xml:space="preserve"> PAGEREF _Toc228774667 \h </w:instrText>
             </w:r>
             <w:r>
               <w:rPr>
@@ -3404,7 +3404,7 @@
               <w:lang w:eastAsia="en-CH"/>
             </w:rPr>
           </w:pPr>
-          <w:hyperlink w:anchor="_Toc228438120" w:history="1">
+          <w:hyperlink w:anchor="_Toc228774668" w:history="1">
             <w:r>
               <w:rPr>
                 <w:rStyle w:val="Hyperlink"/>
@@ -3431,7 +3431,7 @@
                 <w:noProof/>
                 <w:webHidden/>
               </w:rPr>
-              <w:instrText xml:space="preserve"> PAGEREF _Toc228438120 \h </w:instrText>
+              <w:instrText xml:space="preserve"> PAGEREF _Toc228774668 \h </w:instrText>
             </w:r>
             <w:r>
               <w:rPr>
@@ -3475,7 +3475,7 @@
               <w:lang w:eastAsia="en-CH"/>
             </w:rPr>
           </w:pPr>
-          <w:hyperlink w:anchor="_Toc228438121" w:history="1">
+          <w:hyperlink w:anchor="_Toc228774669" w:history="1">
             <w:r>
               <w:rPr>
                 <w:rStyle w:val="Hyperlink"/>
@@ -3517,7 +3517,7 @@
                 <w:noProof/>
                 <w:webHidden/>
               </w:rPr>
-              <w:instrText xml:space="preserve"> PAGEREF _Toc228438121 \h </w:instrText>
+              <w:instrText xml:space="preserve"> PAGEREF _Toc228774669 \h </w:instrText>
             </w:r>
             <w:r>
               <w:rPr>
@@ -3560,7 +3560,7 @@
               <w:lang w:eastAsia="en-CH"/>
             </w:rPr>
           </w:pPr>
-          <w:hyperlink w:anchor="_Toc228438122" w:history="1">
+          <w:hyperlink w:anchor="_Toc228774670" w:history="1">
             <w:r>
               <w:rPr>
                 <w:rStyle w:val="Hyperlink"/>
@@ -3587,7 +3587,7 @@
                 <w:noProof/>
                 <w:webHidden/>
               </w:rPr>
-              <w:instrText xml:space="preserve"> PAGEREF _Toc228438122 \h </w:instrText>
+              <w:instrText xml:space="preserve"> PAGEREF _Toc228774670 \h </w:instrText>
             </w:r>
             <w:r>
               <w:rPr>
@@ -3630,7 +3630,7 @@
               <w:lang w:eastAsia="en-CH"/>
             </w:rPr>
           </w:pPr>
-          <w:hyperlink w:anchor="_Toc228438123" w:history="1">
+          <w:hyperlink w:anchor="_Toc228774671" w:history="1">
             <w:r>
               <w:rPr>
                 <w:rStyle w:val="Hyperlink"/>
@@ -3657,7 +3657,7 @@
                 <w:noProof/>
                 <w:webHidden/>
               </w:rPr>
-              <w:instrText xml:space="preserve"> PAGEREF _Toc228438123 \h </w:instrText>
+              <w:instrText xml:space="preserve"> PAGEREF _Toc228774671 \h </w:instrText>
             </w:r>
             <w:r>
               <w:rPr>
@@ -3700,7 +3700,7 @@
               <w:lang w:eastAsia="en-CH"/>
             </w:rPr>
           </w:pPr>
-          <w:hyperlink w:anchor="_Toc228438124" w:history="1">
+          <w:hyperlink w:anchor="_Toc228774672" w:history="1">
             <w:r>
               <w:rPr>
                 <w:rStyle w:val="Hyperlink"/>
@@ -3727,7 +3727,7 @@
                 <w:noProof/>
                 <w:webHidden/>
               </w:rPr>
-              <w:instrText xml:space="preserve"> PAGEREF _Toc228438124 \h </w:instrText>
+              <w:instrText xml:space="preserve"> PAGEREF _Toc228774672 \h </w:instrText>
             </w:r>
             <w:r>
               <w:rPr>
@@ -3770,7 +3770,7 @@
               <w:lang w:eastAsia="en-CH"/>
             </w:rPr>
           </w:pPr>
-          <w:hyperlink w:anchor="_Toc228438125" w:history="1">
+          <w:hyperlink w:anchor="_Toc228774673" w:history="1">
             <w:r>
               <w:rPr>
                 <w:rStyle w:val="Hyperlink"/>
@@ -3797,7 +3797,7 @@
                 <w:noProof/>
                 <w:webHidden/>
               </w:rPr>
-              <w:instrText xml:space="preserve"> PAGEREF _Toc228438125 \h </w:instrText>
+              <w:instrText xml:space="preserve"> PAGEREF _Toc228774673 \h </w:instrText>
             </w:r>
             <w:r>
               <w:rPr>
@@ -3840,7 +3840,7 @@
               <w:lang w:eastAsia="en-CH"/>
             </w:rPr>
           </w:pPr>
-          <w:hyperlink w:anchor="_Toc228438126" w:history="1">
+          <w:hyperlink w:anchor="_Toc228774674" w:history="1">
             <w:r>
               <w:rPr>
                 <w:rStyle w:val="Hyperlink"/>
@@ -3867,7 +3867,7 @@
                 <w:noProof/>
                 <w:webHidden/>
               </w:rPr>
-              <w:instrText xml:space="preserve"> PAGEREF _Toc228438126 \h </w:instrText>
+              <w:instrText xml:space="preserve"> PAGEREF _Toc228774674 \h </w:instrText>
             </w:r>
             <w:r>
               <w:rPr>
@@ -3911,7 +3911,7 @@
               <w:lang w:eastAsia="en-CH"/>
             </w:rPr>
           </w:pPr>
-          <w:hyperlink w:anchor="_Toc228438127" w:history="1">
+          <w:hyperlink w:anchor="_Toc228774675" w:history="1">
             <w:r>
               <w:rPr>
                 <w:rStyle w:val="Hyperlink"/>
@@ -3953,7 +3953,7 @@
                 <w:noProof/>
                 <w:webHidden/>
               </w:rPr>
-              <w:instrText xml:space="preserve"> PAGEREF _Toc228438127 \h </w:instrText>
+              <w:instrText xml:space="preserve"> PAGEREF _Toc228774675 \h </w:instrText>
             </w:r>
             <w:r>
               <w:rPr>
@@ -3997,7 +3997,7 @@
               <w:lang w:eastAsia="en-CH"/>
             </w:rPr>
           </w:pPr>
-          <w:hyperlink w:anchor="_Toc228438128" w:history="1">
+          <w:hyperlink w:anchor="_Toc228774676" w:history="1">
             <w:r>
               <w:rPr>
                 <w:rStyle w:val="Hyperlink"/>
@@ -4039,7 +4039,7 @@
                 <w:noProof/>
                 <w:webHidden/>
               </w:rPr>
-              <w:instrText xml:space="preserve"> PAGEREF _Toc228438128 \h </w:instrText>
+              <w:instrText xml:space="preserve"> PAGEREF _Toc228774676 \h </w:instrText>
             </w:r>
             <w:r>
               <w:rPr>
@@ -4082,7 +4082,7 @@
               <w:lang w:eastAsia="en-CH"/>
             </w:rPr>
           </w:pPr>
-          <w:hyperlink w:anchor="_Toc228438129" w:history="1">
+          <w:hyperlink w:anchor="_Toc228774677" w:history="1">
             <w:r>
               <w:rPr>
                 <w:rStyle w:val="Hyperlink"/>
@@ -4109,7 +4109,7 @@
                 <w:noProof/>
                 <w:webHidden/>
               </w:rPr>
-              <w:instrText xml:space="preserve"> PAGEREF _Toc228438129 \h </w:instrText>
+              <w:instrText xml:space="preserve"> PAGEREF _Toc228774677 \h </w:instrText>
             </w:r>
             <w:r>
               <w:rPr>
@@ -4152,7 +4152,7 @@
               <w:lang w:eastAsia="en-CH"/>
             </w:rPr>
           </w:pPr>
-          <w:hyperlink w:anchor="_Toc228438130" w:history="1">
+          <w:hyperlink w:anchor="_Toc228774678" w:history="1">
             <w:r>
               <w:rPr>
                 <w:rStyle w:val="Hyperlink"/>
@@ -4179,7 +4179,7 @@
                 <w:noProof/>
                 <w:webHidden/>
               </w:rPr>
-              <w:instrText xml:space="preserve"> PAGEREF _Toc228438130 \h </w:instrText>
+              <w:instrText xml:space="preserve"> PAGEREF _Toc228774678 \h </w:instrText>
             </w:r>
             <w:r>
               <w:rPr>
@@ -4212,9 +4212,8 @@
         </w:p>
         <w:p>
           <w:pPr>
-            <w:pStyle w:val="TOC3"/>
+            <w:pStyle w:val="TOC2"/>
             <w:tabs>
-              <w:tab w:val="left" w:pos="1440"/>
               <w:tab w:val="right" w:leader="dot" w:pos="9016"/>
             </w:tabs>
             <w:rPr>
@@ -4223,14 +4222,574 @@
               <w:lang w:eastAsia="en-CH"/>
             </w:rPr>
           </w:pPr>
-          <w:hyperlink w:anchor="_Toc228438131" w:history="1">
+          <w:hyperlink w:anchor="_Toc228774679" w:history="1">
             <w:r>
               <w:rPr>
                 <w:rStyle w:val="Hyperlink"/>
                 <w:noProof/>
-                <w:highlight w:val="red"/>
-              </w:rPr>
-              <w:t>5.3.3</w:t>
+              </w:rPr>
+              <w:t>5.2 Configure Model Driven App</w:t>
+            </w:r>
+            <w:r>
+              <w:rPr>
+                <w:noProof/>
+                <w:webHidden/>
+              </w:rPr>
+              <w:tab/>
+            </w:r>
+            <w:r>
+              <w:rPr>
+                <w:noProof/>
+                <w:webHidden/>
+              </w:rPr>
+              <w:fldChar w:fldCharType="begin"/>
+            </w:r>
+            <w:r>
+              <w:rPr>
+                <w:noProof/>
+                <w:webHidden/>
+              </w:rPr>
+              <w:instrText xml:space="preserve"> PAGEREF _Toc228774679 \h </w:instrText>
+            </w:r>
+            <w:r>
+              <w:rPr>
+                <w:noProof/>
+                <w:webHidden/>
+              </w:rPr>
+            </w:r>
+            <w:r>
+              <w:rPr>
+                <w:noProof/>
+                <w:webHidden/>
+              </w:rPr>
+              <w:fldChar w:fldCharType="separate"/>
+            </w:r>
+            <w:r>
+              <w:rPr>
+                <w:noProof/>
+                <w:webHidden/>
+              </w:rPr>
+              <w:t>47</w:t>
+            </w:r>
+            <w:r>
+              <w:rPr>
+                <w:noProof/>
+                <w:webHidden/>
+              </w:rPr>
+              <w:fldChar w:fldCharType="end"/>
+            </w:r>
+          </w:hyperlink>
+        </w:p>
+        <w:p>
+          <w:pPr>
+            <w:pStyle w:val="TOC2"/>
+            <w:tabs>
+              <w:tab w:val="right" w:leader="dot" w:pos="9016"/>
+            </w:tabs>
+            <w:rPr>
+              <w:rFonts w:eastAsiaTheme="minorEastAsia"/>
+              <w:noProof/>
+              <w:lang w:eastAsia="en-CH"/>
+            </w:rPr>
+          </w:pPr>
+          <w:hyperlink w:anchor="_Toc228774680" w:history="1">
+            <w:r>
+              <w:rPr>
+                <w:rStyle w:val="Hyperlink"/>
+                <w:noProof/>
+              </w:rPr>
+              <w:t>5.3 Set Up PCF Project in app</w:t>
+            </w:r>
+            <w:r>
+              <w:rPr>
+                <w:noProof/>
+                <w:webHidden/>
+              </w:rPr>
+              <w:tab/>
+            </w:r>
+            <w:r>
+              <w:rPr>
+                <w:noProof/>
+                <w:webHidden/>
+              </w:rPr>
+              <w:fldChar w:fldCharType="begin"/>
+            </w:r>
+            <w:r>
+              <w:rPr>
+                <w:noProof/>
+                <w:webHidden/>
+              </w:rPr>
+              <w:instrText xml:space="preserve"> PAGEREF _Toc228774680 \h </w:instrText>
+            </w:r>
+            <w:r>
+              <w:rPr>
+                <w:noProof/>
+                <w:webHidden/>
+              </w:rPr>
+            </w:r>
+            <w:r>
+              <w:rPr>
+                <w:noProof/>
+                <w:webHidden/>
+              </w:rPr>
+              <w:fldChar w:fldCharType="separate"/>
+            </w:r>
+            <w:r>
+              <w:rPr>
+                <w:noProof/>
+                <w:webHidden/>
+              </w:rPr>
+              <w:t>48</w:t>
+            </w:r>
+            <w:r>
+              <w:rPr>
+                <w:noProof/>
+                <w:webHidden/>
+              </w:rPr>
+              <w:fldChar w:fldCharType="end"/>
+            </w:r>
+          </w:hyperlink>
+        </w:p>
+        <w:p>
+          <w:pPr>
+            <w:pStyle w:val="TOC2"/>
+            <w:tabs>
+              <w:tab w:val="right" w:leader="dot" w:pos="9016"/>
+            </w:tabs>
+            <w:rPr>
+              <w:rFonts w:eastAsiaTheme="minorEastAsia"/>
+              <w:noProof/>
+              <w:lang w:eastAsia="en-CH"/>
+            </w:rPr>
+          </w:pPr>
+          <w:hyperlink w:anchor="_Toc228774681" w:history="1">
+            <w:r>
+              <w:rPr>
+                <w:rStyle w:val="Hyperlink"/>
+                <w:noProof/>
+              </w:rPr>
+              <w:t>5.4 Data Fetching Layer</w:t>
+            </w:r>
+            <w:r>
+              <w:rPr>
+                <w:noProof/>
+                <w:webHidden/>
+              </w:rPr>
+              <w:tab/>
+            </w:r>
+            <w:r>
+              <w:rPr>
+                <w:noProof/>
+                <w:webHidden/>
+              </w:rPr>
+              <w:fldChar w:fldCharType="begin"/>
+            </w:r>
+            <w:r>
+              <w:rPr>
+                <w:noProof/>
+                <w:webHidden/>
+              </w:rPr>
+              <w:instrText xml:space="preserve"> PAGEREF _Toc228774681 \h </w:instrText>
+            </w:r>
+            <w:r>
+              <w:rPr>
+                <w:noProof/>
+                <w:webHidden/>
+              </w:rPr>
+            </w:r>
+            <w:r>
+              <w:rPr>
+                <w:noProof/>
+                <w:webHidden/>
+              </w:rPr>
+              <w:fldChar w:fldCharType="separate"/>
+            </w:r>
+            <w:r>
+              <w:rPr>
+                <w:noProof/>
+                <w:webHidden/>
+              </w:rPr>
+              <w:t>49</w:t>
+            </w:r>
+            <w:r>
+              <w:rPr>
+                <w:noProof/>
+                <w:webHidden/>
+              </w:rPr>
+              <w:fldChar w:fldCharType="end"/>
+            </w:r>
+          </w:hyperlink>
+        </w:p>
+        <w:p>
+          <w:pPr>
+            <w:pStyle w:val="TOC2"/>
+            <w:tabs>
+              <w:tab w:val="right" w:leader="dot" w:pos="9016"/>
+            </w:tabs>
+            <w:rPr>
+              <w:rFonts w:eastAsiaTheme="minorEastAsia"/>
+              <w:noProof/>
+              <w:lang w:eastAsia="en-CH"/>
+            </w:rPr>
+          </w:pPr>
+          <w:hyperlink w:anchor="_Toc228774682" w:history="1">
+            <w:r>
+              <w:rPr>
+                <w:rStyle w:val="Hyperlink"/>
+                <w:noProof/>
+              </w:rPr>
+              <w:t>5.5 Field Type Handlers</w:t>
+            </w:r>
+            <w:r>
+              <w:rPr>
+                <w:noProof/>
+                <w:webHidden/>
+              </w:rPr>
+              <w:tab/>
+            </w:r>
+            <w:r>
+              <w:rPr>
+                <w:noProof/>
+                <w:webHidden/>
+              </w:rPr>
+              <w:fldChar w:fldCharType="begin"/>
+            </w:r>
+            <w:r>
+              <w:rPr>
+                <w:noProof/>
+                <w:webHidden/>
+              </w:rPr>
+              <w:instrText xml:space="preserve"> PAGEREF _Toc228774682 \h </w:instrText>
+            </w:r>
+            <w:r>
+              <w:rPr>
+                <w:noProof/>
+                <w:webHidden/>
+              </w:rPr>
+            </w:r>
+            <w:r>
+              <w:rPr>
+                <w:noProof/>
+                <w:webHidden/>
+              </w:rPr>
+              <w:fldChar w:fldCharType="separate"/>
+            </w:r>
+            <w:r>
+              <w:rPr>
+                <w:noProof/>
+                <w:webHidden/>
+              </w:rPr>
+              <w:t>50</w:t>
+            </w:r>
+            <w:r>
+              <w:rPr>
+                <w:noProof/>
+                <w:webHidden/>
+              </w:rPr>
+              <w:fldChar w:fldCharType="end"/>
+            </w:r>
+          </w:hyperlink>
+        </w:p>
+        <w:p>
+          <w:pPr>
+            <w:pStyle w:val="TOC2"/>
+            <w:tabs>
+              <w:tab w:val="right" w:leader="dot" w:pos="9016"/>
+            </w:tabs>
+            <w:rPr>
+              <w:rFonts w:eastAsiaTheme="minorEastAsia"/>
+              <w:noProof/>
+              <w:lang w:eastAsia="en-CH"/>
+            </w:rPr>
+          </w:pPr>
+          <w:hyperlink w:anchor="_Toc228774683" w:history="1">
+            <w:r>
+              <w:rPr>
+                <w:rStyle w:val="Hyperlink"/>
+                <w:noProof/>
+              </w:rPr>
+              <w:t>5.6 Comparison UI</w:t>
+            </w:r>
+            <w:r>
+              <w:rPr>
+                <w:noProof/>
+                <w:webHidden/>
+              </w:rPr>
+              <w:tab/>
+            </w:r>
+            <w:r>
+              <w:rPr>
+                <w:noProof/>
+                <w:webHidden/>
+              </w:rPr>
+              <w:fldChar w:fldCharType="begin"/>
+            </w:r>
+            <w:r>
+              <w:rPr>
+                <w:noProof/>
+                <w:webHidden/>
+              </w:rPr>
+              <w:instrText xml:space="preserve"> PAGEREF _Toc228774683 \h </w:instrText>
+            </w:r>
+            <w:r>
+              <w:rPr>
+                <w:noProof/>
+                <w:webHidden/>
+              </w:rPr>
+            </w:r>
+            <w:r>
+              <w:rPr>
+                <w:noProof/>
+                <w:webHidden/>
+              </w:rPr>
+              <w:fldChar w:fldCharType="separate"/>
+            </w:r>
+            <w:r>
+              <w:rPr>
+                <w:noProof/>
+                <w:webHidden/>
+              </w:rPr>
+              <w:t>51</w:t>
+            </w:r>
+            <w:r>
+              <w:rPr>
+                <w:noProof/>
+                <w:webHidden/>
+              </w:rPr>
+              <w:fldChar w:fldCharType="end"/>
+            </w:r>
+          </w:hyperlink>
+        </w:p>
+        <w:p>
+          <w:pPr>
+            <w:pStyle w:val="TOC2"/>
+            <w:tabs>
+              <w:tab w:val="right" w:leader="dot" w:pos="9016"/>
+            </w:tabs>
+            <w:rPr>
+              <w:rFonts w:eastAsiaTheme="minorEastAsia"/>
+              <w:noProof/>
+              <w:lang w:eastAsia="en-CH"/>
+            </w:rPr>
+          </w:pPr>
+          <w:hyperlink w:anchor="_Toc228774684" w:history="1">
+            <w:r>
+              <w:rPr>
+                <w:rStyle w:val="Hyperlink"/>
+                <w:noProof/>
+              </w:rPr>
+              <w:t>5.7 Merge &amp; Deactivation Logic</w:t>
+            </w:r>
+            <w:r>
+              <w:rPr>
+                <w:noProof/>
+                <w:webHidden/>
+              </w:rPr>
+              <w:tab/>
+            </w:r>
+            <w:r>
+              <w:rPr>
+                <w:noProof/>
+                <w:webHidden/>
+              </w:rPr>
+              <w:fldChar w:fldCharType="begin"/>
+            </w:r>
+            <w:r>
+              <w:rPr>
+                <w:noProof/>
+                <w:webHidden/>
+              </w:rPr>
+              <w:instrText xml:space="preserve"> PAGEREF _Toc228774684 \h </w:instrText>
+            </w:r>
+            <w:r>
+              <w:rPr>
+                <w:noProof/>
+                <w:webHidden/>
+              </w:rPr>
+            </w:r>
+            <w:r>
+              <w:rPr>
+                <w:noProof/>
+                <w:webHidden/>
+              </w:rPr>
+              <w:fldChar w:fldCharType="separate"/>
+            </w:r>
+            <w:r>
+              <w:rPr>
+                <w:noProof/>
+                <w:webHidden/>
+              </w:rPr>
+              <w:t>52</w:t>
+            </w:r>
+            <w:r>
+              <w:rPr>
+                <w:noProof/>
+                <w:webHidden/>
+              </w:rPr>
+              <w:fldChar w:fldCharType="end"/>
+            </w:r>
+          </w:hyperlink>
+        </w:p>
+        <w:p>
+          <w:pPr>
+            <w:pStyle w:val="TOC2"/>
+            <w:tabs>
+              <w:tab w:val="right" w:leader="dot" w:pos="9016"/>
+            </w:tabs>
+            <w:rPr>
+              <w:rFonts w:eastAsiaTheme="minorEastAsia"/>
+              <w:noProof/>
+              <w:lang w:eastAsia="en-CH"/>
+            </w:rPr>
+          </w:pPr>
+          <w:hyperlink w:anchor="_Toc228774685" w:history="1">
+            <w:r>
+              <w:rPr>
+                <w:rStyle w:val="Hyperlink"/>
+                <w:noProof/>
+              </w:rPr>
+              <w:t>5.8</w:t>
+            </w:r>
+            <w:r>
+              <w:rPr>
+                <w:noProof/>
+                <w:webHidden/>
+              </w:rPr>
+              <w:tab/>
+            </w:r>
+            <w:r>
+              <w:rPr>
+                <w:noProof/>
+                <w:webHidden/>
+              </w:rPr>
+              <w:fldChar w:fldCharType="begin"/>
+            </w:r>
+            <w:r>
+              <w:rPr>
+                <w:noProof/>
+                <w:webHidden/>
+              </w:rPr>
+              <w:instrText xml:space="preserve"> PAGEREF _Toc228774685 \h </w:instrText>
+            </w:r>
+            <w:r>
+              <w:rPr>
+                <w:noProof/>
+                <w:webHidden/>
+              </w:rPr>
+            </w:r>
+            <w:r>
+              <w:rPr>
+                <w:noProof/>
+                <w:webHidden/>
+              </w:rPr>
+              <w:fldChar w:fldCharType="separate"/>
+            </w:r>
+            <w:r>
+              <w:rPr>
+                <w:noProof/>
+                <w:webHidden/>
+              </w:rPr>
+              <w:t>53</w:t>
+            </w:r>
+            <w:r>
+              <w:rPr>
+                <w:noProof/>
+                <w:webHidden/>
+              </w:rPr>
+              <w:fldChar w:fldCharType="end"/>
+            </w:r>
+          </w:hyperlink>
+        </w:p>
+        <w:p>
+          <w:pPr>
+            <w:pStyle w:val="TOC2"/>
+            <w:tabs>
+              <w:tab w:val="right" w:leader="dot" w:pos="9016"/>
+            </w:tabs>
+            <w:rPr>
+              <w:rFonts w:eastAsiaTheme="minorEastAsia"/>
+              <w:noProof/>
+              <w:lang w:eastAsia="en-CH"/>
+            </w:rPr>
+          </w:pPr>
+          <w:hyperlink w:anchor="_Toc228774686" w:history="1">
+            <w:r>
+              <w:rPr>
+                <w:rStyle w:val="Hyperlink"/>
+                <w:noProof/>
+              </w:rPr>
+              <w:t>5.9</w:t>
+            </w:r>
+            <w:r>
+              <w:rPr>
+                <w:noProof/>
+                <w:webHidden/>
+              </w:rPr>
+              <w:tab/>
+            </w:r>
+            <w:r>
+              <w:rPr>
+                <w:noProof/>
+                <w:webHidden/>
+              </w:rPr>
+              <w:fldChar w:fldCharType="begin"/>
+            </w:r>
+            <w:r>
+              <w:rPr>
+                <w:noProof/>
+                <w:webHidden/>
+              </w:rPr>
+              <w:instrText xml:space="preserve"> PAGEREF _Toc228774686 \h </w:instrText>
+            </w:r>
+            <w:r>
+              <w:rPr>
+                <w:noProof/>
+                <w:webHidden/>
+              </w:rPr>
+            </w:r>
+            <w:r>
+              <w:rPr>
+                <w:noProof/>
+                <w:webHidden/>
+              </w:rPr>
+              <w:fldChar w:fldCharType="separate"/>
+            </w:r>
+            <w:r>
+              <w:rPr>
+                <w:noProof/>
+                <w:webHidden/>
+              </w:rPr>
+              <w:t>54</w:t>
+            </w:r>
+            <w:r>
+              <w:rPr>
+                <w:noProof/>
+                <w:webHidden/>
+              </w:rPr>
+              <w:fldChar w:fldCharType="end"/>
+            </w:r>
+          </w:hyperlink>
+        </w:p>
+        <w:p>
+          <w:pPr>
+            <w:pStyle w:val="TOC1"/>
+            <w:tabs>
+              <w:tab w:val="left" w:pos="480"/>
+              <w:tab w:val="right" w:leader="dot" w:pos="9016"/>
+            </w:tabs>
+            <w:rPr>
+              <w:rFonts w:eastAsiaTheme="minorEastAsia"/>
+              <w:noProof/>
+              <w:lang w:eastAsia="en-CH"/>
+            </w:rPr>
+          </w:pPr>
+          <w:hyperlink w:anchor="_Toc228774687" w:history="1">
+            <w:r>
+              <w:rPr>
+                <w:rStyle w:val="Hyperlink"/>
+                <w:noProof/>
+              </w:rPr>
+              <w:t>6</w:t>
             </w:r>
             <w:r>
               <w:rPr>
@@ -4244,9 +4803,8 @@
               <w:rPr>
                 <w:rStyle w:val="Hyperlink"/>
                 <w:noProof/>
-                <w:highlight w:val="red"/>
-              </w:rPr>
-              <w:t>EXAMPLE: Weekly Cost Overview flow</w:t>
+              </w:rPr>
+              <w:t>Control</w:t>
             </w:r>
             <w:r>
               <w:rPr>
@@ -4267,7 +4825,7 @@
                 <w:noProof/>
                 <w:webHidden/>
               </w:rPr>
-              <w:instrText xml:space="preserve"> PAGEREF _Toc228438131 \h </w:instrText>
+              <w:instrText xml:space="preserve"> PAGEREF _Toc228774687 \h </w:instrText>
             </w:r>
             <w:r>
               <w:rPr>
@@ -4287,7 +4845,7 @@
                 <w:noProof/>
                 <w:webHidden/>
               </w:rPr>
-              <w:t>47</w:t>
+              <w:t>55</w:t>
             </w:r>
             <w:r>
               <w:rPr>
@@ -4311,13 +4869,13 @@
               <w:lang w:eastAsia="en-CH"/>
             </w:rPr>
           </w:pPr>
-          <w:hyperlink w:anchor="_Toc228438132" w:history="1">
+          <w:hyperlink w:anchor="_Toc228774688" w:history="1">
             <w:r>
               <w:rPr>
                 <w:rStyle w:val="Hyperlink"/>
                 <w:noProof/>
               </w:rPr>
-              <w:t>5.4</w:t>
+              <w:t>6.1</w:t>
             </w:r>
             <w:r>
               <w:rPr>
@@ -4332,7 +4890,7 @@
                 <w:rStyle w:val="Hyperlink"/>
                 <w:noProof/>
               </w:rPr>
-              <w:t>Questions</w:t>
+              <w:t>Test Protocol</w:t>
             </w:r>
             <w:r>
               <w:rPr>
@@ -4353,7 +4911,7 @@
                 <w:noProof/>
                 <w:webHidden/>
               </w:rPr>
-              <w:instrText xml:space="preserve"> PAGEREF _Toc228438132 \h </w:instrText>
+              <w:instrText xml:space="preserve"> PAGEREF _Toc228774688 \h </w:instrText>
             </w:r>
             <w:r>
               <w:rPr>
@@ -4373,7 +4931,93 @@
                 <w:noProof/>
                 <w:webHidden/>
               </w:rPr>
-              <w:t>49</w:t>
+              <w:t>55</w:t>
+            </w:r>
+            <w:r>
+              <w:rPr>
+                <w:noProof/>
+                <w:webHidden/>
+              </w:rPr>
+              <w:fldChar w:fldCharType="end"/>
+            </w:r>
+          </w:hyperlink>
+        </w:p>
+        <w:p>
+          <w:pPr>
+            <w:pStyle w:val="TOC2"/>
+            <w:tabs>
+              <w:tab w:val="left" w:pos="960"/>
+              <w:tab w:val="right" w:leader="dot" w:pos="9016"/>
+            </w:tabs>
+            <w:rPr>
+              <w:rFonts w:eastAsiaTheme="minorEastAsia"/>
+              <w:noProof/>
+              <w:lang w:eastAsia="en-CH"/>
+            </w:rPr>
+          </w:pPr>
+          <w:hyperlink w:anchor="_Toc228774689" w:history="1">
+            <w:r>
+              <w:rPr>
+                <w:rStyle w:val="Hyperlink"/>
+                <w:noProof/>
+              </w:rPr>
+              <w:t>6.3</w:t>
+            </w:r>
+            <w:r>
+              <w:rPr>
+                <w:rFonts w:eastAsiaTheme="minorEastAsia"/>
+                <w:noProof/>
+                <w:lang w:eastAsia="en-CH"/>
+              </w:rPr>
+              <w:tab/>
+            </w:r>
+            <w:r>
+              <w:rPr>
+                <w:rStyle w:val="Hyperlink"/>
+                <w:noProof/>
+              </w:rPr>
+              <w:t>Boundary Testing</w:t>
+            </w:r>
+            <w:r>
+              <w:rPr>
+                <w:noProof/>
+                <w:webHidden/>
+              </w:rPr>
+              <w:tab/>
+            </w:r>
+            <w:r>
+              <w:rPr>
+                <w:noProof/>
+                <w:webHidden/>
+              </w:rPr>
+              <w:fldChar w:fldCharType="begin"/>
+            </w:r>
+            <w:r>
+              <w:rPr>
+                <w:noProof/>
+                <w:webHidden/>
+              </w:rPr>
+              <w:instrText xml:space="preserve"> PAGEREF _Toc228774689 \h </w:instrText>
+            </w:r>
+            <w:r>
+              <w:rPr>
+                <w:noProof/>
+                <w:webHidden/>
+              </w:rPr>
+            </w:r>
+            <w:r>
+              <w:rPr>
+                <w:noProof/>
+                <w:webHidden/>
+              </w:rPr>
+              <w:fldChar w:fldCharType="separate"/>
+            </w:r>
+            <w:r>
+              <w:rPr>
+                <w:noProof/>
+                <w:webHidden/>
+              </w:rPr>
+              <w:t>58</w:t>
             </w:r>
             <w:r>
               <w:rPr>
@@ -4397,13 +5041,13 @@
               <w:lang w:eastAsia="en-CH"/>
             </w:rPr>
           </w:pPr>
-          <w:hyperlink w:anchor="_Toc228438133" w:history="1">
+          <w:hyperlink w:anchor="_Toc228774690" w:history="1">
             <w:r>
               <w:rPr>
                 <w:rStyle w:val="Hyperlink"/>
                 <w:noProof/>
               </w:rPr>
-              <w:t>6</w:t>
+              <w:t>7</w:t>
             </w:r>
             <w:r>
               <w:rPr>
@@ -4418,7 +5062,7 @@
                 <w:rStyle w:val="Hyperlink"/>
                 <w:noProof/>
               </w:rPr>
-              <w:t>Control</w:t>
+              <w:t>Evaluate</w:t>
             </w:r>
             <w:r>
               <w:rPr>
@@ -4439,7 +5083,7 @@
                 <w:noProof/>
                 <w:webHidden/>
               </w:rPr>
-              <w:instrText xml:space="preserve"> PAGEREF _Toc228438133 \h </w:instrText>
+              <w:instrText xml:space="preserve"> PAGEREF _Toc228774690 \h </w:instrText>
             </w:r>
             <w:r>
               <w:rPr>
@@ -4459,7 +5103,7 @@
                 <w:noProof/>
                 <w:webHidden/>
               </w:rPr>
-              <w:t>50</w:t>
+              <w:t>59</w:t>
             </w:r>
             <w:r>
               <w:rPr>
@@ -4483,13 +5127,13 @@
               <w:lang w:eastAsia="en-CH"/>
             </w:rPr>
           </w:pPr>
-          <w:hyperlink w:anchor="_Toc228438134" w:history="1">
+          <w:hyperlink w:anchor="_Toc228774691" w:history="1">
             <w:r>
               <w:rPr>
                 <w:rStyle w:val="Hyperlink"/>
                 <w:noProof/>
               </w:rPr>
-              <w:t>6.1</w:t>
+              <w:t>7.1</w:t>
             </w:r>
             <w:r>
               <w:rPr>
@@ -4504,7 +5148,7 @@
                 <w:rStyle w:val="Hyperlink"/>
                 <w:noProof/>
               </w:rPr>
-              <w:t>Test Protocol</w:t>
+              <w:t>Reflection</w:t>
             </w:r>
             <w:r>
               <w:rPr>
@@ -4525,7 +5169,7 @@
                 <w:noProof/>
                 <w:webHidden/>
               </w:rPr>
-              <w:instrText xml:space="preserve"> PAGEREF _Toc228438134 \h </w:instrText>
+              <w:instrText xml:space="preserve"> PAGEREF _Toc228774691 \h </w:instrText>
             </w:r>
             <w:r>
               <w:rPr>
@@ -4545,7 +5189,7 @@
                 <w:noProof/>
                 <w:webHidden/>
               </w:rPr>
-              <w:t>50</w:t>
+              <w:t>60</w:t>
             </w:r>
             <w:r>
               <w:rPr>
@@ -4569,13 +5213,13 @@
               <w:lang w:eastAsia="en-CH"/>
             </w:rPr>
           </w:pPr>
-          <w:hyperlink w:anchor="_Toc228438135" w:history="1">
+          <w:hyperlink w:anchor="_Toc228774692" w:history="1">
             <w:r>
               <w:rPr>
                 <w:rStyle w:val="Hyperlink"/>
                 <w:noProof/>
               </w:rPr>
-              <w:t>6.3</w:t>
+              <w:t>7.2</w:t>
             </w:r>
             <w:r>
               <w:rPr>
@@ -4590,7 +5234,7 @@
                 <w:rStyle w:val="Hyperlink"/>
                 <w:noProof/>
               </w:rPr>
-              <w:t>Boundary Testing</w:t>
+              <w:t>IPERKA concerns</w:t>
             </w:r>
             <w:r>
               <w:rPr>
@@ -4611,7 +5255,7 @@
                 <w:noProof/>
                 <w:webHidden/>
               </w:rPr>
-              <w:instrText xml:space="preserve"> PAGEREF _Toc228438135 \h </w:instrText>
+              <w:instrText xml:space="preserve"> PAGEREF _Toc228774692 \h </w:instrText>
             </w:r>
             <w:r>
               <w:rPr>
@@ -4631,7 +5275,163 @@
                 <w:noProof/>
                 <w:webHidden/>
               </w:rPr>
-              <w:t>53</w:t>
+              <w:t>61</w:t>
+            </w:r>
+            <w:r>
+              <w:rPr>
+                <w:noProof/>
+                <w:webHidden/>
+              </w:rPr>
+              <w:fldChar w:fldCharType="end"/>
+            </w:r>
+          </w:hyperlink>
+        </w:p>
+        <w:p>
+          <w:pPr>
+            <w:pStyle w:val="TOC2"/>
+            <w:tabs>
+              <w:tab w:val="left" w:pos="960"/>
+              <w:tab w:val="right" w:leader="dot" w:pos="9016"/>
+            </w:tabs>
+            <w:rPr>
+              <w:rFonts w:eastAsiaTheme="minorEastAsia"/>
+              <w:noProof/>
+              <w:lang w:eastAsia="en-CH"/>
+            </w:rPr>
+          </w:pPr>
+          <w:hyperlink w:anchor="_Toc228774693" w:history="1">
+            <w:r>
+              <w:rPr>
+                <w:rStyle w:val="Hyperlink"/>
+                <w:noProof/>
+              </w:rPr>
+              <w:t>7.3</w:t>
+            </w:r>
+            <w:r>
+              <w:rPr>
+                <w:rFonts w:eastAsiaTheme="minorEastAsia"/>
+                <w:noProof/>
+                <w:lang w:eastAsia="en-CH"/>
+              </w:rPr>
+              <w:tab/>
+            </w:r>
+            <w:r>
+              <w:rPr>
+                <w:rStyle w:val="Hyperlink"/>
+                <w:noProof/>
+              </w:rPr>
+              <w:t>Possible Future Improvement</w:t>
+            </w:r>
+            <w:r>
+              <w:rPr>
+                <w:noProof/>
+                <w:webHidden/>
+              </w:rPr>
+              <w:tab/>
+            </w:r>
+            <w:r>
+              <w:rPr>
+                <w:noProof/>
+                <w:webHidden/>
+              </w:rPr>
+              <w:fldChar w:fldCharType="begin"/>
+            </w:r>
+            <w:r>
+              <w:rPr>
+                <w:noProof/>
+                <w:webHidden/>
+              </w:rPr>
+              <w:instrText xml:space="preserve"> PAGEREF _Toc228774693 \h </w:instrText>
+            </w:r>
+            <w:r>
+              <w:rPr>
+                <w:noProof/>
+                <w:webHidden/>
+              </w:rPr>
+            </w:r>
+            <w:r>
+              <w:rPr>
+                <w:noProof/>
+                <w:webHidden/>
+              </w:rPr>
+              <w:fldChar w:fldCharType="separate"/>
+            </w:r>
+            <w:r>
+              <w:rPr>
+                <w:noProof/>
+                <w:webHidden/>
+              </w:rPr>
+              <w:t>62</w:t>
+            </w:r>
+            <w:r>
+              <w:rPr>
+                <w:noProof/>
+                <w:webHidden/>
+              </w:rPr>
+              <w:fldChar w:fldCharType="end"/>
+            </w:r>
+          </w:hyperlink>
+        </w:p>
+        <w:p>
+          <w:pPr>
+            <w:pStyle w:val="TOC2"/>
+            <w:tabs>
+              <w:tab w:val="right" w:leader="dot" w:pos="9016"/>
+            </w:tabs>
+            <w:rPr>
+              <w:rFonts w:eastAsiaTheme="minorEastAsia"/>
+              <w:noProof/>
+              <w:lang w:eastAsia="en-CH"/>
+            </w:rPr>
+          </w:pPr>
+          <w:hyperlink w:anchor="_Toc228774694" w:history="1">
+            <w:r>
+              <w:rPr>
+                <w:rStyle w:val="Hyperlink"/>
+                <w:noProof/>
+              </w:rPr>
+              <w:t>7.4 Summary</w:t>
+            </w:r>
+            <w:r>
+              <w:rPr>
+                <w:noProof/>
+                <w:webHidden/>
+              </w:rPr>
+              <w:tab/>
+            </w:r>
+            <w:r>
+              <w:rPr>
+                <w:noProof/>
+                <w:webHidden/>
+              </w:rPr>
+              <w:fldChar w:fldCharType="begin"/>
+            </w:r>
+            <w:r>
+              <w:rPr>
+                <w:noProof/>
+                <w:webHidden/>
+              </w:rPr>
+              <w:instrText xml:space="preserve"> PAGEREF _Toc228774694 \h </w:instrText>
+            </w:r>
+            <w:r>
+              <w:rPr>
+                <w:noProof/>
+                <w:webHidden/>
+              </w:rPr>
+            </w:r>
+            <w:r>
+              <w:rPr>
+                <w:noProof/>
+                <w:webHidden/>
+              </w:rPr>
+              <w:fldChar w:fldCharType="separate"/>
+            </w:r>
+            <w:r>
+              <w:rPr>
+                <w:noProof/>
+                <w:webHidden/>
+              </w:rPr>
+              <w:t>63</w:t>
             </w:r>
             <w:r>
               <w:rPr>
@@ -4655,13 +5455,13 @@
               <w:lang w:eastAsia="en-CH"/>
             </w:rPr>
           </w:pPr>
-          <w:hyperlink w:anchor="_Toc228438136" w:history="1">
+          <w:hyperlink w:anchor="_Toc228774695" w:history="1">
             <w:r>
               <w:rPr>
                 <w:rStyle w:val="Hyperlink"/>
                 <w:noProof/>
               </w:rPr>
-              <w:t>7</w:t>
+              <w:t>8</w:t>
             </w:r>
             <w:r>
               <w:rPr>
@@ -4676,7 +5476,7 @@
                 <w:rStyle w:val="Hyperlink"/>
                 <w:noProof/>
               </w:rPr>
-              <w:t>Evaluate</w:t>
+              <w:t>Appendix</w:t>
             </w:r>
             <w:r>
               <w:rPr>
@@ -4697,7 +5497,7 @@
                 <w:noProof/>
                 <w:webHidden/>
               </w:rPr>
-              <w:instrText xml:space="preserve"> PAGEREF _Toc228438136 \h </w:instrText>
+              <w:instrText xml:space="preserve"> PAGEREF _Toc228774695 \h </w:instrText>
             </w:r>
             <w:r>
               <w:rPr>
@@ -4717,7 +5517,7 @@
                 <w:noProof/>
                 <w:webHidden/>
               </w:rPr>
-              <w:t>54</w:t>
+              <w:t>64</w:t>
             </w:r>
             <w:r>
               <w:rPr>
@@ -4741,13 +5541,13 @@
               <w:lang w:eastAsia="en-CH"/>
             </w:rPr>
           </w:pPr>
-          <w:hyperlink w:anchor="_Toc228438137" w:history="1">
+          <w:hyperlink w:anchor="_Toc228774696" w:history="1">
             <w:r>
               <w:rPr>
                 <w:rStyle w:val="Hyperlink"/>
                 <w:noProof/>
               </w:rPr>
-              <w:t>7.1</w:t>
+              <w:t>8.1</w:t>
             </w:r>
             <w:r>
               <w:rPr>
@@ -4762,7 +5562,7 @@
                 <w:rStyle w:val="Hyperlink"/>
                 <w:noProof/>
               </w:rPr>
-              <w:t>Reflection</w:t>
+              <w:t>Glossary</w:t>
             </w:r>
             <w:r>
               <w:rPr>
@@ -4783,7 +5583,7 @@
                 <w:noProof/>
                 <w:webHidden/>
               </w:rPr>
-              <w:instrText xml:space="preserve"> PAGEREF _Toc228438137 \h </w:instrText>
+              <w:instrText xml:space="preserve"> PAGEREF _Toc228774696 \h </w:instrText>
             </w:r>
             <w:r>
               <w:rPr>
@@ -4803,7 +5603,7 @@
                 <w:noProof/>
                 <w:webHidden/>
               </w:rPr>
-              <w:t>55</w:t>
+              <w:t>64</w:t>
             </w:r>
             <w:r>
               <w:rPr>
@@ -4827,13 +5627,13 @@
               <w:lang w:eastAsia="en-CH"/>
             </w:rPr>
           </w:pPr>
-          <w:hyperlink w:anchor="_Toc228438138" w:history="1">
+          <w:hyperlink w:anchor="_Toc228774697" w:history="1">
             <w:r>
               <w:rPr>
                 <w:rStyle w:val="Hyperlink"/>
                 <w:noProof/>
               </w:rPr>
-              <w:t>7.2</w:t>
+              <w:t>8.2</w:t>
             </w:r>
             <w:r>
               <w:rPr>
@@ -4848,7 +5648,7 @@
                 <w:rStyle w:val="Hyperlink"/>
                 <w:noProof/>
               </w:rPr>
-              <w:t>IPERKA concerns</w:t>
+              <w:t>Bibliography</w:t>
             </w:r>
             <w:r>
               <w:rPr>
@@ -4869,7 +5669,7 @@
                 <w:noProof/>
                 <w:webHidden/>
               </w:rPr>
-              <w:instrText xml:space="preserve"> PAGEREF _Toc228438138 \h </w:instrText>
+              <w:instrText xml:space="preserve"> PAGEREF _Toc228774697 \h </w:instrText>
             </w:r>
             <w:r>
               <w:rPr>
@@ -4889,7 +5689,7 @@
                 <w:noProof/>
                 <w:webHidden/>
               </w:rPr>
-              <w:t>56</w:t>
+              <w:t>65</w:t>
             </w:r>
             <w:r>
               <w:rPr>
@@ -4913,13 +5713,13 @@
               <w:lang w:eastAsia="en-CH"/>
             </w:rPr>
           </w:pPr>
-          <w:hyperlink w:anchor="_Toc228438139" w:history="1">
+          <w:hyperlink w:anchor="_Toc228774698" w:history="1">
             <w:r>
               <w:rPr>
                 <w:rStyle w:val="Hyperlink"/>
                 <w:noProof/>
               </w:rPr>
-              <w:t>7.3</w:t>
+              <w:t>8.3</w:t>
             </w:r>
             <w:r>
               <w:rPr>
@@ -4934,7 +5734,7 @@
                 <w:rStyle w:val="Hyperlink"/>
                 <w:noProof/>
               </w:rPr>
-              <w:t>Possible Future Improvement</w:t>
+              <w:t>Declaration of Independent Work</w:t>
             </w:r>
             <w:r>
               <w:rPr>
@@ -4955,7 +5755,7 @@
                 <w:noProof/>
                 <w:webHidden/>
               </w:rPr>
-              <w:instrText xml:space="preserve"> PAGEREF _Toc228438139 \h </w:instrText>
+              <w:instrText xml:space="preserve"> PAGEREF _Toc228774698 \h </w:instrText>
             </w:r>
             <w:r>
               <w:rPr>
@@ -4975,421 +5775,7 @@
                 <w:noProof/>
                 <w:webHidden/>
               </w:rPr>
-              <w:t>57</w:t>
-            </w:r>
-            <w:r>
-              <w:rPr>
-                <w:noProof/>
-                <w:webHidden/>
-              </w:rPr>
-              <w:fldChar w:fldCharType="end"/>
-            </w:r>
-          </w:hyperlink>
-        </w:p>
-        <w:p>
-          <w:pPr>
-            <w:pStyle w:val="TOC2"/>
-            <w:tabs>
-              <w:tab w:val="right" w:leader="dot" w:pos="9016"/>
-            </w:tabs>
-            <w:rPr>
-              <w:rFonts w:eastAsiaTheme="minorEastAsia"/>
-              <w:noProof/>
-              <w:lang w:eastAsia="en-CH"/>
-            </w:rPr>
-          </w:pPr>
-          <w:hyperlink w:anchor="_Toc228438140" w:history="1">
-            <w:r>
-              <w:rPr>
-                <w:rStyle w:val="Hyperlink"/>
-                <w:noProof/>
-              </w:rPr>
-              <w:t>7.4 Summary</w:t>
-            </w:r>
-            <w:r>
-              <w:rPr>
-                <w:noProof/>
-                <w:webHidden/>
-              </w:rPr>
-              <w:tab/>
-            </w:r>
-            <w:r>
-              <w:rPr>
-                <w:noProof/>
-                <w:webHidden/>
-              </w:rPr>
-              <w:fldChar w:fldCharType="begin"/>
-            </w:r>
-            <w:r>
-              <w:rPr>
-                <w:noProof/>
-                <w:webHidden/>
-              </w:rPr>
-              <w:instrText xml:space="preserve"> PAGEREF _Toc228438140 \h </w:instrText>
-            </w:r>
-            <w:r>
-              <w:rPr>
-                <w:noProof/>
-                <w:webHidden/>
-              </w:rPr>
-            </w:r>
-            <w:r>
-              <w:rPr>
-                <w:noProof/>
-                <w:webHidden/>
-              </w:rPr>
-              <w:fldChar w:fldCharType="separate"/>
-            </w:r>
-            <w:r>
-              <w:rPr>
-                <w:noProof/>
-                <w:webHidden/>
-              </w:rPr>
-              <w:t>58</w:t>
-            </w:r>
-            <w:r>
-              <w:rPr>
-                <w:noProof/>
-                <w:webHidden/>
-              </w:rPr>
-              <w:fldChar w:fldCharType="end"/>
-            </w:r>
-          </w:hyperlink>
-        </w:p>
-        <w:p>
-          <w:pPr>
-            <w:pStyle w:val="TOC1"/>
-            <w:tabs>
-              <w:tab w:val="left" w:pos="480"/>
-              <w:tab w:val="right" w:leader="dot" w:pos="9016"/>
-            </w:tabs>
-            <w:rPr>
-              <w:rFonts w:eastAsiaTheme="minorEastAsia"/>
-              <w:noProof/>
-              <w:lang w:eastAsia="en-CH"/>
-            </w:rPr>
-          </w:pPr>
-          <w:hyperlink w:anchor="_Toc228438141" w:history="1">
-            <w:r>
-              <w:rPr>
-                <w:rStyle w:val="Hyperlink"/>
-                <w:noProof/>
-              </w:rPr>
-              <w:t>8</w:t>
-            </w:r>
-            <w:r>
-              <w:rPr>
-                <w:rFonts w:eastAsiaTheme="minorEastAsia"/>
-                <w:noProof/>
-                <w:lang w:eastAsia="en-CH"/>
-              </w:rPr>
-              <w:tab/>
-            </w:r>
-            <w:r>
-              <w:rPr>
-                <w:rStyle w:val="Hyperlink"/>
-                <w:noProof/>
-              </w:rPr>
-              <w:t>Appendix</w:t>
-            </w:r>
-            <w:r>
-              <w:rPr>
-                <w:noProof/>
-                <w:webHidden/>
-              </w:rPr>
-              <w:tab/>
-            </w:r>
-            <w:r>
-              <w:rPr>
-                <w:noProof/>
-                <w:webHidden/>
-              </w:rPr>
-              <w:fldChar w:fldCharType="begin"/>
-            </w:r>
-            <w:r>
-              <w:rPr>
-                <w:noProof/>
-                <w:webHidden/>
-              </w:rPr>
-              <w:instrText xml:space="preserve"> PAGEREF _Toc228438141 \h </w:instrText>
-            </w:r>
-            <w:r>
-              <w:rPr>
-                <w:noProof/>
-                <w:webHidden/>
-              </w:rPr>
-            </w:r>
-            <w:r>
-              <w:rPr>
-                <w:noProof/>
-                <w:webHidden/>
-              </w:rPr>
-              <w:fldChar w:fldCharType="separate"/>
-            </w:r>
-            <w:r>
-              <w:rPr>
-                <w:noProof/>
-                <w:webHidden/>
-              </w:rPr>
-              <w:t>59</w:t>
-            </w:r>
-            <w:r>
-              <w:rPr>
-                <w:noProof/>
-                <w:webHidden/>
-              </w:rPr>
-              <w:fldChar w:fldCharType="end"/>
-            </w:r>
-          </w:hyperlink>
-        </w:p>
-        <w:p>
-          <w:pPr>
-            <w:pStyle w:val="TOC2"/>
-            <w:tabs>
-              <w:tab w:val="left" w:pos="960"/>
-              <w:tab w:val="right" w:leader="dot" w:pos="9016"/>
-            </w:tabs>
-            <w:rPr>
-              <w:rFonts w:eastAsiaTheme="minorEastAsia"/>
-              <w:noProof/>
-              <w:lang w:eastAsia="en-CH"/>
-            </w:rPr>
-          </w:pPr>
-          <w:hyperlink w:anchor="_Toc228438142" w:history="1">
-            <w:r>
-              <w:rPr>
-                <w:rStyle w:val="Hyperlink"/>
-                <w:noProof/>
-              </w:rPr>
-              <w:t>8.1</w:t>
-            </w:r>
-            <w:r>
-              <w:rPr>
-                <w:rFonts w:eastAsiaTheme="minorEastAsia"/>
-                <w:noProof/>
-                <w:lang w:eastAsia="en-CH"/>
-              </w:rPr>
-              <w:tab/>
-            </w:r>
-            <w:r>
-              <w:rPr>
-                <w:rStyle w:val="Hyperlink"/>
-                <w:noProof/>
-              </w:rPr>
-              <w:t>Glossary</w:t>
-            </w:r>
-            <w:r>
-              <w:rPr>
-                <w:noProof/>
-                <w:webHidden/>
-              </w:rPr>
-              <w:tab/>
-            </w:r>
-            <w:r>
-              <w:rPr>
-                <w:noProof/>
-                <w:webHidden/>
-              </w:rPr>
-              <w:fldChar w:fldCharType="begin"/>
-            </w:r>
-            <w:r>
-              <w:rPr>
-                <w:noProof/>
-                <w:webHidden/>
-              </w:rPr>
-              <w:instrText xml:space="preserve"> PAGEREF _Toc228438142 \h </w:instrText>
-            </w:r>
-            <w:r>
-              <w:rPr>
-                <w:noProof/>
-                <w:webHidden/>
-              </w:rPr>
-            </w:r>
-            <w:r>
-              <w:rPr>
-                <w:noProof/>
-                <w:webHidden/>
-              </w:rPr>
-              <w:fldChar w:fldCharType="separate"/>
-            </w:r>
-            <w:r>
-              <w:rPr>
-                <w:noProof/>
-                <w:webHidden/>
-              </w:rPr>
-              <w:t>59</w:t>
-            </w:r>
-            <w:r>
-              <w:rPr>
-                <w:noProof/>
-                <w:webHidden/>
-              </w:rPr>
-              <w:fldChar w:fldCharType="end"/>
-            </w:r>
-          </w:hyperlink>
-        </w:p>
-        <w:p>
-          <w:pPr>
-            <w:pStyle w:val="TOC2"/>
-            <w:tabs>
-              <w:tab w:val="left" w:pos="960"/>
-              <w:tab w:val="right" w:leader="dot" w:pos="9016"/>
-            </w:tabs>
-            <w:rPr>
-              <w:rFonts w:eastAsiaTheme="minorEastAsia"/>
-              <w:noProof/>
-              <w:lang w:eastAsia="en-CH"/>
-            </w:rPr>
-          </w:pPr>
-          <w:hyperlink w:anchor="_Toc228438143" w:history="1">
-            <w:r>
-              <w:rPr>
-                <w:rStyle w:val="Hyperlink"/>
-                <w:noProof/>
-              </w:rPr>
-              <w:t>8.2</w:t>
-            </w:r>
-            <w:r>
-              <w:rPr>
-                <w:rFonts w:eastAsiaTheme="minorEastAsia"/>
-                <w:noProof/>
-                <w:lang w:eastAsia="en-CH"/>
-              </w:rPr>
-              <w:tab/>
-            </w:r>
-            <w:r>
-              <w:rPr>
-                <w:rStyle w:val="Hyperlink"/>
-                <w:noProof/>
-              </w:rPr>
-              <w:t>Bibliography</w:t>
-            </w:r>
-            <w:r>
-              <w:rPr>
-                <w:noProof/>
-                <w:webHidden/>
-              </w:rPr>
-              <w:tab/>
-            </w:r>
-            <w:r>
-              <w:rPr>
-                <w:noProof/>
-                <w:webHidden/>
-              </w:rPr>
-              <w:fldChar w:fldCharType="begin"/>
-            </w:r>
-            <w:r>
-              <w:rPr>
-                <w:noProof/>
-                <w:webHidden/>
-              </w:rPr>
-              <w:instrText xml:space="preserve"> PAGEREF _Toc228438143 \h </w:instrText>
-            </w:r>
-            <w:r>
-              <w:rPr>
-                <w:noProof/>
-                <w:webHidden/>
-              </w:rPr>
-            </w:r>
-            <w:r>
-              <w:rPr>
-                <w:noProof/>
-                <w:webHidden/>
-              </w:rPr>
-              <w:fldChar w:fldCharType="separate"/>
-            </w:r>
-            <w:r>
-              <w:rPr>
-                <w:noProof/>
-                <w:webHidden/>
-              </w:rPr>
-              <w:t>60</w:t>
-            </w:r>
-            <w:r>
-              <w:rPr>
-                <w:noProof/>
-                <w:webHidden/>
-              </w:rPr>
-              <w:fldChar w:fldCharType="end"/>
-            </w:r>
-          </w:hyperlink>
-        </w:p>
-        <w:p>
-          <w:pPr>
-            <w:pStyle w:val="TOC2"/>
-            <w:tabs>
-              <w:tab w:val="left" w:pos="960"/>
-              <w:tab w:val="right" w:leader="dot" w:pos="9016"/>
-            </w:tabs>
-            <w:rPr>
-              <w:rFonts w:eastAsiaTheme="minorEastAsia"/>
-              <w:noProof/>
-              <w:lang w:eastAsia="en-CH"/>
-            </w:rPr>
-          </w:pPr>
-          <w:hyperlink w:anchor="_Toc228438144" w:history="1">
-            <w:r>
-              <w:rPr>
-                <w:rStyle w:val="Hyperlink"/>
-                <w:noProof/>
-              </w:rPr>
-              <w:t>8.3</w:t>
-            </w:r>
-            <w:r>
-              <w:rPr>
-                <w:rFonts w:eastAsiaTheme="minorEastAsia"/>
-                <w:noProof/>
-                <w:lang w:eastAsia="en-CH"/>
-              </w:rPr>
-              <w:tab/>
-            </w:r>
-            <w:r>
-              <w:rPr>
-                <w:rStyle w:val="Hyperlink"/>
-                <w:noProof/>
-              </w:rPr>
-              <w:t>Declaration of Independent Work</w:t>
-            </w:r>
-            <w:r>
-              <w:rPr>
-                <w:noProof/>
-                <w:webHidden/>
-              </w:rPr>
-              <w:tab/>
-            </w:r>
-            <w:r>
-              <w:rPr>
-                <w:noProof/>
-                <w:webHidden/>
-              </w:rPr>
-              <w:fldChar w:fldCharType="begin"/>
-            </w:r>
-            <w:r>
-              <w:rPr>
-                <w:noProof/>
-                <w:webHidden/>
-              </w:rPr>
-              <w:instrText xml:space="preserve"> PAGEREF _Toc228438144 \h </w:instrText>
-            </w:r>
-            <w:r>
-              <w:rPr>
-                <w:noProof/>
-                <w:webHidden/>
-              </w:rPr>
-            </w:r>
-            <w:r>
-              <w:rPr>
-                <w:noProof/>
-                <w:webHidden/>
-              </w:rPr>
-              <w:fldChar w:fldCharType="separate"/>
-            </w:r>
-            <w:r>
-              <w:rPr>
-                <w:noProof/>
-                <w:webHidden/>
-              </w:rPr>
-              <w:t>60</w:t>
+              <w:t>65</w:t>
             </w:r>
             <w:r>
               <w:rPr>
@@ -5440,7 +5826,7 @@
           <w:szCs w:val="144"/>
         </w:rPr>
       </w:pPr>
-      <w:bookmarkStart w:id="0" w:name="_Toc228438082"/>
+      <w:bookmarkStart w:id="0" w:name="_Toc228774630"/>
       <w:r>
         <w:rPr>
           <w:sz w:val="144"/>
@@ -5469,7 +5855,7 @@
         <w:pStyle w:val="Heading1"/>
         <w:jc w:val="both"/>
       </w:pPr>
-      <w:bookmarkStart w:id="1" w:name="_Toc228438083"/>
+      <w:bookmarkStart w:id="1" w:name="_Toc228774631"/>
       <w:r>
         <w:lastRenderedPageBreak/>
         <w:t>1.1</w:t>
@@ -5604,7 +5990,7 @@
         <w:pStyle w:val="Heading2"/>
         <w:jc w:val="both"/>
       </w:pPr>
-      <w:bookmarkStart w:id="2" w:name="_Toc228438084"/>
+      <w:bookmarkStart w:id="2" w:name="_Toc228774632"/>
       <w:r>
         <w:lastRenderedPageBreak/>
         <w:t>1.2</w:t>
@@ -6290,7 +6676,7 @@
         <w:pStyle w:val="Heading2"/>
         <w:jc w:val="both"/>
       </w:pPr>
-      <w:bookmarkStart w:id="3" w:name="_Toc228438085"/>
+      <w:bookmarkStart w:id="3" w:name="_Toc228774633"/>
       <w:r>
         <w:lastRenderedPageBreak/>
         <w:t>1.3</w:t>
@@ -6565,7 +6951,7 @@
         <w:pStyle w:val="Heading2"/>
         <w:jc w:val="both"/>
       </w:pPr>
-      <w:bookmarkStart w:id="4" w:name="_Toc228438086"/>
+      <w:bookmarkStart w:id="4" w:name="_Toc228774634"/>
       <w:r>
         <w:lastRenderedPageBreak/>
         <w:t>1.4</w:t>
@@ -6740,7 +7126,7 @@
       <w:pPr>
         <w:pStyle w:val="Heading3"/>
       </w:pPr>
-      <w:bookmarkStart w:id="5" w:name="_Toc228438087"/>
+      <w:bookmarkStart w:id="5" w:name="_Toc228774635"/>
       <w:r>
         <w:lastRenderedPageBreak/>
         <w:t>1.3.1</w:t>
@@ -7873,7 +8259,7 @@
         <w:pStyle w:val="Heading2"/>
         <w:jc w:val="both"/>
       </w:pPr>
-      <w:bookmarkStart w:id="6" w:name="_Toc228438088"/>
+      <w:bookmarkStart w:id="6" w:name="_Toc228774636"/>
       <w:r>
         <w:t>1.5</w:t>
       </w:r>
@@ -7892,7 +8278,7 @@
         <w:jc w:val="both"/>
       </w:pPr>
       <w:bookmarkStart w:id="7" w:name="_Toc222128634"/>
-      <w:bookmarkStart w:id="8" w:name="_Toc228438089"/>
+      <w:bookmarkStart w:id="8" w:name="_Toc228774637"/>
       <w:r>
         <w:t>1.5.1</w:t>
       </w:r>
@@ -8354,7 +8740,7 @@
         <w:pStyle w:val="Heading3"/>
         <w:jc w:val="both"/>
       </w:pPr>
-      <w:bookmarkStart w:id="9" w:name="_Toc228438090"/>
+      <w:bookmarkStart w:id="9" w:name="_Toc228774638"/>
       <w:r>
         <w:lastRenderedPageBreak/>
         <w:t>1.5.2</w:t>
@@ -8838,7 +9224,7 @@
         <w:pStyle w:val="Heading3"/>
         <w:jc w:val="both"/>
       </w:pPr>
-      <w:bookmarkStart w:id="10" w:name="_Toc228438091"/>
+      <w:bookmarkStart w:id="10" w:name="_Toc228774639"/>
       <w:r>
         <w:lastRenderedPageBreak/>
         <w:t>1.5.3</w:t>
@@ -9264,7 +9650,7 @@
         <w:pStyle w:val="Heading3"/>
         <w:jc w:val="both"/>
       </w:pPr>
-      <w:bookmarkStart w:id="11" w:name="_Toc228438092"/>
+      <w:bookmarkStart w:id="11" w:name="_Toc228774640"/>
       <w:r>
         <w:lastRenderedPageBreak/>
         <w:t>1.5.4</w:t>
@@ -9579,9 +9965,6 @@
             <w:pPr>
               <w:ind w:right="278"/>
               <w:jc w:val="both"/>
-              <w:rPr>
-                <w:lang w:val="en-CH"/>
-              </w:rPr>
             </w:pPr>
             <w:r>
               <w:t xml:space="preserve">I was happy with my efforts today, being able to work on </w:t>
@@ -9628,7 +10011,7 @@
         <w:pStyle w:val="Heading3"/>
         <w:jc w:val="both"/>
       </w:pPr>
-      <w:bookmarkStart w:id="12" w:name="_Toc228438093"/>
+      <w:bookmarkStart w:id="12" w:name="_Toc228774641"/>
       <w:r>
         <w:lastRenderedPageBreak/>
         <w:t>1.5.5</w:t>
@@ -9949,7 +10332,7 @@
         <w:pStyle w:val="Heading3"/>
         <w:jc w:val="both"/>
       </w:pPr>
-      <w:bookmarkStart w:id="13" w:name="_Toc228438094"/>
+      <w:bookmarkStart w:id="13" w:name="_Toc228774642"/>
       <w:r>
         <w:lastRenderedPageBreak/>
         <w:t>1.5.6</w:t>
@@ -10250,7 +10633,7 @@
         </w:rPr>
         <w:br w:type="page"/>
       </w:r>
-      <w:bookmarkStart w:id="14" w:name="_Toc228438095"/>
+      <w:bookmarkStart w:id="14" w:name="_Toc228774643"/>
       <w:r>
         <w:lastRenderedPageBreak/>
         <w:t>1.5.7</w:t>
@@ -10566,7 +10949,7 @@
         </w:rPr>
         <w:br w:type="page"/>
       </w:r>
-      <w:bookmarkStart w:id="15" w:name="_Toc228438096"/>
+      <w:bookmarkStart w:id="15" w:name="_Toc228774644"/>
       <w:r>
         <w:lastRenderedPageBreak/>
         <w:t>1.5.8</w:t>
@@ -10889,7 +11272,7 @@
         <w:pStyle w:val="Heading3"/>
         <w:jc w:val="both"/>
       </w:pPr>
-      <w:bookmarkStart w:id="16" w:name="_Toc228438097"/>
+      <w:bookmarkStart w:id="16" w:name="_Toc228774645"/>
       <w:r>
         <w:lastRenderedPageBreak/>
         <w:t>1.5.</w:t>
@@ -11218,7 +11601,7 @@
         <w:pStyle w:val="Heading3"/>
         <w:jc w:val="both"/>
       </w:pPr>
-      <w:bookmarkStart w:id="17" w:name="_Toc228438098"/>
+      <w:bookmarkStart w:id="17" w:name="_Toc228774646"/>
       <w:r>
         <w:lastRenderedPageBreak/>
         <w:t>1.5.</w:t>
@@ -11543,7 +11926,7 @@
       <w:pPr>
         <w:pStyle w:val="Heading2"/>
       </w:pPr>
-      <w:bookmarkStart w:id="18" w:name="_Toc228438099"/>
+      <w:bookmarkStart w:id="18" w:name="_Toc228774647"/>
       <w:r>
         <w:lastRenderedPageBreak/>
         <w:t>1.6 Personal Conclusion</w:t>
@@ -11851,7 +12234,7 @@
           <w:szCs w:val="144"/>
         </w:rPr>
       </w:pPr>
-      <w:bookmarkStart w:id="19" w:name="_Toc228438100"/>
+      <w:bookmarkStart w:id="19" w:name="_Toc228774648"/>
       <w:r>
         <w:rPr>
           <w:sz w:val="144"/>
@@ -11865,7 +12248,7 @@
       <w:pPr>
         <w:pStyle w:val="Heading2"/>
       </w:pPr>
-      <w:bookmarkStart w:id="20" w:name="_Toc228438101"/>
+      <w:bookmarkStart w:id="20" w:name="_Toc228774649"/>
       <w:r>
         <w:t>2.0</w:t>
       </w:r>
@@ -11969,7 +12352,7 @@
         <w:pStyle w:val="Heading1"/>
         <w:jc w:val="both"/>
       </w:pPr>
-      <w:bookmarkStart w:id="21" w:name="_Toc228438102"/>
+      <w:bookmarkStart w:id="21" w:name="_Toc228774650"/>
       <w:r>
         <w:lastRenderedPageBreak/>
         <w:t>2</w:t>
@@ -11984,7 +12367,7 @@
       <w:pPr>
         <w:pStyle w:val="Heading2"/>
       </w:pPr>
-      <w:bookmarkStart w:id="22" w:name="_Toc228438103"/>
+      <w:bookmarkStart w:id="22" w:name="_Toc228774651"/>
       <w:r>
         <w:t>2.1 Initial situation</w:t>
       </w:r>
@@ -12020,7 +12403,7 @@
       <w:pPr>
         <w:pStyle w:val="Heading2"/>
       </w:pPr>
-      <w:bookmarkStart w:id="23" w:name="_Toc228438104"/>
+      <w:bookmarkStart w:id="23" w:name="_Toc228774652"/>
       <w:r>
         <w:t>2.2 Objective</w:t>
       </w:r>
@@ -12054,7 +12437,7 @@
       <w:pPr>
         <w:pStyle w:val="Heading2"/>
       </w:pPr>
-      <w:bookmarkStart w:id="24" w:name="_Toc228438105"/>
+      <w:bookmarkStart w:id="24" w:name="_Toc228774653"/>
       <w:r>
         <w:t>2.3 Non-Functional Requirements</w:t>
       </w:r>
@@ -12122,7 +12505,7 @@
       <w:pPr>
         <w:pStyle w:val="Heading2"/>
       </w:pPr>
-      <w:bookmarkStart w:id="25" w:name="_Toc228438106"/>
+      <w:bookmarkStart w:id="25" w:name="_Toc228774654"/>
       <w:r>
         <w:lastRenderedPageBreak/>
         <w:t>2.4 Functional Requirements</w:t>
@@ -12368,7 +12751,7 @@
       <w:pPr>
         <w:pStyle w:val="Heading2"/>
       </w:pPr>
-      <w:bookmarkStart w:id="26" w:name="_Toc228438107"/>
+      <w:bookmarkStart w:id="26" w:name="_Toc228774655"/>
       <w:r>
         <w:t>2.5 Technical Specifications</w:t>
       </w:r>
@@ -12511,7 +12894,7 @@
         <w:pStyle w:val="Heading2"/>
         <w:jc w:val="both"/>
       </w:pPr>
-      <w:bookmarkStart w:id="27" w:name="_Toc228438108"/>
+      <w:bookmarkStart w:id="27" w:name="_Toc228774656"/>
       <w:r>
         <w:lastRenderedPageBreak/>
         <w:t xml:space="preserve">2.6 </w:t>
@@ -12607,7 +12990,7 @@
         <w:pStyle w:val="Heading3"/>
         <w:jc w:val="both"/>
       </w:pPr>
-      <w:bookmarkStart w:id="28" w:name="_Toc228438109"/>
+      <w:bookmarkStart w:id="28" w:name="_Toc228774657"/>
       <w:r>
         <w:t>2.6.1</w:t>
       </w:r>
@@ -12772,7 +13155,7 @@
       <w:r>
         <w:br w:type="page"/>
       </w:r>
-      <w:bookmarkStart w:id="29" w:name="_Toc228438110"/>
+      <w:bookmarkStart w:id="29" w:name="_Toc228774658"/>
       <w:r>
         <w:lastRenderedPageBreak/>
         <w:t>2.6.2</w:t>
@@ -12903,7 +13286,7 @@
         <w:pStyle w:val="Heading3"/>
         <w:jc w:val="both"/>
       </w:pPr>
-      <w:bookmarkStart w:id="30" w:name="_Toc228438111"/>
+      <w:bookmarkStart w:id="30" w:name="_Toc228774659"/>
       <w:r>
         <w:t>2.6.3</w:t>
       </w:r>
@@ -12975,7 +13358,7 @@
         <w:pStyle w:val="Heading3"/>
         <w:jc w:val="both"/>
       </w:pPr>
-      <w:bookmarkStart w:id="31" w:name="_Toc228438112"/>
+      <w:bookmarkStart w:id="31" w:name="_Toc228774660"/>
       <w:r>
         <w:t>2.6.4 Fetch</w:t>
       </w:r>
@@ -13051,7 +13434,7 @@
         <w:pStyle w:val="Heading2"/>
         <w:jc w:val="both"/>
       </w:pPr>
-      <w:bookmarkStart w:id="32" w:name="_Toc228438113"/>
+      <w:bookmarkStart w:id="32" w:name="_Toc228774661"/>
       <w:r>
         <w:lastRenderedPageBreak/>
         <w:t>2.</w:t>
@@ -13251,7 +13634,7 @@
         <w:pStyle w:val="Heading1"/>
         <w:jc w:val="both"/>
       </w:pPr>
-      <w:bookmarkStart w:id="33" w:name="_Toc228438114"/>
+      <w:bookmarkStart w:id="33" w:name="_Toc228774662"/>
       <w:r>
         <w:lastRenderedPageBreak/>
         <w:t>3</w:t>
@@ -13267,7 +13650,7 @@
         <w:pStyle w:val="Heading2"/>
         <w:jc w:val="both"/>
       </w:pPr>
-      <w:bookmarkStart w:id="34" w:name="_Toc228438115"/>
+      <w:bookmarkStart w:id="34" w:name="_Toc228774663"/>
       <w:r>
         <w:t>3.1</w:t>
       </w:r>
@@ -13318,10 +13701,10 @@
           <w:noProof/>
         </w:rPr>
         <w:drawing>
-          <wp:inline distT="0" distB="0" distL="0" distR="0" wp14:anchorId="45BAC51E" wp14:editId="053F9C3F">
-            <wp:extent cx="5731510" cy="5213350"/>
-            <wp:effectExtent l="19050" t="19050" r="21590" b="25400"/>
-            <wp:docPr id="811313679" name="Picture 2"/>
+          <wp:inline distT="0" distB="0" distL="0" distR="0" wp14:anchorId="6E8E737F" wp14:editId="32FF2E3A">
+            <wp:extent cx="5731510" cy="5455920"/>
+            <wp:effectExtent l="19050" t="19050" r="21590" b="11430"/>
+            <wp:docPr id="1733368279" name="Picture 1"/>
             <wp:cNvGraphicFramePr>
               <a:graphicFrameLocks xmlns:a="http://schemas.openxmlformats.org/drawingml/2006/main" noChangeAspect="1"/>
             </wp:cNvGraphicFramePr>
@@ -13329,7 +13712,7 @@
               <a:graphicData uri="http://schemas.openxmlformats.org/drawingml/2006/picture">
                 <pic:pic xmlns:pic="http://schemas.openxmlformats.org/drawingml/2006/picture">
                   <pic:nvPicPr>
-                    <pic:cNvPr id="0" name="Picture 2"/>
+                    <pic:cNvPr id="0" name="Picture 1"/>
                     <pic:cNvPicPr>
                       <a:picLocks noChangeAspect="1" noChangeArrowheads="1"/>
                     </pic:cNvPicPr>
@@ -13350,7 +13733,7 @@
                   <pic:spPr bwMode="auto">
                     <a:xfrm>
                       <a:off x="0" y="0"/>
-                      <a:ext cx="5731510" cy="5213350"/>
+                      <a:ext cx="5731510" cy="5455920"/>
                     </a:xfrm>
                     <a:prstGeom prst="rect">
                       <a:avLst/>
@@ -13358,7 +13741,7 @@
                     <a:noFill/>
                     <a:ln>
                       <a:solidFill>
-                        <a:schemeClr val="tx1"/>
+                        <a:schemeClr val="accent1"/>
                       </a:solidFill>
                     </a:ln>
                   </pic:spPr>
@@ -13388,13 +13771,15 @@
         <w:pStyle w:val="Heading2"/>
         <w:jc w:val="both"/>
       </w:pPr>
-      <w:bookmarkStart w:id="35" w:name="_Toc228438116"/>
+      <w:bookmarkStart w:id="35" w:name="_Toc228774664"/>
       <w:r>
         <w:lastRenderedPageBreak/>
         <w:t>3.2</w:t>
       </w:r>
       <w:r>
         <w:tab/>
+      </w:r>
+      <w:r>
         <w:t>ERM Model</w:t>
       </w:r>
       <w:bookmarkEnd w:id="35"/>
@@ -13479,26 +13864,26 @@
           <w:noProof/>
         </w:rPr>
         <w:drawing>
-          <wp:anchor distT="0" distB="0" distL="114300" distR="114300" simplePos="0" relativeHeight="251660288" behindDoc="1" locked="0" layoutInCell="1" allowOverlap="1" wp14:anchorId="04B1AA3D" wp14:editId="2F7BA7BD">
+          <wp:anchor distT="0" distB="0" distL="114300" distR="114300" simplePos="0" relativeHeight="251658752" behindDoc="0" locked="0" layoutInCell="1" allowOverlap="1" wp14:anchorId="2DEACF7D" wp14:editId="580A6B80">
             <wp:simplePos x="0" y="0"/>
             <wp:positionH relativeFrom="column">
-              <wp:posOffset>2586681</wp:posOffset>
+              <wp:posOffset>3208475</wp:posOffset>
             </wp:positionH>
             <wp:positionV relativeFrom="paragraph">
-              <wp:posOffset>5338</wp:posOffset>
+              <wp:posOffset>899</wp:posOffset>
             </wp:positionV>
-            <wp:extent cx="3344545" cy="6392545"/>
-            <wp:effectExtent l="0" t="0" r="8255" b="8255"/>
-            <wp:wrapTight wrapText="bothSides">
+            <wp:extent cx="2628900" cy="5020310"/>
+            <wp:effectExtent l="0" t="0" r="0" b="8890"/>
+            <wp:wrapThrough wrapText="bothSides">
               <wp:wrapPolygon edited="0">
                 <wp:start x="0" y="0"/>
-                <wp:lineTo x="0" y="21564"/>
-                <wp:lineTo x="21530" y="21564"/>
-                <wp:lineTo x="21530" y="0"/>
+                <wp:lineTo x="0" y="21556"/>
+                <wp:lineTo x="21443" y="21556"/>
+                <wp:lineTo x="21443" y="0"/>
                 <wp:lineTo x="0" y="0"/>
               </wp:wrapPolygon>
-            </wp:wrapTight>
-            <wp:docPr id="2037833714" name="Picture 5"/>
+            </wp:wrapThrough>
+            <wp:docPr id="1344919232" name="Picture 1"/>
             <wp:cNvGraphicFramePr>
               <a:graphicFrameLocks xmlns:a="http://schemas.openxmlformats.org/drawingml/2006/main" noChangeAspect="1"/>
             </wp:cNvGraphicFramePr>
@@ -13506,7 +13891,7 @@
               <a:graphicData uri="http://schemas.openxmlformats.org/drawingml/2006/picture">
                 <pic:pic xmlns:pic="http://schemas.openxmlformats.org/drawingml/2006/picture">
                   <pic:nvPicPr>
-                    <pic:cNvPr id="0" name="Picture 17"/>
+                    <pic:cNvPr id="0" name="Picture 1"/>
                     <pic:cNvPicPr>
                       <a:picLocks noChangeAspect="1" noChangeArrowheads="1"/>
                     </pic:cNvPicPr>
@@ -13527,7 +13912,7 @@
                   <pic:spPr bwMode="auto">
                     <a:xfrm>
                       <a:off x="0" y="0"/>
-                      <a:ext cx="3344545" cy="6392545"/>
+                      <a:ext cx="2628900" cy="5020310"/>
                     </a:xfrm>
                     <a:prstGeom prst="rect">
                       <a:avLst/>
@@ -13540,6 +13925,12 @@
                 </pic:pic>
               </a:graphicData>
             </a:graphic>
+            <wp14:sizeRelH relativeFrom="margin">
+              <wp14:pctWidth>0</wp14:pctWidth>
+            </wp14:sizeRelH>
+            <wp14:sizeRelV relativeFrom="margin">
+              <wp14:pctHeight>0</wp14:pctHeight>
+            </wp14:sizeRelV>
           </wp:anchor>
         </w:drawing>
       </w:r>
@@ -13624,9 +14015,8 @@
           <w:rFonts w:eastAsiaTheme="minorHAnsi"/>
         </w:rPr>
       </w:pPr>
-      <w:bookmarkStart w:id="36" w:name="_Toc228438117"/>
-      <w:r>
-        <w:lastRenderedPageBreak/>
+      <w:bookmarkStart w:id="36" w:name="_Toc228774665"/>
+      <w:r>
         <w:t>3.4</w:t>
       </w:r>
       <w:r>
@@ -13682,7 +14072,11 @@
         <w:t xml:space="preserve"> was very </w:t>
       </w:r>
       <w:r>
-        <w:t>useful in that it helped me internalise the structure that I was going to have to build later on during the realisation step</w:t>
+        <w:t xml:space="preserve">useful in that it helped </w:t>
+      </w:r>
+      <w:r>
+        <w:lastRenderedPageBreak/>
+        <w:t>me internalise the structure that I was going to have to build later on during the realisation step</w:t>
       </w:r>
       <w:r>
         <w:t>, enabling a clear understanding of its dependencies before development began.</w:t>
@@ -13742,7 +14136,7 @@
       <w:pPr>
         <w:pStyle w:val="Heading2"/>
       </w:pPr>
-      <w:bookmarkStart w:id="37" w:name="_Toc228438118"/>
+      <w:bookmarkStart w:id="37" w:name="_Toc228774666"/>
       <w:r>
         <w:lastRenderedPageBreak/>
         <w:t>3.5 Context Diagram</w:t>
@@ -13772,7 +14166,7 @@
           <w:noProof/>
         </w:rPr>
         <w:drawing>
-          <wp:anchor distT="0" distB="0" distL="114300" distR="114300" simplePos="0" relativeHeight="251659264" behindDoc="1" locked="0" layoutInCell="1" allowOverlap="1" wp14:anchorId="3585841C" wp14:editId="10504BC5">
+          <wp:anchor distT="0" distB="0" distL="114300" distR="114300" simplePos="0" relativeHeight="251659264" behindDoc="1" locked="0" layoutInCell="1" allowOverlap="1" wp14:anchorId="3585841C" wp14:editId="281CDB5C">
             <wp:simplePos x="0" y="0"/>
             <wp:positionH relativeFrom="margin">
               <wp:align>right</wp:align>
@@ -14097,7 +14491,7 @@
       <w:pPr>
         <w:pStyle w:val="Heading2"/>
       </w:pPr>
-      <w:bookmarkStart w:id="38" w:name="_Toc228438119"/>
+      <w:bookmarkStart w:id="38" w:name="_Toc228774667"/>
       <w:r>
         <w:lastRenderedPageBreak/>
         <w:t xml:space="preserve">3.6 </w:t>
@@ -14322,7 +14716,7 @@
       <w:pPr>
         <w:pStyle w:val="Heading2"/>
       </w:pPr>
-      <w:bookmarkStart w:id="39" w:name="_Toc228438120"/>
+      <w:bookmarkStart w:id="39" w:name="_Toc228774668"/>
       <w:r>
         <w:lastRenderedPageBreak/>
         <w:t>3.7 Test Plan/Cases</w:t>
@@ -17267,7 +17661,7 @@
       <w:pPr>
         <w:pStyle w:val="Heading1"/>
       </w:pPr>
-      <w:bookmarkStart w:id="40" w:name="_Toc228438121"/>
+      <w:bookmarkStart w:id="40" w:name="_Toc228774669"/>
       <w:r>
         <w:lastRenderedPageBreak/>
         <w:t>4</w:t>
@@ -17314,7 +17708,7 @@
         <w:pStyle w:val="Heading2"/>
         <w:jc w:val="both"/>
       </w:pPr>
-      <w:bookmarkStart w:id="41" w:name="_Toc228438122"/>
+      <w:bookmarkStart w:id="41" w:name="_Toc228774670"/>
       <w:r>
         <w:t>4.</w:t>
       </w:r>
@@ -18978,7 +19372,7 @@
         <w:pStyle w:val="Heading2"/>
         <w:jc w:val="both"/>
       </w:pPr>
-      <w:bookmarkStart w:id="42" w:name="_Toc228438123"/>
+      <w:bookmarkStart w:id="42" w:name="_Toc228774671"/>
       <w:r>
         <w:t>4.</w:t>
       </w:r>
@@ -20668,7 +21062,7 @@
         <w:pStyle w:val="Heading2"/>
         <w:jc w:val="both"/>
       </w:pPr>
-      <w:bookmarkStart w:id="43" w:name="_Toc228438124"/>
+      <w:bookmarkStart w:id="43" w:name="_Toc228774672"/>
       <w:r>
         <w:lastRenderedPageBreak/>
         <w:t>4.</w:t>
@@ -21849,7 +22243,7 @@
       <w:pPr>
         <w:pStyle w:val="Heading2"/>
       </w:pPr>
-      <w:bookmarkStart w:id="44" w:name="_Toc228438125"/>
+      <w:bookmarkStart w:id="44" w:name="_Toc228774673"/>
       <w:r>
         <w:lastRenderedPageBreak/>
         <w:t>4.4 Merge &amp; Deactivation Logic</w:t>
@@ -23043,7 +23437,7 @@
       <w:pPr>
         <w:pStyle w:val="Heading2"/>
       </w:pPr>
-      <w:bookmarkStart w:id="45" w:name="_Toc228438126"/>
+      <w:bookmarkStart w:id="45" w:name="_Toc228774674"/>
       <w:r>
         <w:lastRenderedPageBreak/>
         <w:t>4.5 UI / UX Wireframe</w:t>
@@ -24399,7 +24793,7 @@
         <w:pStyle w:val="Heading1"/>
         <w:jc w:val="both"/>
       </w:pPr>
-      <w:bookmarkStart w:id="46" w:name="_Toc228438127"/>
+      <w:bookmarkStart w:id="46" w:name="_Toc228774675"/>
       <w:r>
         <w:lastRenderedPageBreak/>
         <w:t>5</w:t>
@@ -24468,7 +24862,7 @@
       <w:pPr>
         <w:pStyle w:val="Heading2"/>
       </w:pPr>
-      <w:bookmarkStart w:id="47" w:name="_Toc228438128"/>
+      <w:bookmarkStart w:id="47" w:name="_Toc228774676"/>
       <w:r>
         <w:lastRenderedPageBreak/>
         <w:t>5.1</w:t>
@@ -24496,7 +24890,7 @@
       <w:pPr>
         <w:pStyle w:val="Heading3"/>
       </w:pPr>
-      <w:bookmarkStart w:id="48" w:name="_Toc228438129"/>
+      <w:bookmarkStart w:id="48" w:name="_Toc228774677"/>
       <w:r>
         <w:t>5.1.1 Entities</w:t>
       </w:r>
@@ -24647,7 +25041,7 @@
       <w:pPr>
         <w:pStyle w:val="Heading3"/>
       </w:pPr>
-      <w:bookmarkStart w:id="49" w:name="_Toc228438130"/>
+      <w:bookmarkStart w:id="49" w:name="_Toc228774678"/>
       <w:r>
         <w:lastRenderedPageBreak/>
         <w:t>5.1.2 Polymorphic Lookup</w:t>
@@ -24667,7 +25061,13 @@
       </w:r>
       <w:proofErr w:type="spellEnd"/>
       <w:r>
-        <w:t xml:space="preserve"> was utilized. Specifically, the Polymorphic Lookup Manager plugin was employed to generate the polymorphic lookup field.</w:t>
+        <w:t xml:space="preserve"> was utilized. Specifically, the Polymorphic Lookup Manager was </w:t>
+      </w:r>
+      <w:r>
+        <w:t xml:space="preserve">used </w:t>
+      </w:r>
+      <w:r>
+        <w:t>to generate the polymorphic lookup field.</w:t>
       </w:r>
     </w:p>
     <w:p>
@@ -24816,6 +25216,7 @@
       <w:pPr>
         <w:pStyle w:val="Heading2"/>
       </w:pPr>
+      <w:bookmarkStart w:id="50" w:name="_Toc228774679"/>
       <w:r>
         <w:t>5.2</w:t>
       </w:r>
@@ -24825,6 +25226,7 @@
       <w:r>
         <w:t>Configure Model Driven App</w:t>
       </w:r>
+      <w:bookmarkEnd w:id="50"/>
     </w:p>
     <w:p>
       <w:r>
@@ -24967,6 +25369,11 @@
       </w:r>
     </w:p>
     <w:p>
+      <w:pPr>
+        <w:rPr>
+          <w:noProof/>
+        </w:rPr>
+      </w:pPr>
       <w:r>
         <w:rPr>
           <w:noProof/>
@@ -25064,12 +25471,11 @@
         </w:drawing>
       </w:r>
     </w:p>
+    <w:p/>
     <w:p>
       <w:r>
         <w:t>At this point, I haven’t added the PCF control yet. That comes later once it’s built and ready. Still, the app is already usable for creating and checking group records, which is helpful for preparing test data later on.</w:t>
       </w:r>
-    </w:p>
-    <w:p>
       <w:r>
         <w:br w:type="page"/>
       </w:r>
@@ -25081,6 +25487,7 @@
           <w:tab w:val="left" w:pos="2216"/>
         </w:tabs>
       </w:pPr>
+      <w:bookmarkStart w:id="51" w:name="_Toc228774680"/>
       <w:r>
         <w:lastRenderedPageBreak/>
         <w:t>5.3</w:t>
@@ -25091,6 +25498,7 @@
       <w:r>
         <w:t>Set Up PCF Project in app</w:t>
       </w:r>
+      <w:bookmarkEnd w:id="51"/>
       <w:r>
         <w:tab/>
       </w:r>
@@ -25157,7 +25565,13 @@
         <w:t>template</w:t>
       </w:r>
       <w:r>
-        <w:t xml:space="preserve"> file HelloWorld.tsx was immediately deleted and replaced with DuplicateMergeView.tsx as the main React component, and index.ts was rewritten to serve as a thin wrapper per the godiz ag PCF development guidelines.</w:t>
+        <w:t xml:space="preserve"> file HelloWorld.tsx was </w:t>
+      </w:r>
+      <w:r>
+        <w:t>promptly</w:t>
+      </w:r>
+      <w:r>
+        <w:t xml:space="preserve"> deleted and replaced with DuplicateMergeView.tsx as the main React component, and index.ts was rewritten to serve as a thin wrapper per the godiz ag PCF development guidelines.</w:t>
       </w:r>
     </w:p>
     <w:p>
@@ -25165,8 +25579,11 @@
         <w:jc w:val="both"/>
       </w:pPr>
       <w:r>
+        <w:rPr>
+          <w:noProof/>
+        </w:rPr>
         <w:drawing>
-          <wp:anchor distT="0" distB="0" distL="114300" distR="114300" simplePos="0" relativeHeight="251660800" behindDoc="1" locked="0" layoutInCell="1" allowOverlap="1" wp14:anchorId="05192C3A" wp14:editId="0A57536A">
+          <wp:anchor distT="0" distB="0" distL="114300" distR="114300" simplePos="0" relativeHeight="251662336" behindDoc="1" locked="0" layoutInCell="1" allowOverlap="1" wp14:anchorId="05192C3A" wp14:editId="0A57536A">
             <wp:simplePos x="0" y="0"/>
             <wp:positionH relativeFrom="margin">
               <wp:align>right</wp:align>
@@ -25236,7 +25653,23 @@
         <w:t>/</w:t>
       </w:r>
       <w:r>
-        <w:t xml:space="preserve"> components/handlers/ hooks/ and utils/ directories. The groupId bound property was added to ControlManifest.Input.xml and manifest types were regenerated using npm run refreshTypes to make the property available via context.parameters.</w:t>
+        <w:t xml:space="preserve"> components/</w:t>
+      </w:r>
+      <w:proofErr w:type="gramStart"/>
+      <w:r>
+        <w:t>handlers</w:t>
+      </w:r>
+      <w:proofErr w:type="gramEnd"/>
+      <w:r>
+        <w:t xml:space="preserve">/ hooks/ and utils/ directories. The groupId bound property was added to ControlManifest.Input.xml and manifest types were regenerated using npm run refreshTypes to make the property available via </w:t>
+      </w:r>
+      <w:proofErr w:type="gramStart"/>
+      <w:r>
+        <w:t>context.parameters</w:t>
+      </w:r>
+      <w:proofErr w:type="gramEnd"/>
+      <w:r>
+        <w:t>.</w:t>
       </w:r>
     </w:p>
     <w:p>
@@ -25256,13 +25689,7 @@
         <w:t xml:space="preserve"> </w:t>
       </w:r>
       <w:r>
-        <w:t>npm install</w:t>
-      </w:r>
-      <w:r>
-        <w:t xml:space="preserve">, </w:t>
-      </w:r>
-      <w:r>
-        <w:t>npm start watch</w:t>
+        <w:t>npm install, npm start watch</w:t>
       </w:r>
     </w:p>
     <w:p>
@@ -25270,16 +25697,16 @@
         <w:jc w:val="both"/>
       </w:pPr>
       <w:r>
-        <w:t xml:space="preserve">This spun up the </w:t>
+        <w:t>This</w:t>
+      </w:r>
+      <w:r>
+        <w:t xml:space="preserve"> </w:t>
       </w:r>
       <w:r>
         <w:t>created a temporary local view</w:t>
       </w:r>
       <w:r>
-        <w:t xml:space="preserve"> at https://localhost:8181, confirming the project was correctly configured and ready for implementation.</w:t>
-      </w:r>
-      <w:r>
-        <w:t xml:space="preserve"> </w:t>
+        <w:t xml:space="preserve"> at https://localhost:8181, confirming the project was correctly configured and ready for implementation. </w:t>
       </w:r>
     </w:p>
     <w:p>
@@ -25298,7 +25725,11 @@
     <w:p>
       <w:pPr>
         <w:pStyle w:val="Heading2"/>
-      </w:pPr>
+        <w:tabs>
+          <w:tab w:val="left" w:pos="3690"/>
+        </w:tabs>
+      </w:pPr>
+      <w:bookmarkStart w:id="52" w:name="_Toc228774681"/>
       <w:r>
         <w:lastRenderedPageBreak/>
         <w:t>5.4</w:t>
@@ -25308,6 +25739,216 @@
       </w:r>
       <w:r>
         <w:t>Data Fetching Layer</w:t>
+      </w:r>
+      <w:bookmarkEnd w:id="52"/>
+      <w:r>
+        <w:tab/>
+      </w:r>
+    </w:p>
+    <w:p>
+      <w:r>
+        <w:t>The data fetching layer was created in its own file, WebApiService, keeping all Web API calls centralized in one place. This keeps the component code clean and makes it easier to test or modify later.</w:t>
+      </w:r>
+    </w:p>
+    <w:p>
+      <w:r>
+        <w:drawing>
+          <wp:anchor distT="0" distB="0" distL="114300" distR="114300" simplePos="0" relativeHeight="251662848" behindDoc="1" locked="0" layoutInCell="1" allowOverlap="1" wp14:anchorId="6A468E92" wp14:editId="6F929399">
+            <wp:simplePos x="0" y="0"/>
+            <wp:positionH relativeFrom="margin">
+              <wp:align>left</wp:align>
+            </wp:positionH>
+            <wp:positionV relativeFrom="paragraph">
+              <wp:posOffset>1173492</wp:posOffset>
+            </wp:positionV>
+            <wp:extent cx="4800600" cy="5418455"/>
+            <wp:effectExtent l="19050" t="19050" r="19050" b="10795"/>
+            <wp:wrapNone/>
+            <wp:docPr id="813385079" name="Picture 1" descr="An image depicting a structured data representation of a 'Duplicate Group' with various attributes and related records.&#10;&#10;AI-generated content may be incorrect."/>
+            <wp:cNvGraphicFramePr>
+              <a:graphicFrameLocks xmlns:a="http://schemas.openxmlformats.org/drawingml/2006/main" noChangeAspect="1"/>
+            </wp:cNvGraphicFramePr>
+            <a:graphic xmlns:a="http://schemas.openxmlformats.org/drawingml/2006/main">
+              <a:graphicData uri="http://schemas.openxmlformats.org/drawingml/2006/picture">
+                <pic:pic xmlns:pic="http://schemas.openxmlformats.org/drawingml/2006/picture">
+                  <pic:nvPicPr>
+                    <pic:cNvPr id="813385079" name="Picture 1" descr="An image depicting a structured data representation of a 'Duplicate Group' with various attributes and related records.&#10;&#10;AI-generated content may be incorrect."/>
+                    <pic:cNvPicPr/>
+                  </pic:nvPicPr>
+                  <pic:blipFill>
+                    <a:blip r:embed="rId27">
+                      <a:extLst>
+                        <a:ext uri="{28A0092B-C50C-407E-A947-70E740481C1C}">
+                          <a14:useLocalDpi xmlns:a14="http://schemas.microsoft.com/office/drawing/2010/main" val="0"/>
+                        </a:ext>
+                      </a:extLst>
+                    </a:blip>
+                    <a:stretch>
+                      <a:fillRect/>
+                    </a:stretch>
+                  </pic:blipFill>
+                  <pic:spPr>
+                    <a:xfrm>
+                      <a:off x="0" y="0"/>
+                      <a:ext cx="4800600" cy="5418455"/>
+                    </a:xfrm>
+                    <a:prstGeom prst="rect">
+                      <a:avLst/>
+                    </a:prstGeom>
+                    <a:ln>
+                      <a:solidFill>
+                        <a:schemeClr val="accent1"/>
+                      </a:solidFill>
+                    </a:ln>
+                  </pic:spPr>
+                </pic:pic>
+              </a:graphicData>
+            </a:graphic>
+          </wp:anchor>
+        </w:drawing>
+      </w:r>
+      <w:r>
+        <w:t xml:space="preserve">While not </w:t>
+      </w:r>
+      <w:r>
+        <w:t>exactly</w:t>
+      </w:r>
+      <w:r>
+        <w:t xml:space="preserve"> required </w:t>
+      </w:r>
+      <w:r>
+        <w:t>for this</w:t>
+      </w:r>
+      <w:r>
+        <w:t xml:space="preserve"> stage, I added a visual indicator in the DuplicateMergeView file to track progress </w:t>
+      </w:r>
+      <w:r>
+        <w:t xml:space="preserve">and review the format </w:t>
+      </w:r>
+      <w:r>
+        <w:t>with real Dataverse data. The following is an example with two referenced contacts, including the selected merge fields alongside required columns from both the duplicate group and duplicate reference.</w:t>
+      </w:r>
+    </w:p>
+    <w:p/>
+    <w:p/>
+    <w:p/>
+    <w:p/>
+    <w:p/>
+    <w:p/>
+    <w:p/>
+    <w:p/>
+    <w:p/>
+    <w:p/>
+    <w:p/>
+    <w:p/>
+    <w:p/>
+    <w:p/>
+    <w:p/>
+    <w:p/>
+    <w:p/>
+    <w:p/>
+    <w:p>
+      <w:r>
+        <w:br w:type="page"/>
+      </w:r>
+    </w:p>
+    <w:p>
+      <w:r>
+        <w:lastRenderedPageBreak/>
+        <w:t xml:space="preserve">For debugging the FetchXML query, I used XrmToolBox’s FetchXML Builder. </w:t>
+      </w:r>
+      <w:r>
+        <w:t>this only took me so far however as querying polymorphic lookups the way I did, resulted in an error</w:t>
+      </w:r>
+      <w:r>
+        <w:t>. The system expected a</w:t>
+      </w:r>
+      <w:r>
+        <w:t xml:space="preserve"> </w:t>
+      </w:r>
+      <w:r>
+        <w:t xml:space="preserve">GUID for the record ID but received an incorrectly formatted value, so it </w:t>
+      </w:r>
+      <w:r>
+        <w:t>threw an error</w:t>
+      </w:r>
+      <w:r>
+        <w:t>. This issue only occurred in FetchXML Builder, while the same query worked correctly when used with the Web API’s retrieveMultipleRecords. Because of this, I had to continue without relying on the tool.</w:t>
+      </w:r>
+    </w:p>
+    <w:p>
+      <w:r>
+        <w:br/>
+      </w:r>
+      <w:r>
+        <w:drawing>
+          <wp:inline distT="0" distB="0" distL="0" distR="0" wp14:anchorId="43CC5F33" wp14:editId="284AEF43">
+            <wp:extent cx="5731510" cy="818515"/>
+            <wp:effectExtent l="19050" t="19050" r="21590" b="19685"/>
+            <wp:docPr id="405967257" name="Picture 1" descr="The image shows a technical error message indicating a System.FormatException occurred when an unspecified input was incorrectly converted to a System.Guid attribute.&#10;&#10;AI-generated content may be incorrect."/>
+            <wp:cNvGraphicFramePr>
+              <a:graphicFrameLocks xmlns:a="http://schemas.openxmlformats.org/drawingml/2006/main" noChangeAspect="1"/>
+            </wp:cNvGraphicFramePr>
+            <a:graphic xmlns:a="http://schemas.openxmlformats.org/drawingml/2006/main">
+              <a:graphicData uri="http://schemas.openxmlformats.org/drawingml/2006/picture">
+                <pic:pic xmlns:pic="http://schemas.openxmlformats.org/drawingml/2006/picture">
+                  <pic:nvPicPr>
+                    <pic:cNvPr id="405967257" name="Picture 1" descr="The image shows a technical error message indicating a System.FormatException occurred when an unspecified input was incorrectly converted to a System.Guid attribute.&#10;&#10;AI-generated content may be incorrect."/>
+                    <pic:cNvPicPr/>
+                  </pic:nvPicPr>
+                  <pic:blipFill>
+                    <a:blip r:embed="rId28"/>
+                    <a:stretch>
+                      <a:fillRect/>
+                    </a:stretch>
+                  </pic:blipFill>
+                  <pic:spPr>
+                    <a:xfrm>
+                      <a:off x="0" y="0"/>
+                      <a:ext cx="5731510" cy="818515"/>
+                    </a:xfrm>
+                    <a:prstGeom prst="rect">
+                      <a:avLst/>
+                    </a:prstGeom>
+                    <a:ln>
+                      <a:solidFill>
+                        <a:schemeClr val="accent1"/>
+                      </a:solidFill>
+                    </a:ln>
+                  </pic:spPr>
+                </pic:pic>
+              </a:graphicData>
+            </a:graphic>
+          </wp:inline>
+        </w:drawing>
+      </w:r>
+    </w:p>
+    <w:p/>
+    <w:p>
+      <w:r>
+        <w:t>To make the data usable for the React interface I had to transform the raw Dataverse response. FetchXML returns flat rows of data even when using link entities. I built a mapToGroup method in the WebApiService that takes these flat rows and groups them by their reference ID using a JavaScript Map. This transforms the flat data into a structured nested object that the React component can easily iterate over.</w:t>
+      </w:r>
+    </w:p>
+    <w:p>
+      <w:r>
+        <w:t xml:space="preserve">To handle the polymorphic </w:t>
+      </w:r>
+      <w:r>
+        <w:t xml:space="preserve">lookup which </w:t>
+      </w:r>
+      <w:r>
+        <w:t xml:space="preserve">merges both Accounts and Contacts the data layer needed to dynamically resolve fields. I added methods to check the </w:t>
+      </w:r>
+      <w:proofErr w:type="spellStart"/>
+      <w:r>
+        <w:t>targetTable</w:t>
+      </w:r>
+      <w:proofErr w:type="spellEnd"/>
+      <w:r>
+        <w:t xml:space="preserve"> variable and determine which specific columns to extract from the payload</w:t>
+      </w:r>
+      <w:r>
+        <w:t xml:space="preserve"> </w:t>
       </w:r>
     </w:p>
     <w:p>
@@ -25320,73 +25961,141 @@
         <w:rPr>
           <w:lang w:val="en-CH"/>
         </w:rPr>
-        <w:t>The data fetching layer was implemented as a dedicated WebApiService class in utils/WebApiService.ts. Centralising all Web API calls in a single service class keeps the component layer free of data access logic and makes the fetching behaviour independently testable and replaceable.</w:t>
-      </w:r>
-    </w:p>
-    <w:p>
-      <w:pPr>
+        <w:t xml:space="preserve">I used React hooks to manage data fetching. A useEffect runs the API call when the component loads, and </w:t>
+      </w:r>
+      <w:proofErr w:type="spellStart"/>
+      <w:r>
         <w:rPr>
           <w:lang w:val="en-CH"/>
         </w:rPr>
-      </w:pPr>
+        <w:t>useState</w:t>
+      </w:r>
+      <w:proofErr w:type="spellEnd"/>
       <w:r>
         <w:rPr>
           <w:lang w:val="en-CH"/>
         </w:rPr>
-        <w:t>The service class accepts the PCF context object in its constructor, using context.webAPI for all Dataverse calls. This approach was chosen over raw fetch calls because context.webAPI handles authentication automatically within the Dynamics 365 session, removing the need to manage auth headers manually.</w:t>
-      </w:r>
-    </w:p>
-    <w:p>
-      <w:pPr>
+        <w:t xml:space="preserve"> shows a loading spinner. Once the data </w:t>
+      </w:r>
+      <w:r>
         <w:rPr>
           <w:lang w:val="en-CH"/>
         </w:rPr>
-      </w:pPr>
+        <w:t xml:space="preserve">either </w:t>
+      </w:r>
       <w:r>
         <w:rPr>
           <w:lang w:val="en-CH"/>
         </w:rPr>
-        <w:t>Data retrieval is performed using a single FetchXML query passed to context.webAPI.retrieveMultipleRecords. The query retrieves the jsp_duplicate_group record and expands into jsp_duplicate_record_reference rows via an inner link-entity, then further expands into both account and contact via outer link-entities on the polymorphic jsp_referenced_record_id field. This approach was selected based on the decision made in chapter 4.1, retrieving all required data in a single network request.</w:t>
-      </w:r>
-    </w:p>
-    <w:p>
-      <w:pPr>
+        <w:t>loads or fails, the spinner disappear</w:t>
+      </w:r>
+      <w:r>
         <w:rPr>
           <w:lang w:val="en-CH"/>
         </w:rPr>
-      </w:pPr>
+        <w:t>s</w:t>
+      </w:r>
       <w:r>
         <w:rPr>
           <w:lang w:val="en-CH"/>
         </w:rPr>
-        <w:t>Since FetchXML returns one flat row per reference record with all parent fields repeated, the mapToGroup method groups the result rows by reference ID to reconstruct the structured DuplicateGroup object consumed by the React layer. Formatted values for Choice and Lookup fields are extracted directly from the @OData.Community.Display.V1.FormattedValue annotations included automatically in the Dataverse response, avoiding the need for a separate metadata call to resolve option set labels.</w:t>
-      </w:r>
-    </w:p>
-    <w:p>
-      <w:pPr>
+        <w:t>.</w:t>
+      </w:r>
+      <w:r>
         <w:rPr>
           <w:lang w:val="en-CH"/>
         </w:rPr>
-      </w:pPr>
+        <w:t xml:space="preserve"> For </w:t>
+      </w:r>
       <w:r>
         <w:rPr>
           <w:lang w:val="en-CH"/>
         </w:rPr>
-        <w:t>The DuplicateMergeView component calls fetchDuplicateGroup on mount via a useEffect hook, handling the three possible load outcomes — a successful response renders a temporary JSON debug block to verify the returned data structure, zero linked records renders an empty state message, and more than five linked records renders a warning message blocking further interaction. All error paths include a specific error code per the error handling requirements defined in Z01.</w:t>
-      </w:r>
-    </w:p>
-    <w:p>
-      <w:pPr>
+        <w:t>now,</w:t>
+      </w:r>
+      <w:r>
         <w:rPr>
           <w:lang w:val="en-CH"/>
         </w:rPr>
-      </w:pPr>
+        <w:t xml:space="preserve"> the spinner </w:t>
+      </w:r>
       <w:r>
         <w:rPr>
           <w:lang w:val="en-CH"/>
         </w:rPr>
-        <w:t>To verify the fetching layer was functioning correctly before proceeding to the UI implementation, a test group record was manually created in Dataverse with three linked account records. Opening the form confirmed the control rendered the spinner during load and subsequently displayed the correct JSON structure including all field values and formatted labels.</w:t>
-      </w:r>
+        <w:t>is present for less than a second but will continue to be used later for the merge process</w:t>
+      </w:r>
+    </w:p>
+    <w:p>
+      <w:pPr>
+        <w:rPr>
+          <w:noProof/>
+        </w:rPr>
+      </w:pPr>
+      <w:r>
+        <w:rPr>
+          <w:lang w:val="en-CH"/>
+        </w:rPr>
+        <w:br/>
+      </w:r>
+      <w:r>
+        <w:rPr>
+          <w:noProof/>
+        </w:rPr>
+        <w:drawing>
+          <wp:inline distT="0" distB="0" distL="0" distR="0" wp14:anchorId="08249BEF" wp14:editId="1E135BE8">
+            <wp:extent cx="3980952" cy="657143"/>
+            <wp:effectExtent l="19050" t="19050" r="19685" b="10160"/>
+            <wp:docPr id="1172772618" name="Picture 1" descr="The image shows a computer interface with a Duplicate Group feature and a loading indicator for duplicating records.&#10;&#10;AI-generated content may be incorrect."/>
+            <wp:cNvGraphicFramePr>
+              <a:graphicFrameLocks xmlns:a="http://schemas.openxmlformats.org/drawingml/2006/main" noChangeAspect="1"/>
+            </wp:cNvGraphicFramePr>
+            <a:graphic xmlns:a="http://schemas.openxmlformats.org/drawingml/2006/main">
+              <a:graphicData uri="http://schemas.openxmlformats.org/drawingml/2006/picture">
+                <pic:pic xmlns:pic="http://schemas.openxmlformats.org/drawingml/2006/picture">
+                  <pic:nvPicPr>
+                    <pic:cNvPr id="1172772618" name="Picture 1" descr="The image shows a computer interface with a Duplicate Group feature and a loading indicator for duplicating records.&#10;&#10;AI-generated content may be incorrect."/>
+                    <pic:cNvPicPr/>
+                  </pic:nvPicPr>
+                  <pic:blipFill>
+                    <a:blip r:embed="rId29"/>
+                    <a:stretch>
+                      <a:fillRect/>
+                    </a:stretch>
+                  </pic:blipFill>
+                  <pic:spPr>
+                    <a:xfrm>
+                      <a:off x="0" y="0"/>
+                      <a:ext cx="3980952" cy="657143"/>
+                    </a:xfrm>
+                    <a:prstGeom prst="rect">
+                      <a:avLst/>
+                    </a:prstGeom>
+                    <a:ln>
+                      <a:solidFill>
+                        <a:schemeClr val="accent1"/>
+                      </a:solidFill>
+                    </a:ln>
+                  </pic:spPr>
+                </pic:pic>
+              </a:graphicData>
+            </a:graphic>
+          </wp:inline>
+        </w:drawing>
+      </w:r>
+      <w:r>
+        <w:rPr>
+          <w:noProof/>
+        </w:rPr>
+        <w:t xml:space="preserve"> </w:t>
+      </w:r>
+    </w:p>
+    <w:p>
+      <w:pPr>
+        <w:rPr>
+          <w:lang w:val="en-CH"/>
+        </w:rPr>
+      </w:pPr>
     </w:p>
     <w:p>
       <w:pPr>
@@ -25405,6 +26114,7 @@
       <w:pPr>
         <w:pStyle w:val="Heading2"/>
       </w:pPr>
+      <w:bookmarkStart w:id="53" w:name="_Toc228774682"/>
       <w:r>
         <w:lastRenderedPageBreak/>
         <w:t>5.5</w:t>
@@ -25415,6 +26125,7 @@
       <w:r>
         <w:t>Field Type Handlers</w:t>
       </w:r>
+      <w:bookmarkEnd w:id="53"/>
     </w:p>
     <w:p>
       <w:pPr>
@@ -25433,6 +26144,7 @@
       <w:pPr>
         <w:pStyle w:val="Heading2"/>
       </w:pPr>
+      <w:bookmarkStart w:id="54" w:name="_Toc228774683"/>
       <w:r>
         <w:lastRenderedPageBreak/>
         <w:t>5.6</w:t>
@@ -25443,6 +26155,7 @@
       <w:r>
         <w:t>Comparison UI</w:t>
       </w:r>
+      <w:bookmarkEnd w:id="54"/>
     </w:p>
     <w:p>
       <w:pPr>
@@ -25461,6 +26174,7 @@
       <w:pPr>
         <w:pStyle w:val="Heading2"/>
       </w:pPr>
+      <w:bookmarkStart w:id="55" w:name="_Toc228774684"/>
       <w:r>
         <w:lastRenderedPageBreak/>
         <w:t>5.7</w:t>
@@ -25471,6 +26185,7 @@
       <w:r>
         <w:t>Merge &amp; Deactivation Logic</w:t>
       </w:r>
+      <w:bookmarkEnd w:id="55"/>
     </w:p>
     <w:p>
       <w:pPr>
@@ -25489,10 +26204,12 @@
       <w:pPr>
         <w:pStyle w:val="Heading2"/>
       </w:pPr>
+      <w:bookmarkStart w:id="56" w:name="_Toc228774685"/>
       <w:r>
         <w:lastRenderedPageBreak/>
         <w:t>5.8</w:t>
       </w:r>
+      <w:bookmarkEnd w:id="56"/>
       <w:r>
         <w:t xml:space="preserve"> </w:t>
       </w:r>
@@ -25514,9 +26231,14 @@
       <w:pPr>
         <w:pStyle w:val="Heading2"/>
       </w:pPr>
+      <w:bookmarkStart w:id="57" w:name="_Toc228774686"/>
       <w:r>
         <w:lastRenderedPageBreak/>
-        <w:t xml:space="preserve">5.9 </w:t>
+        <w:t>5.9</w:t>
+      </w:r>
+      <w:bookmarkEnd w:id="57"/>
+      <w:r>
+        <w:t xml:space="preserve"> </w:t>
       </w:r>
     </w:p>
     <w:p>
@@ -25529,7 +26251,7 @@
         <w:pStyle w:val="Heading1"/>
         <w:jc w:val="both"/>
       </w:pPr>
-      <w:bookmarkStart w:id="50" w:name="_Toc228438133"/>
+      <w:bookmarkStart w:id="58" w:name="_Toc228774687"/>
       <w:r>
         <w:lastRenderedPageBreak/>
         <w:t>6</w:t>
@@ -25538,14 +26260,14 @@
         <w:tab/>
         <w:t>Control</w:t>
       </w:r>
-      <w:bookmarkEnd w:id="50"/>
+      <w:bookmarkEnd w:id="58"/>
     </w:p>
     <w:p/>
     <w:p>
       <w:pPr>
         <w:pStyle w:val="Heading2"/>
       </w:pPr>
-      <w:bookmarkStart w:id="51" w:name="_Toc228438134"/>
+      <w:bookmarkStart w:id="59" w:name="_Toc228774688"/>
       <w:r>
         <w:t>6.1</w:t>
       </w:r>
@@ -25553,7 +26275,7 @@
         <w:tab/>
         <w:t>Test Protocol</w:t>
       </w:r>
-      <w:bookmarkEnd w:id="51"/>
+      <w:bookmarkEnd w:id="59"/>
     </w:p>
     <w:p>
       <w:pPr>
@@ -25739,7 +26461,7 @@
         <w:pStyle w:val="Heading2"/>
         <w:jc w:val="both"/>
       </w:pPr>
-      <w:bookmarkStart w:id="52" w:name="_Toc228438135"/>
+      <w:bookmarkStart w:id="60" w:name="_Toc228774689"/>
       <w:r>
         <w:lastRenderedPageBreak/>
         <w:t>6.3</w:t>
@@ -25748,7 +26470,7 @@
         <w:tab/>
         <w:t>Boundary Testing</w:t>
       </w:r>
-      <w:bookmarkEnd w:id="52"/>
+      <w:bookmarkEnd w:id="60"/>
     </w:p>
     <w:p>
       <w:pPr>
@@ -25862,7 +26584,7 @@
       <w:pPr>
         <w:pStyle w:val="Heading1"/>
       </w:pPr>
-      <w:bookmarkStart w:id="53" w:name="_Toc228438136"/>
+      <w:bookmarkStart w:id="61" w:name="_Toc228774690"/>
       <w:r>
         <w:lastRenderedPageBreak/>
         <w:t>7</w:t>
@@ -25871,7 +26593,7 @@
         <w:tab/>
         <w:t>Evaluate</w:t>
       </w:r>
-      <w:bookmarkEnd w:id="53"/>
+      <w:bookmarkEnd w:id="61"/>
     </w:p>
     <w:p>
       <w:pPr>
@@ -25919,7 +26641,7 @@
       <w:pPr>
         <w:pStyle w:val="Heading2"/>
       </w:pPr>
-      <w:bookmarkStart w:id="54" w:name="_Toc228438137"/>
+      <w:bookmarkStart w:id="62" w:name="_Toc228774691"/>
       <w:r>
         <w:lastRenderedPageBreak/>
         <w:t>7.1</w:t>
@@ -25930,7 +26652,7 @@
       <w:r>
         <w:t>Reflection</w:t>
       </w:r>
-      <w:bookmarkEnd w:id="54"/>
+      <w:bookmarkEnd w:id="62"/>
     </w:p>
     <w:p>
       <w:r>
@@ -26032,7 +26754,7 @@
           <w:szCs w:val="24"/>
         </w:rPr>
       </w:pPr>
-      <w:bookmarkStart w:id="55" w:name="_Toc228438138"/>
+      <w:bookmarkStart w:id="63" w:name="_Toc228774692"/>
       <w:r>
         <w:lastRenderedPageBreak/>
         <w:t>7.</w:t>
@@ -26044,7 +26766,7 @@
         <w:tab/>
         <w:t>IPERKA concerns</w:t>
       </w:r>
-      <w:bookmarkEnd w:id="55"/>
+      <w:bookmarkEnd w:id="63"/>
     </w:p>
     <w:p>
       <w:pPr>
@@ -26072,7 +26794,7 @@
       <w:pPr>
         <w:pStyle w:val="Heading2"/>
       </w:pPr>
-      <w:bookmarkStart w:id="56" w:name="_Toc228438139"/>
+      <w:bookmarkStart w:id="64" w:name="_Toc228774693"/>
       <w:r>
         <w:lastRenderedPageBreak/>
         <w:t>7.3</w:t>
@@ -26081,7 +26803,7 @@
         <w:tab/>
         <w:t>Possible Future Improvement</w:t>
       </w:r>
-      <w:bookmarkEnd w:id="56"/>
+      <w:bookmarkEnd w:id="64"/>
     </w:p>
     <w:p>
       <w:pPr>
@@ -26112,12 +26834,12 @@
       <w:pPr>
         <w:pStyle w:val="Heading2"/>
       </w:pPr>
-      <w:bookmarkStart w:id="57" w:name="_Toc228438140"/>
+      <w:bookmarkStart w:id="65" w:name="_Toc228774694"/>
       <w:r>
         <w:lastRenderedPageBreak/>
         <w:t>7.4 Summary</w:t>
       </w:r>
-      <w:bookmarkEnd w:id="57"/>
+      <w:bookmarkEnd w:id="65"/>
     </w:p>
     <w:p/>
     <w:p>
@@ -26195,7 +26917,7 @@
       <w:pPr>
         <w:pStyle w:val="Heading1"/>
       </w:pPr>
-      <w:bookmarkStart w:id="58" w:name="_Toc228438141"/>
+      <w:bookmarkStart w:id="66" w:name="_Toc228774695"/>
       <w:r>
         <w:lastRenderedPageBreak/>
         <w:t>8</w:t>
@@ -26206,7 +26928,7 @@
       <w:r>
         <w:t>Appendix</w:t>
       </w:r>
-      <w:bookmarkEnd w:id="58"/>
+      <w:bookmarkEnd w:id="66"/>
     </w:p>
     <w:p>
       <w:pPr>
@@ -26218,7 +26940,7 @@
           <w:szCs w:val="28"/>
         </w:rPr>
       </w:pPr>
-      <w:bookmarkStart w:id="59" w:name="_Toc228438142"/>
+      <w:bookmarkStart w:id="67" w:name="_Toc228774696"/>
       <w:r>
         <w:t>8.1</w:t>
       </w:r>
@@ -26228,7 +26950,7 @@
       <w:r>
         <w:t>Glossary</w:t>
       </w:r>
-      <w:bookmarkEnd w:id="59"/>
+      <w:bookmarkEnd w:id="67"/>
     </w:p>
     <w:p>
       <w:pPr>
@@ -26495,7 +27217,7 @@
       <w:pPr>
         <w:pStyle w:val="Heading2"/>
       </w:pPr>
-      <w:bookmarkStart w:id="60" w:name="_Toc228438143"/>
+      <w:bookmarkStart w:id="68" w:name="_Toc228774697"/>
       <w:r>
         <w:lastRenderedPageBreak/>
         <w:t>8.2</w:t>
@@ -26506,7 +27228,7 @@
       <w:r>
         <w:t>Bibliography</w:t>
       </w:r>
-      <w:bookmarkEnd w:id="60"/>
+      <w:bookmarkEnd w:id="68"/>
     </w:p>
     <w:p/>
     <w:p>
@@ -26527,7 +27249,7 @@
       <w:pPr>
         <w:spacing w:line="240" w:lineRule="auto"/>
       </w:pPr>
-      <w:hyperlink r:id="rId27" w:history="1">
+      <w:hyperlink r:id="rId30" w:history="1">
         <w:r>
           <w:rPr>
             <w:rStyle w:val="Hyperlink"/>
@@ -26576,7 +27298,7 @@
       <w:r>
         <w:br/>
       </w:r>
-      <w:hyperlink r:id="rId28" w:history="1">
+      <w:hyperlink r:id="rId31" w:history="1">
         <w:r>
           <w:rPr>
             <w:rStyle w:val="Hyperlink"/>
@@ -26630,7 +27352,7 @@
       <w:r>
         <w:br/>
       </w:r>
-      <w:hyperlink r:id="rId29" w:history="1">
+      <w:hyperlink r:id="rId32" w:history="1">
         <w:r>
           <w:rPr>
             <w:rStyle w:val="Hyperlink"/>
@@ -26657,7 +27379,7 @@
       <w:r>
         <w:br/>
       </w:r>
-      <w:hyperlink r:id="rId30" w:history="1">
+      <w:hyperlink r:id="rId33" w:history="1">
         <w:r>
           <w:rPr>
             <w:rStyle w:val="Hyperlink"/>
@@ -26676,7 +27398,7 @@
       <w:pPr>
         <w:pStyle w:val="Heading2"/>
       </w:pPr>
-      <w:bookmarkStart w:id="61" w:name="_Toc228438144"/>
+      <w:bookmarkStart w:id="69" w:name="_Toc228774698"/>
       <w:r>
         <w:t>8.3</w:t>
       </w:r>
@@ -26686,7 +27408,7 @@
       <w:r>
         <w:t>Declaration of Independent Work</w:t>
       </w:r>
-      <w:bookmarkEnd w:id="61"/>
+      <w:bookmarkEnd w:id="69"/>
     </w:p>
     <w:p>
       <w:pPr>
@@ -26725,9 +27447,9 @@
     </w:p>
     <w:p/>
     <w:sectPr>
-      <w:headerReference w:type="default" r:id="rId31"/>
-      <w:footerReference w:type="default" r:id="rId32"/>
-      <w:headerReference w:type="first" r:id="rId33"/>
+      <w:headerReference w:type="default" r:id="rId34"/>
+      <w:footerReference w:type="default" r:id="rId35"/>
+      <w:headerReference w:type="first" r:id="rId36"/>
       <w:pgSz w:w="11906" w:h="16838"/>
       <w:pgMar w:top="1440" w:right="1440" w:bottom="1440" w:left="1440" w:header="454" w:footer="708" w:gutter="0"/>
       <w:cols w:space="708"/>
@@ -26828,7 +27550,7 @@
       <w:rPr>
         <w:noProof/>
       </w:rPr>
-      <w:t>30.04.2026</w:t>
+      <w:t>04.05.2026</w:t>
     </w:r>
     <w:r>
       <w:fldChar w:fldCharType="end"/>

--- a/IPA Josiah Spilker Godiz.docx
+++ b/IPA Josiah Spilker Godiz.docx
@@ -5930,7 +5930,13 @@
         <w:jc w:val="both"/>
       </w:pPr>
       <w:r>
-        <w:t>The entire project was completed using the IPERKA project management methodology. This methodology was chosen due to it being required in Task description in the document ProbeIPAAufgabenstellung.pdf. My personal reflection and conclusion are provided at the end of the report.</w:t>
+        <w:t>The entire project was completed using the IPERKA project management methodology. This methodology was chosen due to it</w:t>
+      </w:r>
+      <w:r>
+        <w:t xml:space="preserve"> being a good fit for an IPA providing structure not only for the project but also for documentation</w:t>
+      </w:r>
+      <w:r>
+        <w:t>. My personal reflection and conclusion are provided at the end of the report.</w:t>
       </w:r>
     </w:p>
     <w:p>
@@ -6714,16 +6720,11 @@
         <w:br/>
         <w:t>Data quality plays a critical role in the effective use of Microsoft Dynamics 365 / Dataverse systems. One of the most common data quality issues is the occurrence of duplicate records, which can lead to inconsistencies, redundant data storage, and incorrect business decisions. The standard duplicate detection functionality provided by Microsoft Dynamics 365 allows the identification of potential duplicates based on predefined rules. However, it offers only limited support for further processing of these duplicates. In particular, there is no efficient and user-friendly way to review multiple duplicate records simultaneously and perform a structured merge based on field-level decisions. Within a customer project, an enhanced duplicate detection mechanism is being developed. This mechanism creates dedicated records whenever duplicates are identified. These records serve as containers and store references to all affected business records. Based on this technical foundation, an extension is required to support users in processing these duplicates efficiently. The objective is to develop a Power Apps Component Framework (</w:t>
       </w:r>
-      <w:proofErr w:type="gramStart"/>
       <w:r>
         <w:t xml:space="preserve">PCF </w:t>
       </w:r>
       <w:r>
-        <w:t>)</w:t>
-      </w:r>
-      <w:proofErr w:type="gramEnd"/>
-      <w:r>
-        <w:t xml:space="preserve"> control that visualizes the detected duplicates and enables an improved multi-merge process directly within the Dynamics 365 user interface. The solution targets multiple audiences: CRM end users such as sales representatives or data stewards who process duplicate records on a daily basis, as well as Technical Consultants who configure and deploy the solution within customer projects. Additionally, Sales teams benefit from a demonstrable, reusable component that can be presented to potential clients as part of a CRM data quality offering.</w:t>
+        <w:t>) control that visualizes the detected duplicates and enables an improved multi-merge process directly within the Dynamics 365 user interface. The solution targets multiple audiences: CRM end users such as sales representatives or data stewards who process duplicate records on a daily basis, as well as Technical Consultants who configure and deploy the solution within customer projects. Additionally, Sales teams benefit from a demonstrable, reusable component that can be presented to potential clients as part of a CRM data quality offering.</w:t>
       </w:r>
     </w:p>
     <w:p>
@@ -6910,14 +6911,12 @@
         <w:br/>
         <w:t xml:space="preserve">Deepened knowledge about Duplicate Detection Rules, Dynamics Web API, </w:t>
       </w:r>
-      <w:proofErr w:type="gramStart"/>
       <w:r>
         <w:t xml:space="preserve">PCF </w:t>
       </w:r>
       <w:r>
         <w:t>.</w:t>
       </w:r>
-      <w:proofErr w:type="gramEnd"/>
     </w:p>
     <w:p>
       <w:proofErr w:type="spellStart"/>
@@ -7305,7 +7304,13 @@
         <w:t xml:space="preserve"> </w:t>
       </w:r>
       <w:r>
-        <w:t>which I utilized throughout the project</w:t>
+        <w:t xml:space="preserve">which I </w:t>
+      </w:r>
+      <w:r>
+        <w:t>used</w:t>
+      </w:r>
+      <w:r>
+        <w:t xml:space="preserve"> throughout the project</w:t>
       </w:r>
       <w:r>
         <w:t xml:space="preserve"> </w:t>
@@ -7537,23 +7542,7 @@
                 <w:b/>
                 <w:bCs/>
               </w:rPr>
-              <w:t>T</w:t>
-            </w:r>
-            <w:proofErr w:type="gramStart"/>
-            <w:r>
-              <w:rPr>
-                <w:b/>
-                <w:bCs/>
-              </w:rPr>
-              <w:t>0 :</w:t>
-            </w:r>
-            <w:proofErr w:type="gramEnd"/>
-            <w:r>
-              <w:rPr>
-                <w:b/>
-                <w:bCs/>
-              </w:rPr>
-              <w:t xml:space="preserve"> Documentation</w:t>
+              <w:t>T0 : Documentation</w:t>
             </w:r>
           </w:p>
         </w:tc>
@@ -7629,23 +7618,7 @@
                 <w:b/>
                 <w:bCs/>
               </w:rPr>
-              <w:t>T</w:t>
-            </w:r>
-            <w:proofErr w:type="gramStart"/>
-            <w:r>
-              <w:rPr>
-                <w:b/>
-                <w:bCs/>
-              </w:rPr>
-              <w:t>1 :</w:t>
-            </w:r>
-            <w:proofErr w:type="gramEnd"/>
-            <w:r>
-              <w:rPr>
-                <w:b/>
-                <w:bCs/>
-              </w:rPr>
-              <w:t xml:space="preserve"> Inform</w:t>
+              <w:t>T1 : Inform</w:t>
             </w:r>
           </w:p>
         </w:tc>
@@ -7721,23 +7694,7 @@
                 <w:b/>
                 <w:bCs/>
               </w:rPr>
-              <w:t>T</w:t>
-            </w:r>
-            <w:proofErr w:type="gramStart"/>
-            <w:r>
-              <w:rPr>
-                <w:b/>
-                <w:bCs/>
-              </w:rPr>
-              <w:t>2 :</w:t>
-            </w:r>
-            <w:proofErr w:type="gramEnd"/>
-            <w:r>
-              <w:rPr>
-                <w:b/>
-                <w:bCs/>
-              </w:rPr>
-              <w:t xml:space="preserve"> Plan</w:t>
+              <w:t>T2 : Plan</w:t>
             </w:r>
           </w:p>
         </w:tc>
@@ -7819,23 +7776,7 @@
                 <w:b/>
                 <w:bCs/>
               </w:rPr>
-              <w:t>T</w:t>
-            </w:r>
-            <w:proofErr w:type="gramStart"/>
-            <w:r>
-              <w:rPr>
-                <w:b/>
-                <w:bCs/>
-              </w:rPr>
-              <w:t>3 :</w:t>
-            </w:r>
-            <w:proofErr w:type="gramEnd"/>
-            <w:r>
-              <w:rPr>
-                <w:b/>
-                <w:bCs/>
-              </w:rPr>
-              <w:t xml:space="preserve"> Decide</w:t>
+              <w:t>T3 : Decide</w:t>
             </w:r>
           </w:p>
         </w:tc>
@@ -7911,23 +7852,7 @@
                 <w:b/>
                 <w:bCs/>
               </w:rPr>
-              <w:t>T</w:t>
-            </w:r>
-            <w:proofErr w:type="gramStart"/>
-            <w:r>
-              <w:rPr>
-                <w:b/>
-                <w:bCs/>
-              </w:rPr>
-              <w:t>4 :</w:t>
-            </w:r>
-            <w:proofErr w:type="gramEnd"/>
-            <w:r>
-              <w:rPr>
-                <w:b/>
-                <w:bCs/>
-              </w:rPr>
-              <w:t xml:space="preserve"> </w:t>
+              <w:t xml:space="preserve">T4 : </w:t>
             </w:r>
             <w:r>
               <w:rPr>
@@ -8010,23 +7935,7 @@
                 <w:b/>
                 <w:bCs/>
               </w:rPr>
-              <w:t>T</w:t>
-            </w:r>
-            <w:proofErr w:type="gramStart"/>
-            <w:r>
-              <w:rPr>
-                <w:b/>
-                <w:bCs/>
-              </w:rPr>
-              <w:t>5 :</w:t>
-            </w:r>
-            <w:proofErr w:type="gramEnd"/>
-            <w:r>
-              <w:rPr>
-                <w:b/>
-                <w:bCs/>
-              </w:rPr>
-              <w:t xml:space="preserve"> Control</w:t>
+              <w:t>T5 : Control</w:t>
             </w:r>
           </w:p>
         </w:tc>
@@ -8102,23 +8011,7 @@
                 <w:b/>
                 <w:bCs/>
               </w:rPr>
-              <w:t>T</w:t>
-            </w:r>
-            <w:proofErr w:type="gramStart"/>
-            <w:r>
-              <w:rPr>
-                <w:b/>
-                <w:bCs/>
-              </w:rPr>
-              <w:t>6 :</w:t>
-            </w:r>
-            <w:proofErr w:type="gramEnd"/>
-            <w:r>
-              <w:rPr>
-                <w:b/>
-                <w:bCs/>
-              </w:rPr>
-              <w:t xml:space="preserve"> Evaluate</w:t>
+              <w:t>T6 : Evaluate</w:t>
             </w:r>
           </w:p>
         </w:tc>
@@ -9624,13 +9517,54 @@
           </w:p>
         </w:tc>
       </w:tr>
+      <w:tr>
+        <w:trPr>
+          <w:trHeight w:val="1795"/>
+        </w:trPr>
+        <w:tc>
+          <w:tcPr>
+            <w:tcW w:w="3647" w:type="dxa"/>
+            <w:tcBorders>
+              <w:top w:val="single" w:sz="4" w:space="0" w:color="000000"/>
+              <w:left w:val="single" w:sz="4" w:space="0" w:color="000000"/>
+              <w:bottom w:val="single" w:sz="4" w:space="0" w:color="000000"/>
+              <w:right w:val="single" w:sz="4" w:space="0" w:color="000000"/>
+            </w:tcBorders>
+          </w:tcPr>
+          <w:p>
+            <w:pPr>
+              <w:jc w:val="both"/>
+            </w:pPr>
+            <w:r>
+              <w:t>Risk analysis</w:t>
+            </w:r>
+          </w:p>
+        </w:tc>
+        <w:tc>
+          <w:tcPr>
+            <w:tcW w:w="5417" w:type="dxa"/>
+            <w:tcBorders>
+              <w:top w:val="single" w:sz="4" w:space="0" w:color="000000"/>
+              <w:left w:val="single" w:sz="4" w:space="0" w:color="000000"/>
+              <w:bottom w:val="single" w:sz="4" w:space="0" w:color="000000"/>
+              <w:right w:val="single" w:sz="4" w:space="0" w:color="000000"/>
+            </w:tcBorders>
+          </w:tcPr>
+          <w:p>
+            <w:pPr>
+              <w:ind w:right="278"/>
+              <w:jc w:val="both"/>
+            </w:pPr>
+            <w:r>
+              <w:t>M</w:t>
+            </w:r>
+            <w:r>
+              <w:t>isunderstanding how Dataverse data retrieval works. If this had continued, it would have caused delays and required major code changes. Speaking with the technical supervisor helped avoid this by confirming the correct architecture early.</w:t>
+            </w:r>
+          </w:p>
+        </w:tc>
+      </w:tr>
     </w:tbl>
-    <w:p>
-      <w:pPr>
-        <w:pStyle w:val="Heading3"/>
-        <w:jc w:val="both"/>
-      </w:pPr>
-    </w:p>
     <w:p>
       <w:pPr>
         <w:jc w:val="both"/>
@@ -9967,7 +9901,10 @@
               <w:jc w:val="both"/>
             </w:pPr>
             <w:r>
-              <w:t xml:space="preserve">I was happy with my efforts today, being able to work on </w:t>
+              <w:t xml:space="preserve">I was happy with my efforts today, being able to </w:t>
+            </w:r>
+            <w:r>
+              <w:t xml:space="preserve">start </w:t>
             </w:r>
             <w:r>
               <w:t>truly working on the project and seeing the pcf was a nice change of pace.</w:t>
@@ -9985,13 +9922,57 @@
           </w:p>
         </w:tc>
       </w:tr>
+      <w:tr>
+        <w:trPr>
+          <w:trHeight w:val="2648"/>
+        </w:trPr>
+        <w:tc>
+          <w:tcPr>
+            <w:tcW w:w="4532" w:type="dxa"/>
+            <w:tcBorders>
+              <w:top w:val="single" w:sz="4" w:space="0" w:color="000000"/>
+              <w:left w:val="single" w:sz="4" w:space="0" w:color="000000"/>
+              <w:bottom w:val="single" w:sz="4" w:space="0" w:color="000000"/>
+              <w:right w:val="single" w:sz="4" w:space="0" w:color="000000"/>
+            </w:tcBorders>
+          </w:tcPr>
+          <w:p>
+            <w:pPr>
+              <w:jc w:val="both"/>
+            </w:pPr>
+            <w:r>
+              <w:t>Risk analysis</w:t>
+            </w:r>
+          </w:p>
+        </w:tc>
+        <w:tc>
+          <w:tcPr>
+            <w:tcW w:w="4532" w:type="dxa"/>
+            <w:tcBorders>
+              <w:top w:val="single" w:sz="4" w:space="0" w:color="000000"/>
+              <w:left w:val="single" w:sz="4" w:space="0" w:color="000000"/>
+              <w:bottom w:val="single" w:sz="4" w:space="0" w:color="000000"/>
+              <w:right w:val="single" w:sz="4" w:space="0" w:color="000000"/>
+            </w:tcBorders>
+          </w:tcPr>
+          <w:p>
+            <w:pPr>
+              <w:ind w:right="278"/>
+              <w:jc w:val="both"/>
+            </w:pPr>
+            <w:r>
+              <w:t xml:space="preserve">Small interruptions like phone calls slightly affected focus but did not impact the timeline. Strict ESLint rules also created a risk of </w:t>
+            </w:r>
+            <w:r>
+              <w:t>delays but</w:t>
+            </w:r>
+            <w:r>
+              <w:t xml:space="preserve"> fixing them early prevented bigger issues later.</w:t>
+            </w:r>
+          </w:p>
+        </w:tc>
+      </w:tr>
     </w:tbl>
-    <w:p>
-      <w:pPr>
-        <w:pStyle w:val="Heading3"/>
-        <w:jc w:val="both"/>
-      </w:pPr>
-    </w:p>
     <w:p>
       <w:pPr>
         <w:jc w:val="both"/>
@@ -10092,6 +10073,24 @@
             <w:pPr>
               <w:jc w:val="both"/>
             </w:pPr>
+            <w:r>
+              <w:t xml:space="preserve">Worked through </w:t>
+            </w:r>
+            <w:r>
+              <w:t xml:space="preserve">the implementation of the </w:t>
+            </w:r>
+            <w:r>
+              <w:t>data fetching</w:t>
+            </w:r>
+            <w:r>
+              <w:t xml:space="preserve"> layer, handlers and comparison UI</w:t>
+            </w:r>
+            <w:r>
+              <w:t xml:space="preserve">. Worked on general improvement of all sections going through each </w:t>
+            </w:r>
+            <w:r>
+              <w:t>criteria point.</w:t>
+            </w:r>
           </w:p>
         </w:tc>
       </w:tr>
@@ -10132,6 +10131,12 @@
             <w:pPr>
               <w:jc w:val="both"/>
             </w:pPr>
+            <w:r>
+              <w:t xml:space="preserve">I was able to complete the data fetching layer and field type handler steps while making large strides in </w:t>
+            </w:r>
+            <w:r>
+              <w:t>the comparison UI</w:t>
+            </w:r>
           </w:p>
         </w:tc>
       </w:tr>
@@ -10215,6 +10220,15 @@
             <w:pPr>
               <w:jc w:val="both"/>
             </w:pPr>
+            <w:r>
+              <w:t xml:space="preserve">Used </w:t>
+            </w:r>
+            <w:r>
+              <w:t>Claude</w:t>
+            </w:r>
+            <w:r>
+              <w:t xml:space="preserve"> for text correction and skeletons for the Field Type handlers. </w:t>
+            </w:r>
           </w:p>
         </w:tc>
       </w:tr>
@@ -10299,6 +10313,80 @@
               <w:ind w:right="278"/>
               <w:jc w:val="both"/>
             </w:pPr>
+            <w:r>
+              <w:t xml:space="preserve">While I did make good progress on the </w:t>
+            </w:r>
+            <w:r>
+              <w:t xml:space="preserve">Logic for the pcf and finishing up a great part of the UI, today felt </w:t>
+            </w:r>
+            <w:r>
+              <w:t>slow,</w:t>
+            </w:r>
+            <w:r>
+              <w:t xml:space="preserve"> nevertheless</w:t>
+            </w:r>
+            <w:r>
+              <w:t xml:space="preserve">. Only completing </w:t>
+            </w:r>
+            <w:r>
+              <w:t>two</w:t>
+            </w:r>
+            <w:r>
+              <w:t xml:space="preserve"> tasks and nearly finishing the third</w:t>
+            </w:r>
+            <w:r>
+              <w:t xml:space="preserve"> going slightly slower than what I had predicted. I did use much time in general correction however.</w:t>
+            </w:r>
+          </w:p>
+        </w:tc>
+      </w:tr>
+      <w:tr>
+        <w:trPr>
+          <w:trHeight w:val="2648"/>
+        </w:trPr>
+        <w:tc>
+          <w:tcPr>
+            <w:tcW w:w="4532" w:type="dxa"/>
+            <w:tcBorders>
+              <w:top w:val="single" w:sz="4" w:space="0" w:color="000000"/>
+              <w:left w:val="single" w:sz="4" w:space="0" w:color="000000"/>
+              <w:bottom w:val="single" w:sz="4" w:space="0" w:color="000000"/>
+              <w:right w:val="single" w:sz="4" w:space="0" w:color="000000"/>
+            </w:tcBorders>
+          </w:tcPr>
+          <w:p>
+            <w:pPr>
+              <w:jc w:val="both"/>
+            </w:pPr>
+            <w:r>
+              <w:t>Risk analysis</w:t>
+            </w:r>
+          </w:p>
+        </w:tc>
+        <w:tc>
+          <w:tcPr>
+            <w:tcW w:w="4532" w:type="dxa"/>
+            <w:tcBorders>
+              <w:top w:val="single" w:sz="4" w:space="0" w:color="000000"/>
+              <w:left w:val="single" w:sz="4" w:space="0" w:color="000000"/>
+              <w:bottom w:val="single" w:sz="4" w:space="0" w:color="000000"/>
+              <w:right w:val="single" w:sz="4" w:space="0" w:color="000000"/>
+            </w:tcBorders>
+          </w:tcPr>
+          <w:p>
+            <w:pPr>
+              <w:ind w:right="278"/>
+              <w:jc w:val="both"/>
+            </w:pPr>
+            <w:r>
+              <w:t>Progress fell slightly behind</w:t>
+            </w:r>
+            <w:r>
+              <w:t xml:space="preserve"> which if consistent will </w:t>
+            </w:r>
+            <w:r>
+              <w:t xml:space="preserve">lead to a missed deadline. </w:t>
+            </w:r>
           </w:p>
         </w:tc>
       </w:tr>
@@ -12217,13 +12305,12 @@
     </w:p>
     <w:p>
       <w:pPr>
-        <w:pStyle w:val="Heading1"/>
-        <w:jc w:val="both"/>
         <w:rPr>
           <w:sz w:val="144"/>
           <w:szCs w:val="144"/>
         </w:rPr>
       </w:pPr>
+      <w:bookmarkStart w:id="19" w:name="_Toc228774648"/>
     </w:p>
     <w:p>
       <w:pPr>
@@ -12234,7 +12321,6 @@
           <w:szCs w:val="144"/>
         </w:rPr>
       </w:pPr>
-      <w:bookmarkStart w:id="19" w:name="_Toc228774648"/>
       <w:r>
         <w:rPr>
           <w:sz w:val="144"/>
@@ -12427,7 +12513,23 @@
         <w:t xml:space="preserve">PCF </w:t>
       </w:r>
       <w:r>
-        <w:t>integrated into the existing Dynamics 365 environment that enables users to compare, select, and merge duplicate records within the platform through a model driven app. Additionally, two new Dataverse entities, jsp_duplicate_group and jsp_duplicate_record_reference, must be designed and implemented to assist the duplicate detection plugin. The solution must be functional across both contact and account tables and must be capable of being imported into other solutions without issue</w:t>
+        <w:t xml:space="preserve">integrated into the existing Dynamics 365 environment that enables users to compare, select, and merge duplicate records within the platform through a model driven app. Additionally, two new Dataverse entities, </w:t>
+      </w:r>
+      <w:proofErr w:type="spellStart"/>
+      <w:r>
+        <w:t>jsp_duplicategroup</w:t>
+      </w:r>
+      <w:proofErr w:type="spellEnd"/>
+      <w:r>
+        <w:t xml:space="preserve"> and </w:t>
+      </w:r>
+      <w:proofErr w:type="spellStart"/>
+      <w:r>
+        <w:t>jsp_duplicaterecordreference</w:t>
+      </w:r>
+      <w:proofErr w:type="spellEnd"/>
+      <w:r>
+        <w:t>, must be designed and implemented to assist the duplicate detection plugin. The solution must be functional across both contact and account tables and must be capable of being imported into other solutions without issue</w:t>
       </w:r>
       <w:r>
         <w:t>.</w:t>
@@ -12449,7 +12551,17 @@
         <w:jc w:val="both"/>
       </w:pPr>
       <w:r>
-        <w:t xml:space="preserve">Usability: The user interface needs to be intuitive and follow guidelines set by godiz ag and Microsoft. </w:t>
+        <w:rPr>
+          <w:b/>
+          <w:bCs/>
+        </w:rPr>
+        <w:t>Usability</w:t>
+      </w:r>
+      <w:r>
+        <w:t xml:space="preserve">: The user interface needs to be intuitive and follow guidelines set by godiz ag and Microsoft. </w:t>
+      </w:r>
+      <w:r>
+        <w:t>[Must]</w:t>
       </w:r>
     </w:p>
     <w:p>
@@ -12457,9 +12569,6 @@
         <w:spacing w:line="240" w:lineRule="auto"/>
         <w:jc w:val="both"/>
       </w:pPr>
-      <w:r>
-        <w:t xml:space="preserve">Reliability: The merge operation must be able to be executed consistently without errors and handle said errors gracefully. The user must be informed of the status of operations, failures, and successes through feedback messages. </w:t>
-      </w:r>
     </w:p>
     <w:p>
       <w:pPr>
@@ -12467,7 +12576,17 @@
         <w:jc w:val="both"/>
       </w:pPr>
       <w:r>
-        <w:t xml:space="preserve">Performance: The UI must remain responsive while data loading and merge operations are underway. While operations are running, a clear loading screen must be shown. </w:t>
+        <w:rPr>
+          <w:b/>
+          <w:bCs/>
+        </w:rPr>
+        <w:t>Reliability</w:t>
+      </w:r>
+      <w:r>
+        <w:t xml:space="preserve">: The merge operation must be able to be executed consistently without errors and handle said errors gracefully. The user must be informed of the status of operations, failures, and successes through feedback messages. </w:t>
+      </w:r>
+      <w:r>
+        <w:t>[Must]</w:t>
       </w:r>
     </w:p>
     <w:p>
@@ -12475,9 +12594,6 @@
         <w:spacing w:line="240" w:lineRule="auto"/>
         <w:jc w:val="both"/>
       </w:pPr>
-      <w:r>
-        <w:t xml:space="preserve">Deployment: The final product must be importable as a Managed Solution into any Dynamics 365 / Dataverse environment without errors and with full functionality. </w:t>
-      </w:r>
     </w:p>
     <w:p>
       <w:pPr>
@@ -12485,7 +12601,67 @@
         <w:jc w:val="both"/>
       </w:pPr>
       <w:r>
-        <w:t>Extensibility: The project must be able to be extended to more tables without great changes to its core logic.</w:t>
+        <w:rPr>
+          <w:b/>
+          <w:bCs/>
+        </w:rPr>
+        <w:t>Performance</w:t>
+      </w:r>
+      <w:r>
+        <w:t xml:space="preserve">: The UI must remain responsive while data loading and merge operations are underway. While operations are running, a clear loading screen must be shown. </w:t>
+      </w:r>
+      <w:r>
+        <w:t>[Must]</w:t>
+      </w:r>
+    </w:p>
+    <w:p>
+      <w:pPr>
+        <w:spacing w:line="240" w:lineRule="auto"/>
+        <w:jc w:val="both"/>
+      </w:pPr>
+    </w:p>
+    <w:p>
+      <w:pPr>
+        <w:spacing w:line="240" w:lineRule="auto"/>
+        <w:jc w:val="both"/>
+      </w:pPr>
+      <w:r>
+        <w:rPr>
+          <w:b/>
+          <w:bCs/>
+        </w:rPr>
+        <w:t>Deployment</w:t>
+      </w:r>
+      <w:r>
+        <w:t xml:space="preserve">: The final product must be importable as a Managed Solution into any Dynamics 365 / Dataverse environment without errors and with full functionality. </w:t>
+      </w:r>
+      <w:r>
+        <w:t>[Must]</w:t>
+      </w:r>
+    </w:p>
+    <w:p>
+      <w:pPr>
+        <w:spacing w:line="240" w:lineRule="auto"/>
+        <w:jc w:val="both"/>
+      </w:pPr>
+    </w:p>
+    <w:p>
+      <w:pPr>
+        <w:spacing w:line="240" w:lineRule="auto"/>
+        <w:jc w:val="both"/>
+      </w:pPr>
+      <w:r>
+        <w:rPr>
+          <w:b/>
+          <w:bCs/>
+        </w:rPr>
+        <w:t>Extensibility</w:t>
+      </w:r>
+      <w:r>
+        <w:t>: The project must be able to be extended to more tables without great changes to its core logic.</w:t>
+      </w:r>
+      <w:r>
+        <w:t xml:space="preserve"> [Must]</w:t>
       </w:r>
     </w:p>
     <w:p>
@@ -12541,13 +12717,18 @@
         <w:t xml:space="preserve">needs to </w:t>
       </w:r>
       <w:r>
-        <w:t>retrieve and display all duplicate records linked to a jsp_duplicate_grou</w:t>
-      </w:r>
-      <w:r>
-        <w:t>p</w:t>
-      </w:r>
+        <w:t xml:space="preserve">retrieve and display all duplicate records linked to a </w:t>
+      </w:r>
+      <w:proofErr w:type="spellStart"/>
+      <w:r>
+        <w:t>jsp_duplicategroup</w:t>
+      </w:r>
+      <w:proofErr w:type="spellEnd"/>
       <w:r>
         <w:t>.</w:t>
+      </w:r>
+      <w:r>
+        <w:t xml:space="preserve"> [Must]</w:t>
       </w:r>
     </w:p>
     <w:p>
@@ -12588,6 +12769,9 @@
       <w:r>
         <w:t>layout.</w:t>
       </w:r>
+      <w:r>
+        <w:t xml:space="preserve"> [Must]</w:t>
+      </w:r>
     </w:p>
     <w:p>
       <w:pPr>
@@ -12630,6 +12814,9 @@
       <w:r>
         <w:t>, the selected values must be written to the primary record.</w:t>
       </w:r>
+      <w:r>
+        <w:t xml:space="preserve"> [Must]</w:t>
+      </w:r>
     </w:p>
     <w:p>
       <w:pPr>
@@ -12649,24 +12836,13 @@
         <w:jc w:val="both"/>
       </w:pPr>
       <w:r>
-        <w:t xml:space="preserve">All non-primary duplicate records must be deactivated </w:t>
-      </w:r>
-      <w:r>
-        <w:t xml:space="preserve">(their </w:t>
-      </w:r>
-      <w:proofErr w:type="spellStart"/>
-      <w:r>
-        <w:t>statecode</w:t>
-      </w:r>
-      <w:proofErr w:type="spellEnd"/>
-      <w:r>
-        <w:t xml:space="preserve"> set to 1)</w:t>
-      </w:r>
-      <w:r>
-        <w:t xml:space="preserve"> after a merge</w:t>
+        <w:t>All non-primary duplicate records must be deactivated after a merge</w:t>
       </w:r>
       <w:r>
         <w:t>.</w:t>
+      </w:r>
+      <w:r>
+        <w:t xml:space="preserve"> [Must]</w:t>
       </w:r>
     </w:p>
     <w:p>
@@ -12689,6 +12865,9 @@
       <w:r>
         <w:t>The solution must support merging up to five records simultaneously.</w:t>
       </w:r>
+      <w:r>
+        <w:t xml:space="preserve"> [Must]</w:t>
+      </w:r>
     </w:p>
     <w:p>
       <w:pPr>
@@ -12710,6 +12889,9 @@
       <w:r>
         <w:t>The solution must support the following Dataverse field types: Text, Choice (Option Set), Lookup.</w:t>
       </w:r>
+      <w:r>
+        <w:t xml:space="preserve"> [Must]</w:t>
+      </w:r>
     </w:p>
     <w:p>
       <w:pPr>
@@ -12732,6 +12914,9 @@
       <w:r>
         <w:t>The solution must function correctly for the account and contact standard tables with the fields defined in the acceptance criteria.</w:t>
       </w:r>
+      <w:r>
+        <w:t xml:space="preserve"> [Must]</w:t>
+      </w:r>
     </w:p>
     <w:p>
       <w:pPr>
@@ -12780,7 +12965,19 @@
         <w:t>with</w:t>
       </w:r>
       <w:r>
-        <w:t xml:space="preserve"> two custom entities jsp_duplicate_group and jsp_duplicate_record_reference alongside the account and contact tables.</w:t>
+        <w:t xml:space="preserve"> </w:t>
+      </w:r>
+      <w:r>
+        <w:t xml:space="preserve">new </w:t>
+      </w:r>
+      <w:r>
+        <w:t xml:space="preserve">custom entities alongside the </w:t>
+      </w:r>
+      <w:r>
+        <w:t xml:space="preserve">default </w:t>
+      </w:r>
+      <w:r>
+        <w:t>account and contact tables.</w:t>
       </w:r>
     </w:p>
     <w:p>
@@ -12846,7 +13043,13 @@
         <w:t>PCF control</w:t>
       </w:r>
       <w:r>
-        <w:t xml:space="preserve"> on the jsp_duplicate_group form.</w:t>
+        <w:t xml:space="preserve"> on </w:t>
+      </w:r>
+      <w:r>
+        <w:t xml:space="preserve">a </w:t>
+      </w:r>
+      <w:r>
+        <w:t>form.</w:t>
       </w:r>
     </w:p>
     <w:p>
@@ -13070,19 +13273,25 @@
       <w:r>
         <w:t xml:space="preserve"> records, to provide a </w:t>
       </w:r>
+      <w:r>
+        <w:t>satisfactory</w:t>
+      </w:r>
+      <w:r>
+        <w:t xml:space="preserve"> user experience, and to integrate </w:t>
+      </w:r>
+      <w:r>
+        <w:t>easily</w:t>
+      </w:r>
+      <w:r>
+        <w:t xml:space="preserve"> with the newly created custom data structure </w:t>
+      </w:r>
       <w:proofErr w:type="spellStart"/>
       <w:r>
-        <w:t>statisfactory</w:t>
+        <w:t>jsp_duplicategroup</w:t>
       </w:r>
       <w:proofErr w:type="spellEnd"/>
       <w:r>
-        <w:t xml:space="preserve"> user experience, and to integrate </w:t>
-      </w:r>
-      <w:r>
-        <w:t>easily</w:t>
-      </w:r>
-      <w:r>
-        <w:t xml:space="preserve"> with the newly created custom data structure jsp_duplicate_group.</w:t>
+        <w:t>.</w:t>
       </w:r>
     </w:p>
     <w:p>
@@ -13553,7 +13762,13 @@
         <w:t>wrote this entry keeping everything in mind as I go through the documentation.</w:t>
       </w:r>
       <w:r>
-        <w:t xml:space="preserve"> Keeping everything else in mind for future work on documentation and implantation.</w:t>
+        <w:t xml:space="preserve"> Keeping everything else in mind for future work on documentation and impl</w:t>
+      </w:r>
+      <w:r>
+        <w:t>emen</w:t>
+      </w:r>
+      <w:r>
+        <w:t>tation.</w:t>
       </w:r>
     </w:p>
     <w:p>
@@ -13789,70 +14004,61 @@
         <w:jc w:val="both"/>
       </w:pPr>
       <w:r>
-        <w:t xml:space="preserve">Creating the Entity Relationship Model greatly helped me </w:t>
-      </w:r>
-      <w:r>
-        <w:t>understand</w:t>
-      </w:r>
+        <w:t xml:space="preserve">To </w:t>
+      </w:r>
+      <w:r>
+        <w:t>create a concept of</w:t>
+      </w:r>
+      <w:r>
+        <w:t xml:space="preserve"> the database architecture before implementation I </w:t>
+      </w:r>
+      <w:r>
+        <w:t>used</w:t>
+      </w:r>
+      <w:r>
+        <w:t xml:space="preserve"> Relational Data </w:t>
+      </w:r>
+      <w:proofErr w:type="spellStart"/>
+      <w:r>
+        <w:t>Modeling</w:t>
+      </w:r>
+      <w:proofErr w:type="spellEnd"/>
       <w:r>
         <w:t xml:space="preserve"> </w:t>
       </w:r>
       <w:r>
-        <w:t xml:space="preserve">the </w:t>
-      </w:r>
-      <w:r>
-        <w:t>project</w:t>
-      </w:r>
-      <w:r>
-        <w:t xml:space="preserve">. However, for a small project such as this, </w:t>
-      </w:r>
-      <w:r>
-        <w:t xml:space="preserve">where </w:t>
-      </w:r>
-      <w:r>
-        <w:t>only 2 new entities</w:t>
-      </w:r>
-      <w:r>
-        <w:t xml:space="preserve"> were needed</w:t>
-      </w:r>
-      <w:r>
-        <w:t xml:space="preserve">, it seemed to be overkill. </w:t>
-      </w:r>
-      <w:r>
-        <w:t>However</w:t>
-      </w:r>
-      <w:r>
-        <w:t xml:space="preserve">, </w:t>
-      </w:r>
-      <w:r>
-        <w:t>creating</w:t>
-      </w:r>
-      <w:r>
-        <w:t xml:space="preserve"> the architecture </w:t>
-      </w:r>
-      <w:r>
-        <w:t xml:space="preserve">here </w:t>
-      </w:r>
-      <w:r>
-        <w:t xml:space="preserve">allowed me to define the two core entities, jsp_duplicate_group and jsp_duplicate_record_reference, without the </w:t>
-      </w:r>
-      <w:r>
-        <w:t xml:space="preserve">issues </w:t>
-      </w:r>
-      <w:r>
-        <w:t xml:space="preserve">of live implementation. At the same time, this meant I did not encounter the errors or technical limitations of the live environment early on, which </w:t>
-      </w:r>
-      <w:r>
-        <w:t xml:space="preserve">could </w:t>
-      </w:r>
-      <w:r>
-        <w:t>later le</w:t>
-      </w:r>
-      <w:r>
-        <w:t>a</w:t>
-      </w:r>
-      <w:r>
-        <w:t>d to issues.</w:t>
+        <w:t xml:space="preserve">by creating </w:t>
+      </w:r>
+      <w:r>
+        <w:t xml:space="preserve">an Entity Relationship Model. Creating </w:t>
+      </w:r>
+      <w:r>
+        <w:t>this ERM</w:t>
+      </w:r>
+      <w:r>
+        <w:t xml:space="preserve"> helped me understand the project. While for a small project such as this where only 2 new entities were needed it seemed to be overkill creating the architecture here allowed me to define the two core entities </w:t>
+      </w:r>
+      <w:proofErr w:type="spellStart"/>
+      <w:r>
+        <w:t>jsp_duplicategroup</w:t>
+      </w:r>
+      <w:proofErr w:type="spellEnd"/>
+      <w:r>
+        <w:t xml:space="preserve"> and </w:t>
+      </w:r>
+      <w:proofErr w:type="spellStart"/>
+      <w:r>
+        <w:t>jsp_duplicaterecordreference</w:t>
+      </w:r>
+      <w:proofErr w:type="spellEnd"/>
+      <w:r>
+        <w:t xml:space="preserve"> without the issues and stress of live implementation. At the same time this meant I did not encounter the errors or technical limitations of the live environment early on which could later lead to issues. This </w:t>
+      </w:r>
+      <w:r>
+        <w:t>design</w:t>
+      </w:r>
+      <w:r>
+        <w:t xml:space="preserve"> was chosen because Dataverse is a relational database making an ERM the most accurate way to document it. The implementation of this data model strictly reflects the specific business requirements to group and reference duplicate records.</w:t>
       </w:r>
     </w:p>
     <w:p>
@@ -13864,21 +14070,21 @@
           <w:noProof/>
         </w:rPr>
         <w:drawing>
-          <wp:anchor distT="0" distB="0" distL="114300" distR="114300" simplePos="0" relativeHeight="251658752" behindDoc="0" locked="0" layoutInCell="1" allowOverlap="1" wp14:anchorId="2DEACF7D" wp14:editId="580A6B80">
+          <wp:anchor distT="0" distB="0" distL="114300" distR="114300" simplePos="0" relativeHeight="251654144" behindDoc="0" locked="0" layoutInCell="1" allowOverlap="1" wp14:anchorId="2DEACF7D" wp14:editId="772BFEAE">
             <wp:simplePos x="0" y="0"/>
             <wp:positionH relativeFrom="column">
-              <wp:posOffset>3208475</wp:posOffset>
+              <wp:posOffset>3208655</wp:posOffset>
             </wp:positionH>
             <wp:positionV relativeFrom="paragraph">
-              <wp:posOffset>899</wp:posOffset>
+              <wp:posOffset>1905</wp:posOffset>
             </wp:positionV>
-            <wp:extent cx="2628900" cy="5020310"/>
+            <wp:extent cx="2628900" cy="4925060"/>
             <wp:effectExtent l="0" t="0" r="0" b="8890"/>
             <wp:wrapThrough wrapText="bothSides">
               <wp:wrapPolygon edited="0">
                 <wp:start x="0" y="0"/>
-                <wp:lineTo x="0" y="21556"/>
-                <wp:lineTo x="21443" y="21556"/>
+                <wp:lineTo x="0" y="21555"/>
+                <wp:lineTo x="21443" y="21555"/>
                 <wp:lineTo x="21443" y="0"/>
                 <wp:lineTo x="0" y="0"/>
               </wp:wrapPolygon>
@@ -13912,7 +14118,7 @@
                   <pic:spPr bwMode="auto">
                     <a:xfrm>
                       <a:off x="0" y="0"/>
-                      <a:ext cx="2628900" cy="5020310"/>
+                      <a:ext cx="2628900" cy="4925060"/>
                     </a:xfrm>
                     <a:prstGeom prst="rect">
                       <a:avLst/>
@@ -13935,6 +14141,52 @@
         </w:drawing>
       </w:r>
       <w:r>
+        <w:t xml:space="preserve">During the design of this model the principles of normalization were strictly applied. Instead of storing multiple record IDs in an unnormalized column a </w:t>
+      </w:r>
+      <w:proofErr w:type="gramStart"/>
+      <w:r>
+        <w:t>one to many</w:t>
+      </w:r>
+      <w:proofErr w:type="gramEnd"/>
+      <w:r>
+        <w:t xml:space="preserve"> relationship was </w:t>
+      </w:r>
+      <w:r>
+        <w:t>used</w:t>
+      </w:r>
+      <w:r>
+        <w:t xml:space="preserve">. </w:t>
+      </w:r>
+      <w:r>
+        <w:t>Aside from that</w:t>
+      </w:r>
+      <w:r>
+        <w:t>,</w:t>
+      </w:r>
+      <w:r>
+        <w:t xml:space="preserve"> the model is flexible and scalable</w:t>
+      </w:r>
+      <w:r>
+        <w:t xml:space="preserve"> using a </w:t>
+      </w:r>
+      <w:r>
+        <w:t xml:space="preserve">polymorphic </w:t>
+      </w:r>
+      <w:r>
+        <w:t xml:space="preserve">lookup </w:t>
+      </w:r>
+      <w:r>
+        <w:t>ensures the schema can easily scale to include other tables in the future.</w:t>
+      </w:r>
+      <w:r>
+        <w:t xml:space="preserve"> It must simply be updated in XRM Toolbox.</w:t>
+      </w:r>
+    </w:p>
+    <w:p>
+      <w:pPr>
+        <w:jc w:val="both"/>
+      </w:pPr>
+      <w:r>
         <w:t xml:space="preserve">Something to note regarding the creation of new tables is the prefix </w:t>
       </w:r>
       <w:proofErr w:type="spellStart"/>
@@ -13943,7 +14195,7 @@
       </w:r>
       <w:proofErr w:type="spellEnd"/>
       <w:r>
-        <w:t xml:space="preserve">_, which is automatically prepended to custom tables and their custom columns. </w:t>
+        <w:t xml:space="preserve">_ which is automatically prepended to custom tables and their custom columns. </w:t>
       </w:r>
       <w:proofErr w:type="spellStart"/>
       <w:r>
@@ -13959,52 +14211,17 @@
         <w:jc w:val="both"/>
       </w:pPr>
       <w:r>
-        <w:t>Aside from the prefix, all tables are missing many columns. This is because they are not relevant to the task at hand. All columns depicted are either created or used during the processes described in the use case and context diagrams, with the exception of the configurable field selection, which can be set to use any column from the two default tables account and contact.</w:t>
+        <w:t>Aside from the prefix all tables are missing many columns. This is because they are not relevant to the task at hand. All columns depicted are either created or used during the processes described in the use case and context diagrams with the exception of the configurable field selection which can be set to use any column from the two default tables account and contact.</w:t>
       </w:r>
     </w:p>
     <w:p>
       <w:pPr>
         <w:jc w:val="both"/>
       </w:pPr>
-      <w:r>
-        <w:t xml:space="preserve">As </w:t>
-      </w:r>
-      <w:r>
-        <w:t xml:space="preserve">For </w:t>
-      </w:r>
-      <w:proofErr w:type="spellStart"/>
-      <w:r>
-        <w:t>duplicate_record_reference</w:t>
-      </w:r>
-      <w:proofErr w:type="spellEnd"/>
-      <w:r>
-        <w:t xml:space="preserve"> and the </w:t>
-      </w:r>
-      <w:r>
-        <w:t xml:space="preserve">relationship between </w:t>
-      </w:r>
-      <w:r>
-        <w:t>account and contact tables, a polymorphic lookup is used to reference both tables through a single field, which is not achievable through a standard Dataverse lookup.</w:t>
-      </w:r>
     </w:p>
     <w:p>
       <w:pPr>
         <w:jc w:val="both"/>
-      </w:pPr>
-    </w:p>
-    <w:p>
-      <w:pPr>
-        <w:jc w:val="both"/>
-      </w:pPr>
-    </w:p>
-    <w:p>
-      <w:pPr>
-        <w:rPr>
-          <w:rFonts w:asciiTheme="majorHAnsi" w:eastAsiaTheme="majorEastAsia" w:hAnsiTheme="majorHAnsi" w:cstheme="majorBidi"/>
-          <w:color w:val="0F4761" w:themeColor="accent1" w:themeShade="BF"/>
-          <w:sz w:val="32"/>
-          <w:szCs w:val="32"/>
-        </w:rPr>
       </w:pPr>
     </w:p>
     <w:p>
@@ -14017,6 +14234,7 @@
       </w:pPr>
       <w:bookmarkStart w:id="36" w:name="_Toc228774665"/>
       <w:r>
+        <w:lastRenderedPageBreak/>
         <w:t>3.4</w:t>
       </w:r>
       <w:r>
@@ -14072,11 +14290,7 @@
         <w:t xml:space="preserve"> was very </w:t>
       </w:r>
       <w:r>
-        <w:t xml:space="preserve">useful in that it helped </w:t>
-      </w:r>
-      <w:r>
-        <w:lastRenderedPageBreak/>
-        <w:t>me internalise the structure that I was going to have to build later on during the realisation step</w:t>
+        <w:t>useful in that it helped me internalise the structure that I was going to have to build later on during the realisation step</w:t>
       </w:r>
       <w:r>
         <w:t>, enabling a clear understanding of its dependencies before development began.</w:t>
@@ -14091,9 +14305,9 @@
           <w:noProof/>
         </w:rPr>
         <w:drawing>
-          <wp:inline distT="0" distB="0" distL="0" distR="0" wp14:anchorId="452753E5" wp14:editId="05B8491B">
-            <wp:extent cx="4486901" cy="6058746"/>
-            <wp:effectExtent l="0" t="0" r="9525" b="0"/>
+          <wp:inline distT="0" distB="0" distL="0" distR="0" wp14:anchorId="452753E5" wp14:editId="39DA7987">
+            <wp:extent cx="3795623" cy="5125301"/>
+            <wp:effectExtent l="0" t="0" r="0" b="0"/>
             <wp:docPr id="1109385137" name="Picture 1" descr="The image depicts a flowchart or process diagram for managing CRM user profiles, including duplicate handling, field comparison, field selection, and configuration options.&#10;&#10;AI-generated content may be incorrect."/>
             <wp:cNvGraphicFramePr>
               <a:graphicFrameLocks xmlns:a="http://schemas.openxmlformats.org/drawingml/2006/main" noChangeAspect="1"/>
@@ -14114,7 +14328,7 @@
                   <pic:spPr>
                     <a:xfrm>
                       <a:off x="0" y="0"/>
-                      <a:ext cx="4486901" cy="6058746"/>
+                      <a:ext cx="3799919" cy="5131102"/>
                     </a:xfrm>
                     <a:prstGeom prst="rect">
                       <a:avLst/>
@@ -14166,7 +14380,7 @@
           <w:noProof/>
         </w:rPr>
         <w:drawing>
-          <wp:anchor distT="0" distB="0" distL="114300" distR="114300" simplePos="0" relativeHeight="251659264" behindDoc="1" locked="0" layoutInCell="1" allowOverlap="1" wp14:anchorId="3585841C" wp14:editId="281CDB5C">
+          <wp:anchor distT="0" distB="0" distL="114300" distR="114300" simplePos="0" relativeHeight="251650048" behindDoc="1" locked="0" layoutInCell="1" allowOverlap="1" wp14:anchorId="3585841C" wp14:editId="281CDB5C">
             <wp:simplePos x="0" y="0"/>
             <wp:positionH relativeFrom="margin">
               <wp:align>right</wp:align>
@@ -14342,7 +14556,23 @@
         <w:t>operations fetching</w:t>
       </w:r>
       <w:r>
-        <w:t xml:space="preserve"> the jsp_duplicate_group record, jsp_duplicate_record_reference rows, and the linked account or contact </w:t>
+        <w:t xml:space="preserve"> the </w:t>
+      </w:r>
+      <w:proofErr w:type="spellStart"/>
+      <w:r>
+        <w:t>jsp_duplicategroup</w:t>
+      </w:r>
+      <w:proofErr w:type="spellEnd"/>
+      <w:r>
+        <w:t xml:space="preserve"> record, </w:t>
+      </w:r>
+      <w:proofErr w:type="spellStart"/>
+      <w:r>
+        <w:t>jsp_duplicaterecordreference</w:t>
+      </w:r>
+      <w:proofErr w:type="spellEnd"/>
+      <w:r>
+        <w:t xml:space="preserve"> rows, and the linked account or contact </w:t>
       </w:r>
       <w:r>
         <w:t xml:space="preserve">records </w:t>
@@ -14420,7 +14650,15 @@
         <w:t xml:space="preserve">is hosted here </w:t>
       </w:r>
       <w:r>
-        <w:t xml:space="preserve">and provides the record context. The control reads the ID of the current jsp_duplicate_group record from </w:t>
+        <w:t xml:space="preserve">and provides the record context. The control reads the ID of the current </w:t>
+      </w:r>
+      <w:proofErr w:type="spellStart"/>
+      <w:r>
+        <w:t>jsp_duplicategroup</w:t>
+      </w:r>
+      <w:proofErr w:type="spellEnd"/>
+      <w:r>
+        <w:t xml:space="preserve"> record from </w:t>
       </w:r>
       <w:r>
         <w:t xml:space="preserve">its </w:t>
@@ -14473,7 +14711,23 @@
         <w:t>:</w:t>
       </w:r>
       <w:r>
-        <w:t xml:space="preserve"> a planned future component currently under development. It is responsible for identifying duplicate records and creating the corresponding jsp_duplicate_group and jsp_duplicate_record_reference records in Dataverse. Since the plugin does not yet exist, test data was </w:t>
+        <w:t xml:space="preserve"> a planned future component currently under development. It is responsible for identifying duplicate records and creating the corresponding </w:t>
+      </w:r>
+      <w:proofErr w:type="spellStart"/>
+      <w:r>
+        <w:t>jsp_duplicategroup</w:t>
+      </w:r>
+      <w:proofErr w:type="spellEnd"/>
+      <w:r>
+        <w:t xml:space="preserve"> and </w:t>
+      </w:r>
+      <w:proofErr w:type="spellStart"/>
+      <w:r>
+        <w:t>jsp_duplicaterecordreference</w:t>
+      </w:r>
+      <w:proofErr w:type="spellEnd"/>
+      <w:r>
+        <w:t xml:space="preserve"> records in Dataverse. Since the plugin does not yet exist, test data was </w:t>
       </w:r>
       <w:r>
         <w:t xml:space="preserve">created </w:t>
@@ -14529,7 +14783,15 @@
         <w:t>Similar to that</w:t>
       </w:r>
       <w:r>
-        <w:t>, the Dataverse entities are set up before the PCF project, since the control depends on the jsp_duplicate_group table being available.</w:t>
+        <w:t xml:space="preserve">, the Dataverse entities are set up before the PCF project, since the control depends on the </w:t>
+      </w:r>
+      <w:proofErr w:type="spellStart"/>
+      <w:r>
+        <w:t>jsp_duplicategroup</w:t>
+      </w:r>
+      <w:proofErr w:type="spellEnd"/>
+      <w:r>
+        <w:t xml:space="preserve"> table being available.</w:t>
       </w:r>
       <w:r>
         <w:t xml:space="preserve"> </w:t>
@@ -14554,13 +14816,33 @@
         <w:jc w:val="both"/>
       </w:pPr>
       <w:r>
-        <w:t>T4.1: Implement Entities</w:t>
+        <w:rPr>
+          <w:b/>
+          <w:bCs/>
+        </w:rPr>
+        <w:t>T4.1</w:t>
+      </w:r>
+      <w:r>
+        <w:t>: Implement Entities</w:t>
       </w:r>
       <w:r>
         <w:t xml:space="preserve">: </w:t>
       </w:r>
-      <w:r>
-        <w:t>jsp_duplicate_group and jsp_duplicate_record_reference tables deployed in Dataverse In accordance with the related ERM model</w:t>
+      <w:proofErr w:type="spellStart"/>
+      <w:r>
+        <w:t>jsp_duplicategroup</w:t>
+      </w:r>
+      <w:proofErr w:type="spellEnd"/>
+      <w:r>
+        <w:t xml:space="preserve"> and </w:t>
+      </w:r>
+      <w:proofErr w:type="spellStart"/>
+      <w:r>
+        <w:t>jsp_duplicaterecordreference</w:t>
+      </w:r>
+      <w:proofErr w:type="spellEnd"/>
+      <w:r>
+        <w:t xml:space="preserve"> tables deployed in Dataverse In accordance with the related ERM model</w:t>
       </w:r>
     </w:p>
     <w:p>
@@ -14568,13 +14850,28 @@
         <w:jc w:val="both"/>
       </w:pPr>
       <w:r>
-        <w:t>T4.2: Configure Model Driven App</w:t>
+        <w:rPr>
+          <w:b/>
+          <w:bCs/>
+        </w:rPr>
+        <w:t>T4.2</w:t>
+      </w:r>
+      <w:r>
+        <w:t>: Configure Model Driven App</w:t>
       </w:r>
       <w:r>
         <w:t xml:space="preserve">: </w:t>
       </w:r>
       <w:r>
-        <w:t xml:space="preserve">A model driven app containing a form for the table jsp_duplicate_group  </w:t>
+        <w:t xml:space="preserve">A model driven app containing a form for the table </w:t>
+      </w:r>
+      <w:proofErr w:type="spellStart"/>
+      <w:r>
+        <w:t>jsp_duplicategroup</w:t>
+      </w:r>
+      <w:proofErr w:type="spellEnd"/>
+      <w:r>
+        <w:t xml:space="preserve">  </w:t>
       </w:r>
     </w:p>
     <w:p>
@@ -14582,7 +14879,14 @@
         <w:jc w:val="both"/>
       </w:pPr>
       <w:r>
-        <w:t>T4.3: Set Up PCF Project in app</w:t>
+        <w:rPr>
+          <w:b/>
+          <w:bCs/>
+        </w:rPr>
+        <w:t>T4.3</w:t>
+      </w:r>
+      <w:r>
+        <w:t>: Set Up PCF Project in app</w:t>
       </w:r>
       <w:r>
         <w:t xml:space="preserve">: </w:t>
@@ -14596,7 +14900,14 @@
         <w:jc w:val="both"/>
       </w:pPr>
       <w:r>
-        <w:t>T4.4: Implement Data Fetching Layer</w:t>
+        <w:rPr>
+          <w:b/>
+          <w:bCs/>
+        </w:rPr>
+        <w:t>T4.4</w:t>
+      </w:r>
+      <w:r>
+        <w:t>: Implement Data Fetching Layer</w:t>
       </w:r>
       <w:r>
         <w:t xml:space="preserve">: </w:t>
@@ -14610,7 +14921,14 @@
         <w:jc w:val="both"/>
       </w:pPr>
       <w:r>
-        <w:t>T4.5: Implement Field Type Handlers</w:t>
+        <w:rPr>
+          <w:b/>
+          <w:bCs/>
+        </w:rPr>
+        <w:t>T4.5</w:t>
+      </w:r>
+      <w:r>
+        <w:t>: Implement Field Type Handlers</w:t>
       </w:r>
       <w:r>
         <w:t xml:space="preserve">: </w:t>
@@ -14636,7 +14954,14 @@
         <w:jc w:val="both"/>
       </w:pPr>
       <w:r>
-        <w:t>T4.6: Implement Comparison UI</w:t>
+        <w:rPr>
+          <w:b/>
+          <w:bCs/>
+        </w:rPr>
+        <w:t>T4.6:</w:t>
+      </w:r>
+      <w:r>
+        <w:t xml:space="preserve"> Implement Comparison UI</w:t>
       </w:r>
       <w:r>
         <w:t xml:space="preserve">: </w:t>
@@ -14650,13 +14975,28 @@
         <w:jc w:val="both"/>
       </w:pPr>
       <w:r>
-        <w:t>T4.7: Implement Merge &amp; Deactivation Logic</w:t>
+        <w:rPr>
+          <w:b/>
+          <w:bCs/>
+        </w:rPr>
+        <w:t>T4.7</w:t>
+      </w:r>
+      <w:r>
+        <w:t>: Implement Merge &amp; Deactivation Logic</w:t>
       </w:r>
       <w:r>
         <w:t xml:space="preserve">: </w:t>
       </w:r>
       <w:r>
-        <w:t>Primary record updated using a patch request, all non-primary records deactivated. jsp_duplicate_group entry marked as inactive when successful</w:t>
+        <w:t xml:space="preserve">Primary record updated using a patch request, all non-primary records deactivated. </w:t>
+      </w:r>
+      <w:proofErr w:type="spellStart"/>
+      <w:r>
+        <w:t>jsp_duplicategroup</w:t>
+      </w:r>
+      <w:proofErr w:type="spellEnd"/>
+      <w:r>
+        <w:t xml:space="preserve"> entry marked as inactive when successful</w:t>
       </w:r>
     </w:p>
     <w:p>
@@ -14664,13 +15004,42 @@
         <w:jc w:val="both"/>
       </w:pPr>
       <w:r>
-        <w:t>T4.8: Seed Test Data</w:t>
+        <w:rPr>
+          <w:b/>
+          <w:bCs/>
+        </w:rPr>
+        <w:t>T4.8</w:t>
+      </w:r>
+      <w:r>
+        <w:t>: Seed Test Data</w:t>
       </w:r>
       <w:r>
         <w:t xml:space="preserve">: </w:t>
       </w:r>
       <w:r>
-        <w:t>Manually created jsp_duplicate_group and jsp_duplicate_record_reference records referencing existing account and contact records</w:t>
+        <w:t>Manually create</w:t>
+      </w:r>
+      <w:r>
+        <w:t xml:space="preserve"> multiple ready for testing records for</w:t>
+      </w:r>
+      <w:r>
+        <w:t xml:space="preserve"> </w:t>
+      </w:r>
+      <w:proofErr w:type="spellStart"/>
+      <w:r>
+        <w:t>jsp_duplicategroup</w:t>
+      </w:r>
+      <w:proofErr w:type="spellEnd"/>
+      <w:r>
+        <w:t xml:space="preserve"> and </w:t>
+      </w:r>
+      <w:proofErr w:type="spellStart"/>
+      <w:r>
+        <w:t>jsp_duplicaterecordreference</w:t>
+      </w:r>
+      <w:proofErr w:type="spellEnd"/>
+      <w:r>
+        <w:t xml:space="preserve"> referencing existing account and contact records</w:t>
       </w:r>
     </w:p>
     <w:p>
@@ -14678,7 +15047,14 @@
         <w:jc w:val="both"/>
       </w:pPr>
       <w:r>
-        <w:t>T4.9: Final checks</w:t>
+        <w:rPr>
+          <w:b/>
+          <w:bCs/>
+        </w:rPr>
+        <w:t>T4.9</w:t>
+      </w:r>
+      <w:r>
+        <w:t>: Final checks</w:t>
       </w:r>
       <w:r>
         <w:t xml:space="preserve">: </w:t>
@@ -14692,7 +15068,14 @@
         <w:jc w:val="both"/>
       </w:pPr>
       <w:r>
-        <w:t>T4.10: Export Managed Solution</w:t>
+        <w:rPr>
+          <w:b/>
+          <w:bCs/>
+        </w:rPr>
+        <w:t>T4.10</w:t>
+      </w:r>
+      <w:r>
+        <w:t>: Export Managed Solution</w:t>
       </w:r>
       <w:r>
         <w:t xml:space="preserve">: </w:t>
@@ -14748,18 +15131,188 @@
     </w:p>
     <w:p>
       <w:pPr>
-        <w:jc w:val="both"/>
-      </w:pPr>
-      <w:r>
-        <w:t xml:space="preserve">The testing strategy relies on a manual execution of </w:t>
-      </w:r>
-      <w:proofErr w:type="gramStart"/>
-      <w:r>
-        <w:t>end to end</w:t>
-      </w:r>
-      <w:proofErr w:type="gramEnd"/>
-      <w:r>
-        <w:t xml:space="preserve"> scenarios. These tests were designed to easily be performed one after another, starting from loading a duplicate group record to visually comparing fields, selecting specific field values, executing the merge into a designated primary record, and verifying the deactivation of all remaining duplicate records.</w:t>
+        <w:rPr>
+          <w:lang w:val="en-CH"/>
+        </w:rPr>
+      </w:pPr>
+      <w:r>
+        <w:rPr>
+          <w:lang w:val="en-CH"/>
+        </w:rPr>
+        <w:t>The testing strategy relies on manual End</w:t>
+      </w:r>
+      <w:r>
+        <w:rPr>
+          <w:lang w:val="en-CH"/>
+        </w:rPr>
+        <w:t xml:space="preserve"> </w:t>
+      </w:r>
+      <w:r>
+        <w:rPr>
+          <w:lang w:val="en-CH"/>
+        </w:rPr>
+        <w:t>to</w:t>
+      </w:r>
+      <w:r>
+        <w:rPr>
+          <w:lang w:val="en-CH"/>
+        </w:rPr>
+        <w:t xml:space="preserve"> </w:t>
+      </w:r>
+      <w:r>
+        <w:rPr>
+          <w:lang w:val="en-CH"/>
+        </w:rPr>
+        <w:t xml:space="preserve">End (E2E) and Integration testing. This approach was chosen because the </w:t>
+      </w:r>
+      <w:r>
+        <w:rPr>
+          <w:lang w:val="en-CH"/>
+        </w:rPr>
+        <w:t xml:space="preserve">main functionality </w:t>
+      </w:r>
+      <w:r>
+        <w:rPr>
+          <w:lang w:val="en-CH"/>
+        </w:rPr>
+        <w:t xml:space="preserve">of the PCF is </w:t>
+      </w:r>
+      <w:r>
+        <w:rPr>
+          <w:lang w:val="en-CH"/>
+        </w:rPr>
+        <w:t xml:space="preserve">mostly based </w:t>
+      </w:r>
+      <w:r>
+        <w:rPr>
+          <w:lang w:val="en-CH"/>
+        </w:rPr>
+        <w:t>on interactions with the Dataverse Web API and the visual rendering of the UI components within the model-driven app.</w:t>
+      </w:r>
+    </w:p>
+    <w:p>
+      <w:pPr>
+        <w:rPr>
+          <w:lang w:val="en-CH"/>
+        </w:rPr>
+      </w:pPr>
+      <w:r>
+        <w:rPr>
+          <w:lang w:val="en-CH"/>
+        </w:rPr>
+        <w:t xml:space="preserve">Automated Unit Testing (e.g., using Jest) was evaluated but ultimately excluded from this project. </w:t>
+      </w:r>
+      <w:r>
+        <w:rPr>
+          <w:lang w:val="en-CH"/>
+        </w:rPr>
+        <w:t>Copying</w:t>
+      </w:r>
+      <w:r>
+        <w:rPr>
+          <w:lang w:val="en-CH"/>
+        </w:rPr>
+        <w:t xml:space="preserve"> </w:t>
+      </w:r>
+      <w:proofErr w:type="spellStart"/>
+      <w:r>
+        <w:rPr>
+          <w:lang w:val="en-CH"/>
+        </w:rPr>
+        <w:t>Xrm</w:t>
+      </w:r>
+      <w:proofErr w:type="spellEnd"/>
+      <w:r>
+        <w:rPr>
+          <w:lang w:val="en-CH"/>
+        </w:rPr>
+        <w:t xml:space="preserve"> </w:t>
+      </w:r>
+      <w:proofErr w:type="spellStart"/>
+      <w:r>
+        <w:rPr>
+          <w:lang w:val="en-CH"/>
+        </w:rPr>
+        <w:t>WebApi</w:t>
+      </w:r>
+      <w:proofErr w:type="spellEnd"/>
+      <w:r>
+        <w:rPr>
+          <w:lang w:val="en-CH"/>
+        </w:rPr>
+        <w:t xml:space="preserve"> </w:t>
+      </w:r>
+      <w:r>
+        <w:rPr>
+          <w:lang w:val="en-CH"/>
+        </w:rPr>
+        <w:t xml:space="preserve">responses </w:t>
+      </w:r>
+      <w:r>
+        <w:rPr>
+          <w:lang w:val="en-CH"/>
+        </w:rPr>
+        <w:t xml:space="preserve">and polymorphic lookups requires </w:t>
+      </w:r>
+      <w:r>
+        <w:rPr>
+          <w:lang w:val="en-CH"/>
+        </w:rPr>
+        <w:t xml:space="preserve">too </w:t>
+      </w:r>
+      <w:r>
+        <w:rPr>
+          <w:lang w:val="en-CH"/>
+        </w:rPr>
+        <w:t>much work and</w:t>
+      </w:r>
+      <w:r>
+        <w:rPr>
+          <w:lang w:val="en-CH"/>
+        </w:rPr>
+        <w:t xml:space="preserve"> </w:t>
+      </w:r>
+      <w:r>
+        <w:rPr>
+          <w:lang w:val="en-CH"/>
+        </w:rPr>
+        <w:t>g</w:t>
+      </w:r>
+      <w:r>
+        <w:rPr>
+          <w:lang w:val="en-CH"/>
+        </w:rPr>
+        <w:t xml:space="preserve">iven the </w:t>
+      </w:r>
+      <w:r>
+        <w:rPr>
+          <w:lang w:val="en-CH"/>
+        </w:rPr>
+        <w:t>80 hour time limit for this project</w:t>
+      </w:r>
+      <w:r>
+        <w:rPr>
+          <w:lang w:val="en-CH"/>
+        </w:rPr>
+        <w:t>.</w:t>
+      </w:r>
+      <w:r>
+        <w:rPr>
+          <w:lang w:val="en-CH"/>
+        </w:rPr>
+        <w:t xml:space="preserve"> </w:t>
+      </w:r>
+      <w:r>
+        <w:rPr>
+          <w:lang w:val="en-CH"/>
+        </w:rPr>
+        <w:t>M</w:t>
+      </w:r>
+      <w:r>
+        <w:rPr>
+          <w:lang w:val="en-CH"/>
+        </w:rPr>
+        <w:t>anual tests ensure that the actual integration between the React frontend, the Web API layer, and the Dataverse backend functions reliably in a real-world scenario.</w:t>
       </w:r>
     </w:p>
     <w:p/>
@@ -16657,7 +17210,23 @@
                 <w:sz w:val="22"/>
                 <w:szCs w:val="22"/>
               </w:rPr>
-              <w:t>The jsp_duplicate_group record is marked inactive</w:t>
+              <w:t xml:space="preserve">The </w:t>
+            </w:r>
+            <w:proofErr w:type="spellStart"/>
+            <w:r>
+              <w:rPr>
+                <w:sz w:val="22"/>
+                <w:szCs w:val="22"/>
+              </w:rPr>
+              <w:t>jsp_duplicategroup</w:t>
+            </w:r>
+            <w:proofErr w:type="spellEnd"/>
+            <w:r>
+              <w:rPr>
+                <w:sz w:val="22"/>
+                <w:szCs w:val="22"/>
+              </w:rPr>
+              <w:t xml:space="preserve"> record is marked inactive</w:t>
             </w:r>
           </w:p>
         </w:tc>
@@ -17728,7 +18297,15 @@
         <w:jc w:val="both"/>
       </w:pPr>
       <w:r>
-        <w:t xml:space="preserve">When designing the jsp_duplicate_record_reference table, </w:t>
+        <w:t xml:space="preserve">When designing the </w:t>
+      </w:r>
+      <w:proofErr w:type="spellStart"/>
+      <w:r>
+        <w:t>jsp_duplicaterecordreference</w:t>
+      </w:r>
+      <w:proofErr w:type="spellEnd"/>
+      <w:r>
+        <w:t xml:space="preserve"> table, </w:t>
       </w:r>
       <w:r>
         <w:t>I needed a way</w:t>
@@ -19155,7 +19732,6 @@
                 <w14:ligatures w14:val="none"/>
               </w:rPr>
             </w:pPr>
-            <w:proofErr w:type="gramStart"/>
             <w:r>
               <w:rPr>
                 <w:rFonts w:ascii="Aptos Narrow" w:eastAsia="Times New Roman" w:hAnsi="Aptos Narrow" w:cs="Times New Roman"/>
@@ -19166,20 +19742,7 @@
                 <w:lang w:eastAsia="en-CH"/>
                 <w14:ligatures w14:val="none"/>
               </w:rPr>
-              <w:t>Max :</w:t>
-            </w:r>
-            <w:proofErr w:type="gramEnd"/>
-            <w:r>
-              <w:rPr>
-                <w:rFonts w:ascii="Aptos Narrow" w:eastAsia="Times New Roman" w:hAnsi="Aptos Narrow" w:cs="Times New Roman"/>
-                <w:color w:val="000000"/>
-                <w:kern w:val="0"/>
-                <w:sz w:val="22"/>
-                <w:szCs w:val="22"/>
-                <w:lang w:eastAsia="en-CH"/>
-                <w14:ligatures w14:val="none"/>
-              </w:rPr>
-              <w:t xml:space="preserve"> </w:t>
+              <w:t xml:space="preserve">Max : </w:t>
             </w:r>
             <w:r>
               <w:rPr>
@@ -19326,15 +19889,7 @@
         <w:jc w:val="both"/>
       </w:pPr>
       <w:r>
-        <w:t xml:space="preserve">The criteria were weighted as follows: data integrity was given the highest weight of 5, as any string other than an ID would break the logic due to an unresolved lookup. Conformance to Dataverse standards was weighted at 4, as future development requires a clear and </w:t>
-      </w:r>
-      <w:proofErr w:type="gramStart"/>
-      <w:r>
-        <w:t>well structured</w:t>
-      </w:r>
-      <w:proofErr w:type="gramEnd"/>
-      <w:r>
-        <w:t xml:space="preserve"> foundation. Extensibility to new tables and schema simplicity were both weighted at 3 while important, they are not as critical as data integrity. Implementation complexity was weighted at 2 as a secondary concern.</w:t>
+        <w:t>The criteria were weighted as follows: data integrity was given the highest weight of 5, as any string other than an ID would break the logic due to an unresolved lookup. Conformance to Dataverse standards was weighted at 4, as future development requires a clear and well structured foundation. Extensibility to new tables and schema simplicity were both weighted at 3 while important, they are not as critical as data integrity. Implementation complexity was weighted at 2 as a secondary concern.</w:t>
       </w:r>
     </w:p>
     <w:p>
@@ -20798,7 +21353,6 @@
                 <w14:ligatures w14:val="none"/>
               </w:rPr>
             </w:pPr>
-            <w:proofErr w:type="gramStart"/>
             <w:r>
               <w:rPr>
                 <w:rFonts w:ascii="Aptos Narrow" w:eastAsia="Times New Roman" w:hAnsi="Aptos Narrow" w:cs="Times New Roman"/>
@@ -20809,20 +21363,7 @@
                 <w:lang w:eastAsia="en-CH"/>
                 <w14:ligatures w14:val="none"/>
               </w:rPr>
-              <w:t>Max :</w:t>
-            </w:r>
-            <w:proofErr w:type="gramEnd"/>
-            <w:r>
-              <w:rPr>
-                <w:rFonts w:ascii="Aptos Narrow" w:eastAsia="Times New Roman" w:hAnsi="Aptos Narrow" w:cs="Times New Roman"/>
-                <w:color w:val="000000"/>
-                <w:kern w:val="0"/>
-                <w:sz w:val="22"/>
-                <w:szCs w:val="22"/>
-                <w:lang w:eastAsia="en-CH"/>
-                <w14:ligatures w14:val="none"/>
-              </w:rPr>
-              <w:t xml:space="preserve"> 95</w:t>
+              <w:t>Max : 95</w:t>
             </w:r>
           </w:p>
         </w:tc>
@@ -22032,7 +22573,6 @@
                 <w14:ligatures w14:val="none"/>
               </w:rPr>
             </w:pPr>
-            <w:proofErr w:type="gramStart"/>
             <w:r>
               <w:rPr>
                 <w:rFonts w:ascii="Aptos Narrow" w:eastAsia="Times New Roman" w:hAnsi="Aptos Narrow" w:cs="Times New Roman"/>
@@ -22043,20 +22583,7 @@
                 <w:lang w:eastAsia="en-CH"/>
                 <w14:ligatures w14:val="none"/>
               </w:rPr>
-              <w:t>Max :</w:t>
-            </w:r>
-            <w:proofErr w:type="gramEnd"/>
-            <w:r>
-              <w:rPr>
-                <w:rFonts w:ascii="Aptos Narrow" w:eastAsia="Times New Roman" w:hAnsi="Aptos Narrow" w:cs="Times New Roman"/>
-                <w:color w:val="000000"/>
-                <w:kern w:val="0"/>
-                <w:sz w:val="22"/>
-                <w:szCs w:val="22"/>
-                <w:lang w:eastAsia="en-CH"/>
-                <w14:ligatures w14:val="none"/>
-              </w:rPr>
-              <w:t xml:space="preserve"> 70</w:t>
+              <w:t>Max : 70</w:t>
             </w:r>
           </w:p>
         </w:tc>
@@ -23216,7 +23743,6 @@
                 <w14:ligatures w14:val="none"/>
               </w:rPr>
             </w:pPr>
-            <w:proofErr w:type="gramStart"/>
             <w:r>
               <w:rPr>
                 <w:rFonts w:ascii="Aptos Narrow" w:eastAsia="Times New Roman" w:hAnsi="Aptos Narrow" w:cs="Times New Roman"/>
@@ -23227,20 +23753,7 @@
                 <w:lang w:eastAsia="en-CH"/>
                 <w14:ligatures w14:val="none"/>
               </w:rPr>
-              <w:t>Max :</w:t>
-            </w:r>
-            <w:proofErr w:type="gramEnd"/>
-            <w:r>
-              <w:rPr>
-                <w:rFonts w:ascii="Aptos Narrow" w:eastAsia="Times New Roman" w:hAnsi="Aptos Narrow" w:cs="Times New Roman"/>
-                <w:color w:val="000000"/>
-                <w:kern w:val="0"/>
-                <w:sz w:val="22"/>
-                <w:szCs w:val="22"/>
-                <w:lang w:eastAsia="en-CH"/>
-                <w14:ligatures w14:val="none"/>
-              </w:rPr>
-              <w:t xml:space="preserve"> </w:t>
+              <w:t xml:space="preserve">Max : </w:t>
             </w:r>
             <w:r>
               <w:rPr>
@@ -24612,7 +25125,6 @@
                 <w14:ligatures w14:val="none"/>
               </w:rPr>
             </w:pPr>
-            <w:proofErr w:type="gramStart"/>
             <w:r>
               <w:rPr>
                 <w:rFonts w:ascii="Aptos Narrow" w:eastAsia="Times New Roman" w:hAnsi="Aptos Narrow" w:cs="Times New Roman"/>
@@ -24623,20 +25135,7 @@
                 <w:lang w:eastAsia="en-CH"/>
                 <w14:ligatures w14:val="none"/>
               </w:rPr>
-              <w:t>Max :</w:t>
-            </w:r>
-            <w:proofErr w:type="gramEnd"/>
-            <w:r>
-              <w:rPr>
-                <w:rFonts w:ascii="Aptos Narrow" w:eastAsia="Times New Roman" w:hAnsi="Aptos Narrow" w:cs="Times New Roman"/>
-                <w:color w:val="000000"/>
-                <w:kern w:val="0"/>
-                <w:sz w:val="22"/>
-                <w:szCs w:val="22"/>
-                <w:lang w:eastAsia="en-CH"/>
-                <w14:ligatures w14:val="none"/>
-              </w:rPr>
-              <w:t xml:space="preserve"> </w:t>
+              <w:t xml:space="preserve">Max : </w:t>
             </w:r>
             <w:r>
               <w:rPr>
@@ -24805,44 +25304,76 @@
         <w:t>Implement</w:t>
       </w:r>
       <w:bookmarkEnd w:id="46"/>
-    </w:p>
-    <w:p>
-      <w:r>
-        <w:t xml:space="preserve">In this phase, the </w:t>
-      </w:r>
-      <w:r>
-        <w:t>concepts and</w:t>
-      </w:r>
-      <w:r>
-        <w:t xml:space="preserve"> designs from the planning stage were turned into a fully functional solution on the Microsoft Power Platform. My primary focus was on creating an intuitive, visually appealing, yet functional PCF which fits well into the existing Datavers</w:t>
-      </w:r>
-      <w:r>
-        <w:t>e</w:t>
-      </w:r>
-      <w:r>
-        <w:t>.</w:t>
-      </w:r>
-    </w:p>
-    <w:p>
-      <w:r>
-        <w:t xml:space="preserve">The entire implementation was done inside a solution </w:t>
-      </w:r>
-      <w:r>
-        <w:t xml:space="preserve">named </w:t>
-      </w:r>
-      <w:r>
-        <w:t>IPA</w:t>
-      </w:r>
-      <w:r>
-        <w:t xml:space="preserve"> Josiah Spilker</w:t>
-      </w:r>
-      <w:r>
-        <w:t xml:space="preserve"> in my personal environment. I started by importing the Account and Contact tables so I had a base to work with and could test the merge functionality on real data structures.</w:t>
-      </w:r>
-    </w:p>
-    <w:p>
-      <w:r>
-        <w:t>From there, I built out the PCF control step by step. First, I set up the basic component structure and made sure it could read and display data correctly. Then I added the main merge logic, including selecting values and preparing the final payload. After that, I worked on the UI, making it clear which values are selected and keeping the layout simple and understandable.</w:t>
+      <w:r>
+        <w:t>ation</w:t>
+      </w:r>
+    </w:p>
+    <w:p>
+      <w:r>
+        <w:t>In this phase, the concepts and designs from the planning stage were turned into a fully functional solution on the Microsoft Power Platform. Primary focus was placed on creating an intuitive, visually appealing, yet functional PCF which fits well into the existing Dataverse.</w:t>
+      </w:r>
+    </w:p>
+    <w:p>
+      <w:r>
+        <w:t>The entire implementation was done inside a solution named IPA Josiah Spilker in a personal environment. The process was started by importing the Account and Contact tables so a base to work with could be established, allowing the merge functionality to be tested on real data structures.</w:t>
+      </w:r>
+    </w:p>
+    <w:p>
+      <w:r>
+        <w:t xml:space="preserve">From there, the PCF control was built out step by step. Core business logic was prioritized over visual design to </w:t>
+      </w:r>
+      <w:r>
+        <w:t>make sure</w:t>
+      </w:r>
+      <w:r>
+        <w:t xml:space="preserve"> the project goals were met efficiently. The establishment of a </w:t>
+      </w:r>
+      <w:r>
+        <w:t>working</w:t>
+      </w:r>
+      <w:r>
+        <w:t xml:space="preserve"> data fetching layer and </w:t>
+      </w:r>
+      <w:r>
+        <w:t xml:space="preserve">functional </w:t>
+      </w:r>
+      <w:r>
+        <w:t xml:space="preserve">merge operations were made the highest priority. A visually appealing component </w:t>
+      </w:r>
+      <w:r>
+        <w:t xml:space="preserve">has little to </w:t>
+      </w:r>
+      <w:r>
+        <w:t xml:space="preserve">no value if </w:t>
+      </w:r>
+      <w:r>
+        <w:t>there is no data to display</w:t>
+      </w:r>
+      <w:r>
+        <w:t>. Therefore, focus was placed entirely on setting up the basic component structure, reading the data correctly, and building the core merge logic to prepare the final payload.</w:t>
+      </w:r>
+    </w:p>
+    <w:p>
+      <w:r>
+        <w:t xml:space="preserve">Only after the </w:t>
+      </w:r>
+      <w:r>
+        <w:t xml:space="preserve">fetch and merge logic were </w:t>
+      </w:r>
+      <w:r>
+        <w:t>proven to update</w:t>
+      </w:r>
+      <w:r>
+        <w:t>d</w:t>
+      </w:r>
+      <w:r>
+        <w:t xml:space="preserve"> Dataverse records reliably focus shifted to the user interface. The UI was then worked on, ensuring it was made clear</w:t>
+      </w:r>
+      <w:r>
+        <w:t xml:space="preserve"> and </w:t>
+      </w:r>
+      <w:r>
+        <w:t>intuitive for the user.</w:t>
       </w:r>
     </w:p>
     <w:p>
@@ -24878,7 +25409,23 @@
         <w:jc w:val="both"/>
       </w:pPr>
       <w:r>
-        <w:t>The first step of the implementation phase involved setting up the data structure that would serve as the foundation for the flows and the application. Two new Dataverse entities were created and subsequently linked to two preexisting entities, account and contact. The two new entities are jsp_duplicate_record_reference, which indicates the primary account or contact record, and its connected table jsp_duplicate_group, which is used to group the duplicate account and contact references.</w:t>
+        <w:t xml:space="preserve">The first step of the implementation phase involved setting up the data structure that would serve as the foundation for the flows and the application. Two new Dataverse entities were created and subsequently linked to two preexisting entities, account and contact. The two new entities are </w:t>
+      </w:r>
+      <w:proofErr w:type="spellStart"/>
+      <w:r>
+        <w:t>jsp_duplicaterecordreference</w:t>
+      </w:r>
+      <w:proofErr w:type="spellEnd"/>
+      <w:r>
+        <w:t xml:space="preserve">, which indicates the primary account or contact record, and its connected table </w:t>
+      </w:r>
+      <w:proofErr w:type="spellStart"/>
+      <w:r>
+        <w:t>jsp_duplicategroup</w:t>
+      </w:r>
+      <w:proofErr w:type="spellEnd"/>
+      <w:r>
+        <w:t>, which is used to group the duplicate account and contact references.</w:t>
       </w:r>
     </w:p>
     <w:p>
@@ -25025,6 +25572,11 @@
       </w:r>
     </w:p>
     <w:p>
+      <w:r>
+        <w:t>By the end of this step, I had two new custom entities correctly linked to the existing Account and Contact entities through a polymorphic lookup on Duplicate Record Reference, which is grouped and categorized through Duplicate Group.</w:t>
+      </w:r>
+    </w:p>
+    <w:p>
       <w:pPr>
         <w:rPr>
           <w:rFonts w:eastAsiaTheme="majorEastAsia" w:cstheme="majorBidi"/>
@@ -25061,7 +25613,13 @@
       </w:r>
       <w:proofErr w:type="spellEnd"/>
       <w:r>
-        <w:t xml:space="preserve"> was utilized. Specifically, the Polymorphic Lookup Manager was </w:t>
+        <w:t xml:space="preserve"> was </w:t>
+      </w:r>
+      <w:r>
+        <w:t>used</w:t>
+      </w:r>
+      <w:r>
+        <w:t xml:space="preserve">. Specifically, the Polymorphic Lookup Manager was </w:t>
       </w:r>
       <w:r>
         <w:t xml:space="preserve">used </w:t>
@@ -25211,13 +25769,9 @@
       <w:pPr>
         <w:pStyle w:val="Heading2"/>
       </w:pPr>
-    </w:p>
-    <w:p>
-      <w:pPr>
-        <w:pStyle w:val="Heading2"/>
-      </w:pPr>
       <w:bookmarkStart w:id="50" w:name="_Toc228774679"/>
       <w:r>
+        <w:lastRenderedPageBreak/>
         <w:t>5.2</w:t>
       </w:r>
       <w:r>
@@ -25504,18 +26058,6 @@
       </w:r>
     </w:p>
     <w:p>
-      <w:r>
-        <w:t>Here's both sections:</w:t>
-      </w:r>
-    </w:p>
-    <w:p/>
-    <w:p>
-      <w:r>
-        <w:t>5.3 Set Up PCF Project</w:t>
-      </w:r>
-    </w:p>
-    <w:p/>
-    <w:p>
       <w:pPr>
         <w:jc w:val="both"/>
       </w:pPr>
@@ -25545,13 +26087,8 @@
       <w:pPr>
         <w:jc w:val="both"/>
       </w:pPr>
-      <w:proofErr w:type="spellStart"/>
-      <w:r>
-        <w:t>pac</w:t>
-      </w:r>
-      <w:proofErr w:type="spellEnd"/>
-      <w:r>
-        <w:t xml:space="preserve"> pcf init --namespace godiz --name DuplicateMergeControl --template field --framework react</w:t>
+      <w:r>
+        <w:t>pac pcf init --namespace godiz --name DuplicateMergeControl --template field --framework react</w:t>
       </w:r>
     </w:p>
     <w:p>
@@ -25653,23 +26190,7 @@
         <w:t>/</w:t>
       </w:r>
       <w:r>
-        <w:t xml:space="preserve"> components/</w:t>
-      </w:r>
-      <w:proofErr w:type="gramStart"/>
-      <w:r>
-        <w:t>handlers</w:t>
-      </w:r>
-      <w:proofErr w:type="gramEnd"/>
-      <w:r>
-        <w:t xml:space="preserve">/ hooks/ and utils/ directories. The groupId bound property was added to ControlManifest.Input.xml and manifest types were regenerated using npm run refreshTypes to make the property available via </w:t>
-      </w:r>
-      <w:proofErr w:type="gramStart"/>
-      <w:r>
-        <w:t>context.parameters</w:t>
-      </w:r>
-      <w:proofErr w:type="gramEnd"/>
-      <w:r>
-        <w:t>.</w:t>
+        <w:t xml:space="preserve"> components/handlers/ hooks/ and utils/ directories. The groupId bound property was added to ControlManifest.Input.xml and manifest types were regenerated using npm run refreshTypes to make the property available via context.parameters.</w:t>
       </w:r>
     </w:p>
     <w:p>
@@ -25706,7 +26227,7 @@
         <w:t>created a temporary local view</w:t>
       </w:r>
       <w:r>
-        <w:t xml:space="preserve"> at https://localhost:8181, confirming the project was correctly configured and ready for implementation. </w:t>
+        <w:t xml:space="preserve"> at localhost:8181, confirming the project was correctly configured and ready for implementation. </w:t>
       </w:r>
     </w:p>
     <w:p>
@@ -25747,24 +26268,54 @@
     </w:p>
     <w:p>
       <w:r>
-        <w:t>The data fetching layer was created in its own file, WebApiService, keeping all Web API calls centralized in one place. This keeps the component code clean and makes it easier to test or modify later.</w:t>
-      </w:r>
-    </w:p>
-    <w:p>
-      <w:r>
+        <w:t>The data fetching layer was created in its own file, WebApiService, keeping all Web API calls centralized in one place. This keeps the component</w:t>
+      </w:r>
+      <w:r>
+        <w:t xml:space="preserve">s separated and </w:t>
+      </w:r>
+      <w:r>
+        <w:t xml:space="preserve">clean </w:t>
+      </w:r>
+      <w:r>
+        <w:t xml:space="preserve">which </w:t>
+      </w:r>
+      <w:r>
+        <w:t>makes it easier to test or modify later.</w:t>
+      </w:r>
+    </w:p>
+    <w:p>
+      <w:r>
+        <w:t xml:space="preserve">While not </w:t>
+      </w:r>
+      <w:r>
+        <w:t>exactly</w:t>
+      </w:r>
+      <w:r>
+        <w:t xml:space="preserve"> required </w:t>
+      </w:r>
+      <w:r>
+        <w:t>for this</w:t>
+      </w:r>
+      <w:r>
+        <w:t xml:space="preserve"> stage, I added a visual indicator in the DuplicateMergeView file to track progress </w:t>
+      </w:r>
+      <w:r>
+        <w:t xml:space="preserve">and review the format </w:t>
+      </w:r>
+      <w:r>
+        <w:t>with real Dataverse data. The following is an example with two referenced contacts, including the selected merge fields alongside required columns from both the duplicate group and duplicate reference.</w:t>
+      </w:r>
+    </w:p>
+    <w:p>
+      <w:r>
+        <w:rPr>
+          <w:noProof/>
+        </w:rPr>
         <w:drawing>
-          <wp:anchor distT="0" distB="0" distL="114300" distR="114300" simplePos="0" relativeHeight="251662848" behindDoc="1" locked="0" layoutInCell="1" allowOverlap="1" wp14:anchorId="6A468E92" wp14:editId="6F929399">
-            <wp:simplePos x="0" y="0"/>
-            <wp:positionH relativeFrom="margin">
-              <wp:align>left</wp:align>
-            </wp:positionH>
-            <wp:positionV relativeFrom="paragraph">
-              <wp:posOffset>1173492</wp:posOffset>
-            </wp:positionV>
-            <wp:extent cx="4800600" cy="5418455"/>
-            <wp:effectExtent l="19050" t="19050" r="19050" b="10795"/>
-            <wp:wrapNone/>
-            <wp:docPr id="813385079" name="Picture 1" descr="An image depicting a structured data representation of a 'Duplicate Group' with various attributes and related records.&#10;&#10;AI-generated content may be incorrect."/>
+          <wp:inline distT="0" distB="0" distL="0" distR="0" wp14:anchorId="30EEF40B" wp14:editId="5816AA03">
+            <wp:extent cx="5039428" cy="4563112"/>
+            <wp:effectExtent l="19050" t="19050" r="27940" b="27940"/>
+            <wp:docPr id="1035065429" name="Picture 1" descr="An image displaying a table interface for managing duplicate contacts, specifically for Paul Cannon, with options to save and manage related records.&#10;&#10;AI-generated content may be incorrect."/>
             <wp:cNvGraphicFramePr>
               <a:graphicFrameLocks xmlns:a="http://schemas.openxmlformats.org/drawingml/2006/main" noChangeAspect="1"/>
             </wp:cNvGraphicFramePr>
@@ -25772,17 +26323,11 @@
               <a:graphicData uri="http://schemas.openxmlformats.org/drawingml/2006/picture">
                 <pic:pic xmlns:pic="http://schemas.openxmlformats.org/drawingml/2006/picture">
                   <pic:nvPicPr>
-                    <pic:cNvPr id="813385079" name="Picture 1" descr="An image depicting a structured data representation of a 'Duplicate Group' with various attributes and related records.&#10;&#10;AI-generated content may be incorrect."/>
+                    <pic:cNvPr id="1035065429" name="Picture 1" descr="An image displaying a table interface for managing duplicate contacts, specifically for Paul Cannon, with options to save and manage related records.&#10;&#10;AI-generated content may be incorrect."/>
                     <pic:cNvPicPr/>
                   </pic:nvPicPr>
                   <pic:blipFill>
-                    <a:blip r:embed="rId27">
-                      <a:extLst>
-                        <a:ext uri="{28A0092B-C50C-407E-A947-70E740481C1C}">
-                          <a14:useLocalDpi xmlns:a14="http://schemas.microsoft.com/office/drawing/2010/main" val="0"/>
-                        </a:ext>
-                      </a:extLst>
-                    </a:blip>
+                    <a:blip r:embed="rId27"/>
                     <a:stretch>
                       <a:fillRect/>
                     </a:stretch>
@@ -25790,7 +26335,7 @@
                   <pic:spPr>
                     <a:xfrm>
                       <a:off x="0" y="0"/>
-                      <a:ext cx="4800600" cy="5418455"/>
+                      <a:ext cx="5039428" cy="4563112"/>
                     </a:xfrm>
                     <a:prstGeom prst="rect">
                       <a:avLst/>
@@ -25804,49 +26349,14 @@
                 </pic:pic>
               </a:graphicData>
             </a:graphic>
-          </wp:anchor>
+          </wp:inline>
         </w:drawing>
-      </w:r>
-      <w:r>
-        <w:t xml:space="preserve">While not </w:t>
-      </w:r>
-      <w:r>
-        <w:t>exactly</w:t>
-      </w:r>
-      <w:r>
-        <w:t xml:space="preserve"> required </w:t>
-      </w:r>
-      <w:r>
-        <w:t>for this</w:t>
-      </w:r>
-      <w:r>
-        <w:t xml:space="preserve"> stage, I added a visual indicator in the DuplicateMergeView file to track progress </w:t>
-      </w:r>
-      <w:r>
-        <w:t xml:space="preserve">and review the format </w:t>
-      </w:r>
-      <w:r>
-        <w:t>with real Dataverse data. The following is an example with two referenced contacts, including the selected merge fields alongside required columns from both the duplicate group and duplicate reference.</w:t>
       </w:r>
     </w:p>
     <w:p/>
     <w:p/>
     <w:p/>
     <w:p/>
-    <w:p/>
-    <w:p/>
-    <w:p/>
-    <w:p/>
-    <w:p/>
-    <w:p/>
-    <w:p/>
-    <w:p/>
-    <w:p/>
-    <w:p/>
-    <w:p/>
-    <w:p/>
-    <w:p/>
-    <w:p/>
     <w:p>
       <w:r>
         <w:br w:type="page"/>
@@ -25858,7 +26368,16 @@
         <w:t xml:space="preserve">For debugging the FetchXML query, I used XrmToolBox’s FetchXML Builder. </w:t>
       </w:r>
       <w:r>
-        <w:t>this only took me so far however as querying polymorphic lookups the way I did, resulted in an error</w:t>
+        <w:t>T</w:t>
+      </w:r>
+      <w:r>
+        <w:t>his only took me so far</w:t>
+      </w:r>
+      <w:r>
+        <w:t>,</w:t>
+      </w:r>
+      <w:r>
+        <w:t xml:space="preserve"> as querying polymorphic lookups the way I did, resulted in an error</w:t>
       </w:r>
       <w:r>
         <w:t>. The system expected a</w:t>
@@ -25881,6 +26400,9 @@
         <w:br/>
       </w:r>
       <w:r>
+        <w:rPr>
+          <w:noProof/>
+        </w:rPr>
         <w:drawing>
           <wp:inline distT="0" distB="0" distL="0" distR="0" wp14:anchorId="43CC5F33" wp14:editId="284AEF43">
             <wp:extent cx="5731510" cy="818515"/>
@@ -25945,97 +26467,48 @@
       </w:r>
       <w:proofErr w:type="spellEnd"/>
       <w:r>
-        <w:t xml:space="preserve"> variable and determine which specific columns to extract from the payload</w:t>
-      </w:r>
-      <w:r>
-        <w:t xml:space="preserve"> </w:t>
-      </w:r>
-    </w:p>
-    <w:p>
-      <w:pPr>
-        <w:rPr>
-          <w:lang w:val="en-CH"/>
-        </w:rPr>
-      </w:pPr>
-      <w:r>
-        <w:rPr>
-          <w:lang w:val="en-CH"/>
-        </w:rPr>
+        <w:t xml:space="preserve"> variable and determine which specific columns to extract from the payload </w:t>
+      </w:r>
+    </w:p>
+    <w:p>
+      <w:r>
         <w:t xml:space="preserve">I used React hooks to manage data fetching. A useEffect runs the API call when the component loads, and </w:t>
       </w:r>
       <w:proofErr w:type="spellStart"/>
       <w:r>
-        <w:rPr>
-          <w:lang w:val="en-CH"/>
-        </w:rPr>
         <w:t>useState</w:t>
       </w:r>
       <w:proofErr w:type="spellEnd"/>
       <w:r>
-        <w:rPr>
-          <w:lang w:val="en-CH"/>
-        </w:rPr>
         <w:t xml:space="preserve"> shows a loading spinner. Once the data </w:t>
       </w:r>
       <w:r>
-        <w:rPr>
-          <w:lang w:val="en-CH"/>
-        </w:rPr>
         <w:t xml:space="preserve">either </w:t>
       </w:r>
       <w:r>
-        <w:rPr>
-          <w:lang w:val="en-CH"/>
-        </w:rPr>
         <w:t>loads or fails, the spinner disappear</w:t>
       </w:r>
       <w:r>
-        <w:rPr>
-          <w:lang w:val="en-CH"/>
-        </w:rPr>
         <w:t>s</w:t>
       </w:r>
       <w:r>
-        <w:rPr>
-          <w:lang w:val="en-CH"/>
-        </w:rPr>
         <w:t>.</w:t>
       </w:r>
       <w:r>
-        <w:rPr>
-          <w:lang w:val="en-CH"/>
-        </w:rPr>
         <w:t xml:space="preserve"> For </w:t>
       </w:r>
       <w:r>
-        <w:rPr>
-          <w:lang w:val="en-CH"/>
-        </w:rPr>
         <w:t>now,</w:t>
       </w:r>
       <w:r>
-        <w:rPr>
-          <w:lang w:val="en-CH"/>
-        </w:rPr>
         <w:t xml:space="preserve"> the spinner </w:t>
       </w:r>
       <w:r>
-        <w:rPr>
-          <w:lang w:val="en-CH"/>
-        </w:rPr>
         <w:t>is present for less than a second but will continue to be used later for the merge process</w:t>
       </w:r>
     </w:p>
     <w:p>
-      <w:pPr>
-        <w:rPr>
-          <w:noProof/>
-        </w:rPr>
-      </w:pPr>
-      <w:r>
-        <w:rPr>
-          <w:lang w:val="en-CH"/>
-        </w:rPr>
+      <w:r>
         <w:br/>
       </w:r>
       <w:r>
@@ -26090,13 +26563,7 @@
         <w:t xml:space="preserve"> </w:t>
       </w:r>
     </w:p>
-    <w:p>
-      <w:pPr>
-        <w:rPr>
-          <w:lang w:val="en-CH"/>
-        </w:rPr>
-      </w:pPr>
-    </w:p>
+    <w:p/>
     <w:p>
       <w:pPr>
         <w:rPr>
@@ -26129,13 +26596,345 @@
     </w:p>
     <w:p>
       <w:pPr>
-        <w:rPr>
-          <w:rFonts w:asciiTheme="majorHAnsi" w:eastAsiaTheme="majorEastAsia" w:hAnsiTheme="majorHAnsi" w:cstheme="majorBidi"/>
-          <w:color w:val="0F4761" w:themeColor="accent1" w:themeShade="BF"/>
-          <w:sz w:val="32"/>
-          <w:szCs w:val="32"/>
-        </w:rPr>
-      </w:pPr>
+        <w:jc w:val="both"/>
+        <w:rPr>
+          <w:lang w:val="en-CH"/>
+        </w:rPr>
+      </w:pPr>
+      <w:r>
+        <w:drawing>
+          <wp:anchor distT="0" distB="0" distL="114300" distR="114300" simplePos="0" relativeHeight="251663360" behindDoc="1" locked="0" layoutInCell="1" allowOverlap="1" wp14:anchorId="578EF6AE" wp14:editId="6F707A82">
+            <wp:simplePos x="0" y="0"/>
+            <wp:positionH relativeFrom="margin">
+              <wp:align>right</wp:align>
+            </wp:positionH>
+            <wp:positionV relativeFrom="paragraph">
+              <wp:posOffset>1763395</wp:posOffset>
+            </wp:positionV>
+            <wp:extent cx="1885950" cy="1704975"/>
+            <wp:effectExtent l="0" t="0" r="0" b="9525"/>
+            <wp:wrapTight wrapText="bothSides">
+              <wp:wrapPolygon edited="0">
+                <wp:start x="0" y="0"/>
+                <wp:lineTo x="0" y="21479"/>
+                <wp:lineTo x="21382" y="21479"/>
+                <wp:lineTo x="21382" y="0"/>
+                <wp:lineTo x="0" y="0"/>
+              </wp:wrapPolygon>
+            </wp:wrapTight>
+            <wp:docPr id="966321657" name="Picture 1" descr="The image shows a code structure with various components and files related to a software application, specifically within a project that includes handlers and a factory for text fields.&#10;&#10;AI-generated content may be incorrect."/>
+            <wp:cNvGraphicFramePr>
+              <a:graphicFrameLocks xmlns:a="http://schemas.openxmlformats.org/drawingml/2006/main" noChangeAspect="1"/>
+            </wp:cNvGraphicFramePr>
+            <a:graphic xmlns:a="http://schemas.openxmlformats.org/drawingml/2006/main">
+              <a:graphicData uri="http://schemas.openxmlformats.org/drawingml/2006/picture">
+                <pic:pic xmlns:pic="http://schemas.openxmlformats.org/drawingml/2006/picture">
+                  <pic:nvPicPr>
+                    <pic:cNvPr id="966321657" name="Picture 1" descr="The image shows a code structure with various components and files related to a software application, specifically within a project that includes handlers and a factory for text fields.&#10;&#10;AI-generated content may be incorrect."/>
+                    <pic:cNvPicPr/>
+                  </pic:nvPicPr>
+                  <pic:blipFill>
+                    <a:blip r:embed="rId30">
+                      <a:extLst>
+                        <a:ext uri="{28A0092B-C50C-407E-A947-70E740481C1C}">
+                          <a14:useLocalDpi xmlns:a14="http://schemas.microsoft.com/office/drawing/2010/main" val="0"/>
+                        </a:ext>
+                      </a:extLst>
+                    </a:blip>
+                    <a:stretch>
+                      <a:fillRect/>
+                    </a:stretch>
+                  </pic:blipFill>
+                  <pic:spPr>
+                    <a:xfrm>
+                      <a:off x="0" y="0"/>
+                      <a:ext cx="1885950" cy="1704975"/>
+                    </a:xfrm>
+                    <a:prstGeom prst="rect">
+                      <a:avLst/>
+                    </a:prstGeom>
+                  </pic:spPr>
+                </pic:pic>
+              </a:graphicData>
+            </a:graphic>
+          </wp:anchor>
+        </w:drawing>
+      </w:r>
+      <w:r>
+        <w:rPr>
+          <w:lang w:val="en-CH"/>
+        </w:rPr>
+        <w:t>The next step was to implement handlers for each type of field that can be handled by the Duplicate Merge View page, these being Text, Choice, and Lookup fields. All files were created in their own handlers folder inside of components to adhere to the guidelines and keep the codebase clean. In total I created four files: one field handler for each data type, and a Field Handler Factory file to manage them all and keep the imports shor</w:t>
+      </w:r>
+      <w:r>
+        <w:rPr>
+          <w:lang w:val="en-CH"/>
+        </w:rPr>
+        <w:t xml:space="preserve">t </w:t>
+      </w:r>
+      <w:r>
+        <w:rPr>
+          <w:lang w:val="en-CH"/>
+        </w:rPr>
+        <w:t>as well</w:t>
+      </w:r>
+      <w:r>
+        <w:rPr>
+          <w:lang w:val="en-CH"/>
+        </w:rPr>
+        <w:t xml:space="preserve"> </w:t>
+      </w:r>
+      <w:r>
+        <w:rPr>
+          <w:lang w:val="en-CH"/>
+        </w:rPr>
+        <w:t xml:space="preserve">as allowing the parent component to render any created field type without </w:t>
+      </w:r>
+      <w:r>
+        <w:rPr>
+          <w:lang w:val="en-CH"/>
+        </w:rPr>
+        <w:t xml:space="preserve">implementation into the same file. This helps greatly with the extension of the </w:t>
+      </w:r>
+      <w:r>
+        <w:rPr>
+          <w:lang w:val="en-CH"/>
+        </w:rPr>
+        <w:t>PCF</w:t>
+      </w:r>
+      <w:r>
+        <w:rPr>
+          <w:lang w:val="en-CH"/>
+        </w:rPr>
+        <w:t xml:space="preserve"> allowing easy creation of new field handlers in the future such as date fields</w:t>
+      </w:r>
+      <w:r>
+        <w:rPr>
+          <w:lang w:val="en-CH"/>
+        </w:rPr>
+        <w:t xml:space="preserve"> without any change</w:t>
+      </w:r>
+      <w:r>
+        <w:rPr>
+          <w:lang w:val="en-CH"/>
+        </w:rPr>
+        <w:t xml:space="preserve"> to</w:t>
+      </w:r>
+      <w:r>
+        <w:rPr>
+          <w:lang w:val="en-CH"/>
+        </w:rPr>
+        <w:t xml:space="preserve"> the DuplicateMergeView file.</w:t>
+      </w:r>
+    </w:p>
+    <w:p>
+      <w:pPr>
+        <w:jc w:val="both"/>
+        <w:rPr>
+          <w:lang w:val="en-CH"/>
+        </w:rPr>
+      </w:pPr>
+      <w:r>
+        <w:rPr>
+          <w:lang w:val="en-CH"/>
+        </w:rPr>
+        <w:t>Each handler file shares a unified template that consists of the same five properties:</w:t>
+      </w:r>
+    </w:p>
+    <w:p>
+      <w:pPr>
+        <w:jc w:val="both"/>
+        <w:rPr>
+          <w:lang w:val="en-CH"/>
+        </w:rPr>
+      </w:pPr>
+      <w:r>
+        <w:rPr>
+          <w:lang w:val="en-CH"/>
+        </w:rPr>
+        <w:t xml:space="preserve">fieldName: The technical name of the column. </w:t>
+      </w:r>
+    </w:p>
+    <w:p>
+      <w:pPr>
+        <w:jc w:val="both"/>
+        <w:rPr>
+          <w:lang w:val="en-CH"/>
+        </w:rPr>
+      </w:pPr>
+      <w:r>
+        <w:rPr>
+          <w:lang w:val="en-CH"/>
+        </w:rPr>
+        <w:t xml:space="preserve">recordId: The GUID of the associated record. </w:t>
+      </w:r>
+    </w:p>
+    <w:p>
+      <w:pPr>
+        <w:jc w:val="both"/>
+        <w:rPr>
+          <w:lang w:val="en-CH"/>
+        </w:rPr>
+      </w:pPr>
+      <w:r>
+        <w:rPr>
+          <w:lang w:val="en-CH"/>
+        </w:rPr>
+        <w:t xml:space="preserve">value: The actual data from the entry field. </w:t>
+      </w:r>
+    </w:p>
+    <w:p>
+      <w:pPr>
+        <w:jc w:val="both"/>
+        <w:rPr>
+          <w:lang w:val="en-CH"/>
+        </w:rPr>
+      </w:pPr>
+      <w:r>
+        <w:rPr>
+          <w:lang w:val="en-CH"/>
+        </w:rPr>
+        <w:t xml:space="preserve">isSelected: A </w:t>
+      </w:r>
+      <w:r>
+        <w:rPr>
+          <w:lang w:val="en-CH"/>
+        </w:rPr>
+        <w:t>Boolean</w:t>
+      </w:r>
+      <w:r>
+        <w:rPr>
+          <w:lang w:val="en-CH"/>
+        </w:rPr>
+        <w:t xml:space="preserve"> flag controlled by the parent to tell if the value is chosen. </w:t>
+      </w:r>
+    </w:p>
+    <w:p>
+      <w:pPr>
+        <w:jc w:val="both"/>
+        <w:rPr>
+          <w:lang w:val="en-CH"/>
+        </w:rPr>
+      </w:pPr>
+      <w:r>
+        <w:rPr>
+          <w:lang w:val="en-CH"/>
+        </w:rPr>
+        <w:t>onSelect: The callback function for the factory, informing it that the component has been clicked and needs to return its field and record ID.</w:t>
+      </w:r>
+    </w:p>
+    <w:p>
+      <w:pPr>
+        <w:jc w:val="both"/>
+      </w:pPr>
+      <w:r>
+        <w:t>As for styles, each uses Fluent UI makeStyles and its own local CSS while sharing the same base styles to ensure that the finished component is consistent in its design.</w:t>
+      </w:r>
+    </w:p>
+    <w:p>
+      <w:pPr>
+        <w:jc w:val="both"/>
+      </w:pPr>
+      <w:r>
+        <w:rPr>
+          <w:noProof/>
+        </w:rPr>
+        <w:drawing>
+          <wp:anchor distT="0" distB="0" distL="114300" distR="114300" simplePos="0" relativeHeight="251666432" behindDoc="1" locked="0" layoutInCell="1" allowOverlap="1" wp14:anchorId="12EBF52A" wp14:editId="60983459">
+            <wp:simplePos x="0" y="0"/>
+            <wp:positionH relativeFrom="margin">
+              <wp:align>right</wp:align>
+            </wp:positionH>
+            <wp:positionV relativeFrom="paragraph">
+              <wp:posOffset>1184275</wp:posOffset>
+            </wp:positionV>
+            <wp:extent cx="3001010" cy="1711325"/>
+            <wp:effectExtent l="0" t="0" r="8890" b="3175"/>
+            <wp:wrapTight wrapText="bothSides">
+              <wp:wrapPolygon edited="0">
+                <wp:start x="0" y="0"/>
+                <wp:lineTo x="0" y="21400"/>
+                <wp:lineTo x="21527" y="21400"/>
+                <wp:lineTo x="21527" y="0"/>
+                <wp:lineTo x="0" y="0"/>
+              </wp:wrapPolygon>
+            </wp:wrapTight>
+            <wp:docPr id="2079233887" name="Picture 1" descr="7 Alpine Group.&#10;&#10;AI-generated content may be incorrect."/>
+            <wp:cNvGraphicFramePr>
+              <a:graphicFrameLocks xmlns:a="http://schemas.openxmlformats.org/drawingml/2006/main" noChangeAspect="1"/>
+            </wp:cNvGraphicFramePr>
+            <a:graphic xmlns:a="http://schemas.openxmlformats.org/drawingml/2006/main">
+              <a:graphicData uri="http://schemas.openxmlformats.org/drawingml/2006/picture">
+                <pic:pic xmlns:pic="http://schemas.openxmlformats.org/drawingml/2006/picture">
+                  <pic:nvPicPr>
+                    <pic:cNvPr id="2079233887" name="Picture 1" descr="7 Alpine Group.&#10;&#10;AI-generated content may be incorrect."/>
+                    <pic:cNvPicPr/>
+                  </pic:nvPicPr>
+                  <pic:blipFill>
+                    <a:blip r:embed="rId31">
+                      <a:extLst>
+                        <a:ext uri="{28A0092B-C50C-407E-A947-70E740481C1C}">
+                          <a14:useLocalDpi xmlns:a14="http://schemas.microsoft.com/office/drawing/2010/main" val="0"/>
+                        </a:ext>
+                      </a:extLst>
+                    </a:blip>
+                    <a:stretch>
+                      <a:fillRect/>
+                    </a:stretch>
+                  </pic:blipFill>
+                  <pic:spPr>
+                    <a:xfrm>
+                      <a:off x="0" y="0"/>
+                      <a:ext cx="3001010" cy="1711325"/>
+                    </a:xfrm>
+                    <a:prstGeom prst="rect">
+                      <a:avLst/>
+                    </a:prstGeom>
+                  </pic:spPr>
+                </pic:pic>
+              </a:graphicData>
+            </a:graphic>
+            <wp14:sizeRelH relativeFrom="margin">
+              <wp14:pctWidth>0</wp14:pctWidth>
+            </wp14:sizeRelH>
+            <wp14:sizeRelV relativeFrom="margin">
+              <wp14:pctHeight>0</wp14:pctHeight>
+            </wp14:sizeRelV>
+          </wp:anchor>
+        </w:drawing>
+      </w:r>
+      <w:r>
+        <w:t>The logic for each component is run before it is rendered to determine if the field is empty or not. An empty choice is displayed differently than an empty text field or lookup, each using its own unique logic. This can be found in the isEmpty constant of each handler.</w:t>
+      </w:r>
+      <w:r>
+        <w:t xml:space="preserve"> </w:t>
+      </w:r>
+      <w:r>
+        <w:t xml:space="preserve">Specifically, an empty Choice field assesses the integer value (being null or undefined), whereas Text and Lookup fields </w:t>
+      </w:r>
+      <w:r>
+        <w:t xml:space="preserve">look at </w:t>
+      </w:r>
+      <w:r>
+        <w:t>the .formatted or .lookupName properties, respectively</w:t>
+      </w:r>
+      <w:r>
+        <w:t>.</w:t>
+      </w:r>
+    </w:p>
+    <w:p>
+      <w:pPr>
+        <w:jc w:val="both"/>
+      </w:pPr>
+      <w:r>
+        <w:t>The actual UI being handled also follows the same format for each handler, containing the clickable container, the radio button to indicate if it is selected, and the value which is displayed.</w:t>
+      </w:r>
+      <w:r>
+        <w:rPr>
+          <w:noProof/>
+        </w:rPr>
+        <w:t xml:space="preserve"> </w:t>
+      </w:r>
       <w:r>
         <w:br w:type="page"/>
       </w:r>
@@ -26661,7 +27460,6 @@
       <w:r>
         <w:t xml:space="preserve">a </w:t>
       </w:r>
-      <w:proofErr w:type="gramStart"/>
       <w:r>
         <w:rPr>
           <w:highlight w:val="red"/>
@@ -26672,11 +27470,7 @@
         <w:t xml:space="preserve">  </w:t>
       </w:r>
       <w:r>
-        <w:t>.</w:t>
-      </w:r>
-      <w:proofErr w:type="gramEnd"/>
-      <w:r>
-        <w:t xml:space="preserve"> The techniques and skills </w:t>
+        <w:t xml:space="preserve">. The techniques and skills </w:t>
       </w:r>
       <w:r>
         <w:t xml:space="preserve">I </w:t>
@@ -27249,7 +28043,7 @@
       <w:pPr>
         <w:spacing w:line="240" w:lineRule="auto"/>
       </w:pPr>
-      <w:hyperlink r:id="rId30" w:history="1">
+      <w:hyperlink r:id="rId32" w:history="1">
         <w:r>
           <w:rPr>
             <w:rStyle w:val="Hyperlink"/>
@@ -27298,7 +28092,7 @@
       <w:r>
         <w:br/>
       </w:r>
-      <w:hyperlink r:id="rId31" w:history="1">
+      <w:hyperlink r:id="rId33" w:history="1">
         <w:r>
           <w:rPr>
             <w:rStyle w:val="Hyperlink"/>
@@ -27352,7 +28146,7 @@
       <w:r>
         <w:br/>
       </w:r>
-      <w:hyperlink r:id="rId32" w:history="1">
+      <w:hyperlink r:id="rId34" w:history="1">
         <w:r>
           <w:rPr>
             <w:rStyle w:val="Hyperlink"/>
@@ -27379,7 +28173,7 @@
       <w:r>
         <w:br/>
       </w:r>
-      <w:hyperlink r:id="rId33" w:history="1">
+      <w:hyperlink r:id="rId35" w:history="1">
         <w:r>
           <w:rPr>
             <w:rStyle w:val="Hyperlink"/>
@@ -27390,8 +28184,12 @@
     </w:p>
     <w:p>
       <w:pPr>
-        <w:pStyle w:val="Heading3"/>
-        <w:jc w:val="both"/>
+        <w:spacing w:line="240" w:lineRule="auto"/>
+      </w:pPr>
+    </w:p>
+    <w:p>
+      <w:pPr>
+        <w:spacing w:line="240" w:lineRule="auto"/>
       </w:pPr>
     </w:p>
     <w:p>
@@ -27447,9 +28245,9 @@
     </w:p>
     <w:p/>
     <w:sectPr>
-      <w:headerReference w:type="default" r:id="rId34"/>
-      <w:footerReference w:type="default" r:id="rId35"/>
-      <w:headerReference w:type="first" r:id="rId36"/>
+      <w:headerReference w:type="default" r:id="rId36"/>
+      <w:footerReference w:type="default" r:id="rId37"/>
+      <w:headerReference w:type="first" r:id="rId38"/>
       <w:pgSz w:w="11906" w:h="16838"/>
       <w:pgMar w:top="1440" w:right="1440" w:bottom="1440" w:left="1440" w:header="454" w:footer="708" w:gutter="0"/>
       <w:cols w:space="708"/>
@@ -32833,6 +33631,17 @@
       <w:spacing w:after="0" w:line="240" w:lineRule="auto"/>
     </w:pPr>
   </w:style>
+  <w:style w:type="paragraph" w:styleId="NormalWeb">
+    <w:name w:val="Normal (Web)"/>
+    <w:basedOn w:val="Normal"/>
+    <w:uiPriority w:val="99"/>
+    <w:semiHidden/>
+    <w:unhideWhenUsed/>
+    <w:rsid w:val="00621714"/>
+    <w:rPr>
+      <w:rFonts w:ascii="Times New Roman" w:hAnsi="Times New Roman" w:cs="Times New Roman"/>
+    </w:rPr>
+  </w:style>
 </w:styles>
 </file>
 
@@ -33132,10 +33941,6 @@
 </file>
 
 <file path=customXml/item1.xml><?xml version="1.0" encoding="utf-8"?>
-<b:Sources xmlns:b="http://schemas.openxmlformats.org/officeDocument/2006/bibliography" xmlns="http://schemas.openxmlformats.org/officeDocument/2006/bibliography" SelectedStyle="\APASixthEditionOfficeOnline.xsl" StyleName="APA" Version="6"/>
-</file>
-
-<file path=customXml/item2.xml><?xml version="1.0" encoding="utf-8"?>
 <p:properties xmlns:p="http://schemas.microsoft.com/office/2006/metadata/properties" xmlns:xsi="http://www.w3.org/2001/XMLSchema-instance" xmlns:pc="http://schemas.microsoft.com/office/infopath/2007/PartnerControls">
   <documentManagement>
     <_activity xmlns="f2eb0f37-67bc-488d-b44f-98043f40ab47" xsi:nil="true"/>
@@ -33143,7 +33948,7 @@
 </p:properties>
 </file>
 
-<file path=customXml/item3.xml><?xml version="1.0" encoding="utf-8"?>
+<file path=customXml/item2.xml><?xml version="1.0" encoding="utf-8"?>
 <?mso-contentType ?>
 <FormTemplates xmlns="http://schemas.microsoft.com/sharepoint/v3/contenttype/forms">
   <Display>DocumentLibraryForm</Display>
@@ -33152,7 +33957,7 @@
 </FormTemplates>
 </file>
 
-<file path=customXml/item4.xml><?xml version="1.0" encoding="utf-8"?>
+<file path=customXml/item3.xml><?xml version="1.0" encoding="utf-8"?>
 <ct:contentTypeSchema xmlns:ct="http://schemas.microsoft.com/office/2006/metadata/contentType" xmlns:ma="http://schemas.microsoft.com/office/2006/metadata/properties/metaAttributes" ct:_="" ma:_="" ma:contentTypeName="Dokument" ma:contentTypeID="0x010100FF99B823B845814E86A3CE4E917BDBFA" ma:contentTypeVersion="10" ma:contentTypeDescription="Ein neues Dokument erstellen." ma:contentTypeScope="" ma:versionID="bf0c259fc4f8a2f8053bd2e5ac0de340">
   <xsd:schema xmlns:xsd="http://www.w3.org/2001/XMLSchema" xmlns:xs="http://www.w3.org/2001/XMLSchema" xmlns:p="http://schemas.microsoft.com/office/2006/metadata/properties" xmlns:ns3="f2eb0f37-67bc-488d-b44f-98043f40ab47" targetNamespace="http://schemas.microsoft.com/office/2006/metadata/properties" ma:root="true" ma:fieldsID="8f986b4a9409392985dcd8dd90b9f32e" ns3:_="">
     <xsd:import namespace="f2eb0f37-67bc-488d-b44f-98043f40ab47"/>
@@ -33334,15 +34139,11 @@
 </ct:contentTypeSchema>
 </file>
 
-<file path=customXml/itemProps1.xml><?xml version="1.0" encoding="utf-8"?>
-<ds:datastoreItem xmlns:ds="http://schemas.openxmlformats.org/officeDocument/2006/customXml" ds:itemID="{3419BCA0-A4BE-467F-AFCB-A7C70215119D}">
-  <ds:schemaRefs>
-    <ds:schemaRef ds:uri="http://schemas.openxmlformats.org/officeDocument/2006/bibliography"/>
-  </ds:schemaRefs>
-</ds:datastoreItem>
+<file path=customXml/item4.xml><?xml version="1.0" encoding="utf-8"?>
+<b:Sources xmlns:b="http://schemas.openxmlformats.org/officeDocument/2006/bibliography" xmlns="http://schemas.openxmlformats.org/officeDocument/2006/bibliography" SelectedStyle="\APASixthEditionOfficeOnline.xsl" StyleName="APA" Version="6"/>
 </file>
 
-<file path=customXml/itemProps2.xml><?xml version="1.0" encoding="utf-8"?>
+<file path=customXml/itemProps1.xml><?xml version="1.0" encoding="utf-8"?>
 <ds:datastoreItem xmlns:ds="http://schemas.openxmlformats.org/officeDocument/2006/customXml" ds:itemID="{96B4FFFD-F9E1-489F-A17B-2767F1021ADE}">
   <ds:schemaRefs>
     <ds:schemaRef ds:uri="http://schemas.microsoft.com/office/2006/metadata/properties"/>
@@ -33352,7 +34153,7 @@
 </ds:datastoreItem>
 </file>
 
-<file path=customXml/itemProps3.xml><?xml version="1.0" encoding="utf-8"?>
+<file path=customXml/itemProps2.xml><?xml version="1.0" encoding="utf-8"?>
 <ds:datastoreItem xmlns:ds="http://schemas.openxmlformats.org/officeDocument/2006/customXml" ds:itemID="{596716F3-C71C-493F-ABA9-79B324AAA9D3}">
   <ds:schemaRefs>
     <ds:schemaRef ds:uri="http://schemas.microsoft.com/sharepoint/v3/contenttype/forms"/>
@@ -33360,7 +34161,7 @@
 </ds:datastoreItem>
 </file>
 
-<file path=customXml/itemProps4.xml><?xml version="1.0" encoding="utf-8"?>
+<file path=customXml/itemProps3.xml><?xml version="1.0" encoding="utf-8"?>
 <ds:datastoreItem xmlns:ds="http://schemas.openxmlformats.org/officeDocument/2006/customXml" ds:itemID="{80B08C09-5EB8-4608-8EE5-9EC48F3FB6C2}">
   <ds:schemaRefs>
     <ds:schemaRef ds:uri="http://schemas.microsoft.com/office/2006/metadata/contentType"/>
@@ -33378,6 +34179,14 @@
 </ds:datastoreItem>
 </file>
 
+<file path=customXml/itemProps4.xml><?xml version="1.0" encoding="utf-8"?>
+<ds:datastoreItem xmlns:ds="http://schemas.openxmlformats.org/officeDocument/2006/customXml" ds:itemID="{3419BCA0-A4BE-467F-AFCB-A7C70215119D}">
+  <ds:schemaRefs>
+    <ds:schemaRef ds:uri="http://schemas.openxmlformats.org/officeDocument/2006/bibliography"/>
+  </ds:schemaRefs>
+</ds:datastoreItem>
+</file>
+
 <file path=docMetadata/LabelInfo.xml><?xml version="1.0" encoding="utf-8"?>
 <clbl:labelList xmlns:clbl="http://schemas.microsoft.com/office/2020/mipLabelMetadata">
   <clbl:label id="{7b4c4ed3-e3fa-42f6-b1f6-2820b014570a}" enabled="1" method="Standard" siteId="{9e3cc295-461f-41c6-9bf4-f0d2c086e9a1}" contentBits="0" removed="0"/>

--- a/IPA Josiah Spilker Godiz.docx
+++ b/IPA Josiah Spilker Godiz.docx
@@ -5878,22 +5878,40 @@
       <w:pPr>
         <w:spacing w:line="240" w:lineRule="auto"/>
         <w:jc w:val="both"/>
-      </w:pPr>
-      <w:r>
+        <w:rPr>
+          <w:highlight w:val="yellow"/>
+        </w:rPr>
+      </w:pPr>
+      <w:r>
+        <w:rPr>
+          <w:highlight w:val="yellow"/>
+        </w:rPr>
         <w:t xml:space="preserve">This documentation is part of the IPA of Josiah Spilker, conducted at godiz ag in </w:t>
       </w:r>
       <w:proofErr w:type="spellStart"/>
       <w:r>
+        <w:rPr>
+          <w:highlight w:val="yellow"/>
+        </w:rPr>
         <w:t>Dietlikon</w:t>
       </w:r>
       <w:proofErr w:type="spellEnd"/>
       <w:r>
+        <w:rPr>
+          <w:highlight w:val="yellow"/>
+        </w:rPr>
         <w:t xml:space="preserve">. It describes the workflow and methodology behind the development of a </w:t>
       </w:r>
       <w:r>
+        <w:rPr>
+          <w:highlight w:val="yellow"/>
+        </w:rPr>
         <w:t xml:space="preserve">PCF </w:t>
       </w:r>
       <w:r>
+        <w:rPr>
+          <w:highlight w:val="yellow"/>
+        </w:rPr>
         <w:t xml:space="preserve">for the internal Microsoft Dynamics 365 CRM system.  </w:t>
       </w:r>
     </w:p>
@@ -5901,8 +5919,14 @@
       <w:pPr>
         <w:spacing w:line="240" w:lineRule="auto"/>
         <w:jc w:val="both"/>
-      </w:pPr>
-      <w:r>
+        <w:rPr>
+          <w:highlight w:val="yellow"/>
+        </w:rPr>
+      </w:pPr>
+      <w:r>
+        <w:rPr>
+          <w:highlight w:val="yellow"/>
+        </w:rPr>
         <w:t xml:space="preserve">The documentation is divided into two parts:  </w:t>
       </w:r>
     </w:p>
@@ -5910,8 +5934,14 @@
       <w:pPr>
         <w:spacing w:line="240" w:lineRule="auto"/>
         <w:jc w:val="both"/>
-      </w:pPr>
-      <w:r>
+        <w:rPr>
+          <w:highlight w:val="yellow"/>
+        </w:rPr>
+      </w:pPr>
+      <w:r>
+        <w:rPr>
+          <w:highlight w:val="yellow"/>
+        </w:rPr>
         <w:t xml:space="preserve">Part 1 outlines the detailed task description and the project schedule. It specifies the resources used and prior knowledge required for the project.  </w:t>
       </w:r>
     </w:p>
@@ -5919,8 +5949,14 @@
       <w:pPr>
         <w:spacing w:line="240" w:lineRule="auto"/>
         <w:jc w:val="both"/>
-      </w:pPr>
-      <w:r>
+        <w:rPr>
+          <w:highlight w:val="yellow"/>
+        </w:rPr>
+      </w:pPr>
+      <w:r>
+        <w:rPr>
+          <w:highlight w:val="yellow"/>
+        </w:rPr>
         <w:t xml:space="preserve">Part 2 shows the documentation of the implementation. It describes the realization of the solution, the challenges encountered during development, and the testing procedures applied.  </w:t>
       </w:r>
     </w:p>
@@ -5928,14 +5964,26 @@
       <w:pPr>
         <w:spacing w:line="240" w:lineRule="auto"/>
         <w:jc w:val="both"/>
-      </w:pPr>
-      <w:r>
+        <w:rPr>
+          <w:highlight w:val="yellow"/>
+        </w:rPr>
+      </w:pPr>
+      <w:r>
+        <w:rPr>
+          <w:highlight w:val="yellow"/>
+        </w:rPr>
         <w:t>The entire project was completed using the IPERKA project management methodology. This methodology was chosen due to it</w:t>
       </w:r>
       <w:r>
+        <w:rPr>
+          <w:highlight w:val="yellow"/>
+        </w:rPr>
         <w:t xml:space="preserve"> being a good fit for an IPA providing structure not only for the project but also for documentation</w:t>
       </w:r>
       <w:r>
+        <w:rPr>
+          <w:highlight w:val="yellow"/>
+        </w:rPr>
         <w:t>. My personal reflection and conclusion are provided at the end of the report.</w:t>
       </w:r>
     </w:p>
@@ -5943,31 +5991,41 @@
       <w:pPr>
         <w:spacing w:line="240" w:lineRule="auto"/>
         <w:jc w:val="both"/>
-      </w:pPr>
-      <w:r>
+        <w:rPr>
+          <w:highlight w:val="yellow"/>
+        </w:rPr>
+      </w:pPr>
+      <w:r>
+        <w:rPr>
+          <w:highlight w:val="yellow"/>
+        </w:rPr>
         <w:t xml:space="preserve">While all Microsoft Documents were saved with version control </w:t>
       </w:r>
       <w:proofErr w:type="gramStart"/>
       <w:r>
+        <w:rPr>
+          <w:highlight w:val="yellow"/>
+        </w:rPr>
         <w:t>throughout</w:t>
       </w:r>
       <w:proofErr w:type="gramEnd"/>
       <w:r>
-        <w:t xml:space="preserve"> I was informed on </w:t>
-      </w:r>
-      <w:r>
-        <w:t>Friday, 20.02.26</w:t>
-      </w:r>
-      <w:r>
-        <w:t xml:space="preserve"> about the importance of version control </w:t>
-      </w:r>
-      <w:r>
+        <w:rPr>
+          <w:highlight w:val="yellow"/>
+        </w:rPr>
+        <w:t xml:space="preserve"> I was informed on Friday, 20.02.26 about the importance of version control </w:t>
+      </w:r>
+      <w:r>
+        <w:rPr>
+          <w:highlight w:val="yellow"/>
+        </w:rPr>
         <w:t xml:space="preserve">and set up a git repository for all relevant documents which can be found here: </w:t>
       </w:r>
       <w:hyperlink r:id="rId12" w:history="1">
         <w:r>
           <w:rPr>
             <w:rStyle w:val="Hyperlink"/>
+            <w:highlight w:val="yellow"/>
           </w:rPr>
           <w:t>Josiah-Spilker/Probe-IPA</w:t>
         </w:r>
@@ -5979,6 +6037,9 @@
         <w:jc w:val="both"/>
       </w:pPr>
       <w:r>
+        <w:rPr>
+          <w:highlight w:val="yellow"/>
+        </w:rPr>
         <w:t>You may have to ask for permission as the Repo. is private.</w:t>
       </w:r>
     </w:p>
@@ -12515,19 +12576,15 @@
       <w:r>
         <w:t xml:space="preserve">integrated into the existing Dynamics 365 environment that enables users to compare, select, and merge duplicate records within the platform through a model driven app. Additionally, two new Dataverse entities, </w:t>
       </w:r>
-      <w:proofErr w:type="spellStart"/>
       <w:r>
         <w:t>jsp_duplicategroup</w:t>
       </w:r>
-      <w:proofErr w:type="spellEnd"/>
       <w:r>
         <w:t xml:space="preserve"> and </w:t>
       </w:r>
-      <w:proofErr w:type="spellStart"/>
       <w:r>
         <w:t>jsp_duplicaterecordreference</w:t>
       </w:r>
-      <w:proofErr w:type="spellEnd"/>
       <w:r>
         <w:t>, must be designed and implemented to assist the duplicate detection plugin. The solution must be functional across both contact and account tables and must be capable of being imported into other solutions without issue</w:t>
       </w:r>
@@ -12719,11 +12776,9 @@
       <w:r>
         <w:t xml:space="preserve">retrieve and display all duplicate records linked to a </w:t>
       </w:r>
-      <w:proofErr w:type="spellStart"/>
       <w:r>
         <w:t>jsp_duplicategroup</w:t>
       </w:r>
-      <w:proofErr w:type="spellEnd"/>
       <w:r>
         <w:t>.</w:t>
       </w:r>
@@ -13285,11 +13340,9 @@
       <w:r>
         <w:t xml:space="preserve"> with the newly created custom data structure </w:t>
       </w:r>
-      <w:proofErr w:type="spellStart"/>
       <w:r>
         <w:t>jsp_duplicategroup</w:t>
       </w:r>
-      <w:proofErr w:type="spellEnd"/>
       <w:r>
         <w:t>.</w:t>
       </w:r>
@@ -14036,23 +14089,7 @@
         <w:t>this ERM</w:t>
       </w:r>
       <w:r>
-        <w:t xml:space="preserve"> helped me understand the project. While for a small project such as this where only 2 new entities were needed it seemed to be overkill creating the architecture here allowed me to define the two core entities </w:t>
-      </w:r>
-      <w:proofErr w:type="spellStart"/>
-      <w:r>
-        <w:t>jsp_duplicategroup</w:t>
-      </w:r>
-      <w:proofErr w:type="spellEnd"/>
-      <w:r>
-        <w:t xml:space="preserve"> and </w:t>
-      </w:r>
-      <w:proofErr w:type="spellStart"/>
-      <w:r>
-        <w:t>jsp_duplicaterecordreference</w:t>
-      </w:r>
-      <w:proofErr w:type="spellEnd"/>
-      <w:r>
-        <w:t xml:space="preserve"> without the issues and stress of live implementation. At the same time this meant I did not encounter the errors or technical limitations of the live environment early on which could later lead to issues. This </w:t>
+        <w:t xml:space="preserve"> helped me understand the project. While for a small project such as this where only 2 new entities were needed it seemed to be overkill creating the architecture here allowed me to define the two core entities jsp_duplicategroup and jsp_duplicaterecordreference without the issues and stress of live implementation. At the same time this meant I did not encounter the errors or technical limitations of the live environment early on which could later lead to issues. This </w:t>
       </w:r>
       <w:r>
         <w:t>design</w:t>
@@ -14070,7 +14107,7 @@
           <w:noProof/>
         </w:rPr>
         <w:drawing>
-          <wp:anchor distT="0" distB="0" distL="114300" distR="114300" simplePos="0" relativeHeight="251654144" behindDoc="0" locked="0" layoutInCell="1" allowOverlap="1" wp14:anchorId="2DEACF7D" wp14:editId="772BFEAE">
+          <wp:anchor distT="0" distB="0" distL="114300" distR="114300" simplePos="0" relativeHeight="251663360" behindDoc="0" locked="0" layoutInCell="1" allowOverlap="1" wp14:anchorId="2DEACF7D" wp14:editId="772BFEAE">
             <wp:simplePos x="0" y="0"/>
             <wp:positionH relativeFrom="column">
               <wp:posOffset>3208655</wp:posOffset>
@@ -14161,10 +14198,7 @@
         <w:t>Aside from that</w:t>
       </w:r>
       <w:r>
-        <w:t>,</w:t>
-      </w:r>
-      <w:r>
-        <w:t xml:space="preserve"> the model is flexible and scalable</w:t>
+        <w:t>, the model is flexible and scalable</w:t>
       </w:r>
       <w:r>
         <w:t xml:space="preserve"> using a </w:t>
@@ -14380,7 +14414,7 @@
           <w:noProof/>
         </w:rPr>
         <w:drawing>
-          <wp:anchor distT="0" distB="0" distL="114300" distR="114300" simplePos="0" relativeHeight="251650048" behindDoc="1" locked="0" layoutInCell="1" allowOverlap="1" wp14:anchorId="3585841C" wp14:editId="281CDB5C">
+          <wp:anchor distT="0" distB="0" distL="114300" distR="114300" simplePos="0" relativeHeight="251659264" behindDoc="1" locked="0" layoutInCell="1" allowOverlap="1" wp14:anchorId="3585841C" wp14:editId="281CDB5C">
             <wp:simplePos x="0" y="0"/>
             <wp:positionH relativeFrom="margin">
               <wp:align>right</wp:align>
@@ -14558,19 +14592,15 @@
       <w:r>
         <w:t xml:space="preserve"> the </w:t>
       </w:r>
-      <w:proofErr w:type="spellStart"/>
       <w:r>
         <w:t>jsp_duplicategroup</w:t>
       </w:r>
-      <w:proofErr w:type="spellEnd"/>
       <w:r>
         <w:t xml:space="preserve"> record, </w:t>
       </w:r>
-      <w:proofErr w:type="spellStart"/>
       <w:r>
         <w:t>jsp_duplicaterecordreference</w:t>
       </w:r>
-      <w:proofErr w:type="spellEnd"/>
       <w:r>
         <w:t xml:space="preserve"> rows, and the linked account or contact </w:t>
       </w:r>
@@ -14652,11 +14682,9 @@
       <w:r>
         <w:t xml:space="preserve">and provides the record context. The control reads the ID of the current </w:t>
       </w:r>
-      <w:proofErr w:type="spellStart"/>
       <w:r>
         <w:t>jsp_duplicategroup</w:t>
       </w:r>
-      <w:proofErr w:type="spellEnd"/>
       <w:r>
         <w:t xml:space="preserve"> record from </w:t>
       </w:r>
@@ -14713,19 +14741,15 @@
       <w:r>
         <w:t xml:space="preserve"> a planned future component currently under development. It is responsible for identifying duplicate records and creating the corresponding </w:t>
       </w:r>
-      <w:proofErr w:type="spellStart"/>
       <w:r>
         <w:t>jsp_duplicategroup</w:t>
       </w:r>
-      <w:proofErr w:type="spellEnd"/>
       <w:r>
         <w:t xml:space="preserve"> and </w:t>
       </w:r>
-      <w:proofErr w:type="spellStart"/>
       <w:r>
         <w:t>jsp_duplicaterecordreference</w:t>
       </w:r>
-      <w:proofErr w:type="spellEnd"/>
       <w:r>
         <w:t xml:space="preserve"> records in Dataverse. Since the plugin does not yet exist, test data was </w:t>
       </w:r>
@@ -14760,15 +14784,7 @@
         <w:jc w:val="both"/>
       </w:pPr>
       <w:r>
-        <w:t xml:space="preserve">To keep the implementation phase structured, a </w:t>
-      </w:r>
-      <w:proofErr w:type="gramStart"/>
-      <w:r>
-        <w:t>ten step</w:t>
-      </w:r>
-      <w:proofErr w:type="gramEnd"/>
-      <w:r>
-        <w:t xml:space="preserve"> plan was created. Each step builds on the previous one to </w:t>
+        <w:t xml:space="preserve">To keep the implementation phase structured, a ten step plan was created. Each step builds on the previous one to </w:t>
       </w:r>
       <w:r>
         <w:t xml:space="preserve">keep the order simple </w:t>
@@ -14785,11 +14801,9 @@
       <w:r>
         <w:t xml:space="preserve">, the Dataverse entities are set up before the PCF project, since the control depends on the </w:t>
       </w:r>
-      <w:proofErr w:type="spellStart"/>
       <w:r>
         <w:t>jsp_duplicategroup</w:t>
       </w:r>
-      <w:proofErr w:type="spellEnd"/>
       <w:r>
         <w:t xml:space="preserve"> table being available.</w:t>
       </w:r>
@@ -14828,19 +14842,15 @@
       <w:r>
         <w:t xml:space="preserve">: </w:t>
       </w:r>
-      <w:proofErr w:type="spellStart"/>
       <w:r>
         <w:t>jsp_duplicategroup</w:t>
       </w:r>
-      <w:proofErr w:type="spellEnd"/>
       <w:r>
         <w:t xml:space="preserve"> and </w:t>
       </w:r>
-      <w:proofErr w:type="spellStart"/>
       <w:r>
         <w:t>jsp_duplicaterecordreference</w:t>
       </w:r>
-      <w:proofErr w:type="spellEnd"/>
       <w:r>
         <w:t xml:space="preserve"> tables deployed in Dataverse In accordance with the related ERM model</w:t>
       </w:r>
@@ -14865,11 +14875,9 @@
       <w:r>
         <w:t xml:space="preserve">A model driven app containing a form for the table </w:t>
       </w:r>
-      <w:proofErr w:type="spellStart"/>
       <w:r>
         <w:t>jsp_duplicategroup</w:t>
       </w:r>
-      <w:proofErr w:type="spellEnd"/>
       <w:r>
         <w:t xml:space="preserve">  </w:t>
       </w:r>
@@ -14990,11 +14998,9 @@
       <w:r>
         <w:t xml:space="preserve">Primary record updated using a patch request, all non-primary records deactivated. </w:t>
       </w:r>
-      <w:proofErr w:type="spellStart"/>
       <w:r>
         <w:t>jsp_duplicategroup</w:t>
       </w:r>
-      <w:proofErr w:type="spellEnd"/>
       <w:r>
         <w:t xml:space="preserve"> entry marked as inactive when successful</w:t>
       </w:r>
@@ -15025,19 +15031,15 @@
       <w:r>
         <w:t xml:space="preserve"> </w:t>
       </w:r>
-      <w:proofErr w:type="spellStart"/>
       <w:r>
         <w:t>jsp_duplicategroup</w:t>
       </w:r>
-      <w:proofErr w:type="spellEnd"/>
       <w:r>
         <w:t xml:space="preserve"> and </w:t>
       </w:r>
-      <w:proofErr w:type="spellStart"/>
       <w:r>
         <w:t>jsp_duplicaterecordreference</w:t>
       </w:r>
-      <w:proofErr w:type="spellEnd"/>
       <w:r>
         <w:t xml:space="preserve"> referencing existing account and contact records</w:t>
       </w:r>
@@ -15098,6 +15100,7 @@
     <w:p>
       <w:pPr>
         <w:pStyle w:val="Heading2"/>
+        <w:jc w:val="both"/>
       </w:pPr>
       <w:bookmarkStart w:id="39" w:name="_Toc228774668"/>
       <w:r>
@@ -15131,187 +15134,89 @@
     </w:p>
     <w:p>
       <w:pPr>
-        <w:rPr>
-          <w:lang w:val="en-CH"/>
-        </w:rPr>
-      </w:pPr>
-      <w:r>
-        <w:rPr>
-          <w:lang w:val="en-CH"/>
-        </w:rPr>
+        <w:jc w:val="both"/>
+      </w:pPr>
+      <w:r>
         <w:t>The testing strategy relies on manual End</w:t>
       </w:r>
       <w:r>
-        <w:rPr>
-          <w:lang w:val="en-CH"/>
-        </w:rPr>
         <w:t xml:space="preserve"> </w:t>
       </w:r>
       <w:r>
-        <w:rPr>
-          <w:lang w:val="en-CH"/>
-        </w:rPr>
         <w:t>to</w:t>
       </w:r>
       <w:r>
-        <w:rPr>
-          <w:lang w:val="en-CH"/>
-        </w:rPr>
         <w:t xml:space="preserve"> </w:t>
       </w:r>
       <w:r>
-        <w:rPr>
-          <w:lang w:val="en-CH"/>
-        </w:rPr>
         <w:t xml:space="preserve">End (E2E) and Integration testing. This approach was chosen because the </w:t>
       </w:r>
       <w:r>
-        <w:rPr>
-          <w:lang w:val="en-CH"/>
-        </w:rPr>
         <w:t xml:space="preserve">main functionality </w:t>
       </w:r>
       <w:r>
-        <w:rPr>
-          <w:lang w:val="en-CH"/>
-        </w:rPr>
         <w:t xml:space="preserve">of the PCF is </w:t>
       </w:r>
       <w:r>
-        <w:rPr>
-          <w:lang w:val="en-CH"/>
-        </w:rPr>
         <w:t xml:space="preserve">mostly based </w:t>
       </w:r>
       <w:r>
-        <w:rPr>
-          <w:lang w:val="en-CH"/>
-        </w:rPr>
         <w:t>on interactions with the Dataverse Web API and the visual rendering of the UI components within the model-driven app.</w:t>
       </w:r>
     </w:p>
     <w:p>
       <w:pPr>
-        <w:rPr>
-          <w:lang w:val="en-CH"/>
-        </w:rPr>
-      </w:pPr>
-      <w:r>
-        <w:rPr>
-          <w:lang w:val="en-CH"/>
-        </w:rPr>
+        <w:jc w:val="both"/>
+      </w:pPr>
+      <w:r>
         <w:t xml:space="preserve">Automated Unit Testing (e.g., using Jest) was evaluated but ultimately excluded from this project. </w:t>
       </w:r>
       <w:r>
-        <w:rPr>
-          <w:lang w:val="en-CH"/>
-        </w:rPr>
         <w:t>Copying</w:t>
       </w:r>
       <w:r>
-        <w:rPr>
-          <w:lang w:val="en-CH"/>
-        </w:rPr>
+        <w:t xml:space="preserve"> Xrm</w:t>
+      </w:r>
+      <w:r>
         <w:t xml:space="preserve"> </w:t>
       </w:r>
-      <w:proofErr w:type="spellStart"/>
-      <w:r>
-        <w:rPr>
-          <w:lang w:val="en-CH"/>
-        </w:rPr>
-        <w:t>Xrm</w:t>
-      </w:r>
-      <w:proofErr w:type="spellEnd"/>
-      <w:r>
-        <w:rPr>
-          <w:lang w:val="en-CH"/>
-        </w:rPr>
+      <w:r>
+        <w:t xml:space="preserve">WebApi </w:t>
+      </w:r>
+      <w:r>
+        <w:t xml:space="preserve">responses </w:t>
+      </w:r>
+      <w:r>
+        <w:t xml:space="preserve">and polymorphic lookups requires </w:t>
+      </w:r>
+      <w:r>
+        <w:t xml:space="preserve">too </w:t>
+      </w:r>
+      <w:r>
+        <w:t>much work and</w:t>
+      </w:r>
+      <w:r>
         <w:t xml:space="preserve"> </w:t>
       </w:r>
-      <w:proofErr w:type="spellStart"/>
-      <w:r>
-        <w:rPr>
-          <w:lang w:val="en-CH"/>
-        </w:rPr>
-        <w:t>WebApi</w:t>
-      </w:r>
-      <w:proofErr w:type="spellEnd"/>
-      <w:r>
-        <w:rPr>
-          <w:lang w:val="en-CH"/>
-        </w:rPr>
+      <w:r>
+        <w:t>g</w:t>
+      </w:r>
+      <w:r>
+        <w:t xml:space="preserve">iven the </w:t>
+      </w:r>
+      <w:r>
+        <w:t>80 hour time limit for this project</w:t>
+      </w:r>
+      <w:r>
+        <w:t>.</w:t>
+      </w:r>
+      <w:r>
         <w:t xml:space="preserve"> </w:t>
       </w:r>
       <w:r>
-        <w:rPr>
-          <w:lang w:val="en-CH"/>
-        </w:rPr>
-        <w:t xml:space="preserve">responses </w:t>
-      </w:r>
-      <w:r>
-        <w:rPr>
-          <w:lang w:val="en-CH"/>
-        </w:rPr>
-        <w:t xml:space="preserve">and polymorphic lookups requires </w:t>
-      </w:r>
-      <w:r>
-        <w:rPr>
-          <w:lang w:val="en-CH"/>
-        </w:rPr>
-        <w:t xml:space="preserve">too </w:t>
-      </w:r>
-      <w:r>
-        <w:rPr>
-          <w:lang w:val="en-CH"/>
-        </w:rPr>
-        <w:t>much work and</w:t>
-      </w:r>
-      <w:r>
-        <w:rPr>
-          <w:lang w:val="en-CH"/>
-        </w:rPr>
-        <w:t xml:space="preserve"> </w:t>
-      </w:r>
-      <w:r>
-        <w:rPr>
-          <w:lang w:val="en-CH"/>
-        </w:rPr>
-        <w:t>g</w:t>
-      </w:r>
-      <w:r>
-        <w:rPr>
-          <w:lang w:val="en-CH"/>
-        </w:rPr>
-        <w:t xml:space="preserve">iven the </w:t>
-      </w:r>
-      <w:r>
-        <w:rPr>
-          <w:lang w:val="en-CH"/>
-        </w:rPr>
-        <w:t>80 hour time limit for this project</w:t>
-      </w:r>
-      <w:r>
-        <w:rPr>
-          <w:lang w:val="en-CH"/>
-        </w:rPr>
-        <w:t>.</w:t>
-      </w:r>
-      <w:r>
-        <w:rPr>
-          <w:lang w:val="en-CH"/>
-        </w:rPr>
-        <w:t xml:space="preserve"> </w:t>
-      </w:r>
-      <w:r>
-        <w:rPr>
-          <w:lang w:val="en-CH"/>
-        </w:rPr>
         <w:t>M</w:t>
       </w:r>
       <w:r>
-        <w:rPr>
-          <w:lang w:val="en-CH"/>
-        </w:rPr>
         <w:t>anual tests ensure that the actual integration between the React frontend, the Web API layer, and the Dataverse backend functions reliably in a real-world scenario.</w:t>
       </w:r>
     </w:p>
@@ -16340,23 +16245,7 @@
                 <w:sz w:val="22"/>
                 <w:szCs w:val="22"/>
               </w:rPr>
-              <w:t xml:space="preserve">The user clicks the merge button without having </w:t>
-            </w:r>
-            <w:proofErr w:type="gramStart"/>
-            <w:r>
-              <w:rPr>
-                <w:sz w:val="22"/>
-                <w:szCs w:val="22"/>
-              </w:rPr>
-              <w:t>made a selection</w:t>
-            </w:r>
-            <w:proofErr w:type="gramEnd"/>
-            <w:r>
-              <w:rPr>
-                <w:sz w:val="22"/>
-                <w:szCs w:val="22"/>
-              </w:rPr>
-              <w:t xml:space="preserve"> for every displayed field</w:t>
+              <w:t>The user clicks the merge button without having made a selection for every displayed field</w:t>
             </w:r>
           </w:p>
         </w:tc>
@@ -16536,23 +16425,7 @@
                 <w:sz w:val="22"/>
                 <w:szCs w:val="22"/>
               </w:rPr>
-              <w:t xml:space="preserve">The merge button is </w:t>
-            </w:r>
-            <w:proofErr w:type="gramStart"/>
-            <w:r>
-              <w:rPr>
-                <w:sz w:val="22"/>
-                <w:szCs w:val="22"/>
-              </w:rPr>
-              <w:t>clicked</w:t>
-            </w:r>
-            <w:proofErr w:type="gramEnd"/>
-            <w:r>
-              <w:rPr>
-                <w:sz w:val="22"/>
-                <w:szCs w:val="22"/>
-              </w:rPr>
-              <w:t xml:space="preserve"> and the user immediately attempts to interact with field values</w:t>
+              <w:t>The merge button is clicked and the user immediately attempts to interact with field values</w:t>
             </w:r>
           </w:p>
         </w:tc>
@@ -16732,23 +16605,7 @@
                 <w:sz w:val="22"/>
                 <w:szCs w:val="22"/>
               </w:rPr>
-              <w:t xml:space="preserve">The confirmation dialog is </w:t>
-            </w:r>
-            <w:proofErr w:type="gramStart"/>
-            <w:r>
-              <w:rPr>
-                <w:sz w:val="22"/>
-                <w:szCs w:val="22"/>
-              </w:rPr>
-              <w:t>reviewed</w:t>
-            </w:r>
-            <w:proofErr w:type="gramEnd"/>
-            <w:r>
-              <w:rPr>
-                <w:sz w:val="22"/>
-                <w:szCs w:val="22"/>
-              </w:rPr>
-              <w:t xml:space="preserve"> and the cancel option is selected</w:t>
+              <w:t>The confirmation dialog is reviewed and the cancel option is selected</w:t>
             </w:r>
           </w:p>
         </w:tc>
@@ -17212,7 +17069,6 @@
               </w:rPr>
               <w:t xml:space="preserve">The </w:t>
             </w:r>
-            <w:proofErr w:type="spellStart"/>
             <w:r>
               <w:rPr>
                 <w:sz w:val="22"/>
@@ -17220,7 +17076,6 @@
               </w:rPr>
               <w:t>jsp_duplicategroup</w:t>
             </w:r>
-            <w:proofErr w:type="spellEnd"/>
             <w:r>
               <w:rPr>
                 <w:sz w:val="22"/>
@@ -18299,11 +18154,9 @@
       <w:r>
         <w:t xml:space="preserve">When designing the </w:t>
       </w:r>
-      <w:proofErr w:type="spellStart"/>
       <w:r>
         <w:t>jsp_duplicaterecordreference</w:t>
       </w:r>
-      <w:proofErr w:type="spellEnd"/>
       <w:r>
         <w:t xml:space="preserve"> table, </w:t>
       </w:r>
@@ -19889,7 +19742,13 @@
         <w:jc w:val="both"/>
       </w:pPr>
       <w:r>
-        <w:t>The criteria were weighted as follows: data integrity was given the highest weight of 5, as any string other than an ID would break the logic due to an unresolved lookup. Conformance to Dataverse standards was weighted at 4, as future development requires a clear and well structured foundation. Extensibility to new tables and schema simplicity were both weighted at 3 while important, they are not as critical as data integrity. Implementation complexity was weighted at 2 as a secondary concern.</w:t>
+        <w:t xml:space="preserve">The criteria were weighted as follows: data integrity was given the highest weight of 5, as any string other than an ID would break the logic due to an unresolved lookup. Conformance to Dataverse standards was weighted at 4, as future development requires a clear and </w:t>
+      </w:r>
+      <w:r>
+        <w:t>well-structured</w:t>
+      </w:r>
+      <w:r>
+        <w:t xml:space="preserve"> foundation. Extensibility to new tables and schema simplicity were both weighted at 3 while important, they are not as critical as data integrity. Implementation complexity was weighted at 2 as a secondary concern.</w:t>
       </w:r>
     </w:p>
     <w:p>
@@ -19985,23 +19844,23 @@
     </w:p>
     <w:tbl>
       <w:tblPr>
-        <w:tblW w:w="9340" w:type="dxa"/>
+        <w:tblW w:w="8075" w:type="dxa"/>
         <w:tblLook w:val="04A0" w:firstRow="1" w:lastRow="0" w:firstColumn="1" w:lastColumn="0" w:noHBand="0" w:noVBand="1"/>
       </w:tblPr>
       <w:tblGrid>
-        <w:gridCol w:w="3100"/>
-        <w:gridCol w:w="940"/>
-        <w:gridCol w:w="1700"/>
-        <w:gridCol w:w="2180"/>
-        <w:gridCol w:w="1420"/>
+        <w:gridCol w:w="2972"/>
+        <w:gridCol w:w="1086"/>
+        <w:gridCol w:w="1182"/>
+        <w:gridCol w:w="1559"/>
+        <w:gridCol w:w="1276"/>
       </w:tblGrid>
       <w:tr>
         <w:trPr>
-          <w:trHeight w:val="402"/>
+          <w:trHeight w:val="418"/>
         </w:trPr>
         <w:tc>
           <w:tcPr>
-            <w:tcW w:w="3100" w:type="dxa"/>
+            <w:tcW w:w="2972" w:type="dxa"/>
             <w:tcBorders>
               <w:top w:val="single" w:sz="4" w:space="0" w:color="auto"/>
               <w:left w:val="single" w:sz="4" w:space="0" w:color="auto"/>
@@ -20045,7 +19904,7 @@
         </w:tc>
         <w:tc>
           <w:tcPr>
-            <w:tcW w:w="940" w:type="dxa"/>
+            <w:tcW w:w="1086" w:type="dxa"/>
             <w:tcBorders>
               <w:top w:val="single" w:sz="4" w:space="0" w:color="auto"/>
               <w:left w:val="nil"/>
@@ -20089,7 +19948,7 @@
         </w:tc>
         <w:tc>
           <w:tcPr>
-            <w:tcW w:w="1700" w:type="dxa"/>
+            <w:tcW w:w="1182" w:type="dxa"/>
             <w:tcBorders>
               <w:top w:val="single" w:sz="4" w:space="0" w:color="auto"/>
               <w:left w:val="nil"/>
@@ -20127,13 +19986,27 @@
                 <w:lang w:eastAsia="en-CH"/>
                 <w14:ligatures w14:val="none"/>
               </w:rPr>
-              <w:t>Sequential calls</w:t>
-            </w:r>
-          </w:p>
-        </w:tc>
-        <w:tc>
-          <w:tcPr>
-            <w:tcW w:w="2180" w:type="dxa"/>
+              <w:t>Seq. c</w:t>
+            </w:r>
+            <w:r>
+              <w:rPr>
+                <w:rFonts w:ascii="Aptos Narrow" w:eastAsia="Times New Roman" w:hAnsi="Aptos Narrow" w:cs="Times New Roman"/>
+                <w:b/>
+                <w:bCs/>
+                <w:color w:val="000000"/>
+                <w:kern w:val="0"/>
+                <w:sz w:val="22"/>
+                <w:szCs w:val="22"/>
+                <w:lang w:eastAsia="en-CH"/>
+                <w14:ligatures w14:val="none"/>
+              </w:rPr>
+              <w:t>alls</w:t>
+            </w:r>
+          </w:p>
+        </w:tc>
+        <w:tc>
+          <w:tcPr>
+            <w:tcW w:w="1559" w:type="dxa"/>
             <w:tcBorders>
               <w:top w:val="single" w:sz="4" w:space="0" w:color="auto"/>
               <w:left w:val="nil"/>
@@ -20193,7 +20066,7 @@
         </w:tc>
         <w:tc>
           <w:tcPr>
-            <w:tcW w:w="1420" w:type="dxa"/>
+            <w:tcW w:w="1276" w:type="dxa"/>
             <w:tcBorders>
               <w:top w:val="single" w:sz="4" w:space="0" w:color="auto"/>
               <w:left w:val="nil"/>
@@ -20219,6 +20092,7 @@
                 <w14:ligatures w14:val="none"/>
               </w:rPr>
             </w:pPr>
+            <w:proofErr w:type="spellStart"/>
             <w:r>
               <w:rPr>
                 <w:rFonts w:ascii="Aptos Narrow" w:eastAsia="Times New Roman" w:hAnsi="Aptos Narrow" w:cs="Times New Roman"/>
@@ -20233,16 +20107,17 @@
               </w:rPr>
               <w:t>FetchXML</w:t>
             </w:r>
+            <w:proofErr w:type="spellEnd"/>
           </w:p>
         </w:tc>
       </w:tr>
       <w:tr>
         <w:trPr>
-          <w:trHeight w:val="402"/>
+          <w:trHeight w:val="418"/>
         </w:trPr>
         <w:tc>
           <w:tcPr>
-            <w:tcW w:w="3100" w:type="dxa"/>
+            <w:tcW w:w="2972" w:type="dxa"/>
             <w:tcBorders>
               <w:top w:val="nil"/>
               <w:left w:val="single" w:sz="4" w:space="0" w:color="auto"/>
@@ -20282,7 +20157,7 @@
         </w:tc>
         <w:tc>
           <w:tcPr>
-            <w:tcW w:w="940" w:type="dxa"/>
+            <w:tcW w:w="1086" w:type="dxa"/>
             <w:tcBorders>
               <w:top w:val="nil"/>
               <w:left w:val="nil"/>
@@ -20323,7 +20198,7 @@
         </w:tc>
         <w:tc>
           <w:tcPr>
-            <w:tcW w:w="1700" w:type="dxa"/>
+            <w:tcW w:w="1182" w:type="dxa"/>
             <w:tcBorders>
               <w:top w:val="nil"/>
               <w:left w:val="nil"/>
@@ -20364,7 +20239,7 @@
         </w:tc>
         <w:tc>
           <w:tcPr>
-            <w:tcW w:w="2180" w:type="dxa"/>
+            <w:tcW w:w="1559" w:type="dxa"/>
             <w:tcBorders>
               <w:top w:val="nil"/>
               <w:left w:val="nil"/>
@@ -20405,7 +20280,7 @@
         </w:tc>
         <w:tc>
           <w:tcPr>
-            <w:tcW w:w="1420" w:type="dxa"/>
+            <w:tcW w:w="1276" w:type="dxa"/>
             <w:tcBorders>
               <w:top w:val="nil"/>
               <w:left w:val="nil"/>
@@ -20447,11 +20322,11 @@
       </w:tr>
       <w:tr>
         <w:trPr>
-          <w:trHeight w:val="300"/>
+          <w:trHeight w:val="312"/>
         </w:trPr>
         <w:tc>
           <w:tcPr>
-            <w:tcW w:w="3100" w:type="dxa"/>
+            <w:tcW w:w="2972" w:type="dxa"/>
             <w:tcBorders>
               <w:top w:val="nil"/>
               <w:left w:val="single" w:sz="4" w:space="0" w:color="auto"/>
@@ -20491,7 +20366,7 @@
         </w:tc>
         <w:tc>
           <w:tcPr>
-            <w:tcW w:w="940" w:type="dxa"/>
+            <w:tcW w:w="1086" w:type="dxa"/>
             <w:tcBorders>
               <w:top w:val="nil"/>
               <w:left w:val="nil"/>
@@ -20532,7 +20407,7 @@
         </w:tc>
         <w:tc>
           <w:tcPr>
-            <w:tcW w:w="1700" w:type="dxa"/>
+            <w:tcW w:w="1182" w:type="dxa"/>
             <w:tcBorders>
               <w:top w:val="nil"/>
               <w:left w:val="nil"/>
@@ -20573,7 +20448,7 @@
         </w:tc>
         <w:tc>
           <w:tcPr>
-            <w:tcW w:w="2180" w:type="dxa"/>
+            <w:tcW w:w="1559" w:type="dxa"/>
             <w:tcBorders>
               <w:top w:val="nil"/>
               <w:left w:val="nil"/>
@@ -20614,7 +20489,7 @@
         </w:tc>
         <w:tc>
           <w:tcPr>
-            <w:tcW w:w="1420" w:type="dxa"/>
+            <w:tcW w:w="1276" w:type="dxa"/>
             <w:tcBorders>
               <w:top w:val="nil"/>
               <w:left w:val="nil"/>
@@ -20656,11 +20531,11 @@
       </w:tr>
       <w:tr>
         <w:trPr>
-          <w:trHeight w:val="402"/>
+          <w:trHeight w:val="418"/>
         </w:trPr>
         <w:tc>
           <w:tcPr>
-            <w:tcW w:w="3100" w:type="dxa"/>
+            <w:tcW w:w="2972" w:type="dxa"/>
             <w:tcBorders>
               <w:top w:val="nil"/>
               <w:left w:val="single" w:sz="4" w:space="0" w:color="auto"/>
@@ -20700,7 +20575,7 @@
         </w:tc>
         <w:tc>
           <w:tcPr>
-            <w:tcW w:w="940" w:type="dxa"/>
+            <w:tcW w:w="1086" w:type="dxa"/>
             <w:tcBorders>
               <w:top w:val="nil"/>
               <w:left w:val="nil"/>
@@ -20741,7 +20616,7 @@
         </w:tc>
         <w:tc>
           <w:tcPr>
-            <w:tcW w:w="1700" w:type="dxa"/>
+            <w:tcW w:w="1182" w:type="dxa"/>
             <w:tcBorders>
               <w:top w:val="nil"/>
               <w:left w:val="nil"/>
@@ -20782,7 +20657,7 @@
         </w:tc>
         <w:tc>
           <w:tcPr>
-            <w:tcW w:w="2180" w:type="dxa"/>
+            <w:tcW w:w="1559" w:type="dxa"/>
             <w:tcBorders>
               <w:top w:val="nil"/>
               <w:left w:val="nil"/>
@@ -20823,7 +20698,7 @@
         </w:tc>
         <w:tc>
           <w:tcPr>
-            <w:tcW w:w="1420" w:type="dxa"/>
+            <w:tcW w:w="1276" w:type="dxa"/>
             <w:tcBorders>
               <w:top w:val="nil"/>
               <w:left w:val="nil"/>
@@ -20865,11 +20740,11 @@
       </w:tr>
       <w:tr>
         <w:trPr>
-          <w:trHeight w:val="300"/>
+          <w:trHeight w:val="312"/>
         </w:trPr>
         <w:tc>
           <w:tcPr>
-            <w:tcW w:w="3100" w:type="dxa"/>
+            <w:tcW w:w="2972" w:type="dxa"/>
             <w:tcBorders>
               <w:top w:val="nil"/>
               <w:left w:val="single" w:sz="4" w:space="0" w:color="auto"/>
@@ -20909,7 +20784,7 @@
         </w:tc>
         <w:tc>
           <w:tcPr>
-            <w:tcW w:w="940" w:type="dxa"/>
+            <w:tcW w:w="1086" w:type="dxa"/>
             <w:tcBorders>
               <w:top w:val="nil"/>
               <w:left w:val="nil"/>
@@ -20950,7 +20825,7 @@
         </w:tc>
         <w:tc>
           <w:tcPr>
-            <w:tcW w:w="1700" w:type="dxa"/>
+            <w:tcW w:w="1182" w:type="dxa"/>
             <w:tcBorders>
               <w:top w:val="nil"/>
               <w:left w:val="nil"/>
@@ -20991,7 +20866,7 @@
         </w:tc>
         <w:tc>
           <w:tcPr>
-            <w:tcW w:w="2180" w:type="dxa"/>
+            <w:tcW w:w="1559" w:type="dxa"/>
             <w:tcBorders>
               <w:top w:val="nil"/>
               <w:left w:val="nil"/>
@@ -21032,7 +20907,7 @@
         </w:tc>
         <w:tc>
           <w:tcPr>
-            <w:tcW w:w="1420" w:type="dxa"/>
+            <w:tcW w:w="1276" w:type="dxa"/>
             <w:tcBorders>
               <w:top w:val="nil"/>
               <w:left w:val="nil"/>
@@ -21074,11 +20949,11 @@
       </w:tr>
       <w:tr>
         <w:trPr>
-          <w:trHeight w:val="402"/>
+          <w:trHeight w:val="418"/>
         </w:trPr>
         <w:tc>
           <w:tcPr>
-            <w:tcW w:w="3100" w:type="dxa"/>
+            <w:tcW w:w="2972" w:type="dxa"/>
             <w:tcBorders>
               <w:top w:val="nil"/>
               <w:left w:val="single" w:sz="4" w:space="0" w:color="auto"/>
@@ -21118,7 +20993,7 @@
         </w:tc>
         <w:tc>
           <w:tcPr>
-            <w:tcW w:w="940" w:type="dxa"/>
+            <w:tcW w:w="1086" w:type="dxa"/>
             <w:tcBorders>
               <w:top w:val="nil"/>
               <w:left w:val="nil"/>
@@ -21159,7 +21034,7 @@
         </w:tc>
         <w:tc>
           <w:tcPr>
-            <w:tcW w:w="1700" w:type="dxa"/>
+            <w:tcW w:w="1182" w:type="dxa"/>
             <w:tcBorders>
               <w:top w:val="nil"/>
               <w:left w:val="nil"/>
@@ -21200,7 +21075,7 @@
         </w:tc>
         <w:tc>
           <w:tcPr>
-            <w:tcW w:w="2180" w:type="dxa"/>
+            <w:tcW w:w="1559" w:type="dxa"/>
             <w:tcBorders>
               <w:top w:val="nil"/>
               <w:left w:val="nil"/>
@@ -21241,7 +21116,7 @@
         </w:tc>
         <w:tc>
           <w:tcPr>
-            <w:tcW w:w="1420" w:type="dxa"/>
+            <w:tcW w:w="1276" w:type="dxa"/>
             <w:tcBorders>
               <w:top w:val="nil"/>
               <w:left w:val="nil"/>
@@ -21283,11 +21158,11 @@
       </w:tr>
       <w:tr>
         <w:trPr>
-          <w:trHeight w:val="300"/>
+          <w:trHeight w:val="312"/>
         </w:trPr>
         <w:tc>
           <w:tcPr>
-            <w:tcW w:w="3100" w:type="dxa"/>
+            <w:tcW w:w="2972" w:type="dxa"/>
             <w:tcBorders>
               <w:top w:val="nil"/>
               <w:left w:val="single" w:sz="4" w:space="0" w:color="auto"/>
@@ -21327,7 +21202,7 @@
         </w:tc>
         <w:tc>
           <w:tcPr>
-            <w:tcW w:w="940" w:type="dxa"/>
+            <w:tcW w:w="1086" w:type="dxa"/>
             <w:tcBorders>
               <w:top w:val="nil"/>
               <w:left w:val="nil"/>
@@ -21369,7 +21244,7 @@
         </w:tc>
         <w:tc>
           <w:tcPr>
-            <w:tcW w:w="1700" w:type="dxa"/>
+            <w:tcW w:w="1182" w:type="dxa"/>
             <w:tcBorders>
               <w:top w:val="nil"/>
               <w:left w:val="nil"/>
@@ -21410,7 +21285,7 @@
         </w:tc>
         <w:tc>
           <w:tcPr>
-            <w:tcW w:w="2180" w:type="dxa"/>
+            <w:tcW w:w="1559" w:type="dxa"/>
             <w:tcBorders>
               <w:top w:val="nil"/>
               <w:left w:val="nil"/>
@@ -21451,7 +21326,7 @@
         </w:tc>
         <w:tc>
           <w:tcPr>
-            <w:tcW w:w="1420" w:type="dxa"/>
+            <w:tcW w:w="1276" w:type="dxa"/>
             <w:tcBorders>
               <w:top w:val="nil"/>
               <w:left w:val="nil"/>
@@ -21582,7 +21457,15 @@
         <w:jc w:val="both"/>
       </w:pPr>
       <w:r>
-        <w:t xml:space="preserve">In conclusion, FetchXML is the clear winner with a total score of 93. It offers the same benefits as OData expands, while also being a familiar technology and easy to debug using FetchXML Builder in </w:t>
+        <w:t xml:space="preserve">In conclusion, FetchXML is the clear winner with a total score of 93. It offers the same benefits as OData expands, while also being a familiar technology and easy to debug using </w:t>
+      </w:r>
+      <w:proofErr w:type="spellStart"/>
+      <w:r>
+        <w:t>FetchXML</w:t>
+      </w:r>
+      <w:proofErr w:type="spellEnd"/>
+      <w:r>
+        <w:t xml:space="preserve"> Builder in </w:t>
       </w:r>
       <w:proofErr w:type="spellStart"/>
       <w:r>
@@ -25309,16 +25192,25 @@
       </w:r>
     </w:p>
     <w:p>
+      <w:pPr>
+        <w:jc w:val="both"/>
+      </w:pPr>
       <w:r>
         <w:t>In this phase, the concepts and designs from the planning stage were turned into a fully functional solution on the Microsoft Power Platform. Primary focus was placed on creating an intuitive, visually appealing, yet functional PCF which fits well into the existing Dataverse.</w:t>
       </w:r>
     </w:p>
     <w:p>
+      <w:pPr>
+        <w:jc w:val="both"/>
+      </w:pPr>
       <w:r>
         <w:t>The entire implementation was done inside a solution named IPA Josiah Spilker in a personal environment. The process was started by importing the Account and Contact tables so a base to work with could be established, allowing the merge functionality to be tested on real data structures.</w:t>
       </w:r>
     </w:p>
     <w:p>
+      <w:pPr>
+        <w:jc w:val="both"/>
+      </w:pPr>
       <w:r>
         <w:t xml:space="preserve">From there, the PCF control was built out step by step. Core business logic was prioritized over visual design to </w:t>
       </w:r>
@@ -25354,6 +25246,9 @@
       </w:r>
     </w:p>
     <w:p>
+      <w:pPr>
+        <w:jc w:val="both"/>
+      </w:pPr>
       <w:r>
         <w:t xml:space="preserve">Only after the </w:t>
       </w:r>
@@ -25411,19 +25306,15 @@
       <w:r>
         <w:t xml:space="preserve">The first step of the implementation phase involved setting up the data structure that would serve as the foundation for the flows and the application. Two new Dataverse entities were created and subsequently linked to two preexisting entities, account and contact. The two new entities are </w:t>
       </w:r>
-      <w:proofErr w:type="spellStart"/>
       <w:r>
         <w:t>jsp_duplicaterecordreference</w:t>
       </w:r>
-      <w:proofErr w:type="spellEnd"/>
       <w:r>
         <w:t xml:space="preserve">, which indicates the primary account or contact record, and its connected table </w:t>
       </w:r>
-      <w:proofErr w:type="spellStart"/>
       <w:r>
         <w:t>jsp_duplicategroup</w:t>
       </w:r>
-      <w:proofErr w:type="spellEnd"/>
       <w:r>
         <w:t>, which is used to group the duplicate account and contact references.</w:t>
       </w:r>
@@ -25572,6 +25463,9 @@
       </w:r>
     </w:p>
     <w:p>
+      <w:pPr>
+        <w:jc w:val="both"/>
+      </w:pPr>
       <w:r>
         <w:t>By the end of this step, I had two new custom entities correctly linked to the existing Account and Contact entities through a polymorphic lookup on Duplicate Record Reference, which is grouped and categorized through Duplicate Group.</w:t>
       </w:r>
@@ -25592,6 +25486,7 @@
     <w:p>
       <w:pPr>
         <w:pStyle w:val="Heading3"/>
+        <w:jc w:val="both"/>
       </w:pPr>
       <w:bookmarkStart w:id="49" w:name="_Toc228774678"/>
       <w:r>
@@ -25604,6 +25499,9 @@
       <w:bookmarkEnd w:id="49"/>
     </w:p>
     <w:p>
+      <w:pPr>
+        <w:jc w:val="both"/>
+      </w:pPr>
       <w:r>
         <w:t xml:space="preserve">The creation of polymorphic lookups is currently not supported within the standard Power Apps maker interface. To implement this custom field, which must be capable of linking to either an Account or a Contact record, the external tool </w:t>
       </w:r>
@@ -25629,6 +25527,9 @@
       </w:r>
     </w:p>
     <w:p>
+      <w:pPr>
+        <w:jc w:val="both"/>
+      </w:pPr>
       <w:r>
         <w:t>After logging into the</w:t>
       </w:r>
@@ -25642,43 +25543,40 @@
         <w:t>set to</w:t>
       </w:r>
       <w:r>
+        <w:t xml:space="preserve"> jsp_duplicaterecordreference. A new attribute was </w:t>
+      </w:r>
+      <w:r>
+        <w:t>then</w:t>
+      </w:r>
+      <w:r>
         <w:t xml:space="preserve"> </w:t>
       </w:r>
+      <w:r>
+        <w:t xml:space="preserve">chosen </w:t>
+      </w:r>
+      <w:r>
+        <w:t xml:space="preserve">with the display name configured as Referenced Record and the schema name set to </w:t>
+      </w:r>
       <w:proofErr w:type="spellStart"/>
       <w:r>
-        <w:t>jsp_duplicaterecordreference</w:t>
+        <w:t>jsp_referencedrecordid</w:t>
       </w:r>
       <w:proofErr w:type="spellEnd"/>
       <w:r>
-        <w:t xml:space="preserve">. A new attribute was </w:t>
-      </w:r>
-      <w:r>
-        <w:t>then</w:t>
-      </w:r>
-      <w:r>
-        <w:t xml:space="preserve"> </w:t>
-      </w:r>
-      <w:r>
-        <w:t xml:space="preserve">chosen </w:t>
-      </w:r>
-      <w:r>
-        <w:t xml:space="preserve">with the display name configured as Referenced Record and the schema name set to </w:t>
-      </w:r>
-      <w:proofErr w:type="spellStart"/>
-      <w:r>
-        <w:t>jsp_referencedrecordid</w:t>
-      </w:r>
-      <w:proofErr w:type="spellEnd"/>
-      <w:r>
         <w:t>.</w:t>
       </w:r>
       <w:r>
         <w:t xml:space="preserve"> With the referenced tables being account and contact.</w:t>
       </w:r>
     </w:p>
-    <w:p/>
-    <w:p>
-      <w:pPr>
+    <w:p>
+      <w:pPr>
+        <w:jc w:val="both"/>
+      </w:pPr>
+    </w:p>
+    <w:p>
+      <w:pPr>
+        <w:jc w:val="both"/>
         <w:rPr>
           <w:rFonts w:asciiTheme="majorHAnsi" w:eastAsiaTheme="majorEastAsia" w:hAnsiTheme="majorHAnsi" w:cstheme="majorBidi"/>
           <w:color w:val="0F4761" w:themeColor="accent1" w:themeShade="BF"/>
@@ -25748,6 +25646,7 @@
     </w:p>
     <w:p>
       <w:pPr>
+        <w:jc w:val="both"/>
         <w:rPr>
           <w:rFonts w:asciiTheme="majorHAnsi" w:eastAsiaTheme="majorEastAsia" w:hAnsiTheme="majorHAnsi" w:cstheme="majorBidi"/>
           <w:color w:val="0F4761" w:themeColor="accent1" w:themeShade="BF"/>
@@ -25768,6 +25667,7 @@
     <w:p>
       <w:pPr>
         <w:pStyle w:val="Heading2"/>
+        <w:jc w:val="both"/>
       </w:pPr>
       <w:bookmarkStart w:id="50" w:name="_Toc228774679"/>
       <w:r>
@@ -25783,11 +25683,17 @@
       <w:bookmarkEnd w:id="50"/>
     </w:p>
     <w:p>
+      <w:pPr>
+        <w:jc w:val="both"/>
+      </w:pPr>
       <w:r>
         <w:t>After deploying the two custom entities in Dataverse, I moved on to setting up the model driven app that would host the PCF control. I created a new model driven app in the Power Apps maker portal and named it Duplicate Merge Manager.</w:t>
       </w:r>
     </w:p>
     <w:p>
+      <w:pPr>
+        <w:jc w:val="both"/>
+      </w:pPr>
       <w:r>
         <w:t xml:space="preserve">Next, I added the </w:t>
       </w:r>
@@ -25829,6 +25735,9 @@
       </w:r>
     </w:p>
     <w:p>
+      <w:pPr>
+        <w:jc w:val="both"/>
+      </w:pPr>
       <w:r>
         <w:rPr>
           <w:noProof/>
@@ -25876,6 +25785,9 @@
       </w:r>
     </w:p>
     <w:p>
+      <w:pPr>
+        <w:jc w:val="both"/>
+      </w:pPr>
       <w:r>
         <w:t xml:space="preserve">I then configured the main form for </w:t>
       </w:r>
@@ -25924,6 +25836,7 @@
     </w:p>
     <w:p>
       <w:pPr>
+        <w:jc w:val="both"/>
         <w:rPr>
           <w:noProof/>
         </w:rPr>
@@ -26025,8 +25938,15 @@
         </w:drawing>
       </w:r>
     </w:p>
-    <w:p/>
-    <w:p>
+    <w:p>
+      <w:pPr>
+        <w:jc w:val="both"/>
+      </w:pPr>
+    </w:p>
+    <w:p>
+      <w:pPr>
+        <w:jc w:val="both"/>
+      </w:pPr>
       <w:r>
         <w:t>At this point, I haven’t added the PCF control yet. That comes later once it’s built and ready. Still, the app is already usable for creating and checking group records, which is helpful for preparing test data later on.</w:t>
       </w:r>
@@ -26190,7 +26110,15 @@
         <w:t>/</w:t>
       </w:r>
       <w:r>
-        <w:t xml:space="preserve"> components/handlers/ hooks/ and utils/ directories. The groupId bound property was added to ControlManifest.Input.xml and manifest types were regenerated using npm run refreshTypes to make the property available via context.parameters.</w:t>
+        <w:t xml:space="preserve"> components/</w:t>
+      </w:r>
+      <w:proofErr w:type="gramStart"/>
+      <w:r>
+        <w:t>handlers</w:t>
+      </w:r>
+      <w:proofErr w:type="gramEnd"/>
+      <w:r>
+        <w:t>/ hooks/ and utils/ directories. The groupId bound property was added to ControlManifest.Input.xml and manifest types were regenerated using npm run refreshTypes to make the property available via context.parameters.</w:t>
       </w:r>
     </w:p>
     <w:p>
@@ -26267,6 +26195,9 @@
       </w:r>
     </w:p>
     <w:p>
+      <w:pPr>
+        <w:jc w:val="both"/>
+      </w:pPr>
       <w:r>
         <w:t>The data fetching layer was created in its own file, WebApiService, keeping all Web API calls centralized in one place. This keeps the component</w:t>
       </w:r>
@@ -26284,6 +26215,9 @@
       </w:r>
     </w:p>
     <w:p>
+      <w:pPr>
+        <w:jc w:val="both"/>
+      </w:pPr>
       <w:r>
         <w:t xml:space="preserve">While not </w:t>
       </w:r>
@@ -26307,6 +26241,9 @@
       </w:r>
     </w:p>
     <w:p>
+      <w:pPr>
+        <w:jc w:val="both"/>
+      </w:pPr>
       <w:r>
         <w:rPr>
           <w:noProof/>
@@ -26353,16 +26290,38 @@
         </w:drawing>
       </w:r>
     </w:p>
-    <w:p/>
-    <w:p/>
-    <w:p/>
-    <w:p/>
-    <w:p>
+    <w:p>
+      <w:pPr>
+        <w:jc w:val="both"/>
+      </w:pPr>
+    </w:p>
+    <w:p>
+      <w:pPr>
+        <w:jc w:val="both"/>
+      </w:pPr>
+    </w:p>
+    <w:p>
+      <w:pPr>
+        <w:jc w:val="both"/>
+      </w:pPr>
+    </w:p>
+    <w:p>
+      <w:pPr>
+        <w:jc w:val="both"/>
+      </w:pPr>
+    </w:p>
+    <w:p>
+      <w:pPr>
+        <w:jc w:val="both"/>
+      </w:pPr>
       <w:r>
         <w:br w:type="page"/>
       </w:r>
     </w:p>
     <w:p>
+      <w:pPr>
+        <w:jc w:val="both"/>
+      </w:pPr>
       <w:r>
         <w:lastRenderedPageBreak/>
         <w:t xml:space="preserve">For debugging the FetchXML query, I used XrmToolBox’s FetchXML Builder. </w:t>
@@ -26396,6 +26355,9 @@
       </w:r>
     </w:p>
     <w:p>
+      <w:pPr>
+        <w:jc w:val="both"/>
+      </w:pPr>
       <w:r>
         <w:br/>
       </w:r>
@@ -26445,13 +26407,23 @@
         </w:drawing>
       </w:r>
     </w:p>
-    <w:p/>
-    <w:p>
+    <w:p>
+      <w:pPr>
+        <w:jc w:val="both"/>
+      </w:pPr>
+    </w:p>
+    <w:p>
+      <w:pPr>
+        <w:jc w:val="both"/>
+      </w:pPr>
       <w:r>
         <w:t>To make the data usable for the React interface I had to transform the raw Dataverse response. FetchXML returns flat rows of data even when using link entities. I built a mapToGroup method in the WebApiService that takes these flat rows and groups them by their reference ID using a JavaScript Map. This transforms the flat data into a structured nested object that the React component can easily iterate over.</w:t>
       </w:r>
     </w:p>
     <w:p>
+      <w:pPr>
+        <w:jc w:val="both"/>
+      </w:pPr>
       <w:r>
         <w:t xml:space="preserve">To handle the polymorphic </w:t>
       </w:r>
@@ -26471,6 +26443,9 @@
       </w:r>
     </w:p>
     <w:p>
+      <w:pPr>
+        <w:jc w:val="both"/>
+      </w:pPr>
       <w:r>
         <w:t xml:space="preserve">I used React hooks to manage data fetching. A useEffect runs the API call when the component loads, and </w:t>
       </w:r>
@@ -26597,13 +26572,13 @@
     <w:p>
       <w:pPr>
         <w:jc w:val="both"/>
-        <w:rPr>
-          <w:lang w:val="en-CH"/>
-        </w:rPr>
-      </w:pPr>
-      <w:r>
+      </w:pPr>
+      <w:r>
+        <w:rPr>
+          <w:noProof/>
+        </w:rPr>
         <w:drawing>
-          <wp:anchor distT="0" distB="0" distL="114300" distR="114300" simplePos="0" relativeHeight="251663360" behindDoc="1" locked="0" layoutInCell="1" allowOverlap="1" wp14:anchorId="578EF6AE" wp14:editId="6F707A82">
+          <wp:anchor distT="0" distB="0" distL="114300" distR="114300" simplePos="0" relativeHeight="251664384" behindDoc="1" locked="0" layoutInCell="1" allowOverlap="1" wp14:anchorId="578EF6AE" wp14:editId="6F707A82">
             <wp:simplePos x="0" y="0"/>
             <wp:positionH relativeFrom="margin">
               <wp:align>right</wp:align>
@@ -26661,165 +26636,90 @@
         </w:drawing>
       </w:r>
       <w:r>
-        <w:rPr>
-          <w:lang w:val="en-CH"/>
-        </w:rPr>
         <w:t>The next step was to implement handlers for each type of field that can be handled by the Duplicate Merge View page, these being Text, Choice, and Lookup fields. All files were created in their own handlers folder inside of components to adhere to the guidelines and keep the codebase clean. In total I created four files: one field handler for each data type, and a Field Handler Factory file to manage them all and keep the imports shor</w:t>
       </w:r>
       <w:r>
-        <w:rPr>
-          <w:lang w:val="en-CH"/>
-        </w:rPr>
         <w:t xml:space="preserve">t </w:t>
       </w:r>
       <w:r>
-        <w:rPr>
-          <w:lang w:val="en-CH"/>
-        </w:rPr>
         <w:t>as well</w:t>
       </w:r>
       <w:r>
-        <w:rPr>
-          <w:lang w:val="en-CH"/>
-        </w:rPr>
         <w:t xml:space="preserve"> </w:t>
       </w:r>
       <w:r>
-        <w:rPr>
-          <w:lang w:val="en-CH"/>
-        </w:rPr>
         <w:t xml:space="preserve">as allowing the parent component to render any created field type without </w:t>
       </w:r>
       <w:r>
-        <w:rPr>
-          <w:lang w:val="en-CH"/>
-        </w:rPr>
         <w:t xml:space="preserve">implementation into the same file. This helps greatly with the extension of the </w:t>
       </w:r>
       <w:r>
-        <w:rPr>
-          <w:lang w:val="en-CH"/>
-        </w:rPr>
         <w:t>PCF</w:t>
       </w:r>
       <w:r>
-        <w:rPr>
-          <w:lang w:val="en-CH"/>
-        </w:rPr>
         <w:t xml:space="preserve"> allowing easy creation of new field handlers in the future such as date fields</w:t>
       </w:r>
       <w:r>
-        <w:rPr>
-          <w:lang w:val="en-CH"/>
-        </w:rPr>
         <w:t xml:space="preserve"> without any change</w:t>
       </w:r>
       <w:r>
-        <w:rPr>
-          <w:lang w:val="en-CH"/>
-        </w:rPr>
         <w:t xml:space="preserve"> to</w:t>
       </w:r>
       <w:r>
-        <w:rPr>
-          <w:lang w:val="en-CH"/>
-        </w:rPr>
         <w:t xml:space="preserve"> the DuplicateMergeView file.</w:t>
       </w:r>
     </w:p>
     <w:p>
       <w:pPr>
         <w:jc w:val="both"/>
-        <w:rPr>
-          <w:lang w:val="en-CH"/>
-        </w:rPr>
-      </w:pPr>
-      <w:r>
-        <w:rPr>
-          <w:lang w:val="en-CH"/>
-        </w:rPr>
+      </w:pPr>
+      <w:r>
         <w:t>Each handler file shares a unified template that consists of the same five properties:</w:t>
       </w:r>
     </w:p>
     <w:p>
       <w:pPr>
         <w:jc w:val="both"/>
-        <w:rPr>
-          <w:lang w:val="en-CH"/>
-        </w:rPr>
-      </w:pPr>
-      <w:r>
-        <w:rPr>
-          <w:lang w:val="en-CH"/>
-        </w:rPr>
+      </w:pPr>
+      <w:r>
         <w:t xml:space="preserve">fieldName: The technical name of the column. </w:t>
       </w:r>
     </w:p>
     <w:p>
       <w:pPr>
         <w:jc w:val="both"/>
-        <w:rPr>
-          <w:lang w:val="en-CH"/>
-        </w:rPr>
-      </w:pPr>
-      <w:r>
-        <w:rPr>
-          <w:lang w:val="en-CH"/>
-        </w:rPr>
+      </w:pPr>
+      <w:r>
         <w:t xml:space="preserve">recordId: The GUID of the associated record. </w:t>
       </w:r>
     </w:p>
     <w:p>
       <w:pPr>
         <w:jc w:val="both"/>
-        <w:rPr>
-          <w:lang w:val="en-CH"/>
-        </w:rPr>
-      </w:pPr>
-      <w:r>
-        <w:rPr>
-          <w:lang w:val="en-CH"/>
-        </w:rPr>
+      </w:pPr>
+      <w:r>
         <w:t xml:space="preserve">value: The actual data from the entry field. </w:t>
       </w:r>
     </w:p>
     <w:p>
       <w:pPr>
         <w:jc w:val="both"/>
-        <w:rPr>
-          <w:lang w:val="en-CH"/>
-        </w:rPr>
-      </w:pPr>
-      <w:r>
-        <w:rPr>
-          <w:lang w:val="en-CH"/>
-        </w:rPr>
+      </w:pPr>
+      <w:r>
         <w:t xml:space="preserve">isSelected: A </w:t>
       </w:r>
       <w:r>
-        <w:rPr>
-          <w:lang w:val="en-CH"/>
-        </w:rPr>
         <w:t>Boolean</w:t>
       </w:r>
       <w:r>
-        <w:rPr>
-          <w:lang w:val="en-CH"/>
-        </w:rPr>
         <w:t xml:space="preserve"> flag controlled by the parent to tell if the value is chosen. </w:t>
       </w:r>
     </w:p>
     <w:p>
       <w:pPr>
         <w:jc w:val="both"/>
-        <w:rPr>
-          <w:lang w:val="en-CH"/>
-        </w:rPr>
-      </w:pPr>
-      <w:r>
-        <w:rPr>
-          <w:lang w:val="en-CH"/>
-        </w:rPr>
+      </w:pPr>
+      <w:r>
         <w:t>onSelect: The callback function for the factory, informing it that the component has been clicked and needs to return its field and record ID.</w:t>
       </w:r>
     </w:p>
@@ -26840,7 +26740,7 @@
           <w:noProof/>
         </w:rPr>
         <w:drawing>
-          <wp:anchor distT="0" distB="0" distL="114300" distR="114300" simplePos="0" relativeHeight="251666432" behindDoc="1" locked="0" layoutInCell="1" allowOverlap="1" wp14:anchorId="12EBF52A" wp14:editId="60983459">
+          <wp:anchor distT="0" distB="0" distL="114300" distR="114300" simplePos="0" relativeHeight="251665408" behindDoc="1" locked="0" layoutInCell="1" allowOverlap="1" wp14:anchorId="12EBF52A" wp14:editId="60983459">
             <wp:simplePos x="0" y="0"/>
             <wp:positionH relativeFrom="margin">
               <wp:align>right</wp:align>
@@ -26942,6 +26842,9 @@
     <w:p>
       <w:pPr>
         <w:pStyle w:val="Heading2"/>
+        <w:rPr>
+          <w:lang w:val="en-CH"/>
+        </w:rPr>
       </w:pPr>
       <w:bookmarkStart w:id="54" w:name="_Toc228774683"/>
       <w:r>
@@ -26958,6 +26861,178 @@
     </w:p>
     <w:p>
       <w:pPr>
+        <w:jc w:val="both"/>
+        <w:rPr>
+          <w:lang w:val="en-CH"/>
+        </w:rPr>
+      </w:pPr>
+      <w:r>
+        <w:drawing>
+          <wp:anchor distT="0" distB="0" distL="114300" distR="114300" simplePos="0" relativeHeight="251659264" behindDoc="1" locked="0" layoutInCell="1" allowOverlap="1" wp14:anchorId="0C2A619D" wp14:editId="555A2DCA">
+            <wp:simplePos x="0" y="0"/>
+            <wp:positionH relativeFrom="margin">
+              <wp:align>center</wp:align>
+            </wp:positionH>
+            <wp:positionV relativeFrom="paragraph">
+              <wp:posOffset>1085323</wp:posOffset>
+            </wp:positionV>
+            <wp:extent cx="5777230" cy="2389505"/>
+            <wp:effectExtent l="0" t="0" r="0" b="0"/>
+            <wp:wrapTight wrapText="bothSides">
+              <wp:wrapPolygon edited="0">
+                <wp:start x="0" y="0"/>
+                <wp:lineTo x="0" y="21353"/>
+                <wp:lineTo x="21510" y="21353"/>
+                <wp:lineTo x="21510" y="0"/>
+                <wp:lineTo x="0" y="0"/>
+              </wp:wrapPolygon>
+            </wp:wrapTight>
+            <wp:docPr id="1164630493" name="Picture 1" descr="Adventure Works.&#10;&#10;AI-generated content may be incorrect."/>
+            <wp:cNvGraphicFramePr>
+              <a:graphicFrameLocks xmlns:a="http://schemas.openxmlformats.org/drawingml/2006/main" noChangeAspect="1"/>
+            </wp:cNvGraphicFramePr>
+            <a:graphic xmlns:a="http://schemas.openxmlformats.org/drawingml/2006/main">
+              <a:graphicData uri="http://schemas.openxmlformats.org/drawingml/2006/picture">
+                <pic:pic xmlns:pic="http://schemas.openxmlformats.org/drawingml/2006/picture">
+                  <pic:nvPicPr>
+                    <pic:cNvPr id="1164630493" name="Picture 1" descr="Adventure Works.&#10;&#10;AI-generated content may be incorrect."/>
+                    <pic:cNvPicPr/>
+                  </pic:nvPicPr>
+                  <pic:blipFill>
+                    <a:blip r:embed="rId32">
+                      <a:extLst>
+                        <a:ext uri="{28A0092B-C50C-407E-A947-70E740481C1C}">
+                          <a14:useLocalDpi xmlns:a14="http://schemas.microsoft.com/office/drawing/2010/main" val="0"/>
+                        </a:ext>
+                      </a:extLst>
+                    </a:blip>
+                    <a:stretch>
+                      <a:fillRect/>
+                    </a:stretch>
+                  </pic:blipFill>
+                  <pic:spPr>
+                    <a:xfrm>
+                      <a:off x="0" y="0"/>
+                      <a:ext cx="5777230" cy="2389505"/>
+                    </a:xfrm>
+                    <a:prstGeom prst="rect">
+                      <a:avLst/>
+                    </a:prstGeom>
+                  </pic:spPr>
+                </pic:pic>
+              </a:graphicData>
+            </a:graphic>
+            <wp14:sizeRelH relativeFrom="margin">
+              <wp14:pctWidth>0</wp14:pctWidth>
+            </wp14:sizeRelH>
+            <wp14:sizeRelV relativeFrom="margin">
+              <wp14:pctHeight>0</wp14:pctHeight>
+            </wp14:sizeRelV>
+          </wp:anchor>
+        </w:drawing>
+      </w:r>
+      <w:r>
+        <w:t>DuplicateMergeView contains references to the handlers and displays the grid. It fetches the DuplicateGroup and manages both the selections and the future merge action. The grid is rendered inside DuplicateMergeView with records as rows and fieldNames as columns. This approach was chosen based on the decision in chapter 4.5, as it scales better with varying numbers of fields and allows many records to be shown at once.</w:t>
+      </w:r>
+    </w:p>
+    <w:p>
+      <w:pPr>
+        <w:jc w:val="both"/>
+        <w:rPr>
+          <w:lang w:val="en-CH"/>
+        </w:rPr>
+      </w:pPr>
+    </w:p>
+    <w:p>
+      <w:pPr>
+        <w:jc w:val="both"/>
+        <w:rPr>
+          <w:lang w:val="en-CH"/>
+        </w:rPr>
+      </w:pPr>
+      <w:r>
+        <w:t>The primary record row uses a blue background and a badge for the primary text, with all text shown in white. This differs from the wireframe, which only includes one green badge for the primary text and no background. The current version makes it immediately clear which record will not be deactivated.</w:t>
+      </w:r>
+      <w:r>
+        <w:rPr>
+          <w:lang w:val="en-CH"/>
+        </w:rPr>
+        <w:t xml:space="preserve"> </w:t>
+      </w:r>
+    </w:p>
+    <w:p>
+      <w:pPr>
+        <w:jc w:val="both"/>
+      </w:pPr>
+      <w:r>
+        <w:t>Each component uses FieldHandlerFactory for rendering. The grid uses fieldNames, retrieves the FieldValue from the record, and passes it to the factory with isSelected and onSelect. The factory selects the correct handler based on value.type. TextFieldHandler is used for text, ChoiceFieldHandler for option sets shown as badges, and LookupFieldHandler for references. The grid does not need to know field types. To support a new type, only a new handler and a case in the factory switch are required.</w:t>
+      </w:r>
+    </w:p>
+    <w:p>
+      <w:pPr>
+        <w:jc w:val="both"/>
+      </w:pPr>
+      <w:r>
+        <w:t xml:space="preserve">Selection state is </w:t>
+      </w:r>
+      <w:r>
+        <w:t xml:space="preserve">found inside </w:t>
+      </w:r>
+      <w:r>
+        <w:t xml:space="preserve">DuplicateMergeView as mapping of field names to the ID of whichever value the user has chosen for that field. When a user clicks a </w:t>
+      </w:r>
+      <w:r>
+        <w:t>value</w:t>
+      </w:r>
+      <w:r>
+        <w:t xml:space="preserve">, the selection for that field is updated </w:t>
+      </w:r>
+      <w:r>
+        <w:t>to show that it’s selected</w:t>
+      </w:r>
+      <w:r>
+        <w:t xml:space="preserve">. Each </w:t>
+      </w:r>
+      <w:r>
+        <w:t xml:space="preserve">component </w:t>
+      </w:r>
+      <w:r>
+        <w:t xml:space="preserve">checks </w:t>
+      </w:r>
+      <w:r>
+        <w:t xml:space="preserve">if </w:t>
+      </w:r>
+      <w:r>
+        <w:t xml:space="preserve">it is selected </w:t>
+      </w:r>
+      <w:r>
+        <w:t xml:space="preserve">or not </w:t>
+      </w:r>
+      <w:r>
+        <w:t xml:space="preserve">by </w:t>
+      </w:r>
+      <w:r>
+        <w:t xml:space="preserve">looking </w:t>
+      </w:r>
+      <w:r>
+        <w:t xml:space="preserve">to see </w:t>
+      </w:r>
+      <w:r>
+        <w:t>if</w:t>
+      </w:r>
+      <w:r>
+        <w:t xml:space="preserve"> its record ID matches the current selection for its field</w:t>
+      </w:r>
+      <w:r>
+        <w:t>.</w:t>
+      </w:r>
+      <w:r>
+        <w:t xml:space="preserve"> The merge button only becomes active once every field has a selection, preventing incomplete merges.</w:t>
+      </w:r>
+    </w:p>
+    <w:p>
+      <w:pPr>
+        <w:jc w:val="both"/>
         <w:rPr>
           <w:rFonts w:asciiTheme="majorHAnsi" w:eastAsiaTheme="majorEastAsia" w:hAnsiTheme="majorHAnsi" w:cstheme="majorBidi"/>
           <w:color w:val="0F4761" w:themeColor="accent1" w:themeShade="BF"/>
@@ -26988,56 +27063,400 @@
     </w:p>
     <w:p>
       <w:pPr>
-        <w:rPr>
-          <w:rFonts w:asciiTheme="majorHAnsi" w:eastAsiaTheme="majorEastAsia" w:hAnsiTheme="majorHAnsi" w:cstheme="majorBidi"/>
-          <w:color w:val="0F4761" w:themeColor="accent1" w:themeShade="BF"/>
-          <w:sz w:val="32"/>
-          <w:szCs w:val="32"/>
-        </w:rPr>
-      </w:pPr>
-      <w:r>
-        <w:br w:type="page"/>
-      </w:r>
-    </w:p>
-    <w:p>
-      <w:pPr>
-        <w:pStyle w:val="Heading2"/>
-      </w:pPr>
-      <w:bookmarkStart w:id="56" w:name="_Toc228774685"/>
-      <w:r>
-        <w:lastRenderedPageBreak/>
-        <w:t>5.8</w:t>
-      </w:r>
-      <w:bookmarkEnd w:id="56"/>
-      <w:r>
-        <w:t xml:space="preserve"> </w:t>
-      </w:r>
-    </w:p>
-    <w:p>
-      <w:pPr>
-        <w:rPr>
-          <w:rFonts w:asciiTheme="majorHAnsi" w:eastAsiaTheme="majorEastAsia" w:hAnsiTheme="majorHAnsi" w:cstheme="majorBidi"/>
-          <w:color w:val="0F4761" w:themeColor="accent1" w:themeShade="BF"/>
-          <w:sz w:val="32"/>
-          <w:szCs w:val="32"/>
-        </w:rPr>
-      </w:pPr>
-      <w:r>
-        <w:br w:type="page"/>
-      </w:r>
-    </w:p>
-    <w:p>
-      <w:pPr>
-        <w:pStyle w:val="Heading2"/>
-      </w:pPr>
-      <w:bookmarkStart w:id="57" w:name="_Toc228774686"/>
-      <w:r>
-        <w:lastRenderedPageBreak/>
-        <w:t>5.9</w:t>
-      </w:r>
-      <w:bookmarkEnd w:id="57"/>
-      <w:r>
-        <w:t xml:space="preserve"> </w:t>
+        <w:jc w:val="both"/>
+        <w:rPr>
+          <w:lang w:val="en-CH"/>
+        </w:rPr>
+      </w:pPr>
+      <w:r>
+        <w:rPr>
+          <w:lang w:val="en-CH"/>
+        </w:rPr>
+        <w:t xml:space="preserve">The merge and deactivation logic is handled by an async </w:t>
+      </w:r>
+      <w:r>
+        <w:rPr>
+          <w:lang w:val="en-CH"/>
+        </w:rPr>
+        <w:t>Merge handling</w:t>
+      </w:r>
+      <w:r>
+        <w:rPr>
+          <w:lang w:val="en-CH"/>
+        </w:rPr>
+        <w:t xml:space="preserve"> function in DuplicateMergeView. </w:t>
+      </w:r>
+      <w:r>
+        <w:rPr>
+          <w:lang w:val="en-CH"/>
+        </w:rPr>
+        <w:t>The function</w:t>
+      </w:r>
+      <w:r>
+        <w:rPr>
+          <w:lang w:val="en-CH"/>
+        </w:rPr>
+        <w:t xml:space="preserve"> runs once the user has selected one value from each column (</w:t>
+      </w:r>
+      <w:r>
+        <w:rPr>
+          <w:lang w:val="en-CH"/>
+        </w:rPr>
+        <w:t>name, address etc.</w:t>
+      </w:r>
+      <w:r>
+        <w:rPr>
+          <w:lang w:val="en-CH"/>
+        </w:rPr>
+        <w:t>).</w:t>
+      </w:r>
+      <w:r>
+        <w:rPr>
+          <w:lang w:val="en-CH"/>
+        </w:rPr>
+        <w:t xml:space="preserve"> Cancelling the dialog returns to the comparison view without </w:t>
+      </w:r>
+      <w:r>
+        <w:rPr>
+          <w:lang w:val="en-CH"/>
+        </w:rPr>
+        <w:t xml:space="preserve">applying </w:t>
+      </w:r>
+      <w:r>
+        <w:rPr>
+          <w:lang w:val="en-CH"/>
+        </w:rPr>
+        <w:t>changes.</w:t>
+      </w:r>
+    </w:p>
+    <w:p>
+      <w:pPr>
+        <w:jc w:val="both"/>
+        <w:rPr>
+          <w:lang w:val="en-CH"/>
+        </w:rPr>
+      </w:pPr>
+      <w:r>
+        <w:rPr>
+          <w:lang w:val="en-CH"/>
+        </w:rPr>
+        <w:drawing>
+          <wp:inline distT="0" distB="0" distL="0" distR="0" wp14:anchorId="5C2D64F8" wp14:editId="5B790424">
+            <wp:extent cx="5731510" cy="759460"/>
+            <wp:effectExtent l="0" t="0" r="2540" b="2540"/>
+            <wp:docPr id="1771737188" name="Picture 1" descr="The image shows a merge confirmation form for a record named Paul Cannon, indicating the deletion of one duplicate and the preservation of the primary record.&#10;&#10;AI-generated content may be incorrect."/>
+            <wp:cNvGraphicFramePr>
+              <a:graphicFrameLocks xmlns:a="http://schemas.openxmlformats.org/drawingml/2006/main" noChangeAspect="1"/>
+            </wp:cNvGraphicFramePr>
+            <a:graphic xmlns:a="http://schemas.openxmlformats.org/drawingml/2006/main">
+              <a:graphicData uri="http://schemas.openxmlformats.org/drawingml/2006/picture">
+                <pic:pic xmlns:pic="http://schemas.openxmlformats.org/drawingml/2006/picture">
+                  <pic:nvPicPr>
+                    <pic:cNvPr id="1771737188" name="Picture 1" descr="The image shows a merge confirmation form for a record named Paul Cannon, indicating the deletion of one duplicate and the preservation of the primary record.&#10;&#10;AI-generated content may be incorrect."/>
+                    <pic:cNvPicPr/>
+                  </pic:nvPicPr>
+                  <pic:blipFill>
+                    <a:blip r:embed="rId33"/>
+                    <a:stretch>
+                      <a:fillRect/>
+                    </a:stretch>
+                  </pic:blipFill>
+                  <pic:spPr>
+                    <a:xfrm>
+                      <a:off x="0" y="0"/>
+                      <a:ext cx="5731510" cy="759460"/>
+                    </a:xfrm>
+                    <a:prstGeom prst="rect">
+                      <a:avLst/>
+                    </a:prstGeom>
+                  </pic:spPr>
+                </pic:pic>
+              </a:graphicData>
+            </a:graphic>
+          </wp:inline>
+        </w:drawing>
+      </w:r>
+    </w:p>
+    <w:p>
+      <w:pPr>
+        <w:jc w:val="both"/>
+        <w:rPr>
+          <w:lang w:val="en-CH"/>
+        </w:rPr>
+      </w:pPr>
+      <w:r>
+        <w:rPr>
+          <w:lang w:val="en-CH"/>
+        </w:rPr>
+        <w:t xml:space="preserve">After confirmation, </w:t>
+      </w:r>
+      <w:r>
+        <w:rPr>
+          <w:lang w:val="en-CH"/>
+        </w:rPr>
+        <w:t>the merge button is set a loading state</w:t>
+      </w:r>
+      <w:r>
+        <w:rPr>
+          <w:lang w:val="en-CH"/>
+        </w:rPr>
+        <w:t xml:space="preserve"> disabling </w:t>
+      </w:r>
+      <w:r>
+        <w:rPr>
+          <w:lang w:val="en-CH"/>
+        </w:rPr>
+        <w:t>the merge button and block</w:t>
+      </w:r>
+      <w:r>
+        <w:rPr>
+          <w:lang w:val="en-CH"/>
+        </w:rPr>
+        <w:t>ing</w:t>
+      </w:r>
+      <w:r>
+        <w:rPr>
+          <w:lang w:val="en-CH"/>
+        </w:rPr>
+        <w:t xml:space="preserve"> user interaction to prevent double submissions.</w:t>
+      </w:r>
+      <w:r>
+        <w:rPr>
+          <w:lang w:val="en-CH"/>
+        </w:rPr>
+        <w:t xml:space="preserve"> After </w:t>
+      </w:r>
+      <w:r>
+        <w:rPr>
+          <w:lang w:val="en-CH"/>
+        </w:rPr>
+        <w:t xml:space="preserve">successfully completing a </w:t>
+      </w:r>
+      <w:r>
+        <w:rPr>
+          <w:lang w:val="en-CH"/>
+        </w:rPr>
+        <w:t>merge,</w:t>
+      </w:r>
+      <w:r>
+        <w:rPr>
+          <w:lang w:val="en-CH"/>
+        </w:rPr>
+        <w:t xml:space="preserve"> this dialog is shown in place of the </w:t>
+      </w:r>
+      <w:r>
+        <w:rPr>
+          <w:lang w:val="en-CH"/>
+        </w:rPr>
+        <w:t>normal merge grid</w:t>
+      </w:r>
+      <w:r>
+        <w:rPr>
+          <w:lang w:val="en-CH"/>
+        </w:rPr>
+        <w:t>.</w:t>
+      </w:r>
+    </w:p>
+    <w:p>
+      <w:pPr>
+        <w:jc w:val="both"/>
+        <w:rPr>
+          <w:lang w:val="en-CH"/>
+        </w:rPr>
+      </w:pPr>
+      <w:r>
+        <w:rPr>
+          <w:lang w:val="en-CH"/>
+        </w:rPr>
+        <w:drawing>
+          <wp:inline distT="0" distB="0" distL="0" distR="0" wp14:anchorId="3E27C5CF" wp14:editId="63BFFB6F">
+            <wp:extent cx="5731510" cy="814705"/>
+            <wp:effectExtent l="0" t="0" r="2540" b="4445"/>
+            <wp:docPr id="1002109938" name="Picture 1" descr="The image shows a message indicating that all selected values have been entered into Paul Cannon's account, with a note that one duplicate record has been deactivated.&#10;&#10;AI-generated content may be incorrect."/>
+            <wp:cNvGraphicFramePr>
+              <a:graphicFrameLocks xmlns:a="http://schemas.openxmlformats.org/drawingml/2006/main" noChangeAspect="1"/>
+            </wp:cNvGraphicFramePr>
+            <a:graphic xmlns:a="http://schemas.openxmlformats.org/drawingml/2006/main">
+              <a:graphicData uri="http://schemas.openxmlformats.org/drawingml/2006/picture">
+                <pic:pic xmlns:pic="http://schemas.openxmlformats.org/drawingml/2006/picture">
+                  <pic:nvPicPr>
+                    <pic:cNvPr id="1002109938" name="Picture 1" descr="The image shows a message indicating that all selected values have been entered into Paul Cannon's account, with a note that one duplicate record has been deactivated.&#10;&#10;AI-generated content may be incorrect."/>
+                    <pic:cNvPicPr/>
+                  </pic:nvPicPr>
+                  <pic:blipFill>
+                    <a:blip r:embed="rId34"/>
+                    <a:stretch>
+                      <a:fillRect/>
+                    </a:stretch>
+                  </pic:blipFill>
+                  <pic:spPr>
+                    <a:xfrm>
+                      <a:off x="0" y="0"/>
+                      <a:ext cx="5731510" cy="814705"/>
+                    </a:xfrm>
+                    <a:prstGeom prst="rect">
+                      <a:avLst/>
+                    </a:prstGeom>
+                  </pic:spPr>
+                </pic:pic>
+              </a:graphicData>
+            </a:graphic>
+          </wp:inline>
+        </w:drawing>
+      </w:r>
+    </w:p>
+    <w:p>
+      <w:pPr>
+        <w:jc w:val="both"/>
+        <w:rPr>
+          <w:lang w:val="en-CH"/>
+        </w:rPr>
+      </w:pPr>
+      <w:r>
+        <w:rPr>
+          <w:lang w:val="en-CH"/>
+        </w:rPr>
+        <w:t>The process runs in this order:</w:t>
+      </w:r>
+    </w:p>
+    <w:p>
+      <w:pPr>
+        <w:numPr>
+          <w:ilvl w:val="0"/>
+          <w:numId w:val="32"/>
+        </w:numPr>
+        <w:jc w:val="both"/>
+        <w:rPr>
+          <w:lang w:val="en-CH"/>
+        </w:rPr>
+      </w:pPr>
+      <w:r>
+        <w:rPr>
+          <w:lang w:val="en-CH"/>
+        </w:rPr>
+        <w:t xml:space="preserve">Build payload: selections </w:t>
+      </w:r>
+      <w:r>
+        <w:rPr>
+          <w:lang w:val="en-CH"/>
+        </w:rPr>
+        <w:t xml:space="preserve">on the grid </w:t>
+      </w:r>
+      <w:r>
+        <w:rPr>
+          <w:lang w:val="en-CH"/>
+        </w:rPr>
+        <w:t xml:space="preserve">are used to create the PATCH body. Lookup fields are converted to OData bind references like /{entityType}s({id}). Text and choice fields use their raw values. </w:t>
+      </w:r>
+    </w:p>
+    <w:p>
+      <w:pPr>
+        <w:numPr>
+          <w:ilvl w:val="0"/>
+          <w:numId w:val="32"/>
+        </w:numPr>
+        <w:jc w:val="both"/>
+        <w:rPr>
+          <w:lang w:val="en-CH"/>
+        </w:rPr>
+      </w:pPr>
+      <w:r>
+        <w:rPr>
+          <w:lang w:val="en-CH"/>
+        </w:rPr>
+        <w:t xml:space="preserve">Update primary record: the primary record is updated with all selected values in one PATCH request. </w:t>
+      </w:r>
+    </w:p>
+    <w:p>
+      <w:pPr>
+        <w:numPr>
+          <w:ilvl w:val="0"/>
+          <w:numId w:val="32"/>
+        </w:numPr>
+        <w:jc w:val="both"/>
+        <w:rPr>
+          <w:lang w:val="en-CH"/>
+        </w:rPr>
+      </w:pPr>
+      <w:r>
+        <w:rPr>
+          <w:lang w:val="en-CH"/>
+        </w:rPr>
+        <w:t xml:space="preserve">Deactivate other records: all non primary records are deactivated. </w:t>
+      </w:r>
+    </w:p>
+    <w:p>
+      <w:pPr>
+        <w:numPr>
+          <w:ilvl w:val="0"/>
+          <w:numId w:val="32"/>
+        </w:numPr>
+        <w:jc w:val="both"/>
+        <w:rPr>
+          <w:lang w:val="en-CH"/>
+        </w:rPr>
+      </w:pPr>
+      <w:r>
+        <w:rPr>
+          <w:lang w:val="en-CH"/>
+        </w:rPr>
+        <w:t>Deactivate reference rows: all linked jsp</w:t>
+      </w:r>
+      <w:r>
+        <w:rPr>
+          <w:lang w:val="en-CH"/>
+        </w:rPr>
+        <w:t>_</w:t>
+      </w:r>
+      <w:r>
+        <w:rPr>
+          <w:lang w:val="en-CH"/>
+        </w:rPr>
+        <w:t xml:space="preserve">duplicaterecordreference rows are deactivated. </w:t>
+      </w:r>
+    </w:p>
+    <w:p>
+      <w:pPr>
+        <w:numPr>
+          <w:ilvl w:val="0"/>
+          <w:numId w:val="32"/>
+        </w:numPr>
+        <w:jc w:val="both"/>
+        <w:rPr>
+          <w:lang w:val="en-CH"/>
+        </w:rPr>
+      </w:pPr>
+      <w:r>
+        <w:rPr>
+          <w:lang w:val="en-CH"/>
+        </w:rPr>
+        <w:t>Deactivate the group: the jsp</w:t>
+      </w:r>
+      <w:r>
+        <w:rPr>
+          <w:lang w:val="en-CH"/>
+        </w:rPr>
+        <w:t>_</w:t>
+      </w:r>
+      <w:r>
+        <w:rPr>
+          <w:lang w:val="en-CH"/>
+        </w:rPr>
+        <w:t xml:space="preserve">duplicategroup record is deactivated to mark the merge as complete. </w:t>
+      </w:r>
+    </w:p>
+    <w:p>
+      <w:pPr>
+        <w:jc w:val="both"/>
+        <w:rPr>
+          <w:lang w:val="en-CH"/>
+        </w:rPr>
+      </w:pPr>
+      <w:r>
+        <w:rPr>
+          <w:lang w:val="en-CH"/>
+        </w:rPr>
+        <w:t>If an error occurs, the process stops, the loading state is cleared, and an error message is shown. The primary record might already be updated. This partial failure case is documented in test case T 23 and accepted as a tradeoff based on the design decision in chapter 4.4.</w:t>
       </w:r>
     </w:p>
     <w:p>
@@ -27050,7 +27469,7 @@
         <w:pStyle w:val="Heading1"/>
         <w:jc w:val="both"/>
       </w:pPr>
-      <w:bookmarkStart w:id="58" w:name="_Toc228774687"/>
+      <w:bookmarkStart w:id="56" w:name="_Toc228774687"/>
       <w:r>
         <w:lastRenderedPageBreak/>
         <w:t>6</w:t>
@@ -27059,14 +27478,14 @@
         <w:tab/>
         <w:t>Control</w:t>
       </w:r>
-      <w:bookmarkEnd w:id="58"/>
+      <w:bookmarkEnd w:id="56"/>
     </w:p>
     <w:p/>
     <w:p>
       <w:pPr>
         <w:pStyle w:val="Heading2"/>
       </w:pPr>
-      <w:bookmarkStart w:id="59" w:name="_Toc228774688"/>
+      <w:bookmarkStart w:id="57" w:name="_Toc228774688"/>
       <w:r>
         <w:t>6.1</w:t>
       </w:r>
@@ -27074,72 +27493,230 @@
         <w:tab/>
         <w:t>Test Protocol</w:t>
       </w:r>
-      <w:bookmarkEnd w:id="59"/>
+      <w:bookmarkEnd w:id="57"/>
     </w:p>
     <w:p>
       <w:pPr>
         <w:spacing w:line="240" w:lineRule="auto"/>
         <w:jc w:val="both"/>
-      </w:pPr>
-      <w:r>
-        <w:t xml:space="preserve">The primary objective of the testing phase was to verify that the solution meets all functional requirements as defined in the Inform phase. The scope included </w:t>
-      </w:r>
-      <w:r>
-        <w:rPr>
-          <w:highlight w:val="red"/>
-        </w:rPr>
-        <w:t>...</w:t>
+        <w:rPr>
+          <w:lang w:val="en-CH"/>
+        </w:rPr>
+      </w:pPr>
+      <w:r>
+        <w:rPr>
+          <w:lang w:val="en-CH"/>
+        </w:rPr>
+        <w:t>The primary objective of the testing phase was to verify that the solution meets all functional requirements as defined in the Inform phase. The scope included end-to-end testing of the two custom Dataverse entities, the PCF control, and the model-driven app.</w:t>
       </w:r>
     </w:p>
     <w:p>
       <w:pPr>
         <w:spacing w:line="240" w:lineRule="auto"/>
         <w:jc w:val="both"/>
-      </w:pPr>
-    </w:p>
-    <w:p>
-      <w:pPr>
-        <w:spacing w:line="240" w:lineRule="auto"/>
-        <w:jc w:val="both"/>
-      </w:pPr>
-      <w:r>
+        <w:rPr>
+          <w:lang w:val="en-CH"/>
+        </w:rPr>
+      </w:pPr>
+      <w:r>
+        <w:rPr>
+          <w:lang w:val="en-CH"/>
+        </w:rPr>
         <w:t>Scope of Testing:</w:t>
       </w:r>
     </w:p>
     <w:p>
       <w:pPr>
-        <w:pStyle w:val="ListParagraph"/>
         <w:numPr>
           <w:ilvl w:val="0"/>
-          <w:numId w:val="23"/>
+          <w:numId w:val="33"/>
         </w:numPr>
         <w:spacing w:line="240" w:lineRule="auto"/>
         <w:jc w:val="both"/>
         <w:rPr>
-          <w:highlight w:val="red"/>
-        </w:rPr>
-      </w:pPr>
-      <w:r>
-        <w:rPr>
-          <w:highlight w:val="red"/>
-        </w:rPr>
-        <w:t>...</w:t>
-      </w:r>
-    </w:p>
-    <w:p>
-      <w:pPr>
+          <w:lang w:val="en-CH"/>
+        </w:rPr>
+      </w:pPr>
+      <w:r>
+        <w:rPr>
+          <w:b/>
+          <w:bCs/>
+          <w:lang w:val="en-CH"/>
+        </w:rPr>
+        <w:t>Data Loading Verification:</w:t>
+      </w:r>
+      <w:r>
+        <w:rPr>
+          <w:lang w:val="en-CH"/>
+        </w:rPr>
+        <w:t xml:space="preserve"> Ensuring duplicate group records and their linked references are correctly fetched and displayed in the comparison view.</w:t>
+      </w:r>
+    </w:p>
+    <w:p>
+      <w:pPr>
+        <w:numPr>
+          <w:ilvl w:val="0"/>
+          <w:numId w:val="33"/>
+        </w:numPr>
         <w:spacing w:line="240" w:lineRule="auto"/>
         <w:jc w:val="both"/>
-      </w:pPr>
-      <w:r>
-        <w:t xml:space="preserve">Out of Scope: </w:t>
-      </w:r>
-      <w:r>
-        <w:rPr>
-          <w:highlight w:val="red"/>
-        </w:rPr>
-        <w:t>...</w:t>
-      </w:r>
+        <w:rPr>
+          <w:lang w:val="en-CH"/>
+        </w:rPr>
+      </w:pPr>
+      <w:r>
+        <w:rPr>
+          <w:b/>
+          <w:bCs/>
+          <w:lang w:val="en-CH"/>
+        </w:rPr>
+        <w:t>Field Type Validation:</w:t>
+      </w:r>
+      <w:r>
+        <w:rPr>
+          <w:lang w:val="en-CH"/>
+        </w:rPr>
+        <w:t xml:space="preserve"> Verifying that Text, Choice, and Lookup fields render correctly and behave as expected when selected.</w:t>
+      </w:r>
+    </w:p>
+    <w:p>
+      <w:pPr>
+        <w:numPr>
+          <w:ilvl w:val="0"/>
+          <w:numId w:val="33"/>
+        </w:numPr>
+        <w:spacing w:line="240" w:lineRule="auto"/>
+        <w:jc w:val="both"/>
+        <w:rPr>
+          <w:lang w:val="en-CH"/>
+        </w:rPr>
+      </w:pPr>
+      <w:r>
+        <w:rPr>
+          <w:b/>
+          <w:bCs/>
+          <w:lang w:val="en-CH"/>
+        </w:rPr>
+        <w:t>Merge Validation:</w:t>
+      </w:r>
+      <w:r>
+        <w:rPr>
+          <w:lang w:val="en-CH"/>
+        </w:rPr>
+        <w:t xml:space="preserve"> Confirming that selected field values are correctly written to the primary record and that all non-primary records, reference rows, and the duplicate group are deactivated after a successful merge.</w:t>
+      </w:r>
+    </w:p>
+    <w:p>
+      <w:pPr>
+        <w:numPr>
+          <w:ilvl w:val="0"/>
+          <w:numId w:val="33"/>
+        </w:numPr>
+        <w:spacing w:line="240" w:lineRule="auto"/>
+        <w:jc w:val="both"/>
+        <w:rPr>
+          <w:lang w:val="en-CH"/>
+        </w:rPr>
+      </w:pPr>
+      <w:r>
+        <w:rPr>
+          <w:b/>
+          <w:bCs/>
+          <w:lang w:val="en-CH"/>
+        </w:rPr>
+        <w:t>Boundary Testing:</w:t>
+      </w:r>
+      <w:r>
+        <w:rPr>
+          <w:lang w:val="en-CH"/>
+        </w:rPr>
+        <w:t xml:space="preserve"> Checking behaviour at the defined record limits — zero linked records, exactly two, exactly five, and six or more.</w:t>
+      </w:r>
+    </w:p>
+    <w:p>
+      <w:pPr>
+        <w:numPr>
+          <w:ilvl w:val="0"/>
+          <w:numId w:val="33"/>
+        </w:numPr>
+        <w:spacing w:line="240" w:lineRule="auto"/>
+        <w:jc w:val="both"/>
+        <w:rPr>
+          <w:lang w:val="en-CH"/>
+        </w:rPr>
+      </w:pPr>
+      <w:r>
+        <w:rPr>
+          <w:b/>
+          <w:bCs/>
+          <w:lang w:val="en-CH"/>
+        </w:rPr>
+        <w:t>Error Handling:</w:t>
+      </w:r>
+      <w:r>
+        <w:rPr>
+          <w:lang w:val="en-CH"/>
+        </w:rPr>
+        <w:t xml:space="preserve"> Validating that network failures, stale record references, and already-merged groups are handled gracefully with appropriate user-facing error messages.</w:t>
+      </w:r>
+    </w:p>
+    <w:p>
+      <w:pPr>
+        <w:spacing w:line="240" w:lineRule="auto"/>
+        <w:ind w:left="720"/>
+        <w:jc w:val="both"/>
+        <w:rPr>
+          <w:lang w:val="en-CH"/>
+        </w:rPr>
+      </w:pPr>
+    </w:p>
+    <w:p>
+      <w:pPr>
+        <w:spacing w:line="240" w:lineRule="auto"/>
+        <w:jc w:val="both"/>
+        <w:rPr>
+          <w:lang w:val="en-CH"/>
+        </w:rPr>
+      </w:pPr>
+      <w:r>
+        <w:rPr>
+          <w:lang w:val="en-CH"/>
+        </w:rPr>
+        <w:t xml:space="preserve">Out of Scope: Due to the limited timeframe of the project, performance and stress testing with large datasets, security role testing, and field-level security handling were excluded from the test plan as these fall outside the defined scope of the IPA. All tests were conducted in </w:t>
+      </w:r>
+      <w:r>
+        <w:rPr>
+          <w:lang w:val="en-CH"/>
+        </w:rPr>
+        <w:t>a</w:t>
+      </w:r>
+      <w:r>
+        <w:rPr>
+          <w:lang w:val="en-CH"/>
+        </w:rPr>
+        <w:t xml:space="preserve"> development environment using the account </w:t>
+      </w:r>
+      <w:hyperlink r:id="rId35" w:history="1">
+        <w:r>
+          <w:rPr>
+            <w:rStyle w:val="Hyperlink"/>
+            <w:lang w:val="en-CH"/>
+          </w:rPr>
+          <w:t>josiah.spilker@godiz.com</w:t>
+        </w:r>
+      </w:hyperlink>
+      <w:r>
+        <w:rPr>
+          <w:lang w:val="en-CH"/>
+        </w:rPr>
+        <w:t>.</w:t>
+      </w:r>
+    </w:p>
+    <w:p>
+      <w:pPr>
+        <w:spacing w:line="240" w:lineRule="auto"/>
+        <w:jc w:val="both"/>
+      </w:pPr>
       <w:r>
         <w:br w:type="page"/>
       </w:r>
@@ -27229,18 +27806,9 @@
         <w:jc w:val="both"/>
       </w:pPr>
       <w:r>
-        <w:br w:type="page"/>
-      </w:r>
-    </w:p>
-    <w:p>
-      <w:pPr>
-        <w:jc w:val="both"/>
-      </w:pPr>
-      <w:r>
         <w:rPr>
           <w:highlight w:val="red"/>
         </w:rPr>
-        <w:lastRenderedPageBreak/>
         <w:t>Go into specific tests here</w:t>
       </w:r>
       <w:r>
@@ -27251,6 +27819,7 @@
       </w:r>
     </w:p>
     <w:p>
+      <w:bookmarkStart w:id="58" w:name="_Toc228774689"/>
       <w:r>
         <w:br w:type="page"/>
       </w:r>
@@ -27260,16 +27829,18 @@
         <w:pStyle w:val="Heading2"/>
         <w:jc w:val="both"/>
       </w:pPr>
-      <w:bookmarkStart w:id="60" w:name="_Toc228774689"/>
       <w:r>
         <w:lastRenderedPageBreak/>
-        <w:t>6.3</w:t>
+        <w:t>6.</w:t>
+      </w:r>
+      <w:r>
+        <w:t>2</w:t>
       </w:r>
       <w:r>
         <w:tab/>
         <w:t>Boundary Testing</w:t>
       </w:r>
-      <w:bookmarkEnd w:id="60"/>
+      <w:bookmarkEnd w:id="58"/>
     </w:p>
     <w:p>
       <w:pPr>
@@ -27381,23 +27952,19 @@
     </w:p>
     <w:p>
       <w:pPr>
-        <w:pStyle w:val="Heading1"/>
-      </w:pPr>
-      <w:bookmarkStart w:id="61" w:name="_Toc228774690"/>
+        <w:pStyle w:val="Heading2"/>
+      </w:pPr>
+      <w:bookmarkStart w:id="59" w:name="_Toc228774690"/>
       <w:r>
         <w:lastRenderedPageBreak/>
-        <w:t>7</w:t>
-      </w:r>
-      <w:r>
-        <w:tab/>
-        <w:t>Evaluate</w:t>
-      </w:r>
-      <w:bookmarkEnd w:id="61"/>
-    </w:p>
-    <w:p>
-      <w:pPr>
-        <w:spacing w:line="240" w:lineRule="auto"/>
-        <w:jc w:val="both"/>
+        <w:t xml:space="preserve">6.3 </w:t>
+      </w:r>
+      <w:r>
+        <w:t>Revision of Guidelines</w:t>
+      </w:r>
+    </w:p>
+    <w:p>
+      <w:pPr>
         <w:rPr>
           <w:rFonts w:asciiTheme="majorHAnsi" w:eastAsiaTheme="majorEastAsia" w:hAnsiTheme="majorHAnsi" w:cstheme="majorBidi"/>
           <w:color w:val="0F4761" w:themeColor="accent1" w:themeShade="BF"/>
@@ -27406,6 +27973,35 @@
         </w:rPr>
       </w:pPr>
       <w:r>
+        <w:br w:type="page"/>
+      </w:r>
+    </w:p>
+    <w:p>
+      <w:pPr>
+        <w:pStyle w:val="Heading1"/>
+      </w:pPr>
+      <w:r>
+        <w:lastRenderedPageBreak/>
+        <w:t>7</w:t>
+      </w:r>
+      <w:r>
+        <w:tab/>
+        <w:t>Evaluate</w:t>
+      </w:r>
+      <w:bookmarkEnd w:id="59"/>
+    </w:p>
+    <w:p>
+      <w:pPr>
+        <w:spacing w:line="240" w:lineRule="auto"/>
+        <w:jc w:val="both"/>
+        <w:rPr>
+          <w:rFonts w:asciiTheme="majorHAnsi" w:eastAsiaTheme="majorEastAsia" w:hAnsiTheme="majorHAnsi" w:cstheme="majorBidi"/>
+          <w:color w:val="0F4761" w:themeColor="accent1" w:themeShade="BF"/>
+          <w:sz w:val="40"/>
+          <w:szCs w:val="40"/>
+        </w:rPr>
+      </w:pPr>
+      <w:r>
         <w:t xml:space="preserve">The final phase of the project is dedicated to an assessment of the implemented solution and the development process itself. In this chapter, I compare the final product against the requirements </w:t>
       </w:r>
       <w:r>
@@ -27440,7 +28036,7 @@
       <w:pPr>
         <w:pStyle w:val="Heading2"/>
       </w:pPr>
-      <w:bookmarkStart w:id="62" w:name="_Toc228774691"/>
+      <w:bookmarkStart w:id="60" w:name="_Toc228774691"/>
       <w:r>
         <w:lastRenderedPageBreak/>
         <w:t>7.1</w:t>
@@ -27451,7 +28047,7 @@
       <w:r>
         <w:t>Reflection</w:t>
       </w:r>
-      <w:bookmarkEnd w:id="62"/>
+      <w:bookmarkEnd w:id="60"/>
     </w:p>
     <w:p>
       <w:r>
@@ -27548,7 +28144,7 @@
           <w:szCs w:val="24"/>
         </w:rPr>
       </w:pPr>
-      <w:bookmarkStart w:id="63" w:name="_Toc228774692"/>
+      <w:bookmarkStart w:id="61" w:name="_Toc228774692"/>
       <w:r>
         <w:lastRenderedPageBreak/>
         <w:t>7.</w:t>
@@ -27560,7 +28156,7 @@
         <w:tab/>
         <w:t>IPERKA concerns</w:t>
       </w:r>
-      <w:bookmarkEnd w:id="63"/>
+      <w:bookmarkEnd w:id="61"/>
     </w:p>
     <w:p>
       <w:pPr>
@@ -27588,7 +28184,7 @@
       <w:pPr>
         <w:pStyle w:val="Heading2"/>
       </w:pPr>
-      <w:bookmarkStart w:id="64" w:name="_Toc228774693"/>
+      <w:bookmarkStart w:id="62" w:name="_Toc228774693"/>
       <w:r>
         <w:lastRenderedPageBreak/>
         <w:t>7.3</w:t>
@@ -27597,7 +28193,7 @@
         <w:tab/>
         <w:t>Possible Future Improvement</w:t>
       </w:r>
-      <w:bookmarkEnd w:id="64"/>
+      <w:bookmarkEnd w:id="62"/>
     </w:p>
     <w:p>
       <w:pPr>
@@ -27620,6 +28216,17 @@
         </w:rPr>
         <w:t>List them</w:t>
       </w:r>
+    </w:p>
+    <w:p>
+      <w:pPr>
+        <w:jc w:val="both"/>
+      </w:pPr>
+      <w:r>
+        <w:t xml:space="preserve">Instead of only allowing merges when all columns are selected, always allow merge but prioritize </w:t>
+      </w:r>
+      <w:r>
+        <w:t>primary record</w:t>
+      </w:r>
       <w:r>
         <w:br w:type="page"/>
       </w:r>
@@ -27628,12 +28235,12 @@
       <w:pPr>
         <w:pStyle w:val="Heading2"/>
       </w:pPr>
-      <w:bookmarkStart w:id="65" w:name="_Toc228774694"/>
+      <w:bookmarkStart w:id="63" w:name="_Toc228774694"/>
       <w:r>
         <w:lastRenderedPageBreak/>
         <w:t>7.4 Summary</w:t>
       </w:r>
-      <w:bookmarkEnd w:id="65"/>
+      <w:bookmarkEnd w:id="63"/>
     </w:p>
     <w:p/>
     <w:p>
@@ -27711,7 +28318,7 @@
       <w:pPr>
         <w:pStyle w:val="Heading1"/>
       </w:pPr>
-      <w:bookmarkStart w:id="66" w:name="_Toc228774695"/>
+      <w:bookmarkStart w:id="64" w:name="_Toc228774695"/>
       <w:r>
         <w:lastRenderedPageBreak/>
         <w:t>8</w:t>
@@ -27722,7 +28329,7 @@
       <w:r>
         <w:t>Appendix</w:t>
       </w:r>
-      <w:bookmarkEnd w:id="66"/>
+      <w:bookmarkEnd w:id="64"/>
     </w:p>
     <w:p>
       <w:pPr>
@@ -27734,7 +28341,7 @@
           <w:szCs w:val="28"/>
         </w:rPr>
       </w:pPr>
-      <w:bookmarkStart w:id="67" w:name="_Toc228774696"/>
+      <w:bookmarkStart w:id="65" w:name="_Toc228774696"/>
       <w:r>
         <w:t>8.1</w:t>
       </w:r>
@@ -27744,7 +28351,7 @@
       <w:r>
         <w:t>Glossary</w:t>
       </w:r>
-      <w:bookmarkEnd w:id="67"/>
+      <w:bookmarkEnd w:id="65"/>
     </w:p>
     <w:p>
       <w:pPr>
@@ -28011,7 +28618,7 @@
       <w:pPr>
         <w:pStyle w:val="Heading2"/>
       </w:pPr>
-      <w:bookmarkStart w:id="68" w:name="_Toc228774697"/>
+      <w:bookmarkStart w:id="66" w:name="_Toc228774697"/>
       <w:r>
         <w:lastRenderedPageBreak/>
         <w:t>8.2</w:t>
@@ -28022,7 +28629,7 @@
       <w:r>
         <w:t>Bibliography</w:t>
       </w:r>
-      <w:bookmarkEnd w:id="68"/>
+      <w:bookmarkEnd w:id="66"/>
     </w:p>
     <w:p/>
     <w:p>
@@ -28043,7 +28650,7 @@
       <w:pPr>
         <w:spacing w:line="240" w:lineRule="auto"/>
       </w:pPr>
-      <w:hyperlink r:id="rId32" w:history="1">
+      <w:hyperlink r:id="rId36" w:history="1">
         <w:r>
           <w:rPr>
             <w:rStyle w:val="Hyperlink"/>
@@ -28092,7 +28699,7 @@
       <w:r>
         <w:br/>
       </w:r>
-      <w:hyperlink r:id="rId33" w:history="1">
+      <w:hyperlink r:id="rId37" w:history="1">
         <w:r>
           <w:rPr>
             <w:rStyle w:val="Hyperlink"/>
@@ -28146,7 +28753,7 @@
       <w:r>
         <w:br/>
       </w:r>
-      <w:hyperlink r:id="rId34" w:history="1">
+      <w:hyperlink r:id="rId38" w:history="1">
         <w:r>
           <w:rPr>
             <w:rStyle w:val="Hyperlink"/>
@@ -28173,7 +28780,7 @@
       <w:r>
         <w:br/>
       </w:r>
-      <w:hyperlink r:id="rId35" w:history="1">
+      <w:hyperlink r:id="rId39" w:history="1">
         <w:r>
           <w:rPr>
             <w:rStyle w:val="Hyperlink"/>
@@ -28196,7 +28803,7 @@
       <w:pPr>
         <w:pStyle w:val="Heading2"/>
       </w:pPr>
-      <w:bookmarkStart w:id="69" w:name="_Toc228774698"/>
+      <w:bookmarkStart w:id="67" w:name="_Toc228774698"/>
       <w:r>
         <w:t>8.3</w:t>
       </w:r>
@@ -28206,7 +28813,7 @@
       <w:r>
         <w:t>Declaration of Independent Work</w:t>
       </w:r>
-      <w:bookmarkEnd w:id="69"/>
+      <w:bookmarkEnd w:id="67"/>
     </w:p>
     <w:p>
       <w:pPr>
@@ -28245,9 +28852,9 @@
     </w:p>
     <w:p/>
     <w:sectPr>
-      <w:headerReference w:type="default" r:id="rId36"/>
-      <w:footerReference w:type="default" r:id="rId37"/>
-      <w:headerReference w:type="first" r:id="rId38"/>
+      <w:headerReference w:type="default" r:id="rId40"/>
+      <w:footerReference w:type="default" r:id="rId41"/>
+      <w:headerReference w:type="first" r:id="rId42"/>
       <w:pgSz w:w="11906" w:h="16838"/>
       <w:pgMar w:top="1440" w:right="1440" w:bottom="1440" w:left="1440" w:header="454" w:footer="708" w:gutter="0"/>
       <w:cols w:space="708"/>
@@ -28348,7 +28955,7 @@
       <w:rPr>
         <w:noProof/>
       </w:rPr>
-      <w:t>04.05.2026</w:t>
+      <w:t>05.05.2026</w:t>
     </w:r>
     <w:r>
       <w:fldChar w:fldCharType="end"/>
@@ -28590,6 +29197,119 @@
 <file path=word/numbering.xml><?xml version="1.0" encoding="utf-8"?>
 <w:numbering xmlns:wpc="http://schemas.microsoft.com/office/word/2010/wordprocessingCanvas" xmlns:cx="http://schemas.microsoft.com/office/drawing/2014/chartex" xmlns:cx1="http://schemas.microsoft.com/office/drawing/2015/9/8/chartex" xmlns:cx2="http://schemas.microsoft.com/office/drawing/2015/10/21/chartex" xmlns:cx3="http://schemas.microsoft.com/office/drawing/2016/5/9/chartex" xmlns:cx4="http://schemas.microsoft.com/office/drawing/2016/5/10/chartex" xmlns:cx5="http://schemas.microsoft.com/office/drawing/2016/5/11/chartex" xmlns:cx6="http://schemas.microsoft.com/office/drawing/2016/5/12/chartex" xmlns:cx7="http://schemas.microsoft.com/office/drawing/2016/5/13/chartex" xmlns:cx8="http://schemas.microsoft.com/office/drawing/2016/5/14/chartex" xmlns:mc="http://schemas.openxmlformats.org/markup-compatibility/2006" xmlns:aink="http://schemas.microsoft.com/office/drawing/2016/ink" xmlns:am3d="http://schemas.microsoft.com/office/drawing/2017/model3d" xmlns:o="urn:schemas-microsoft-com:office:office" xmlns:oel="http://schemas.microsoft.com/office/2019/extlst" xmlns:r="http://schemas.openxmlformats.org/officeDocument/2006/relationships" xmlns:m="http://schemas.openxmlformats.org/officeDocument/2006/math" xmlns:v="urn:schemas-microsoft-com:vml" xmlns:wp14="http://schemas.microsoft.com/office/word/2010/wordprocessingDrawing" xmlns:wp="http://schemas.openxmlformats.org/drawingml/2006/wordprocessingDrawing" xmlns:w10="urn:schemas-microsoft-com:office:word" xmlns:w="http://schemas.openxmlformats.org/wordprocessingml/2006/main" xmlns:w14="http://schemas.microsoft.com/office/word/2010/wordml" xmlns:w15="http://schemas.microsoft.com/office/word/2012/wordml" xmlns:w16cex="http://schemas.microsoft.com/office/word/2018/wordml/cex" xmlns:w16cid="http://schemas.microsoft.com/office/word/2016/wordml/cid" xmlns:w16="http://schemas.microsoft.com/office/word/2018/wordml" xmlns:w16du="http://schemas.microsoft.com/office/word/2023/wordml/word16du" xmlns:w16sdtdh="http://schemas.microsoft.com/office/word/2020/wordml/sdtdatahash" xmlns:w16sdtfl="http://schemas.microsoft.com/office/word/2024/wordml/sdtformatlock" xmlns:w16se="http://schemas.microsoft.com/office/word/2015/wordml/symex" xmlns:wpg="http://schemas.microsoft.com/office/word/2010/wordprocessingGroup" xmlns:wpi="http://schemas.microsoft.com/office/word/2010/wordprocessingInk" xmlns:wne="http://schemas.microsoft.com/office/word/2006/wordml" xmlns:wps="http://schemas.microsoft.com/office/word/2010/wordprocessingShape" mc:Ignorable="w14 w15 w16se w16cid w16 w16cex w16sdtdh w16sdtfl w16du wp14">
   <w:abstractNum w:abstractNumId="0" w15:restartNumberingAfterBreak="0">
+    <w:nsid w:val="02593DCE"/>
+    <w:multiLevelType w:val="multilevel"/>
+    <w:tmpl w:val="796216C4"/>
+    <w:lvl w:ilvl="0">
+      <w:start w:val="1"/>
+      <w:numFmt w:val="decimal"/>
+      <w:lvlText w:val="%1."/>
+      <w:lvlJc w:val="left"/>
+      <w:pPr>
+        <w:tabs>
+          <w:tab w:val="num" w:pos="720"/>
+        </w:tabs>
+        <w:ind w:left="720" w:hanging="360"/>
+      </w:pPr>
+    </w:lvl>
+    <w:lvl w:ilvl="1" w:tentative="1">
+      <w:start w:val="1"/>
+      <w:numFmt w:val="decimal"/>
+      <w:lvlText w:val="%2."/>
+      <w:lvlJc w:val="left"/>
+      <w:pPr>
+        <w:tabs>
+          <w:tab w:val="num" w:pos="1440"/>
+        </w:tabs>
+        <w:ind w:left="1440" w:hanging="360"/>
+      </w:pPr>
+    </w:lvl>
+    <w:lvl w:ilvl="2" w:tentative="1">
+      <w:start w:val="1"/>
+      <w:numFmt w:val="decimal"/>
+      <w:lvlText w:val="%3."/>
+      <w:lvlJc w:val="left"/>
+      <w:pPr>
+        <w:tabs>
+          <w:tab w:val="num" w:pos="2160"/>
+        </w:tabs>
+        <w:ind w:left="2160" w:hanging="360"/>
+      </w:pPr>
+    </w:lvl>
+    <w:lvl w:ilvl="3" w:tentative="1">
+      <w:start w:val="1"/>
+      <w:numFmt w:val="decimal"/>
+      <w:lvlText w:val="%4."/>
+      <w:lvlJc w:val="left"/>
+      <w:pPr>
+        <w:tabs>
+          <w:tab w:val="num" w:pos="2880"/>
+        </w:tabs>
+        <w:ind w:left="2880" w:hanging="360"/>
+      </w:pPr>
+    </w:lvl>
+    <w:lvl w:ilvl="4" w:tentative="1">
+      <w:start w:val="1"/>
+      <w:numFmt w:val="decimal"/>
+      <w:lvlText w:val="%5."/>
+      <w:lvlJc w:val="left"/>
+      <w:pPr>
+        <w:tabs>
+          <w:tab w:val="num" w:pos="3600"/>
+        </w:tabs>
+        <w:ind w:left="3600" w:hanging="360"/>
+      </w:pPr>
+    </w:lvl>
+    <w:lvl w:ilvl="5" w:tentative="1">
+      <w:start w:val="1"/>
+      <w:numFmt w:val="decimal"/>
+      <w:lvlText w:val="%6."/>
+      <w:lvlJc w:val="left"/>
+      <w:pPr>
+        <w:tabs>
+          <w:tab w:val="num" w:pos="4320"/>
+        </w:tabs>
+        <w:ind w:left="4320" w:hanging="360"/>
+      </w:pPr>
+    </w:lvl>
+    <w:lvl w:ilvl="6" w:tentative="1">
+      <w:start w:val="1"/>
+      <w:numFmt w:val="decimal"/>
+      <w:lvlText w:val="%7."/>
+      <w:lvlJc w:val="left"/>
+      <w:pPr>
+        <w:tabs>
+          <w:tab w:val="num" w:pos="5040"/>
+        </w:tabs>
+        <w:ind w:left="5040" w:hanging="360"/>
+      </w:pPr>
+    </w:lvl>
+    <w:lvl w:ilvl="7" w:tentative="1">
+      <w:start w:val="1"/>
+      <w:numFmt w:val="decimal"/>
+      <w:lvlText w:val="%8."/>
+      <w:lvlJc w:val="left"/>
+      <w:pPr>
+        <w:tabs>
+          <w:tab w:val="num" w:pos="5760"/>
+        </w:tabs>
+        <w:ind w:left="5760" w:hanging="360"/>
+      </w:pPr>
+    </w:lvl>
+    <w:lvl w:ilvl="8" w:tentative="1">
+      <w:start w:val="1"/>
+      <w:numFmt w:val="decimal"/>
+      <w:lvlText w:val="%9."/>
+      <w:lvlJc w:val="left"/>
+      <w:pPr>
+        <w:tabs>
+          <w:tab w:val="num" w:pos="6480"/>
+        </w:tabs>
+        <w:ind w:left="6480" w:hanging="360"/>
+      </w:pPr>
+    </w:lvl>
+  </w:abstractNum>
+  <w:abstractNum w:abstractNumId="1" w15:restartNumberingAfterBreak="0">
     <w:nsid w:val="03562E57"/>
     <w:multiLevelType w:val="hybridMultilevel"/>
     <w:tmpl w:val="64F446F2"/>
@@ -28702,7 +29422,7 @@
       </w:rPr>
     </w:lvl>
   </w:abstractNum>
-  <w:abstractNum w:abstractNumId="1" w15:restartNumberingAfterBreak="0">
+  <w:abstractNum w:abstractNumId="2" w15:restartNumberingAfterBreak="0">
     <w:nsid w:val="07A44410"/>
     <w:multiLevelType w:val="multilevel"/>
     <w:tmpl w:val="AB8A7636"/>
@@ -28851,7 +29571,7 @@
       </w:rPr>
     </w:lvl>
   </w:abstractNum>
-  <w:abstractNum w:abstractNumId="2" w15:restartNumberingAfterBreak="0">
+  <w:abstractNum w:abstractNumId="3" w15:restartNumberingAfterBreak="0">
     <w:nsid w:val="0E8F43A0"/>
     <w:multiLevelType w:val="multilevel"/>
     <w:tmpl w:val="1F2C3E2A"/>
@@ -29000,7 +29720,7 @@
       </w:rPr>
     </w:lvl>
   </w:abstractNum>
-  <w:abstractNum w:abstractNumId="3" w15:restartNumberingAfterBreak="0">
+  <w:abstractNum w:abstractNumId="4" w15:restartNumberingAfterBreak="0">
     <w:nsid w:val="0EA16265"/>
     <w:multiLevelType w:val="multilevel"/>
     <w:tmpl w:val="F55C9010"/>
@@ -29149,7 +29869,7 @@
       </w:rPr>
     </w:lvl>
   </w:abstractNum>
-  <w:abstractNum w:abstractNumId="4" w15:restartNumberingAfterBreak="0">
+  <w:abstractNum w:abstractNumId="5" w15:restartNumberingAfterBreak="0">
     <w:nsid w:val="16EB6064"/>
     <w:multiLevelType w:val="multilevel"/>
     <w:tmpl w:val="732AA96E"/>
@@ -29298,7 +30018,120 @@
       </w:rPr>
     </w:lvl>
   </w:abstractNum>
-  <w:abstractNum w:abstractNumId="5" w15:restartNumberingAfterBreak="0">
+  <w:abstractNum w:abstractNumId="6" w15:restartNumberingAfterBreak="0">
+    <w:nsid w:val="1F2911C7"/>
+    <w:multiLevelType w:val="multilevel"/>
+    <w:tmpl w:val="46DA9080"/>
+    <w:lvl w:ilvl="0">
+      <w:start w:val="1"/>
+      <w:numFmt w:val="decimal"/>
+      <w:lvlText w:val="%1."/>
+      <w:lvlJc w:val="left"/>
+      <w:pPr>
+        <w:tabs>
+          <w:tab w:val="num" w:pos="720"/>
+        </w:tabs>
+        <w:ind w:left="720" w:hanging="360"/>
+      </w:pPr>
+    </w:lvl>
+    <w:lvl w:ilvl="1" w:tentative="1">
+      <w:start w:val="1"/>
+      <w:numFmt w:val="decimal"/>
+      <w:lvlText w:val="%2."/>
+      <w:lvlJc w:val="left"/>
+      <w:pPr>
+        <w:tabs>
+          <w:tab w:val="num" w:pos="1440"/>
+        </w:tabs>
+        <w:ind w:left="1440" w:hanging="360"/>
+      </w:pPr>
+    </w:lvl>
+    <w:lvl w:ilvl="2" w:tentative="1">
+      <w:start w:val="1"/>
+      <w:numFmt w:val="decimal"/>
+      <w:lvlText w:val="%3."/>
+      <w:lvlJc w:val="left"/>
+      <w:pPr>
+        <w:tabs>
+          <w:tab w:val="num" w:pos="2160"/>
+        </w:tabs>
+        <w:ind w:left="2160" w:hanging="360"/>
+      </w:pPr>
+    </w:lvl>
+    <w:lvl w:ilvl="3" w:tentative="1">
+      <w:start w:val="1"/>
+      <w:numFmt w:val="decimal"/>
+      <w:lvlText w:val="%4."/>
+      <w:lvlJc w:val="left"/>
+      <w:pPr>
+        <w:tabs>
+          <w:tab w:val="num" w:pos="2880"/>
+        </w:tabs>
+        <w:ind w:left="2880" w:hanging="360"/>
+      </w:pPr>
+    </w:lvl>
+    <w:lvl w:ilvl="4" w:tentative="1">
+      <w:start w:val="1"/>
+      <w:numFmt w:val="decimal"/>
+      <w:lvlText w:val="%5."/>
+      <w:lvlJc w:val="left"/>
+      <w:pPr>
+        <w:tabs>
+          <w:tab w:val="num" w:pos="3600"/>
+        </w:tabs>
+        <w:ind w:left="3600" w:hanging="360"/>
+      </w:pPr>
+    </w:lvl>
+    <w:lvl w:ilvl="5" w:tentative="1">
+      <w:start w:val="1"/>
+      <w:numFmt w:val="decimal"/>
+      <w:lvlText w:val="%6."/>
+      <w:lvlJc w:val="left"/>
+      <w:pPr>
+        <w:tabs>
+          <w:tab w:val="num" w:pos="4320"/>
+        </w:tabs>
+        <w:ind w:left="4320" w:hanging="360"/>
+      </w:pPr>
+    </w:lvl>
+    <w:lvl w:ilvl="6" w:tentative="1">
+      <w:start w:val="1"/>
+      <w:numFmt w:val="decimal"/>
+      <w:lvlText w:val="%7."/>
+      <w:lvlJc w:val="left"/>
+      <w:pPr>
+        <w:tabs>
+          <w:tab w:val="num" w:pos="5040"/>
+        </w:tabs>
+        <w:ind w:left="5040" w:hanging="360"/>
+      </w:pPr>
+    </w:lvl>
+    <w:lvl w:ilvl="7" w:tentative="1">
+      <w:start w:val="1"/>
+      <w:numFmt w:val="decimal"/>
+      <w:lvlText w:val="%8."/>
+      <w:lvlJc w:val="left"/>
+      <w:pPr>
+        <w:tabs>
+          <w:tab w:val="num" w:pos="5760"/>
+        </w:tabs>
+        <w:ind w:left="5760" w:hanging="360"/>
+      </w:pPr>
+    </w:lvl>
+    <w:lvl w:ilvl="8" w:tentative="1">
+      <w:start w:val="1"/>
+      <w:numFmt w:val="decimal"/>
+      <w:lvlText w:val="%9."/>
+      <w:lvlJc w:val="left"/>
+      <w:pPr>
+        <w:tabs>
+          <w:tab w:val="num" w:pos="6480"/>
+        </w:tabs>
+        <w:ind w:left="6480" w:hanging="360"/>
+      </w:pPr>
+    </w:lvl>
+  </w:abstractNum>
+  <w:abstractNum w:abstractNumId="7" w15:restartNumberingAfterBreak="0">
     <w:nsid w:val="1F3A3ACB"/>
     <w:multiLevelType w:val="hybridMultilevel"/>
     <w:tmpl w:val="5D8E7658"/>
@@ -29411,7 +30244,7 @@
       </w:rPr>
     </w:lvl>
   </w:abstractNum>
-  <w:abstractNum w:abstractNumId="6" w15:restartNumberingAfterBreak="0">
+  <w:abstractNum w:abstractNumId="8" w15:restartNumberingAfterBreak="0">
     <w:nsid w:val="1F442A6B"/>
     <w:multiLevelType w:val="multilevel"/>
     <w:tmpl w:val="0F6AA5FE"/>
@@ -29560,7 +30393,7 @@
       </w:rPr>
     </w:lvl>
   </w:abstractNum>
-  <w:abstractNum w:abstractNumId="7" w15:restartNumberingAfterBreak="0">
+  <w:abstractNum w:abstractNumId="9" w15:restartNumberingAfterBreak="0">
     <w:nsid w:val="2366395E"/>
     <w:multiLevelType w:val="multilevel"/>
     <w:tmpl w:val="1576CD94"/>
@@ -29673,7 +30506,7 @@
       </w:pPr>
     </w:lvl>
   </w:abstractNum>
-  <w:abstractNum w:abstractNumId="8" w15:restartNumberingAfterBreak="0">
+  <w:abstractNum w:abstractNumId="10" w15:restartNumberingAfterBreak="0">
     <w:nsid w:val="24087A67"/>
     <w:multiLevelType w:val="multilevel"/>
     <w:tmpl w:val="DC2AD13E"/>
@@ -29794,7 +30627,7 @@
       </w:rPr>
     </w:lvl>
   </w:abstractNum>
-  <w:abstractNum w:abstractNumId="9" w15:restartNumberingAfterBreak="0">
+  <w:abstractNum w:abstractNumId="11" w15:restartNumberingAfterBreak="0">
     <w:nsid w:val="26AA00E2"/>
     <w:multiLevelType w:val="multilevel"/>
     <w:tmpl w:val="1CB002FA"/>
@@ -29911,7 +30744,7 @@
       </w:pPr>
     </w:lvl>
   </w:abstractNum>
-  <w:abstractNum w:abstractNumId="10" w15:restartNumberingAfterBreak="0">
+  <w:abstractNum w:abstractNumId="12" w15:restartNumberingAfterBreak="0">
     <w:nsid w:val="28C30017"/>
     <w:multiLevelType w:val="multilevel"/>
     <w:tmpl w:val="29028434"/>
@@ -30060,7 +30893,7 @@
       </w:rPr>
     </w:lvl>
   </w:abstractNum>
-  <w:abstractNum w:abstractNumId="11" w15:restartNumberingAfterBreak="0">
+  <w:abstractNum w:abstractNumId="13" w15:restartNumberingAfterBreak="0">
     <w:nsid w:val="2B5D5C70"/>
     <w:multiLevelType w:val="multilevel"/>
     <w:tmpl w:val="149AC292"/>
@@ -30209,10 +31042,10 @@
       </w:rPr>
     </w:lvl>
   </w:abstractNum>
-  <w:abstractNum w:abstractNumId="12" w15:restartNumberingAfterBreak="0">
-    <w:nsid w:val="32023928"/>
+  <w:abstractNum w:abstractNumId="14" w15:restartNumberingAfterBreak="0">
+    <w:nsid w:val="2C0627CC"/>
     <w:multiLevelType w:val="multilevel"/>
-    <w:tmpl w:val="F498EEF8"/>
+    <w:tmpl w:val="C8446744"/>
     <w:lvl w:ilvl="0">
       <w:start w:val="1"/>
       <w:numFmt w:val="bullet"/>
@@ -30358,7 +31191,269 @@
       </w:rPr>
     </w:lvl>
   </w:abstractNum>
-  <w:abstractNum w:abstractNumId="13" w15:restartNumberingAfterBreak="0">
+  <w:abstractNum w:abstractNumId="15" w15:restartNumberingAfterBreak="0">
+    <w:nsid w:val="32023928"/>
+    <w:multiLevelType w:val="multilevel"/>
+    <w:tmpl w:val="F498EEF8"/>
+    <w:lvl w:ilvl="0">
+      <w:start w:val="1"/>
+      <w:numFmt w:val="bullet"/>
+      <w:lvlText w:val=""/>
+      <w:lvlJc w:val="left"/>
+      <w:pPr>
+        <w:tabs>
+          <w:tab w:val="num" w:pos="720"/>
+        </w:tabs>
+        <w:ind w:left="720" w:hanging="360"/>
+      </w:pPr>
+      <w:rPr>
+        <w:rFonts w:ascii="Symbol" w:hAnsi="Symbol" w:hint="default"/>
+        <w:sz w:val="20"/>
+      </w:rPr>
+    </w:lvl>
+    <w:lvl w:ilvl="1" w:tentative="1">
+      <w:start w:val="1"/>
+      <w:numFmt w:val="bullet"/>
+      <w:lvlText w:val="o"/>
+      <w:lvlJc w:val="left"/>
+      <w:pPr>
+        <w:tabs>
+          <w:tab w:val="num" w:pos="1440"/>
+        </w:tabs>
+        <w:ind w:left="1440" w:hanging="360"/>
+      </w:pPr>
+      <w:rPr>
+        <w:rFonts w:ascii="Courier New" w:hAnsi="Courier New" w:hint="default"/>
+        <w:sz w:val="20"/>
+      </w:rPr>
+    </w:lvl>
+    <w:lvl w:ilvl="2" w:tentative="1">
+      <w:start w:val="1"/>
+      <w:numFmt w:val="bullet"/>
+      <w:lvlText w:val=""/>
+      <w:lvlJc w:val="left"/>
+      <w:pPr>
+        <w:tabs>
+          <w:tab w:val="num" w:pos="2160"/>
+        </w:tabs>
+        <w:ind w:left="2160" w:hanging="360"/>
+      </w:pPr>
+      <w:rPr>
+        <w:rFonts w:ascii="Wingdings" w:hAnsi="Wingdings" w:hint="default"/>
+        <w:sz w:val="20"/>
+      </w:rPr>
+    </w:lvl>
+    <w:lvl w:ilvl="3" w:tentative="1">
+      <w:start w:val="1"/>
+      <w:numFmt w:val="bullet"/>
+      <w:lvlText w:val=""/>
+      <w:lvlJc w:val="left"/>
+      <w:pPr>
+        <w:tabs>
+          <w:tab w:val="num" w:pos="2880"/>
+        </w:tabs>
+        <w:ind w:left="2880" w:hanging="360"/>
+      </w:pPr>
+      <w:rPr>
+        <w:rFonts w:ascii="Wingdings" w:hAnsi="Wingdings" w:hint="default"/>
+        <w:sz w:val="20"/>
+      </w:rPr>
+    </w:lvl>
+    <w:lvl w:ilvl="4" w:tentative="1">
+      <w:start w:val="1"/>
+      <w:numFmt w:val="bullet"/>
+      <w:lvlText w:val=""/>
+      <w:lvlJc w:val="left"/>
+      <w:pPr>
+        <w:tabs>
+          <w:tab w:val="num" w:pos="3600"/>
+        </w:tabs>
+        <w:ind w:left="3600" w:hanging="360"/>
+      </w:pPr>
+      <w:rPr>
+        <w:rFonts w:ascii="Wingdings" w:hAnsi="Wingdings" w:hint="default"/>
+        <w:sz w:val="20"/>
+      </w:rPr>
+    </w:lvl>
+    <w:lvl w:ilvl="5" w:tentative="1">
+      <w:start w:val="1"/>
+      <w:numFmt w:val="bullet"/>
+      <w:lvlText w:val=""/>
+      <w:lvlJc w:val="left"/>
+      <w:pPr>
+        <w:tabs>
+          <w:tab w:val="num" w:pos="4320"/>
+        </w:tabs>
+        <w:ind w:left="4320" w:hanging="360"/>
+      </w:pPr>
+      <w:rPr>
+        <w:rFonts w:ascii="Wingdings" w:hAnsi="Wingdings" w:hint="default"/>
+        <w:sz w:val="20"/>
+      </w:rPr>
+    </w:lvl>
+    <w:lvl w:ilvl="6" w:tentative="1">
+      <w:start w:val="1"/>
+      <w:numFmt w:val="bullet"/>
+      <w:lvlText w:val=""/>
+      <w:lvlJc w:val="left"/>
+      <w:pPr>
+        <w:tabs>
+          <w:tab w:val="num" w:pos="5040"/>
+        </w:tabs>
+        <w:ind w:left="5040" w:hanging="360"/>
+      </w:pPr>
+      <w:rPr>
+        <w:rFonts w:ascii="Wingdings" w:hAnsi="Wingdings" w:hint="default"/>
+        <w:sz w:val="20"/>
+      </w:rPr>
+    </w:lvl>
+    <w:lvl w:ilvl="7" w:tentative="1">
+      <w:start w:val="1"/>
+      <w:numFmt w:val="bullet"/>
+      <w:lvlText w:val=""/>
+      <w:lvlJc w:val="left"/>
+      <w:pPr>
+        <w:tabs>
+          <w:tab w:val="num" w:pos="5760"/>
+        </w:tabs>
+        <w:ind w:left="5760" w:hanging="360"/>
+      </w:pPr>
+      <w:rPr>
+        <w:rFonts w:ascii="Wingdings" w:hAnsi="Wingdings" w:hint="default"/>
+        <w:sz w:val="20"/>
+      </w:rPr>
+    </w:lvl>
+    <w:lvl w:ilvl="8" w:tentative="1">
+      <w:start w:val="1"/>
+      <w:numFmt w:val="bullet"/>
+      <w:lvlText w:val=""/>
+      <w:lvlJc w:val="left"/>
+      <w:pPr>
+        <w:tabs>
+          <w:tab w:val="num" w:pos="6480"/>
+        </w:tabs>
+        <w:ind w:left="6480" w:hanging="360"/>
+      </w:pPr>
+      <w:rPr>
+        <w:rFonts w:ascii="Wingdings" w:hAnsi="Wingdings" w:hint="default"/>
+        <w:sz w:val="20"/>
+      </w:rPr>
+    </w:lvl>
+  </w:abstractNum>
+  <w:abstractNum w:abstractNumId="16" w15:restartNumberingAfterBreak="0">
+    <w:nsid w:val="38D74C2F"/>
+    <w:multiLevelType w:val="multilevel"/>
+    <w:tmpl w:val="D94CF794"/>
+    <w:lvl w:ilvl="0">
+      <w:start w:val="1"/>
+      <w:numFmt w:val="decimal"/>
+      <w:lvlText w:val="%1."/>
+      <w:lvlJc w:val="left"/>
+      <w:pPr>
+        <w:tabs>
+          <w:tab w:val="num" w:pos="720"/>
+        </w:tabs>
+        <w:ind w:left="720" w:hanging="360"/>
+      </w:pPr>
+    </w:lvl>
+    <w:lvl w:ilvl="1" w:tentative="1">
+      <w:start w:val="1"/>
+      <w:numFmt w:val="decimal"/>
+      <w:lvlText w:val="%2."/>
+      <w:lvlJc w:val="left"/>
+      <w:pPr>
+        <w:tabs>
+          <w:tab w:val="num" w:pos="1440"/>
+        </w:tabs>
+        <w:ind w:left="1440" w:hanging="360"/>
+      </w:pPr>
+    </w:lvl>
+    <w:lvl w:ilvl="2" w:tentative="1">
+      <w:start w:val="1"/>
+      <w:numFmt w:val="decimal"/>
+      <w:lvlText w:val="%3."/>
+      <w:lvlJc w:val="left"/>
+      <w:pPr>
+        <w:tabs>
+          <w:tab w:val="num" w:pos="2160"/>
+        </w:tabs>
+        <w:ind w:left="2160" w:hanging="360"/>
+      </w:pPr>
+    </w:lvl>
+    <w:lvl w:ilvl="3" w:tentative="1">
+      <w:start w:val="1"/>
+      <w:numFmt w:val="decimal"/>
+      <w:lvlText w:val="%4."/>
+      <w:lvlJc w:val="left"/>
+      <w:pPr>
+        <w:tabs>
+          <w:tab w:val="num" w:pos="2880"/>
+        </w:tabs>
+        <w:ind w:left="2880" w:hanging="360"/>
+      </w:pPr>
+    </w:lvl>
+    <w:lvl w:ilvl="4" w:tentative="1">
+      <w:start w:val="1"/>
+      <w:numFmt w:val="decimal"/>
+      <w:lvlText w:val="%5."/>
+      <w:lvlJc w:val="left"/>
+      <w:pPr>
+        <w:tabs>
+          <w:tab w:val="num" w:pos="3600"/>
+        </w:tabs>
+        <w:ind w:left="3600" w:hanging="360"/>
+      </w:pPr>
+    </w:lvl>
+    <w:lvl w:ilvl="5" w:tentative="1">
+      <w:start w:val="1"/>
+      <w:numFmt w:val="decimal"/>
+      <w:lvlText w:val="%6."/>
+      <w:lvlJc w:val="left"/>
+      <w:pPr>
+        <w:tabs>
+          <w:tab w:val="num" w:pos="4320"/>
+        </w:tabs>
+        <w:ind w:left="4320" w:hanging="360"/>
+      </w:pPr>
+    </w:lvl>
+    <w:lvl w:ilvl="6" w:tentative="1">
+      <w:start w:val="1"/>
+      <w:numFmt w:val="decimal"/>
+      <w:lvlText w:val="%7."/>
+      <w:lvlJc w:val="left"/>
+      <w:pPr>
+        <w:tabs>
+          <w:tab w:val="num" w:pos="5040"/>
+        </w:tabs>
+        <w:ind w:left="5040" w:hanging="360"/>
+      </w:pPr>
+    </w:lvl>
+    <w:lvl w:ilvl="7" w:tentative="1">
+      <w:start w:val="1"/>
+      <w:numFmt w:val="decimal"/>
+      <w:lvlText w:val="%8."/>
+      <w:lvlJc w:val="left"/>
+      <w:pPr>
+        <w:tabs>
+          <w:tab w:val="num" w:pos="5760"/>
+        </w:tabs>
+        <w:ind w:left="5760" w:hanging="360"/>
+      </w:pPr>
+    </w:lvl>
+    <w:lvl w:ilvl="8" w:tentative="1">
+      <w:start w:val="1"/>
+      <w:numFmt w:val="decimal"/>
+      <w:lvlText w:val="%9."/>
+      <w:lvlJc w:val="left"/>
+      <w:pPr>
+        <w:tabs>
+          <w:tab w:val="num" w:pos="6480"/>
+        </w:tabs>
+        <w:ind w:left="6480" w:hanging="360"/>
+      </w:pPr>
+    </w:lvl>
+  </w:abstractNum>
+  <w:abstractNum w:abstractNumId="17" w15:restartNumberingAfterBreak="0">
     <w:nsid w:val="39DC5F4E"/>
     <w:multiLevelType w:val="hybridMultilevel"/>
     <w:tmpl w:val="1A5801BA"/>
@@ -30471,7 +31566,7 @@
       </w:rPr>
     </w:lvl>
   </w:abstractNum>
-  <w:abstractNum w:abstractNumId="14" w15:restartNumberingAfterBreak="0">
+  <w:abstractNum w:abstractNumId="18" w15:restartNumberingAfterBreak="0">
     <w:nsid w:val="3B6B3F41"/>
     <w:multiLevelType w:val="multilevel"/>
     <w:tmpl w:val="E61A33A4"/>
@@ -30620,7 +31715,7 @@
       </w:rPr>
     </w:lvl>
   </w:abstractNum>
-  <w:abstractNum w:abstractNumId="15" w15:restartNumberingAfterBreak="0">
+  <w:abstractNum w:abstractNumId="19" w15:restartNumberingAfterBreak="0">
     <w:nsid w:val="3E4F0EBD"/>
     <w:multiLevelType w:val="multilevel"/>
     <w:tmpl w:val="3896572E"/>
@@ -30733,7 +31828,7 @@
       </w:pPr>
     </w:lvl>
   </w:abstractNum>
-  <w:abstractNum w:abstractNumId="16" w15:restartNumberingAfterBreak="0">
+  <w:abstractNum w:abstractNumId="20" w15:restartNumberingAfterBreak="0">
     <w:nsid w:val="45B200AC"/>
     <w:multiLevelType w:val="multilevel"/>
     <w:tmpl w:val="E370D034"/>
@@ -30882,7 +31977,7 @@
       </w:rPr>
     </w:lvl>
   </w:abstractNum>
-  <w:abstractNum w:abstractNumId="17" w15:restartNumberingAfterBreak="0">
+  <w:abstractNum w:abstractNumId="21" w15:restartNumberingAfterBreak="0">
     <w:nsid w:val="4968597F"/>
     <w:multiLevelType w:val="multilevel"/>
     <w:tmpl w:val="4BFC5C4E"/>
@@ -31031,7 +32126,7 @@
       </w:rPr>
     </w:lvl>
   </w:abstractNum>
-  <w:abstractNum w:abstractNumId="18" w15:restartNumberingAfterBreak="0">
+  <w:abstractNum w:abstractNumId="22" w15:restartNumberingAfterBreak="0">
     <w:nsid w:val="4E113163"/>
     <w:multiLevelType w:val="multilevel"/>
     <w:tmpl w:val="9B66332C"/>
@@ -31180,7 +32275,7 @@
       </w:rPr>
     </w:lvl>
   </w:abstractNum>
-  <w:abstractNum w:abstractNumId="19" w15:restartNumberingAfterBreak="0">
+  <w:abstractNum w:abstractNumId="23" w15:restartNumberingAfterBreak="0">
     <w:nsid w:val="500F0F28"/>
     <w:multiLevelType w:val="multilevel"/>
     <w:tmpl w:val="41DAAAFA"/>
@@ -31329,7 +32424,7 @@
       </w:rPr>
     </w:lvl>
   </w:abstractNum>
-  <w:abstractNum w:abstractNumId="20" w15:restartNumberingAfterBreak="0">
+  <w:abstractNum w:abstractNumId="24" w15:restartNumberingAfterBreak="0">
     <w:nsid w:val="5A8745B7"/>
     <w:multiLevelType w:val="multilevel"/>
     <w:tmpl w:val="8E7A8288"/>
@@ -31442,7 +32537,7 @@
       </w:pPr>
     </w:lvl>
   </w:abstractNum>
-  <w:abstractNum w:abstractNumId="21" w15:restartNumberingAfterBreak="0">
+  <w:abstractNum w:abstractNumId="25" w15:restartNumberingAfterBreak="0">
     <w:nsid w:val="5F4B780D"/>
     <w:multiLevelType w:val="multilevel"/>
     <w:tmpl w:val="D5803572"/>
@@ -31591,7 +32686,7 @@
       </w:rPr>
     </w:lvl>
   </w:abstractNum>
-  <w:abstractNum w:abstractNumId="22" w15:restartNumberingAfterBreak="0">
+  <w:abstractNum w:abstractNumId="26" w15:restartNumberingAfterBreak="0">
     <w:nsid w:val="5F9C2F77"/>
     <w:multiLevelType w:val="multilevel"/>
     <w:tmpl w:val="43B281B6"/>
@@ -31740,7 +32835,7 @@
       </w:rPr>
     </w:lvl>
   </w:abstractNum>
-  <w:abstractNum w:abstractNumId="23" w15:restartNumberingAfterBreak="0">
+  <w:abstractNum w:abstractNumId="27" w15:restartNumberingAfterBreak="0">
     <w:nsid w:val="66C601BE"/>
     <w:multiLevelType w:val="multilevel"/>
     <w:tmpl w:val="0F32775E"/>
@@ -31889,7 +32984,7 @@
       </w:rPr>
     </w:lvl>
   </w:abstractNum>
-  <w:abstractNum w:abstractNumId="24" w15:restartNumberingAfterBreak="0">
+  <w:abstractNum w:abstractNumId="28" w15:restartNumberingAfterBreak="0">
     <w:nsid w:val="6BE27BBF"/>
     <w:multiLevelType w:val="hybridMultilevel"/>
     <w:tmpl w:val="15907CDC"/>
@@ -32002,7 +33097,156 @@
       </w:rPr>
     </w:lvl>
   </w:abstractNum>
-  <w:abstractNum w:abstractNumId="25" w15:restartNumberingAfterBreak="0">
+  <w:abstractNum w:abstractNumId="29" w15:restartNumberingAfterBreak="0">
+    <w:nsid w:val="70AC4484"/>
+    <w:multiLevelType w:val="multilevel"/>
+    <w:tmpl w:val="8348E26E"/>
+    <w:lvl w:ilvl="0">
+      <w:start w:val="1"/>
+      <w:numFmt w:val="bullet"/>
+      <w:lvlText w:val=""/>
+      <w:lvlJc w:val="left"/>
+      <w:pPr>
+        <w:tabs>
+          <w:tab w:val="num" w:pos="720"/>
+        </w:tabs>
+        <w:ind w:left="720" w:hanging="360"/>
+      </w:pPr>
+      <w:rPr>
+        <w:rFonts w:ascii="Symbol" w:hAnsi="Symbol" w:hint="default"/>
+        <w:sz w:val="20"/>
+      </w:rPr>
+    </w:lvl>
+    <w:lvl w:ilvl="1" w:tentative="1">
+      <w:start w:val="1"/>
+      <w:numFmt w:val="bullet"/>
+      <w:lvlText w:val="o"/>
+      <w:lvlJc w:val="left"/>
+      <w:pPr>
+        <w:tabs>
+          <w:tab w:val="num" w:pos="1440"/>
+        </w:tabs>
+        <w:ind w:left="1440" w:hanging="360"/>
+      </w:pPr>
+      <w:rPr>
+        <w:rFonts w:ascii="Courier New" w:hAnsi="Courier New" w:hint="default"/>
+        <w:sz w:val="20"/>
+      </w:rPr>
+    </w:lvl>
+    <w:lvl w:ilvl="2" w:tentative="1">
+      <w:start w:val="1"/>
+      <w:numFmt w:val="bullet"/>
+      <w:lvlText w:val=""/>
+      <w:lvlJc w:val="left"/>
+      <w:pPr>
+        <w:tabs>
+          <w:tab w:val="num" w:pos="2160"/>
+        </w:tabs>
+        <w:ind w:left="2160" w:hanging="360"/>
+      </w:pPr>
+      <w:rPr>
+        <w:rFonts w:ascii="Wingdings" w:hAnsi="Wingdings" w:hint="default"/>
+        <w:sz w:val="20"/>
+      </w:rPr>
+    </w:lvl>
+    <w:lvl w:ilvl="3" w:tentative="1">
+      <w:start w:val="1"/>
+      <w:numFmt w:val="bullet"/>
+      <w:lvlText w:val=""/>
+      <w:lvlJc w:val="left"/>
+      <w:pPr>
+        <w:tabs>
+          <w:tab w:val="num" w:pos="2880"/>
+        </w:tabs>
+        <w:ind w:left="2880" w:hanging="360"/>
+      </w:pPr>
+      <w:rPr>
+        <w:rFonts w:ascii="Wingdings" w:hAnsi="Wingdings" w:hint="default"/>
+        <w:sz w:val="20"/>
+      </w:rPr>
+    </w:lvl>
+    <w:lvl w:ilvl="4" w:tentative="1">
+      <w:start w:val="1"/>
+      <w:numFmt w:val="bullet"/>
+      <w:lvlText w:val=""/>
+      <w:lvlJc w:val="left"/>
+      <w:pPr>
+        <w:tabs>
+          <w:tab w:val="num" w:pos="3600"/>
+        </w:tabs>
+        <w:ind w:left="3600" w:hanging="360"/>
+      </w:pPr>
+      <w:rPr>
+        <w:rFonts w:ascii="Wingdings" w:hAnsi="Wingdings" w:hint="default"/>
+        <w:sz w:val="20"/>
+      </w:rPr>
+    </w:lvl>
+    <w:lvl w:ilvl="5" w:tentative="1">
+      <w:start w:val="1"/>
+      <w:numFmt w:val="bullet"/>
+      <w:lvlText w:val=""/>
+      <w:lvlJc w:val="left"/>
+      <w:pPr>
+        <w:tabs>
+          <w:tab w:val="num" w:pos="4320"/>
+        </w:tabs>
+        <w:ind w:left="4320" w:hanging="360"/>
+      </w:pPr>
+      <w:rPr>
+        <w:rFonts w:ascii="Wingdings" w:hAnsi="Wingdings" w:hint="default"/>
+        <w:sz w:val="20"/>
+      </w:rPr>
+    </w:lvl>
+    <w:lvl w:ilvl="6" w:tentative="1">
+      <w:start w:val="1"/>
+      <w:numFmt w:val="bullet"/>
+      <w:lvlText w:val=""/>
+      <w:lvlJc w:val="left"/>
+      <w:pPr>
+        <w:tabs>
+          <w:tab w:val="num" w:pos="5040"/>
+        </w:tabs>
+        <w:ind w:left="5040" w:hanging="360"/>
+      </w:pPr>
+      <w:rPr>
+        <w:rFonts w:ascii="Wingdings" w:hAnsi="Wingdings" w:hint="default"/>
+        <w:sz w:val="20"/>
+      </w:rPr>
+    </w:lvl>
+    <w:lvl w:ilvl="7" w:tentative="1">
+      <w:start w:val="1"/>
+      <w:numFmt w:val="bullet"/>
+      <w:lvlText w:val=""/>
+      <w:lvlJc w:val="left"/>
+      <w:pPr>
+        <w:tabs>
+          <w:tab w:val="num" w:pos="5760"/>
+        </w:tabs>
+        <w:ind w:left="5760" w:hanging="360"/>
+      </w:pPr>
+      <w:rPr>
+        <w:rFonts w:ascii="Wingdings" w:hAnsi="Wingdings" w:hint="default"/>
+        <w:sz w:val="20"/>
+      </w:rPr>
+    </w:lvl>
+    <w:lvl w:ilvl="8" w:tentative="1">
+      <w:start w:val="1"/>
+      <w:numFmt w:val="bullet"/>
+      <w:lvlText w:val=""/>
+      <w:lvlJc w:val="left"/>
+      <w:pPr>
+        <w:tabs>
+          <w:tab w:val="num" w:pos="6480"/>
+        </w:tabs>
+        <w:ind w:left="6480" w:hanging="360"/>
+      </w:pPr>
+      <w:rPr>
+        <w:rFonts w:ascii="Wingdings" w:hAnsi="Wingdings" w:hint="default"/>
+        <w:sz w:val="20"/>
+      </w:rPr>
+    </w:lvl>
+  </w:abstractNum>
+  <w:abstractNum w:abstractNumId="30" w15:restartNumberingAfterBreak="0">
     <w:nsid w:val="762A6FA8"/>
     <w:multiLevelType w:val="multilevel"/>
     <w:tmpl w:val="871A93A8"/>
@@ -32151,7 +33395,7 @@
       </w:rPr>
     </w:lvl>
   </w:abstractNum>
-  <w:abstractNum w:abstractNumId="26" w15:restartNumberingAfterBreak="0">
+  <w:abstractNum w:abstractNumId="31" w15:restartNumberingAfterBreak="0">
     <w:nsid w:val="77DC7D09"/>
     <w:multiLevelType w:val="multilevel"/>
     <w:tmpl w:val="4BEC23A6"/>
@@ -32300,7 +33544,7 @@
       </w:rPr>
     </w:lvl>
   </w:abstractNum>
-  <w:abstractNum w:abstractNumId="27" w15:restartNumberingAfterBreak="0">
+  <w:abstractNum w:abstractNumId="32" w15:restartNumberingAfterBreak="0">
     <w:nsid w:val="7D5D2B6E"/>
     <w:multiLevelType w:val="multilevel"/>
     <w:tmpl w:val="90DCB15A"/>
@@ -32450,88 +33694,103 @@
     </w:lvl>
   </w:abstractNum>
   <w:num w:numId="1" w16cid:durableId="1842963178">
+    <w:abstractNumId w:val="31"/>
+  </w:num>
+  <w:num w:numId="2" w16cid:durableId="1979726425">
+    <w:abstractNumId w:val="13"/>
+  </w:num>
+  <w:num w:numId="3" w16cid:durableId="448864378">
+    <w:abstractNumId w:val="12"/>
+  </w:num>
+  <w:num w:numId="4" w16cid:durableId="608051857">
+    <w:abstractNumId w:val="4"/>
+  </w:num>
+  <w:num w:numId="5" w16cid:durableId="616185269">
+    <w:abstractNumId w:val="15"/>
+  </w:num>
+  <w:num w:numId="6" w16cid:durableId="446697731">
+    <w:abstractNumId w:val="10"/>
+  </w:num>
+  <w:num w:numId="7" w16cid:durableId="1202748862">
     <w:abstractNumId w:val="26"/>
   </w:num>
-  <w:num w:numId="2" w16cid:durableId="1979726425">
+  <w:num w:numId="8" w16cid:durableId="415059329">
+    <w:abstractNumId w:val="30"/>
+  </w:num>
+  <w:num w:numId="9" w16cid:durableId="432556617">
+    <w:abstractNumId w:val="3"/>
+  </w:num>
+  <w:num w:numId="10" w16cid:durableId="1275868004">
+    <w:abstractNumId w:val="8"/>
+  </w:num>
+  <w:num w:numId="11" w16cid:durableId="833648616">
+    <w:abstractNumId w:val="18"/>
+  </w:num>
+  <w:num w:numId="12" w16cid:durableId="1944454955">
+    <w:abstractNumId w:val="7"/>
+  </w:num>
+  <w:num w:numId="13" w16cid:durableId="854878332">
+    <w:abstractNumId w:val="22"/>
+  </w:num>
+  <w:num w:numId="14" w16cid:durableId="1438217193">
+    <w:abstractNumId w:val="27"/>
+  </w:num>
+  <w:num w:numId="15" w16cid:durableId="1119224427">
+    <w:abstractNumId w:val="21"/>
+  </w:num>
+  <w:num w:numId="16" w16cid:durableId="2028018143">
+    <w:abstractNumId w:val="19"/>
+  </w:num>
+  <w:num w:numId="17" w16cid:durableId="586113972">
+    <w:abstractNumId w:val="9"/>
+  </w:num>
+  <w:num w:numId="18" w16cid:durableId="1798837294">
+    <w:abstractNumId w:val="20"/>
+  </w:num>
+  <w:num w:numId="19" w16cid:durableId="1814716819">
+    <w:abstractNumId w:val="23"/>
+  </w:num>
+  <w:num w:numId="20" w16cid:durableId="1106268692">
     <w:abstractNumId w:val="11"/>
   </w:num>
-  <w:num w:numId="3" w16cid:durableId="448864378">
-    <w:abstractNumId w:val="10"/>
+  <w:num w:numId="21" w16cid:durableId="1085107580">
+    <w:abstractNumId w:val="5"/>
   </w:num>
-  <w:num w:numId="4" w16cid:durableId="608051857">
-    <w:abstractNumId w:val="3"/>
+  <w:num w:numId="22" w16cid:durableId="1246303518">
+    <w:abstractNumId w:val="2"/>
   </w:num>
-  <w:num w:numId="5" w16cid:durableId="616185269">
-    <w:abstractNumId w:val="12"/>
+  <w:num w:numId="23" w16cid:durableId="374890291">
+    <w:abstractNumId w:val="28"/>
   </w:num>
-  <w:num w:numId="6" w16cid:durableId="446697731">
-    <w:abstractNumId w:val="8"/>
+  <w:num w:numId="24" w16cid:durableId="2101639254">
+    <w:abstractNumId w:val="24"/>
   </w:num>
-  <w:num w:numId="7" w16cid:durableId="1202748862">
-    <w:abstractNumId w:val="22"/>
+  <w:num w:numId="25" w16cid:durableId="2083139728">
+    <w:abstractNumId w:val="17"/>
   </w:num>
-  <w:num w:numId="8" w16cid:durableId="415059329">
+  <w:num w:numId="26" w16cid:durableId="74477749">
+    <w:abstractNumId w:val="1"/>
+  </w:num>
+  <w:num w:numId="27" w16cid:durableId="1884714508">
     <w:abstractNumId w:val="25"/>
   </w:num>
-  <w:num w:numId="9" w16cid:durableId="432556617">
-    <w:abstractNumId w:val="2"/>
+  <w:num w:numId="28" w16cid:durableId="732049438">
+    <w:abstractNumId w:val="32"/>
   </w:num>
-  <w:num w:numId="10" w16cid:durableId="1275868004">
+  <w:num w:numId="29" w16cid:durableId="486440249">
+    <w:abstractNumId w:val="29"/>
+  </w:num>
+  <w:num w:numId="30" w16cid:durableId="1448768973">
+    <w:abstractNumId w:val="16"/>
+  </w:num>
+  <w:num w:numId="31" w16cid:durableId="63766812">
     <w:abstractNumId w:val="6"/>
   </w:num>
-  <w:num w:numId="11" w16cid:durableId="833648616">
-    <w:abstractNumId w:val="14"/>
-  </w:num>
-  <w:num w:numId="12" w16cid:durableId="1944454955">
-    <w:abstractNumId w:val="5"/>
-  </w:num>
-  <w:num w:numId="13" w16cid:durableId="854878332">
-    <w:abstractNumId w:val="18"/>
-  </w:num>
-  <w:num w:numId="14" w16cid:durableId="1438217193">
-    <w:abstractNumId w:val="23"/>
-  </w:num>
-  <w:num w:numId="15" w16cid:durableId="1119224427">
-    <w:abstractNumId w:val="17"/>
-  </w:num>
-  <w:num w:numId="16" w16cid:durableId="2028018143">
-    <w:abstractNumId w:val="15"/>
-  </w:num>
-  <w:num w:numId="17" w16cid:durableId="586113972">
-    <w:abstractNumId w:val="7"/>
-  </w:num>
-  <w:num w:numId="18" w16cid:durableId="1798837294">
-    <w:abstractNumId w:val="16"/>
-  </w:num>
-  <w:num w:numId="19" w16cid:durableId="1814716819">
-    <w:abstractNumId w:val="19"/>
-  </w:num>
-  <w:num w:numId="20" w16cid:durableId="1106268692">
-    <w:abstractNumId w:val="9"/>
-  </w:num>
-  <w:num w:numId="21" w16cid:durableId="1085107580">
-    <w:abstractNumId w:val="4"/>
-  </w:num>
-  <w:num w:numId="22" w16cid:durableId="1246303518">
-    <w:abstractNumId w:val="1"/>
-  </w:num>
-  <w:num w:numId="23" w16cid:durableId="374890291">
-    <w:abstractNumId w:val="24"/>
-  </w:num>
-  <w:num w:numId="24" w16cid:durableId="2101639254">
-    <w:abstractNumId w:val="20"/>
-  </w:num>
-  <w:num w:numId="25" w16cid:durableId="2083139728">
-    <w:abstractNumId w:val="13"/>
-  </w:num>
-  <w:num w:numId="26" w16cid:durableId="74477749">
+  <w:num w:numId="32" w16cid:durableId="1670985963">
     <w:abstractNumId w:val="0"/>
   </w:num>
-  <w:num w:numId="27" w16cid:durableId="1884714508">
-    <w:abstractNumId w:val="21"/>
-  </w:num>
-  <w:num w:numId="28" w16cid:durableId="732049438">
-    <w:abstractNumId w:val="27"/>
+  <w:num w:numId="33" w16cid:durableId="463354224">
+    <w:abstractNumId w:val="14"/>
   </w:num>
 </w:numbering>
 </file>
@@ -33941,14 +35200,6 @@
 </file>
 
 <file path=customXml/item1.xml><?xml version="1.0" encoding="utf-8"?>
-<p:properties xmlns:p="http://schemas.microsoft.com/office/2006/metadata/properties" xmlns:xsi="http://www.w3.org/2001/XMLSchema-instance" xmlns:pc="http://schemas.microsoft.com/office/infopath/2007/PartnerControls">
-  <documentManagement>
-    <_activity xmlns="f2eb0f37-67bc-488d-b44f-98043f40ab47" xsi:nil="true"/>
-  </documentManagement>
-</p:properties>
-</file>
-
-<file path=customXml/item2.xml><?xml version="1.0" encoding="utf-8"?>
 <?mso-contentType ?>
 <FormTemplates xmlns="http://schemas.microsoft.com/sharepoint/v3/contenttype/forms">
   <Display>DocumentLibraryForm</Display>
@@ -33957,7 +35208,19 @@
 </FormTemplates>
 </file>
 
+<file path=customXml/item2.xml><?xml version="1.0" encoding="utf-8"?>
+<p:properties xmlns:p="http://schemas.microsoft.com/office/2006/metadata/properties" xmlns:xsi="http://www.w3.org/2001/XMLSchema-instance" xmlns:pc="http://schemas.microsoft.com/office/infopath/2007/PartnerControls">
+  <documentManagement>
+    <_activity xmlns="f2eb0f37-67bc-488d-b44f-98043f40ab47" xsi:nil="true"/>
+  </documentManagement>
+</p:properties>
+</file>
+
 <file path=customXml/item3.xml><?xml version="1.0" encoding="utf-8"?>
+<b:Sources xmlns:b="http://schemas.openxmlformats.org/officeDocument/2006/bibliography" xmlns="http://schemas.openxmlformats.org/officeDocument/2006/bibliography" SelectedStyle="\APASixthEditionOfficeOnline.xsl" StyleName="APA" Version="6"/>
+</file>
+
+<file path=customXml/item4.xml><?xml version="1.0" encoding="utf-8"?>
 <ct:contentTypeSchema xmlns:ct="http://schemas.microsoft.com/office/2006/metadata/contentType" xmlns:ma="http://schemas.microsoft.com/office/2006/metadata/properties/metaAttributes" ct:_="" ma:_="" ma:contentTypeName="Dokument" ma:contentTypeID="0x010100FF99B823B845814E86A3CE4E917BDBFA" ma:contentTypeVersion="10" ma:contentTypeDescription="Ein neues Dokument erstellen." ma:contentTypeScope="" ma:versionID="bf0c259fc4f8a2f8053bd2e5ac0de340">
   <xsd:schema xmlns:xsd="http://www.w3.org/2001/XMLSchema" xmlns:xs="http://www.w3.org/2001/XMLSchema" xmlns:p="http://schemas.microsoft.com/office/2006/metadata/properties" xmlns:ns3="f2eb0f37-67bc-488d-b44f-98043f40ab47" targetNamespace="http://schemas.microsoft.com/office/2006/metadata/properties" ma:root="true" ma:fieldsID="8f986b4a9409392985dcd8dd90b9f32e" ns3:_="">
     <xsd:import namespace="f2eb0f37-67bc-488d-b44f-98043f40ab47"/>
@@ -34139,11 +35402,15 @@
 </ct:contentTypeSchema>
 </file>
 
-<file path=customXml/item4.xml><?xml version="1.0" encoding="utf-8"?>
-<b:Sources xmlns:b="http://schemas.openxmlformats.org/officeDocument/2006/bibliography" xmlns="http://schemas.openxmlformats.org/officeDocument/2006/bibliography" SelectedStyle="\APASixthEditionOfficeOnline.xsl" StyleName="APA" Version="6"/>
+<file path=customXml/itemProps1.xml><?xml version="1.0" encoding="utf-8"?>
+<ds:datastoreItem xmlns:ds="http://schemas.openxmlformats.org/officeDocument/2006/customXml" ds:itemID="{596716F3-C71C-493F-ABA9-79B324AAA9D3}">
+  <ds:schemaRefs>
+    <ds:schemaRef ds:uri="http://schemas.microsoft.com/sharepoint/v3/contenttype/forms"/>
+  </ds:schemaRefs>
+</ds:datastoreItem>
 </file>
 
-<file path=customXml/itemProps1.xml><?xml version="1.0" encoding="utf-8"?>
+<file path=customXml/itemProps2.xml><?xml version="1.0" encoding="utf-8"?>
 <ds:datastoreItem xmlns:ds="http://schemas.openxmlformats.org/officeDocument/2006/customXml" ds:itemID="{96B4FFFD-F9E1-489F-A17B-2767F1021ADE}">
   <ds:schemaRefs>
     <ds:schemaRef ds:uri="http://schemas.microsoft.com/office/2006/metadata/properties"/>
@@ -34153,15 +35420,15 @@
 </ds:datastoreItem>
 </file>
 
-<file path=customXml/itemProps2.xml><?xml version="1.0" encoding="utf-8"?>
-<ds:datastoreItem xmlns:ds="http://schemas.openxmlformats.org/officeDocument/2006/customXml" ds:itemID="{596716F3-C71C-493F-ABA9-79B324AAA9D3}">
+<file path=customXml/itemProps3.xml><?xml version="1.0" encoding="utf-8"?>
+<ds:datastoreItem xmlns:ds="http://schemas.openxmlformats.org/officeDocument/2006/customXml" ds:itemID="{3419BCA0-A4BE-467F-AFCB-A7C70215119D}">
   <ds:schemaRefs>
-    <ds:schemaRef ds:uri="http://schemas.microsoft.com/sharepoint/v3/contenttype/forms"/>
+    <ds:schemaRef ds:uri="http://schemas.openxmlformats.org/officeDocument/2006/bibliography"/>
   </ds:schemaRefs>
 </ds:datastoreItem>
 </file>
 
-<file path=customXml/itemProps3.xml><?xml version="1.0" encoding="utf-8"?>
+<file path=customXml/itemProps4.xml><?xml version="1.0" encoding="utf-8"?>
 <ds:datastoreItem xmlns:ds="http://schemas.openxmlformats.org/officeDocument/2006/customXml" ds:itemID="{80B08C09-5EB8-4608-8EE5-9EC48F3FB6C2}">
   <ds:schemaRefs>
     <ds:schemaRef ds:uri="http://schemas.microsoft.com/office/2006/metadata/contentType"/>
@@ -34179,14 +35446,6 @@
 </ds:datastoreItem>
 </file>
 
-<file path=customXml/itemProps4.xml><?xml version="1.0" encoding="utf-8"?>
-<ds:datastoreItem xmlns:ds="http://schemas.openxmlformats.org/officeDocument/2006/customXml" ds:itemID="{3419BCA0-A4BE-467F-AFCB-A7C70215119D}">
-  <ds:schemaRefs>
-    <ds:schemaRef ds:uri="http://schemas.openxmlformats.org/officeDocument/2006/bibliography"/>
-  </ds:schemaRefs>
-</ds:datastoreItem>
-</file>
-
 <file path=docMetadata/LabelInfo.xml><?xml version="1.0" encoding="utf-8"?>
 <clbl:labelList xmlns:clbl="http://schemas.microsoft.com/office/2020/mipLabelMetadata">
   <clbl:label id="{7b4c4ed3-e3fa-42f6-b1f6-2820b014570a}" enabled="1" method="Standard" siteId="{9e3cc295-461f-41c6-9bf4-f0d2c086e9a1}" contentBits="0" removed="0"/>
